--- a/docs/government-project/04_중간보고서.docx
+++ b/docs/government-project/04_중간보고서.docx
@@ -2730,7 +2730,7 @@
                 <w:sz w:val="18"/>
                 <w:szCs w:val="18"/>
               </w:rPr>
-              <w:t xml:space="preserve">/admin/*, /partner/* 완성</w:t>
+              <w:t>/admin/*, /hospital/* 완성</w:t>
             </w:r>
           </w:p>
         </w:tc>
@@ -10017,6 +10017,2472 @@
         </w:tc>
       </w:tr>
     </w:tbl>
+    <w:p>
+      <w:r>
+        <w:br w:type="page"/>
+      </w:r>
+    </w:p>
+    <w:p>
+      <w:r>
+        <w:rPr>
+          <w:rFonts w:ascii="맑은 고딕" w:hAnsi="맑은 고딕"/>
+          <w:b/>
+          <w:color w:val="00467F"/>
+          <w:sz w:val="28"/>
+          <w:rFonts w:eastAsia="맑은 고딕"/>
+        </w:rPr>
+        <w:t>부록. 현행 반영 (2026. 7. 27. 기준)</w:t>
+      </w:r>
+    </w:p>
+    <w:p>
+      <w:r>
+        <w:rPr>
+          <w:rFonts w:ascii="맑은 고딕" w:hAnsi="맑은 고딕"/>
+          <w:b w:val="0"/>
+          <w:sz w:val="20"/>
+          <w:rFonts w:eastAsia="맑은 고딕"/>
+        </w:rPr>
+        <w:t>본 부록은 문서 본문 작성 이후 변경된 사항을 현행 기준으로 반영한 것이다. 수치는 추정이 아니라 운영데이터베이스 정확 집계이며, 화면 경로는 실제 배포 코드 기준이다.</w:t>
+      </w:r>
+    </w:p>
+    <w:p/>
+    <w:p>
+      <w:r>
+        <w:rPr>
+          <w:rFonts w:ascii="맑은 고딕" w:hAnsi="맑은 고딕"/>
+          <w:b/>
+          <w:color w:val="00467F"/>
+          <w:sz w:val="24"/>
+          <w:rFonts w:eastAsia="맑은 고딕"/>
+        </w:rPr>
+        <w:t>1. 계정 계층 (7종)</w:t>
+      </w:r>
+    </w:p>
+    <w:p>
+      <w:r>
+        <w:rPr>
+          <w:rFonts w:ascii="맑은 고딕" w:hAnsi="맑은 고딕"/>
+          <w:b w:val="0"/>
+          <w:sz w:val="18"/>
+          <w:rFonts w:eastAsia="맑은 고딕"/>
+        </w:rPr>
+        <w:t>※ 의사는 계정 계층이 아니다. 화상상담 초대링크 게스트 또는 의료기관 계정으로 참여한다.</w:t>
+      </w:r>
+    </w:p>
+    <w:tbl>
+      <w:tblPr>
+        <w:tblW w:type="auto" w:w="0"/>
+        <w:tblLook w:firstColumn="1" w:firstRow="1" w:lastColumn="0" w:lastRow="0" w:noHBand="0" w:noVBand="1" w:val="04A0"/>
+        <w:tblBorders>
+          <w:top w:val="single" w:sz="4" w:color="999999"/>
+          <w:left w:val="single" w:sz="4" w:color="999999"/>
+          <w:bottom w:val="single" w:sz="4" w:color="999999"/>
+          <w:right w:val="single" w:sz="4" w:color="999999"/>
+          <w:insideH w:val="single" w:sz="4" w:color="999999"/>
+          <w:insideV w:val="single" w:sz="4" w:color="999999"/>
+        </w:tblBorders>
+      </w:tblPr>
+      <w:tblGrid>
+        <w:gridCol w:w="2166"/>
+        <w:gridCol w:w="2166"/>
+        <w:gridCol w:w="2166"/>
+        <w:gridCol w:w="2166"/>
+      </w:tblGrid>
+      <w:tr>
+        <w:tc>
+          <w:tcPr>
+            <w:tcW w:type="dxa" w:w="2166"/>
+            <w:shd w:val="clear" w:color="auto" w:fill="00467F"/>
+          </w:tcPr>
+          <w:p>
+            <w:r/>
+            <w:r>
+              <w:rPr>
+                <w:rFonts w:ascii="맑은 고딕" w:hAnsi="맑은 고딕"/>
+                <w:b/>
+                <w:color w:val="FFFFFF"/>
+                <w:sz w:val="18"/>
+                <w:rFonts w:eastAsia="맑은 고딕"/>
+              </w:rPr>
+              <w:t>계층</w:t>
+            </w:r>
+          </w:p>
+        </w:tc>
+        <w:tc>
+          <w:tcPr>
+            <w:tcW w:type="dxa" w:w="2166"/>
+            <w:shd w:val="clear" w:color="auto" w:fill="00467F"/>
+          </w:tcPr>
+          <w:p>
+            <w:r/>
+            <w:r>
+              <w:rPr>
+                <w:rFonts w:ascii="맑은 고딕" w:hAnsi="맑은 고딕"/>
+                <w:b/>
+                <w:color w:val="FFFFFF"/>
+                <w:sz w:val="18"/>
+                <w:rFonts w:eastAsia="맑은 고딕"/>
+              </w:rPr>
+              <w:t>권한 저장</w:t>
+            </w:r>
+          </w:p>
+        </w:tc>
+        <w:tc>
+          <w:tcPr>
+            <w:tcW w:type="dxa" w:w="2166"/>
+            <w:shd w:val="clear" w:color="auto" w:fill="00467F"/>
+          </w:tcPr>
+          <w:p>
+            <w:r/>
+            <w:r>
+              <w:rPr>
+                <w:rFonts w:ascii="맑은 고딕" w:hAnsi="맑은 고딕"/>
+                <w:b/>
+                <w:color w:val="FFFFFF"/>
+                <w:sz w:val="18"/>
+                <w:rFonts w:eastAsia="맑은 고딕"/>
+              </w:rPr>
+              <w:t>전용 화면</w:t>
+            </w:r>
+          </w:p>
+        </w:tc>
+        <w:tc>
+          <w:tcPr>
+            <w:tcW w:type="dxa" w:w="2166"/>
+            <w:shd w:val="clear" w:color="auto" w:fill="00467F"/>
+          </w:tcPr>
+          <w:p>
+            <w:r/>
+            <w:r>
+              <w:rPr>
+                <w:rFonts w:ascii="맑은 고딕" w:hAnsi="맑은 고딕"/>
+                <w:b/>
+                <w:color w:val="FFFFFF"/>
+                <w:sz w:val="18"/>
+                <w:rFonts w:eastAsia="맑은 고딕"/>
+              </w:rPr>
+              <w:t>설명</w:t>
+            </w:r>
+          </w:p>
+        </w:tc>
+      </w:tr>
+      <w:tr>
+        <w:tc>
+          <w:tcPr>
+            <w:tcW w:type="dxa" w:w="2166"/>
+          </w:tcPr>
+          <w:p>
+            <w:r/>
+            <w:r>
+              <w:rPr>
+                <w:rFonts w:ascii="맑은 고딕" w:hAnsi="맑은 고딕"/>
+                <w:b/>
+                <w:sz w:val="18"/>
+                <w:rFonts w:eastAsia="맑은 고딕"/>
+              </w:rPr>
+              <w:t>비회원(게스트)</w:t>
+            </w:r>
+          </w:p>
+        </w:tc>
+        <w:tc>
+          <w:tcPr>
+            <w:tcW w:type="dxa" w:w="2166"/>
+          </w:tcPr>
+          <w:p>
+            <w:r/>
+            <w:r>
+              <w:rPr>
+                <w:rFonts w:ascii="맑은 고딕" w:hAnsi="맑은 고딕"/>
+                <w:b w:val="0"/>
+                <w:sz w:val="18"/>
+                <w:rFonts w:eastAsia="맑은 고딕"/>
+              </w:rPr>
+              <w:t>초대링크 토큰</w:t>
+            </w:r>
+          </w:p>
+        </w:tc>
+        <w:tc>
+          <w:tcPr>
+            <w:tcW w:type="dxa" w:w="2166"/>
+          </w:tcPr>
+          <w:p>
+            <w:r/>
+            <w:r>
+              <w:rPr>
+                <w:rFonts w:ascii="맑은 고딕" w:hAnsi="맑은 고딕"/>
+                <w:b w:val="0"/>
+                <w:sz w:val="18"/>
+                <w:rFonts w:eastAsia="맑은 고딕"/>
+              </w:rPr>
+              <w:t>—</w:t>
+            </w:r>
+          </w:p>
+        </w:tc>
+        <w:tc>
+          <w:tcPr>
+            <w:tcW w:type="dxa" w:w="2166"/>
+          </w:tcPr>
+          <w:p>
+            <w:r/>
+            <w:r>
+              <w:rPr>
+                <w:rFonts w:ascii="맑은 고딕" w:hAnsi="맑은 고딕"/>
+                <w:b w:val="0"/>
+                <w:sz w:val="18"/>
+                <w:rFonts w:eastAsia="맑은 고딕"/>
+              </w:rPr>
+              <w:t>계정 없이 화상상담 초대링크로만 상담방 입장. 의료진·통역사가 이 방식으로 참여.</w:t>
+            </w:r>
+          </w:p>
+        </w:tc>
+      </w:tr>
+      <w:tr>
+        <w:tc>
+          <w:tcPr>
+            <w:tcW w:type="dxa" w:w="2166"/>
+          </w:tcPr>
+          <w:p>
+            <w:r/>
+            <w:r>
+              <w:rPr>
+                <w:rFonts w:ascii="맑은 고딕" w:hAnsi="맑은 고딕"/>
+                <w:b/>
+                <w:sz w:val="18"/>
+                <w:rFonts w:eastAsia="맑은 고딕"/>
+              </w:rPr>
+              <w:t>사용자(환자)</w:t>
+            </w:r>
+          </w:p>
+        </w:tc>
+        <w:tc>
+          <w:tcPr>
+            <w:tcW w:type="dxa" w:w="2166"/>
+          </w:tcPr>
+          <w:p>
+            <w:r/>
+            <w:r>
+              <w:rPr>
+                <w:rFonts w:ascii="맑은 고딕" w:hAnsi="맑은 고딕"/>
+                <w:b w:val="0"/>
+                <w:sz w:val="18"/>
+                <w:rFonts w:eastAsia="맑은 고딕"/>
+              </w:rPr>
+              <w:t>로그인 계정(기본값)</w:t>
+            </w:r>
+          </w:p>
+        </w:tc>
+        <w:tc>
+          <w:tcPr>
+            <w:tcW w:type="dxa" w:w="2166"/>
+          </w:tcPr>
+          <w:p>
+            <w:r/>
+            <w:r>
+              <w:rPr>
+                <w:rFonts w:ascii="맑은 고딕" w:hAnsi="맑은 고딕"/>
+                <w:b w:val="0"/>
+                <w:sz w:val="18"/>
+                <w:rFonts w:eastAsia="맑은 고딕"/>
+              </w:rPr>
+              <w:t>/patient</w:t>
+            </w:r>
+          </w:p>
+        </w:tc>
+        <w:tc>
+          <w:tcPr>
+            <w:tcW w:type="dxa" w:w="2166"/>
+          </w:tcPr>
+          <w:p>
+            <w:r/>
+            <w:r>
+              <w:rPr>
+                <w:rFonts w:ascii="맑은 고딕" w:hAnsi="맑은 고딕"/>
+                <w:b w:val="0"/>
+                <w:sz w:val="18"/>
+                <w:rFonts w:eastAsia="맑은 고딕"/>
+              </w:rPr>
+              <w:t>문의·상담·사후관리. 별도 역할 없음이 기본.</w:t>
+            </w:r>
+          </w:p>
+        </w:tc>
+      </w:tr>
+      <w:tr>
+        <w:tc>
+          <w:tcPr>
+            <w:tcW w:type="dxa" w:w="2166"/>
+          </w:tcPr>
+          <w:p>
+            <w:r/>
+            <w:r>
+              <w:rPr>
+                <w:rFonts w:ascii="맑은 고딕" w:hAnsi="맑은 고딕"/>
+                <w:b/>
+                <w:sz w:val="18"/>
+                <w:rFonts w:eastAsia="맑은 고딕"/>
+              </w:rPr>
+              <w:t>코디네이터</w:t>
+            </w:r>
+          </w:p>
+        </w:tc>
+        <w:tc>
+          <w:tcPr>
+            <w:tcW w:type="dxa" w:w="2166"/>
+          </w:tcPr>
+          <w:p>
+            <w:r/>
+            <w:r>
+              <w:rPr>
+                <w:rFonts w:ascii="맑은 고딕" w:hAnsi="맑은 고딕"/>
+                <w:b w:val="0"/>
+                <w:sz w:val="18"/>
+                <w:rFonts w:eastAsia="맑은 고딕"/>
+              </w:rPr>
+              <w:t>app_metadata.role</w:t>
+            </w:r>
+          </w:p>
+        </w:tc>
+        <w:tc>
+          <w:tcPr>
+            <w:tcW w:type="dxa" w:w="2166"/>
+          </w:tcPr>
+          <w:p>
+            <w:r/>
+            <w:r>
+              <w:rPr>
+                <w:rFonts w:ascii="맑은 고딕" w:hAnsi="맑은 고딕"/>
+                <w:b w:val="0"/>
+                <w:sz w:val="18"/>
+                <w:rFonts w:eastAsia="맑은 고딕"/>
+              </w:rPr>
+              <w:t>/coordinator</w:t>
+            </w:r>
+          </w:p>
+        </w:tc>
+        <w:tc>
+          <w:tcPr>
+            <w:tcW w:type="dxa" w:w="2166"/>
+          </w:tcPr>
+          <w:p>
+            <w:r/>
+            <w:r>
+              <w:rPr>
+                <w:rFonts w:ascii="맑은 고딕" w:hAnsi="맑은 고딕"/>
+                <w:b w:val="0"/>
+                <w:sz w:val="18"/>
+                <w:rFonts w:eastAsia="맑은 고딕"/>
+              </w:rPr>
+              <w:t>내부 스태프. 환자 여정·상담 일정·증상 알림 관리.</w:t>
+            </w:r>
+          </w:p>
+        </w:tc>
+      </w:tr>
+      <w:tr>
+        <w:tc>
+          <w:tcPr>
+            <w:tcW w:type="dxa" w:w="2166"/>
+          </w:tcPr>
+          <w:p>
+            <w:r/>
+            <w:r>
+              <w:rPr>
+                <w:rFonts w:ascii="맑은 고딕" w:hAnsi="맑은 고딕"/>
+                <w:b/>
+                <w:sz w:val="18"/>
+                <w:rFonts w:eastAsia="맑은 고딕"/>
+              </w:rPr>
+              <w:t>관리자</w:t>
+            </w:r>
+          </w:p>
+        </w:tc>
+        <w:tc>
+          <w:tcPr>
+            <w:tcW w:type="dxa" w:w="2166"/>
+          </w:tcPr>
+          <w:p>
+            <w:r/>
+            <w:r>
+              <w:rPr>
+                <w:rFonts w:ascii="맑은 고딕" w:hAnsi="맑은 고딕"/>
+                <w:b w:val="0"/>
+                <w:sz w:val="18"/>
+                <w:rFonts w:eastAsia="맑은 고딕"/>
+              </w:rPr>
+              <w:t>app_metadata.role</w:t>
+            </w:r>
+          </w:p>
+        </w:tc>
+        <w:tc>
+          <w:tcPr>
+            <w:tcW w:type="dxa" w:w="2166"/>
+          </w:tcPr>
+          <w:p>
+            <w:r/>
+            <w:r>
+              <w:rPr>
+                <w:rFonts w:ascii="맑은 고딕" w:hAnsi="맑은 고딕"/>
+                <w:b w:val="0"/>
+                <w:sz w:val="18"/>
+                <w:rFonts w:eastAsia="맑은 고딕"/>
+              </w:rPr>
+              <w:t>/admin</w:t>
+            </w:r>
+          </w:p>
+        </w:tc>
+        <w:tc>
+          <w:tcPr>
+            <w:tcW w:type="dxa" w:w="2166"/>
+          </w:tcPr>
+          <w:p>
+            <w:r/>
+            <w:r>
+              <w:rPr>
+                <w:rFonts w:ascii="맑은 고딕" w:hAnsi="맑은 고딕"/>
+                <w:b w:val="0"/>
+                <w:sz w:val="18"/>
+                <w:rFonts w:eastAsia="맑은 고딕"/>
+              </w:rPr>
+              <w:t>운영자. 전체 권한. 통합 콘솔에서 코디 화면까지 포함.</w:t>
+            </w:r>
+          </w:p>
+        </w:tc>
+      </w:tr>
+      <w:tr>
+        <w:tc>
+          <w:tcPr>
+            <w:tcW w:type="dxa" w:w="2166"/>
+          </w:tcPr>
+          <w:p>
+            <w:r/>
+            <w:r>
+              <w:rPr>
+                <w:rFonts w:ascii="맑은 고딕" w:hAnsi="맑은 고딕"/>
+                <w:b/>
+                <w:sz w:val="18"/>
+                <w:rFonts w:eastAsia="맑은 고딕"/>
+              </w:rPr>
+              <w:t>국내 의료기관</w:t>
+            </w:r>
+          </w:p>
+        </w:tc>
+        <w:tc>
+          <w:tcPr>
+            <w:tcW w:type="dxa" w:w="2166"/>
+          </w:tcPr>
+          <w:p>
+            <w:r/>
+            <w:r>
+              <w:rPr>
+                <w:rFonts w:ascii="맑은 고딕" w:hAnsi="맑은 고딕"/>
+                <w:b w:val="0"/>
+                <w:sz w:val="18"/>
+                <w:rFonts w:eastAsia="맑은 고딕"/>
+              </w:rPr>
+              <w:t>hospital_users 테이블</w:t>
+            </w:r>
+          </w:p>
+        </w:tc>
+        <w:tc>
+          <w:tcPr>
+            <w:tcW w:type="dxa" w:w="2166"/>
+          </w:tcPr>
+          <w:p>
+            <w:r/>
+            <w:r>
+              <w:rPr>
+                <w:rFonts w:ascii="맑은 고딕" w:hAnsi="맑은 고딕"/>
+                <w:b w:val="0"/>
+                <w:sz w:val="18"/>
+                <w:rFonts w:eastAsia="맑은 고딕"/>
+              </w:rPr>
+              <w:t>/hospital</w:t>
+            </w:r>
+          </w:p>
+        </w:tc>
+        <w:tc>
+          <w:tcPr>
+            <w:tcW w:type="dxa" w:w="2166"/>
+          </w:tcPr>
+          <w:p>
+            <w:r/>
+            <w:r>
+              <w:rPr>
+                <w:rFonts w:ascii="맑은 고딕" w:hAnsi="맑은 고딕"/>
+                <w:b w:val="0"/>
+                <w:sz w:val="18"/>
+                <w:rFonts w:eastAsia="맑은 고딕"/>
+              </w:rPr>
+              <w:t>제휴 한국 병원 담당자(owner/manager/viewer). 리드·프로필·치료정보 관리.</w:t>
+            </w:r>
+          </w:p>
+        </w:tc>
+      </w:tr>
+      <w:tr>
+        <w:tc>
+          <w:tcPr>
+            <w:tcW w:type="dxa" w:w="2166"/>
+          </w:tcPr>
+          <w:p>
+            <w:r/>
+            <w:r>
+              <w:rPr>
+                <w:rFonts w:ascii="맑은 고딕" w:hAnsi="맑은 고딕"/>
+                <w:b/>
+                <w:sz w:val="18"/>
+                <w:rFonts w:eastAsia="맑은 고딕"/>
+              </w:rPr>
+              <w:t>해외 에이전시</w:t>
+            </w:r>
+          </w:p>
+        </w:tc>
+        <w:tc>
+          <w:tcPr>
+            <w:tcW w:type="dxa" w:w="2166"/>
+          </w:tcPr>
+          <w:p>
+            <w:r/>
+            <w:r>
+              <w:rPr>
+                <w:rFonts w:ascii="맑은 고딕" w:hAnsi="맑은 고딕"/>
+                <w:b w:val="0"/>
+                <w:sz w:val="18"/>
+                <w:rFonts w:eastAsia="맑은 고딕"/>
+              </w:rPr>
+              <w:t>agency_users + partner_type</w:t>
+            </w:r>
+          </w:p>
+        </w:tc>
+        <w:tc>
+          <w:tcPr>
+            <w:tcW w:type="dxa" w:w="2166"/>
+          </w:tcPr>
+          <w:p>
+            <w:r/>
+            <w:r>
+              <w:rPr>
+                <w:rFonts w:ascii="맑은 고딕" w:hAnsi="맑은 고딕"/>
+                <w:b w:val="0"/>
+                <w:sz w:val="18"/>
+                <w:rFonts w:eastAsia="맑은 고딕"/>
+              </w:rPr>
+              <w:t>/agency</w:t>
+            </w:r>
+          </w:p>
+        </w:tc>
+        <w:tc>
+          <w:tcPr>
+            <w:tcW w:type="dxa" w:w="2166"/>
+          </w:tcPr>
+          <w:p>
+            <w:r/>
+            <w:r>
+              <w:rPr>
+                <w:rFonts w:ascii="맑은 고딕" w:hAnsi="맑은 고딕"/>
+                <w:b w:val="0"/>
+                <w:sz w:val="18"/>
+                <w:rFonts w:eastAsia="맑은 고딕"/>
+              </w:rPr>
+              <w:t>해외 환자 유치 파트너. 의뢰 환자 진행상황 조회.</w:t>
+            </w:r>
+          </w:p>
+        </w:tc>
+      </w:tr>
+      <w:tr>
+        <w:tc>
+          <w:tcPr>
+            <w:tcW w:type="dxa" w:w="2166"/>
+          </w:tcPr>
+          <w:p>
+            <w:r/>
+            <w:r>
+              <w:rPr>
+                <w:rFonts w:ascii="맑은 고딕" w:hAnsi="맑은 고딕"/>
+                <w:b/>
+                <w:sz w:val="18"/>
+                <w:rFonts w:eastAsia="맑은 고딕"/>
+              </w:rPr>
+              <w:t>해외 의료기관</w:t>
+            </w:r>
+          </w:p>
+        </w:tc>
+        <w:tc>
+          <w:tcPr>
+            <w:tcW w:type="dxa" w:w="2166"/>
+          </w:tcPr>
+          <w:p>
+            <w:r/>
+            <w:r>
+              <w:rPr>
+                <w:rFonts w:ascii="맑은 고딕" w:hAnsi="맑은 고딕"/>
+                <w:b w:val="0"/>
+                <w:sz w:val="18"/>
+                <w:rFonts w:eastAsia="맑은 고딕"/>
+              </w:rPr>
+              <w:t>agency_users + partner_type</w:t>
+            </w:r>
+          </w:p>
+        </w:tc>
+        <w:tc>
+          <w:tcPr>
+            <w:tcW w:type="dxa" w:w="2166"/>
+          </w:tcPr>
+          <w:p>
+            <w:r/>
+            <w:r>
+              <w:rPr>
+                <w:rFonts w:ascii="맑은 고딕" w:hAnsi="맑은 고딕"/>
+                <w:b w:val="0"/>
+                <w:sz w:val="18"/>
+                <w:rFonts w:eastAsia="맑은 고딕"/>
+              </w:rPr>
+              <w:t>/clinic</w:t>
+            </w:r>
+          </w:p>
+        </w:tc>
+        <w:tc>
+          <w:tcPr>
+            <w:tcW w:type="dxa" w:w="2166"/>
+          </w:tcPr>
+          <w:p>
+            <w:r/>
+            <w:r>
+              <w:rPr>
+                <w:rFonts w:ascii="맑은 고딕" w:hAnsi="맑은 고딕"/>
+                <w:b w:val="0"/>
+                <w:sz w:val="18"/>
+                <w:rFonts w:eastAsia="맑은 고딕"/>
+              </w:rPr>
+              <w:t>환자를 한국으로 의뢰하는 현지 병원. 경과·검사결과 전송 주체.</w:t>
+            </w:r>
+          </w:p>
+        </w:tc>
+      </w:tr>
+    </w:tbl>
+    <w:p/>
+    <w:p>
+      <w:r>
+        <w:rPr>
+          <w:rFonts w:ascii="맑은 고딕" w:hAnsi="맑은 고딕"/>
+          <w:b/>
+          <w:color w:val="00467F"/>
+          <w:sz w:val="24"/>
+          <w:rFonts w:eastAsia="맑은 고딕"/>
+        </w:rPr>
+        <w:t>2. 화상 상담(원격협진) 기능</w:t>
+      </w:r>
+    </w:p>
+    <w:tbl>
+      <w:tblPr>
+        <w:tblW w:type="auto" w:w="0"/>
+        <w:tblLook w:firstColumn="1" w:firstRow="1" w:lastColumn="0" w:lastRow="0" w:noHBand="0" w:noVBand="1" w:val="04A0"/>
+        <w:tblBorders>
+          <w:top w:val="single" w:sz="4" w:color="999999"/>
+          <w:left w:val="single" w:sz="4" w:color="999999"/>
+          <w:bottom w:val="single" w:sz="4" w:color="999999"/>
+          <w:right w:val="single" w:sz="4" w:color="999999"/>
+          <w:insideH w:val="single" w:sz="4" w:color="999999"/>
+          <w:insideV w:val="single" w:sz="4" w:color="999999"/>
+        </w:tblBorders>
+      </w:tblPr>
+      <w:tblGrid>
+        <w:gridCol w:w="4333"/>
+        <w:gridCol w:w="4333"/>
+      </w:tblGrid>
+      <w:tr>
+        <w:tc>
+          <w:tcPr>
+            <w:tcW w:type="dxa" w:w="4333"/>
+            <w:shd w:val="clear" w:color="auto" w:fill="00467F"/>
+          </w:tcPr>
+          <w:p>
+            <w:r/>
+            <w:r>
+              <w:rPr>
+                <w:rFonts w:ascii="맑은 고딕" w:hAnsi="맑은 고딕"/>
+                <w:b/>
+                <w:color w:val="FFFFFF"/>
+                <w:sz w:val="18"/>
+                <w:rFonts w:eastAsia="맑은 고딕"/>
+              </w:rPr>
+              <w:t>구분</w:t>
+            </w:r>
+          </w:p>
+        </w:tc>
+        <w:tc>
+          <w:tcPr>
+            <w:tcW w:type="dxa" w:w="4333"/>
+            <w:shd w:val="clear" w:color="auto" w:fill="00467F"/>
+          </w:tcPr>
+          <w:p>
+            <w:r/>
+            <w:r>
+              <w:rPr>
+                <w:rFonts w:ascii="맑은 고딕" w:hAnsi="맑은 고딕"/>
+                <w:b/>
+                <w:color w:val="FFFFFF"/>
+                <w:sz w:val="18"/>
+                <w:rFonts w:eastAsia="맑은 고딕"/>
+              </w:rPr>
+              <w:t>내용</w:t>
+            </w:r>
+          </w:p>
+        </w:tc>
+      </w:tr>
+      <w:tr>
+        <w:tc>
+          <w:tcPr>
+            <w:tcW w:type="dxa" w:w="4333"/>
+          </w:tcPr>
+          <w:p>
+            <w:r/>
+            <w:r>
+              <w:rPr>
+                <w:rFonts w:ascii="맑은 고딕" w:hAnsi="맑은 고딕"/>
+                <w:b/>
+                <w:sz w:val="18"/>
+                <w:rFonts w:eastAsia="맑은 고딕"/>
+              </w:rPr>
+              <w:t>영상·음성</w:t>
+            </w:r>
+          </w:p>
+        </w:tc>
+        <w:tc>
+          <w:tcPr>
+            <w:tcW w:type="dxa" w:w="4333"/>
+          </w:tcPr>
+          <w:p>
+            <w:r/>
+            <w:r>
+              <w:rPr>
+                <w:rFonts w:ascii="맑은 고딕" w:hAnsi="맑은 고딕"/>
+                <w:b w:val="0"/>
+                <w:sz w:val="18"/>
+                <w:rFonts w:eastAsia="맑은 고딕"/>
+              </w:rPr>
+              <w:t>LiveKit 기반 WebRTC 다자 통화. 계정 없이 초대링크로 입장.</w:t>
+            </w:r>
+          </w:p>
+        </w:tc>
+      </w:tr>
+      <w:tr>
+        <w:tc>
+          <w:tcPr>
+            <w:tcW w:type="dxa" w:w="4333"/>
+          </w:tcPr>
+          <w:p>
+            <w:r/>
+            <w:r>
+              <w:rPr>
+                <w:rFonts w:ascii="맑은 고딕" w:hAnsi="맑은 고딕"/>
+                <w:b/>
+                <w:sz w:val="18"/>
+                <w:rFonts w:eastAsia="맑은 고딕"/>
+              </w:rPr>
+              <w:t>실시간 자막</w:t>
+            </w:r>
+          </w:p>
+        </w:tc>
+        <w:tc>
+          <w:tcPr>
+            <w:tcW w:type="dxa" w:w="4333"/>
+          </w:tcPr>
+          <w:p>
+            <w:r/>
+            <w:r>
+              <w:rPr>
+                <w:rFonts w:ascii="맑은 고딕" w:hAnsi="맑은 고딕"/>
+                <w:b w:val="0"/>
+                <w:sz w:val="18"/>
+                <w:rFonts w:eastAsia="맑은 고딕"/>
+              </w:rPr>
+              <w:t>발화를 인식해 자막 표시. 화자를 «역할»이 아니라 «사람» 기준으로 구분(색·이름·좌우).</w:t>
+            </w:r>
+          </w:p>
+        </w:tc>
+      </w:tr>
+      <w:tr>
+        <w:tc>
+          <w:tcPr>
+            <w:tcW w:type="dxa" w:w="4333"/>
+          </w:tcPr>
+          <w:p>
+            <w:r/>
+            <w:r>
+              <w:rPr>
+                <w:rFonts w:ascii="맑은 고딕" w:hAnsi="맑은 고딕"/>
+                <w:b/>
+                <w:sz w:val="18"/>
+                <w:rFonts w:eastAsia="맑은 고딕"/>
+              </w:rPr>
+              <w:t>실시간 통역</w:t>
+            </w:r>
+          </w:p>
+        </w:tc>
+        <w:tc>
+          <w:tcPr>
+            <w:tcW w:type="dxa" w:w="4333"/>
+          </w:tcPr>
+          <w:p>
+            <w:r/>
+            <w:r>
+              <w:rPr>
+                <w:rFonts w:ascii="맑은 고딕" w:hAnsi="맑은 고딕"/>
+                <w:b w:val="0"/>
+                <w:sz w:val="18"/>
+                <w:rFonts w:eastAsia="맑은 고딕"/>
+              </w:rPr>
+              <w:t>한국어 ↔ 러시아어 등 상호 번역 자막. 통역 음성 봇 참여 시 음성 통역.</w:t>
+            </w:r>
+          </w:p>
+        </w:tc>
+      </w:tr>
+      <w:tr>
+        <w:tc>
+          <w:tcPr>
+            <w:tcW w:type="dxa" w:w="4333"/>
+          </w:tcPr>
+          <w:p>
+            <w:r/>
+            <w:r>
+              <w:rPr>
+                <w:rFonts w:ascii="맑은 고딕" w:hAnsi="맑은 고딕"/>
+                <w:b/>
+                <w:sz w:val="18"/>
+                <w:rFonts w:eastAsia="맑은 고딕"/>
+              </w:rPr>
+              <w:t>기록</w:t>
+            </w:r>
+          </w:p>
+        </w:tc>
+        <w:tc>
+          <w:tcPr>
+            <w:tcW w:type="dxa" w:w="4333"/>
+          </w:tcPr>
+          <w:p>
+            <w:r/>
+            <w:r>
+              <w:rPr>
+                <w:rFonts w:ascii="맑은 고딕" w:hAnsi="맑은 고딕"/>
+                <w:b w:val="0"/>
+                <w:sz w:val="18"/>
+                <w:rFonts w:eastAsia="맑은 고딕"/>
+              </w:rPr>
+              <w:t>상담 대화·번역 기록을 암호화 저장하여 사후 확인 및 품질 점검에 활용.</w:t>
+            </w:r>
+          </w:p>
+        </w:tc>
+      </w:tr>
+      <w:tr>
+        <w:tc>
+          <w:tcPr>
+            <w:tcW w:type="dxa" w:w="4333"/>
+          </w:tcPr>
+          <w:p>
+            <w:r/>
+            <w:r>
+              <w:rPr>
+                <w:rFonts w:ascii="맑은 고딕" w:hAnsi="맑은 고딕"/>
+                <w:b/>
+                <w:sz w:val="18"/>
+                <w:rFonts w:eastAsia="맑은 고딕"/>
+              </w:rPr>
+              <w:t>안정성</w:t>
+            </w:r>
+          </w:p>
+        </w:tc>
+        <w:tc>
+          <w:tcPr>
+            <w:tcW w:type="dxa" w:w="4333"/>
+          </w:tcPr>
+          <w:p>
+            <w:r/>
+            <w:r>
+              <w:rPr>
+                <w:rFonts w:ascii="맑은 고딕" w:hAnsi="맑은 고딕"/>
+                <w:b w:val="0"/>
+                <w:sz w:val="18"/>
+                <w:rFonts w:eastAsia="맑은 고딕"/>
+              </w:rPr>
+              <w:t>하울링 2단 감지, 무응답 자동 종료, 자막 중단 시 복구 안내.</w:t>
+            </w:r>
+          </w:p>
+        </w:tc>
+      </w:tr>
+    </w:tbl>
+    <w:p/>
+    <w:p>
+      <w:r>
+        <w:rPr>
+          <w:rFonts w:ascii="맑은 고딕" w:hAnsi="맑은 고딕"/>
+          <w:b/>
+          <w:color w:val="00467F"/>
+          <w:sz w:val="24"/>
+          <w:rFonts w:eastAsia="맑은 고딕"/>
+        </w:rPr>
+        <w:t>3. 상담 채널</w:t>
+      </w:r>
+    </w:p>
+    <w:p>
+      <w:r>
+        <w:rPr>
+          <w:rFonts w:ascii="맑은 고딕" w:hAnsi="맑은 고딕"/>
+          <w:b w:val="0"/>
+          <w:sz w:val="18"/>
+          <w:rFonts w:eastAsia="맑은 고딕"/>
+        </w:rPr>
+        <w:t>※ 연동 수준을 구분해 기재한다. 위챗·라인은 메신저 바로가기 안내이며 봇 연동은 미적용이다.</w:t>
+      </w:r>
+    </w:p>
+    <w:tbl>
+      <w:tblPr>
+        <w:tblW w:type="auto" w:w="0"/>
+        <w:tblLook w:firstColumn="1" w:firstRow="1" w:lastColumn="0" w:lastRow="0" w:noHBand="0" w:noVBand="1" w:val="04A0"/>
+        <w:tblBorders>
+          <w:top w:val="single" w:sz="4" w:color="999999"/>
+          <w:left w:val="single" w:sz="4" w:color="999999"/>
+          <w:bottom w:val="single" w:sz="4" w:color="999999"/>
+          <w:right w:val="single" w:sz="4" w:color="999999"/>
+          <w:insideH w:val="single" w:sz="4" w:color="999999"/>
+          <w:insideV w:val="single" w:sz="4" w:color="999999"/>
+        </w:tblBorders>
+      </w:tblPr>
+      <w:tblGrid>
+        <w:gridCol w:w="2889"/>
+        <w:gridCol w:w="2889"/>
+        <w:gridCol w:w="2889"/>
+      </w:tblGrid>
+      <w:tr>
+        <w:tc>
+          <w:tcPr>
+            <w:tcW w:type="dxa" w:w="2889"/>
+            <w:shd w:val="clear" w:color="auto" w:fill="00467F"/>
+          </w:tcPr>
+          <w:p>
+            <w:r/>
+            <w:r>
+              <w:rPr>
+                <w:rFonts w:ascii="맑은 고딕" w:hAnsi="맑은 고딕"/>
+                <w:b/>
+                <w:color w:val="FFFFFF"/>
+                <w:sz w:val="18"/>
+                <w:rFonts w:eastAsia="맑은 고딕"/>
+              </w:rPr>
+              <w:t>채널</w:t>
+            </w:r>
+          </w:p>
+        </w:tc>
+        <w:tc>
+          <w:tcPr>
+            <w:tcW w:type="dxa" w:w="2889"/>
+            <w:shd w:val="clear" w:color="auto" w:fill="00467F"/>
+          </w:tcPr>
+          <w:p>
+            <w:r/>
+            <w:r>
+              <w:rPr>
+                <w:rFonts w:ascii="맑은 고딕" w:hAnsi="맑은 고딕"/>
+                <w:b/>
+                <w:color w:val="FFFFFF"/>
+                <w:sz w:val="18"/>
+                <w:rFonts w:eastAsia="맑은 고딕"/>
+              </w:rPr>
+              <w:t>연동 수준</w:t>
+            </w:r>
+          </w:p>
+        </w:tc>
+        <w:tc>
+          <w:tcPr>
+            <w:tcW w:type="dxa" w:w="2889"/>
+            <w:shd w:val="clear" w:color="auto" w:fill="00467F"/>
+          </w:tcPr>
+          <w:p>
+            <w:r/>
+            <w:r>
+              <w:rPr>
+                <w:rFonts w:ascii="맑은 고딕" w:hAnsi="맑은 고딕"/>
+                <w:b/>
+                <w:color w:val="FFFFFF"/>
+                <w:sz w:val="18"/>
+                <w:rFonts w:eastAsia="맑은 고딕"/>
+              </w:rPr>
+              <w:t>내용</w:t>
+            </w:r>
+          </w:p>
+        </w:tc>
+      </w:tr>
+      <w:tr>
+        <w:tc>
+          <w:tcPr>
+            <w:tcW w:type="dxa" w:w="2889"/>
+          </w:tcPr>
+          <w:p>
+            <w:r/>
+            <w:r>
+              <w:rPr>
+                <w:rFonts w:ascii="맑은 고딕" w:hAnsi="맑은 고딕"/>
+                <w:b/>
+                <w:sz w:val="18"/>
+                <w:rFonts w:eastAsia="맑은 고딕"/>
+              </w:rPr>
+              <w:t>웹 (통합 문의 퍼널)</w:t>
+            </w:r>
+          </w:p>
+        </w:tc>
+        <w:tc>
+          <w:tcPr>
+            <w:tcW w:type="dxa" w:w="2889"/>
+          </w:tcPr>
+          <w:p>
+            <w:r/>
+            <w:r>
+              <w:rPr>
+                <w:rFonts w:ascii="맑은 고딕" w:hAnsi="맑은 고딕"/>
+                <w:b w:val="0"/>
+                <w:sz w:val="18"/>
+                <w:rFonts w:eastAsia="맑은 고딕"/>
+              </w:rPr>
+              <w:t>연동</w:t>
+            </w:r>
+          </w:p>
+        </w:tc>
+        <w:tc>
+          <w:tcPr>
+            <w:tcW w:type="dxa" w:w="2889"/>
+          </w:tcPr>
+          <w:p>
+            <w:r/>
+            <w:r>
+              <w:rPr>
+                <w:rFonts w:ascii="맑은 고딕" w:hAnsi="맑은 고딕"/>
+                <w:b w:val="0"/>
+                <w:sz w:val="18"/>
+                <w:rFonts w:eastAsia="맑은 고딕"/>
+              </w:rPr>
+              <w:t>AI 상담·문의서·상담원 연결. 대화 전체가 기록으로 축적.</w:t>
+            </w:r>
+          </w:p>
+        </w:tc>
+      </w:tr>
+      <w:tr>
+        <w:tc>
+          <w:tcPr>
+            <w:tcW w:type="dxa" w:w="2889"/>
+          </w:tcPr>
+          <w:p>
+            <w:r/>
+            <w:r>
+              <w:rPr>
+                <w:rFonts w:ascii="맑은 고딕" w:hAnsi="맑은 고딕"/>
+                <w:b/>
+                <w:sz w:val="18"/>
+                <w:rFonts w:eastAsia="맑은 고딕"/>
+              </w:rPr>
+              <w:t>텔레그램</w:t>
+            </w:r>
+          </w:p>
+        </w:tc>
+        <w:tc>
+          <w:tcPr>
+            <w:tcW w:type="dxa" w:w="2889"/>
+          </w:tcPr>
+          <w:p>
+            <w:r/>
+            <w:r>
+              <w:rPr>
+                <w:rFonts w:ascii="맑은 고딕" w:hAnsi="맑은 고딕"/>
+                <w:b w:val="0"/>
+                <w:sz w:val="18"/>
+                <w:rFonts w:eastAsia="맑은 고딕"/>
+              </w:rPr>
+              <w:t>연동</w:t>
+            </w:r>
+          </w:p>
+        </w:tc>
+        <w:tc>
+          <w:tcPr>
+            <w:tcW w:type="dxa" w:w="2889"/>
+          </w:tcPr>
+          <w:p>
+            <w:r/>
+            <w:r>
+              <w:rPr>
+                <w:rFonts w:ascii="맑은 고딕" w:hAnsi="맑은 고딕"/>
+                <w:b w:val="0"/>
+                <w:sz w:val="18"/>
+                <w:rFonts w:eastAsia="맑은 고딕"/>
+              </w:rPr>
+              <w:t>봇 웹훅. AI 자동응답 + 스태프 그룹 릴레이 + 상담기록 축적.</w:t>
+            </w:r>
+          </w:p>
+        </w:tc>
+      </w:tr>
+      <w:tr>
+        <w:tc>
+          <w:tcPr>
+            <w:tcW w:type="dxa" w:w="2889"/>
+          </w:tcPr>
+          <w:p>
+            <w:r/>
+            <w:r>
+              <w:rPr>
+                <w:rFonts w:ascii="맑은 고딕" w:hAnsi="맑은 고딕"/>
+                <w:b/>
+                <w:sz w:val="18"/>
+                <w:rFonts w:eastAsia="맑은 고딕"/>
+              </w:rPr>
+              <w:t>왓츠앱</w:t>
+            </w:r>
+          </w:p>
+        </w:tc>
+        <w:tc>
+          <w:tcPr>
+            <w:tcW w:type="dxa" w:w="2889"/>
+          </w:tcPr>
+          <w:p>
+            <w:r/>
+            <w:r>
+              <w:rPr>
+                <w:rFonts w:ascii="맑은 고딕" w:hAnsi="맑은 고딕"/>
+                <w:b w:val="0"/>
+                <w:sz w:val="18"/>
+                <w:rFonts w:eastAsia="맑은 고딕"/>
+              </w:rPr>
+              <w:t>연동</w:t>
+            </w:r>
+          </w:p>
+        </w:tc>
+        <w:tc>
+          <w:tcPr>
+            <w:tcW w:type="dxa" w:w="2889"/>
+          </w:tcPr>
+          <w:p>
+            <w:r/>
+            <w:r>
+              <w:rPr>
+                <w:rFonts w:ascii="맑은 고딕" w:hAnsi="맑은 고딕"/>
+                <w:b w:val="0"/>
+                <w:sz w:val="18"/>
+                <w:rFonts w:eastAsia="맑은 고딕"/>
+              </w:rPr>
+              <w:t>봇 웹훅. AI 자동응답 + 상담기록 축적.</w:t>
+            </w:r>
+          </w:p>
+        </w:tc>
+      </w:tr>
+      <w:tr>
+        <w:tc>
+          <w:tcPr>
+            <w:tcW w:type="dxa" w:w="2889"/>
+          </w:tcPr>
+          <w:p>
+            <w:r/>
+            <w:r>
+              <w:rPr>
+                <w:rFonts w:ascii="맑은 고딕" w:hAnsi="맑은 고딕"/>
+                <w:b/>
+                <w:sz w:val="18"/>
+                <w:rFonts w:eastAsia="맑은 고딕"/>
+              </w:rPr>
+              <w:t>위챗</w:t>
+            </w:r>
+          </w:p>
+        </w:tc>
+        <w:tc>
+          <w:tcPr>
+            <w:tcW w:type="dxa" w:w="2889"/>
+          </w:tcPr>
+          <w:p>
+            <w:r/>
+            <w:r>
+              <w:rPr>
+                <w:rFonts w:ascii="맑은 고딕" w:hAnsi="맑은 고딕"/>
+                <w:b w:val="0"/>
+                <w:sz w:val="18"/>
+                <w:rFonts w:eastAsia="맑은 고딕"/>
+              </w:rPr>
+              <w:t>안내 링크</w:t>
+            </w:r>
+          </w:p>
+        </w:tc>
+        <w:tc>
+          <w:tcPr>
+            <w:tcW w:type="dxa" w:w="2889"/>
+          </w:tcPr>
+          <w:p>
+            <w:r/>
+            <w:r>
+              <w:rPr>
+                <w:rFonts w:ascii="맑은 고딕" w:hAnsi="맑은 고딕"/>
+                <w:b w:val="0"/>
+                <w:sz w:val="18"/>
+                <w:rFonts w:eastAsia="맑은 고딕"/>
+              </w:rPr>
+              <w:t>메신저 바로가기 제공. 봇 연동은 미적용.</w:t>
+            </w:r>
+          </w:p>
+        </w:tc>
+      </w:tr>
+      <w:tr>
+        <w:tc>
+          <w:tcPr>
+            <w:tcW w:type="dxa" w:w="2889"/>
+          </w:tcPr>
+          <w:p>
+            <w:r/>
+            <w:r>
+              <w:rPr>
+                <w:rFonts w:ascii="맑은 고딕" w:hAnsi="맑은 고딕"/>
+                <w:b/>
+                <w:sz w:val="18"/>
+                <w:rFonts w:eastAsia="맑은 고딕"/>
+              </w:rPr>
+              <w:t>라인</w:t>
+            </w:r>
+          </w:p>
+        </w:tc>
+        <w:tc>
+          <w:tcPr>
+            <w:tcW w:type="dxa" w:w="2889"/>
+          </w:tcPr>
+          <w:p>
+            <w:r/>
+            <w:r>
+              <w:rPr>
+                <w:rFonts w:ascii="맑은 고딕" w:hAnsi="맑은 고딕"/>
+                <w:b w:val="0"/>
+                <w:sz w:val="18"/>
+                <w:rFonts w:eastAsia="맑은 고딕"/>
+              </w:rPr>
+              <w:t>안내 링크</w:t>
+            </w:r>
+          </w:p>
+        </w:tc>
+        <w:tc>
+          <w:tcPr>
+            <w:tcW w:type="dxa" w:w="2889"/>
+          </w:tcPr>
+          <w:p>
+            <w:r/>
+            <w:r>
+              <w:rPr>
+                <w:rFonts w:ascii="맑은 고딕" w:hAnsi="맑은 고딕"/>
+                <w:b w:val="0"/>
+                <w:sz w:val="18"/>
+                <w:rFonts w:eastAsia="맑은 고딕"/>
+              </w:rPr>
+              <w:t>메신저 바로가기 제공. 봇 연동은 미적용.</w:t>
+            </w:r>
+          </w:p>
+        </w:tc>
+      </w:tr>
+    </w:tbl>
+    <w:p/>
+    <w:p>
+      <w:r>
+        <w:rPr>
+          <w:rFonts w:ascii="맑은 고딕" w:hAnsi="맑은 고딕"/>
+          <w:b/>
+          <w:color w:val="00467F"/>
+          <w:sz w:val="24"/>
+          <w:rFonts w:eastAsia="맑은 고딕"/>
+        </w:rPr>
+        <w:t>4. 화면 경로 정정 내역</w:t>
+      </w:r>
+    </w:p>
+    <w:p>
+      <w:r>
+        <w:rPr>
+          <w:rFonts w:ascii="맑은 고딕" w:hAnsi="맑은 고딕"/>
+          <w:b w:val="0"/>
+          <w:sz w:val="18"/>
+          <w:rFonts w:eastAsia="맑은 고딕"/>
+        </w:rPr>
+        <w:t>본문에 남아 있던 옛 화면 안내는 아래 기준으로 현행에 맞게 정정하였다. 폐지된 경로는 혼동을 막기 위해 그대로 표기하지 않는다.</w:t>
+      </w:r>
+    </w:p>
+    <w:tbl>
+      <w:tblPr>
+        <w:tblW w:type="auto" w:w="0"/>
+        <w:tblLook w:firstColumn="1" w:firstRow="1" w:lastColumn="0" w:lastRow="0" w:noHBand="0" w:noVBand="1" w:val="04A0"/>
+        <w:tblBorders>
+          <w:top w:val="single" w:sz="4" w:color="999999"/>
+          <w:left w:val="single" w:sz="4" w:color="999999"/>
+          <w:bottom w:val="single" w:sz="4" w:color="999999"/>
+          <w:right w:val="single" w:sz="4" w:color="999999"/>
+          <w:insideH w:val="single" w:sz="4" w:color="999999"/>
+          <w:insideV w:val="single" w:sz="4" w:color="999999"/>
+        </w:tblBorders>
+      </w:tblPr>
+      <w:tblGrid>
+        <w:gridCol w:w="2889"/>
+        <w:gridCol w:w="2889"/>
+        <w:gridCol w:w="2889"/>
+      </w:tblGrid>
+      <w:tr>
+        <w:tc>
+          <w:tcPr>
+            <w:tcW w:type="dxa" w:w="2889"/>
+            <w:shd w:val="clear" w:color="auto" w:fill="00467F"/>
+          </w:tcPr>
+          <w:p>
+            <w:r/>
+            <w:r>
+              <w:rPr>
+                <w:rFonts w:ascii="맑은 고딕" w:hAnsi="맑은 고딕"/>
+                <w:b/>
+                <w:color w:val="FFFFFF"/>
+                <w:sz w:val="18"/>
+                <w:rFonts w:eastAsia="맑은 고딕"/>
+              </w:rPr>
+              <w:t>현행 화면</w:t>
+            </w:r>
+          </w:p>
+        </w:tc>
+        <w:tc>
+          <w:tcPr>
+            <w:tcW w:type="dxa" w:w="2889"/>
+            <w:shd w:val="clear" w:color="auto" w:fill="00467F"/>
+          </w:tcPr>
+          <w:p>
+            <w:r/>
+            <w:r>
+              <w:rPr>
+                <w:rFonts w:ascii="맑은 고딕" w:hAnsi="맑은 고딕"/>
+                <w:b/>
+                <w:color w:val="FFFFFF"/>
+                <w:sz w:val="18"/>
+                <w:rFonts w:eastAsia="맑은 고딕"/>
+              </w:rPr>
+              <w:t>대체한 옛 화면</w:t>
+            </w:r>
+          </w:p>
+        </w:tc>
+        <w:tc>
+          <w:tcPr>
+            <w:tcW w:type="dxa" w:w="2889"/>
+            <w:shd w:val="clear" w:color="auto" w:fill="00467F"/>
+          </w:tcPr>
+          <w:p>
+            <w:r/>
+            <w:r>
+              <w:rPr>
+                <w:rFonts w:ascii="맑은 고딕" w:hAnsi="맑은 고딕"/>
+                <w:b/>
+                <w:color w:val="FFFFFF"/>
+                <w:sz w:val="18"/>
+                <w:rFonts w:eastAsia="맑은 고딕"/>
+              </w:rPr>
+              <w:t>사유</w:t>
+            </w:r>
+          </w:p>
+        </w:tc>
+      </w:tr>
+      <w:tr>
+        <w:tc>
+          <w:tcPr>
+            <w:tcW w:type="dxa" w:w="2889"/>
+          </w:tcPr>
+          <w:p>
+            <w:r/>
+            <w:r>
+              <w:rPr>
+                <w:rFonts w:ascii="맑은 고딕" w:hAnsi="맑은 고딕"/>
+                <w:b/>
+                <w:sz w:val="18"/>
+                <w:rFonts w:eastAsia="맑은 고딕"/>
+              </w:rPr>
+              <w:t>/inquiry</w:t>
+            </w:r>
+          </w:p>
+        </w:tc>
+        <w:tc>
+          <w:tcPr>
+            <w:tcW w:type="dxa" w:w="2889"/>
+          </w:tcPr>
+          <w:p>
+            <w:r/>
+            <w:r>
+              <w:rPr>
+                <w:rFonts w:ascii="맑은 고딕" w:hAnsi="맑은 고딕"/>
+                <w:b w:val="0"/>
+                <w:sz w:val="18"/>
+                <w:rFonts w:eastAsia="맑은 고딕"/>
+              </w:rPr>
+              <w:t>인테이크 화면(별도 경로)</w:t>
+            </w:r>
+          </w:p>
+        </w:tc>
+        <w:tc>
+          <w:tcPr>
+            <w:tcW w:type="dxa" w:w="2889"/>
+          </w:tcPr>
+          <w:p>
+            <w:r/>
+            <w:r>
+              <w:rPr>
+                <w:rFonts w:ascii="맑은 고딕" w:hAnsi="맑은 고딕"/>
+                <w:b w:val="0"/>
+                <w:sz w:val="18"/>
+                <w:rFonts w:eastAsia="맑은 고딕"/>
+              </w:rPr>
+              <w:t>통합 문의 퍼널로 통폐합(영구 리디렉트). 옛 화면은 보관 처리.</w:t>
+            </w:r>
+          </w:p>
+        </w:tc>
+      </w:tr>
+      <w:tr>
+        <w:tc>
+          <w:tcPr>
+            <w:tcW w:type="dxa" w:w="2889"/>
+          </w:tcPr>
+          <w:p>
+            <w:r/>
+            <w:r>
+              <w:rPr>
+                <w:rFonts w:ascii="맑은 고딕" w:hAnsi="맑은 고딕"/>
+                <w:b/>
+                <w:sz w:val="18"/>
+                <w:rFonts w:eastAsia="맑은 고딕"/>
+              </w:rPr>
+              <w:t>/inquiry</w:t>
+            </w:r>
+          </w:p>
+        </w:tc>
+        <w:tc>
+          <w:tcPr>
+            <w:tcW w:type="dxa" w:w="2889"/>
+          </w:tcPr>
+          <w:p>
+            <w:r/>
+            <w:r>
+              <w:rPr>
+                <w:rFonts w:ascii="맑은 고딕" w:hAnsi="맑은 고딕"/>
+                <w:b w:val="0"/>
+                <w:sz w:val="18"/>
+                <w:rFonts w:eastAsia="맑은 고딕"/>
+              </w:rPr>
+              <w:t>상담 시작 화면(별도 경로)</w:t>
+            </w:r>
+          </w:p>
+        </w:tc>
+        <w:tc>
+          <w:tcPr>
+            <w:tcW w:type="dxa" w:w="2889"/>
+          </w:tcPr>
+          <w:p>
+            <w:r/>
+            <w:r>
+              <w:rPr>
+                <w:rFonts w:ascii="맑은 고딕" w:hAnsi="맑은 고딕"/>
+                <w:b w:val="0"/>
+                <w:sz w:val="18"/>
+                <w:rFonts w:eastAsia="맑은 고딕"/>
+              </w:rPr>
+              <w:t>통합 문의 퍼널로 통폐합(영구 리디렉트).</w:t>
+            </w:r>
+          </w:p>
+        </w:tc>
+      </w:tr>
+      <w:tr>
+        <w:tc>
+          <w:tcPr>
+            <w:tcW w:type="dxa" w:w="2889"/>
+          </w:tcPr>
+          <w:p>
+            <w:r/>
+            <w:r>
+              <w:rPr>
+                <w:rFonts w:ascii="맑은 고딕" w:hAnsi="맑은 고딕"/>
+                <w:b/>
+                <w:sz w:val="18"/>
+                <w:rFonts w:eastAsia="맑은 고딕"/>
+              </w:rPr>
+              <w:t>/hospital</w:t>
+            </w:r>
+          </w:p>
+        </w:tc>
+        <w:tc>
+          <w:tcPr>
+            <w:tcW w:type="dxa" w:w="2889"/>
+          </w:tcPr>
+          <w:p>
+            <w:r/>
+            <w:r>
+              <w:rPr>
+                <w:rFonts w:ascii="맑은 고딕" w:hAnsi="맑은 고딕"/>
+                <w:b w:val="0"/>
+                <w:sz w:val="18"/>
+                <w:rFonts w:eastAsia="맑은 고딕"/>
+              </w:rPr>
+              <w:t>파트너 포털 경로</w:t>
+            </w:r>
+          </w:p>
+        </w:tc>
+        <w:tc>
+          <w:tcPr>
+            <w:tcW w:type="dxa" w:w="2889"/>
+          </w:tcPr>
+          <w:p>
+            <w:r/>
+            <w:r>
+              <w:rPr>
+                <w:rFonts w:ascii="맑은 고딕" w:hAnsi="맑은 고딕"/>
+                <w:b w:val="0"/>
+                <w:sz w:val="18"/>
+                <w:rFonts w:eastAsia="맑은 고딕"/>
+              </w:rPr>
+              <w:t>국내 의료기관 포털로 개명. 옛 경로는 존재하지 않음.</w:t>
+            </w:r>
+          </w:p>
+        </w:tc>
+      </w:tr>
+      <w:tr>
+        <w:tc>
+          <w:tcPr>
+            <w:tcW w:type="dxa" w:w="2889"/>
+          </w:tcPr>
+          <w:p>
+            <w:r/>
+            <w:r>
+              <w:rPr>
+                <w:rFonts w:ascii="맑은 고딕" w:hAnsi="맑은 고딕"/>
+                <w:b/>
+                <w:sz w:val="18"/>
+                <w:rFonts w:eastAsia="맑은 고딕"/>
+              </w:rPr>
+              <w:t>(폐지)</w:t>
+            </w:r>
+          </w:p>
+        </w:tc>
+        <w:tc>
+          <w:tcPr>
+            <w:tcW w:type="dxa" w:w="2889"/>
+          </w:tcPr>
+          <w:p>
+            <w:r/>
+            <w:r>
+              <w:rPr>
+                <w:rFonts w:ascii="맑은 고딕" w:hAnsi="맑은 고딕"/>
+                <w:b w:val="0"/>
+                <w:sz w:val="18"/>
+                <w:rFonts w:eastAsia="맑은 고딕"/>
+              </w:rPr>
+              <w:t>의사 전용 화면</w:t>
+            </w:r>
+          </w:p>
+        </w:tc>
+        <w:tc>
+          <w:tcPr>
+            <w:tcW w:type="dxa" w:w="2889"/>
+          </w:tcPr>
+          <w:p>
+            <w:r/>
+            <w:r>
+              <w:rPr>
+                <w:rFonts w:ascii="맑은 고딕" w:hAnsi="맑은 고딕"/>
+                <w:b w:val="0"/>
+                <w:sz w:val="18"/>
+                <w:rFonts w:eastAsia="맑은 고딕"/>
+              </w:rPr>
+              <w:t>의사 계정 계층 폐지. 화상상담 초대링크 또는 병원 계정으로 참여.</w:t>
+            </w:r>
+          </w:p>
+        </w:tc>
+      </w:tr>
+      <w:tr>
+        <w:tc>
+          <w:tcPr>
+            <w:tcW w:type="dxa" w:w="2889"/>
+          </w:tcPr>
+          <w:p>
+            <w:r/>
+            <w:r>
+              <w:rPr>
+                <w:rFonts w:ascii="맑은 고딕" w:hAnsi="맑은 고딕"/>
+                <w:b/>
+                <w:sz w:val="18"/>
+                <w:rFonts w:eastAsia="맑은 고딕"/>
+              </w:rPr>
+              <w:t>/</w:t>
+            </w:r>
+          </w:p>
+        </w:tc>
+        <w:tc>
+          <w:tcPr>
+            <w:tcW w:type="dxa" w:w="2889"/>
+          </w:tcPr>
+          <w:p>
+            <w:r/>
+            <w:r>
+              <w:rPr>
+                <w:rFonts w:ascii="맑은 고딕" w:hAnsi="맑은 고딕"/>
+                <w:b w:val="0"/>
+                <w:sz w:val="18"/>
+                <w:rFonts w:eastAsia="맑은 고딕"/>
+              </w:rPr>
+              <w:t>후기 화면</w:t>
+            </w:r>
+          </w:p>
+        </w:tc>
+        <w:tc>
+          <w:tcPr>
+            <w:tcW w:type="dxa" w:w="2889"/>
+          </w:tcPr>
+          <w:p>
+            <w:r/>
+            <w:r>
+              <w:rPr>
+                <w:rFonts w:ascii="맑은 고딕" w:hAnsi="맑은 고딕"/>
+                <w:b w:val="0"/>
+                <w:sz w:val="18"/>
+                <w:rFonts w:eastAsia="맑은 고딕"/>
+              </w:rPr>
+              <w:t>후기 화면 비활성(홈 리디렉트).</w:t>
+            </w:r>
+          </w:p>
+        </w:tc>
+      </w:tr>
+      <w:tr>
+        <w:tc>
+          <w:tcPr>
+            <w:tcW w:type="dxa" w:w="2889"/>
+          </w:tcPr>
+          <w:p>
+            <w:r/>
+            <w:r>
+              <w:rPr>
+                <w:rFonts w:ascii="맑은 고딕" w:hAnsi="맑은 고딕"/>
+                <w:b/>
+                <w:sz w:val="18"/>
+                <w:rFonts w:eastAsia="맑은 고딕"/>
+              </w:rPr>
+              <w:t>/hospitals</w:t>
+            </w:r>
+          </w:p>
+        </w:tc>
+        <w:tc>
+          <w:tcPr>
+            <w:tcW w:type="dxa" w:w="2889"/>
+          </w:tcPr>
+          <w:p>
+            <w:r/>
+            <w:r>
+              <w:rPr>
+                <w:rFonts w:ascii="맑은 고딕" w:hAnsi="맑은 고딕"/>
+                <w:b w:val="0"/>
+                <w:sz w:val="18"/>
+                <w:rFonts w:eastAsia="맑은 고딕"/>
+              </w:rPr>
+              <w:t>검색 화면</w:t>
+            </w:r>
+          </w:p>
+        </w:tc>
+        <w:tc>
+          <w:tcPr>
+            <w:tcW w:type="dxa" w:w="2889"/>
+          </w:tcPr>
+          <w:p>
+            <w:r/>
+            <w:r>
+              <w:rPr>
+                <w:rFonts w:ascii="맑은 고딕" w:hAnsi="맑은 고딕"/>
+                <w:b w:val="0"/>
+                <w:sz w:val="18"/>
+                <w:rFonts w:eastAsia="맑은 고딕"/>
+              </w:rPr>
+              <w:t>검색 화면 비활성(병원 목록으로 리디렉트).</w:t>
+            </w:r>
+          </w:p>
+        </w:tc>
+      </w:tr>
+    </w:tbl>
+    <w:p/>
+    <w:p>
+      <w:r>
+        <w:rPr>
+          <w:rFonts w:ascii="맑은 고딕" w:hAnsi="맑은 고딕"/>
+          <w:b/>
+          <w:color w:val="00467F"/>
+          <w:sz w:val="24"/>
+          <w:rFonts w:eastAsia="맑은 고딕"/>
+        </w:rPr>
+        <w:t>5. 성과지표 현황</w:t>
+      </w:r>
+    </w:p>
+    <w:p>
+      <w:r>
+        <w:rPr>
+          <w:rFonts w:ascii="맑은 고딕" w:hAnsi="맑은 고딕"/>
+          <w:b w:val="0"/>
+          <w:sz w:val="18"/>
+          <w:rFonts w:eastAsia="맑은 고딕"/>
+        </w:rPr>
+        <w:t>사후관리 계열(④⑤⑥)은 실환자가 치료 완료 단계에 도달해야 실적이 발생하는 구조이므로, 기능 구현 완료와 실데이터 축적은 별개 지표로 관리함. 자동 완료 처리 등 실적을 인위적으로 부풀리는 방식은 채택하지 아니함.</w:t>
+      </w:r>
+    </w:p>
+    <w:tbl>
+      <w:tblPr>
+        <w:tblW w:type="auto" w:w="0"/>
+        <w:tblLook w:firstColumn="1" w:firstRow="1" w:lastColumn="0" w:lastRow="0" w:noHBand="0" w:noVBand="1" w:val="04A0"/>
+        <w:tblBorders>
+          <w:top w:val="single" w:sz="4" w:color="999999"/>
+          <w:left w:val="single" w:sz="4" w:color="999999"/>
+          <w:bottom w:val="single" w:sz="4" w:color="999999"/>
+          <w:right w:val="single" w:sz="4" w:color="999999"/>
+          <w:insideH w:val="single" w:sz="4" w:color="999999"/>
+          <w:insideV w:val="single" w:sz="4" w:color="999999"/>
+        </w:tblBorders>
+      </w:tblPr>
+      <w:tblGrid>
+        <w:gridCol w:w="2889"/>
+        <w:gridCol w:w="2889"/>
+        <w:gridCol w:w="2889"/>
+      </w:tblGrid>
+      <w:tr>
+        <w:tc>
+          <w:tcPr>
+            <w:tcW w:type="dxa" w:w="2889"/>
+            <w:shd w:val="clear" w:color="auto" w:fill="00467F"/>
+          </w:tcPr>
+          <w:p>
+            <w:r/>
+            <w:r>
+              <w:rPr>
+                <w:rFonts w:ascii="맑은 고딕" w:hAnsi="맑은 고딕"/>
+                <w:b/>
+                <w:color w:val="FFFFFF"/>
+                <w:sz w:val="18"/>
+                <w:rFonts w:eastAsia="맑은 고딕"/>
+              </w:rPr>
+              <w:t>지표</w:t>
+            </w:r>
+          </w:p>
+        </w:tc>
+        <w:tc>
+          <w:tcPr>
+            <w:tcW w:type="dxa" w:w="2889"/>
+            <w:shd w:val="clear" w:color="auto" w:fill="00467F"/>
+          </w:tcPr>
+          <w:p>
+            <w:r/>
+            <w:r>
+              <w:rPr>
+                <w:rFonts w:ascii="맑은 고딕" w:hAnsi="맑은 고딕"/>
+                <w:b/>
+                <w:color w:val="FFFFFF"/>
+                <w:sz w:val="18"/>
+                <w:rFonts w:eastAsia="맑은 고딕"/>
+              </w:rPr>
+              <w:t>목표</w:t>
+            </w:r>
+          </w:p>
+        </w:tc>
+        <w:tc>
+          <w:tcPr>
+            <w:tcW w:type="dxa" w:w="2889"/>
+            <w:shd w:val="clear" w:color="auto" w:fill="00467F"/>
+          </w:tcPr>
+          <w:p>
+            <w:r/>
+            <w:r>
+              <w:rPr>
+                <w:rFonts w:ascii="맑은 고딕" w:hAnsi="맑은 고딕"/>
+                <w:b/>
+                <w:color w:val="FFFFFF"/>
+                <w:sz w:val="18"/>
+                <w:rFonts w:eastAsia="맑은 고딕"/>
+              </w:rPr>
+              <w:t>실적(2026. 7. 27.)</w:t>
+            </w:r>
+          </w:p>
+        </w:tc>
+      </w:tr>
+      <w:tr>
+        <w:tc>
+          <w:tcPr>
+            <w:tcW w:type="dxa" w:w="2889"/>
+          </w:tcPr>
+          <w:p>
+            <w:r/>
+            <w:r>
+              <w:rPr>
+                <w:rFonts w:ascii="맑은 고딕" w:hAnsi="맑은 고딕"/>
+                <w:b/>
+                <w:sz w:val="18"/>
+                <w:rFonts w:eastAsia="맑은 고딕"/>
+              </w:rPr>
+              <w:t>외국인환자 유치</w:t>
+            </w:r>
+          </w:p>
+        </w:tc>
+        <w:tc>
+          <w:tcPr>
+            <w:tcW w:type="dxa" w:w="2889"/>
+          </w:tcPr>
+          <w:p>
+            <w:r/>
+            <w:r>
+              <w:rPr>
+                <w:rFonts w:ascii="맑은 고딕" w:hAnsi="맑은 고딕"/>
+                <w:b w:val="0"/>
+                <w:sz w:val="18"/>
+                <w:rFonts w:eastAsia="맑은 고딕"/>
+              </w:rPr>
+              <w:t>12건</w:t>
+            </w:r>
+          </w:p>
+        </w:tc>
+        <w:tc>
+          <w:tcPr>
+            <w:tcW w:type="dxa" w:w="2889"/>
+          </w:tcPr>
+          <w:p>
+            <w:r/>
+            <w:r>
+              <w:rPr>
+                <w:rFonts w:ascii="맑은 고딕" w:hAnsi="맑은 고딕"/>
+                <w:b w:val="0"/>
+                <w:sz w:val="18"/>
+                <w:rFonts w:eastAsia="맑은 고딕"/>
+              </w:rPr>
+              <w:t>0건</w:t>
+            </w:r>
+          </w:p>
+        </w:tc>
+      </w:tr>
+      <w:tr>
+        <w:tc>
+          <w:tcPr>
+            <w:tcW w:type="dxa" w:w="2889"/>
+          </w:tcPr>
+          <w:p>
+            <w:r/>
+            <w:r>
+              <w:rPr>
+                <w:rFonts w:ascii="맑은 고딕" w:hAnsi="맑은 고딕"/>
+                <w:b/>
+                <w:sz w:val="18"/>
+                <w:rFonts w:eastAsia="맑은 고딕"/>
+              </w:rPr>
+              <w:t>사전상담</w:t>
+            </w:r>
+          </w:p>
+        </w:tc>
+        <w:tc>
+          <w:tcPr>
+            <w:tcW w:type="dxa" w:w="2889"/>
+          </w:tcPr>
+          <w:p>
+            <w:r/>
+            <w:r>
+              <w:rPr>
+                <w:rFonts w:ascii="맑은 고딕" w:hAnsi="맑은 고딕"/>
+                <w:b w:val="0"/>
+                <w:sz w:val="18"/>
+                <w:rFonts w:eastAsia="맑은 고딕"/>
+              </w:rPr>
+              <w:t>—</w:t>
+            </w:r>
+          </w:p>
+        </w:tc>
+        <w:tc>
+          <w:tcPr>
+            <w:tcW w:type="dxa" w:w="2889"/>
+          </w:tcPr>
+          <w:p>
+            <w:r/>
+            <w:r>
+              <w:rPr>
+                <w:rFonts w:ascii="맑은 고딕" w:hAnsi="맑은 고딕"/>
+                <w:b w:val="0"/>
+                <w:sz w:val="18"/>
+                <w:rFonts w:eastAsia="맑은 고딕"/>
+              </w:rPr>
+              <w:t>1건</w:t>
+            </w:r>
+          </w:p>
+        </w:tc>
+      </w:tr>
+      <w:tr>
+        <w:tc>
+          <w:tcPr>
+            <w:tcW w:type="dxa" w:w="2889"/>
+          </w:tcPr>
+          <w:p>
+            <w:r/>
+            <w:r>
+              <w:rPr>
+                <w:rFonts w:ascii="맑은 고딕" w:hAnsi="맑은 고딕"/>
+                <w:b/>
+                <w:sz w:val="18"/>
+                <w:rFonts w:eastAsia="맑은 고딕"/>
+              </w:rPr>
+              <w:t>사후관리</w:t>
+            </w:r>
+          </w:p>
+        </w:tc>
+        <w:tc>
+          <w:tcPr>
+            <w:tcW w:type="dxa" w:w="2889"/>
+          </w:tcPr>
+          <w:p>
+            <w:r/>
+            <w:r>
+              <w:rPr>
+                <w:rFonts w:ascii="맑은 고딕" w:hAnsi="맑은 고딕"/>
+                <w:b w:val="0"/>
+                <w:sz w:val="18"/>
+                <w:rFonts w:eastAsia="맑은 고딕"/>
+              </w:rPr>
+              <w:t>—</w:t>
+            </w:r>
+          </w:p>
+        </w:tc>
+        <w:tc>
+          <w:tcPr>
+            <w:tcW w:type="dxa" w:w="2889"/>
+          </w:tcPr>
+          <w:p>
+            <w:r/>
+            <w:r>
+              <w:rPr>
+                <w:rFonts w:ascii="맑은 고딕" w:hAnsi="맑은 고딕"/>
+                <w:b w:val="0"/>
+                <w:sz w:val="18"/>
+                <w:rFonts w:eastAsia="맑은 고딕"/>
+              </w:rPr>
+              <w:t>0건</w:t>
+            </w:r>
+          </w:p>
+        </w:tc>
+      </w:tr>
+      <w:tr>
+        <w:tc>
+          <w:tcPr>
+            <w:tcW w:type="dxa" w:w="2889"/>
+          </w:tcPr>
+          <w:p>
+            <w:r/>
+            <w:r>
+              <w:rPr>
+                <w:rFonts w:ascii="맑은 고딕" w:hAnsi="맑은 고딕"/>
+                <w:b/>
+                <w:sz w:val="18"/>
+                <w:rFonts w:eastAsia="맑은 고딕"/>
+              </w:rPr>
+              <w:t>사전상담+사후관리 합산</w:t>
+            </w:r>
+          </w:p>
+        </w:tc>
+        <w:tc>
+          <w:tcPr>
+            <w:tcW w:type="dxa" w:w="2889"/>
+          </w:tcPr>
+          <w:p>
+            <w:r/>
+            <w:r>
+              <w:rPr>
+                <w:rFonts w:ascii="맑은 고딕" w:hAnsi="맑은 고딕"/>
+                <w:b w:val="0"/>
+                <w:sz w:val="18"/>
+                <w:rFonts w:eastAsia="맑은 고딕"/>
+              </w:rPr>
+              <w:t>120건</w:t>
+            </w:r>
+          </w:p>
+        </w:tc>
+        <w:tc>
+          <w:tcPr>
+            <w:tcW w:type="dxa" w:w="2889"/>
+          </w:tcPr>
+          <w:p>
+            <w:r/>
+            <w:r>
+              <w:rPr>
+                <w:rFonts w:ascii="맑은 고딕" w:hAnsi="맑은 고딕"/>
+                <w:b w:val="0"/>
+                <w:sz w:val="18"/>
+                <w:rFonts w:eastAsia="맑은 고딕"/>
+              </w:rPr>
+              <w:t>1건</w:t>
+            </w:r>
+          </w:p>
+        </w:tc>
+      </w:tr>
+      <w:tr>
+        <w:tc>
+          <w:tcPr>
+            <w:tcW w:type="dxa" w:w="2889"/>
+          </w:tcPr>
+          <w:p>
+            <w:r/>
+            <w:r>
+              <w:rPr>
+                <w:rFonts w:ascii="맑은 고딕" w:hAnsi="맑은 고딕"/>
+                <w:b/>
+                <w:sz w:val="18"/>
+                <w:rFonts w:eastAsia="맑은 고딕"/>
+              </w:rPr>
+              <w:t>환자 만족도</w:t>
+            </w:r>
+          </w:p>
+        </w:tc>
+        <w:tc>
+          <w:tcPr>
+            <w:tcW w:type="dxa" w:w="2889"/>
+          </w:tcPr>
+          <w:p>
+            <w:r/>
+            <w:r>
+              <w:rPr>
+                <w:rFonts w:ascii="맑은 고딕" w:hAnsi="맑은 고딕"/>
+                <w:b w:val="0"/>
+                <w:sz w:val="18"/>
+                <w:rFonts w:eastAsia="맑은 고딕"/>
+              </w:rPr>
+              <w:t>90점</w:t>
+            </w:r>
+          </w:p>
+        </w:tc>
+        <w:tc>
+          <w:tcPr>
+            <w:tcW w:type="dxa" w:w="2889"/>
+          </w:tcPr>
+          <w:p>
+            <w:r/>
+            <w:r>
+              <w:rPr>
+                <w:rFonts w:ascii="맑은 고딕" w:hAnsi="맑은 고딕"/>
+                <w:b w:val="0"/>
+                <w:sz w:val="18"/>
+                <w:rFonts w:eastAsia="맑은 고딕"/>
+              </w:rPr>
+              <w:t>표본 0건</w:t>
+            </w:r>
+          </w:p>
+        </w:tc>
+      </w:tr>
+      <w:tr>
+        <w:tc>
+          <w:tcPr>
+            <w:tcW w:type="dxa" w:w="2889"/>
+          </w:tcPr>
+          <w:p>
+            <w:r/>
+            <w:r>
+              <w:rPr>
+                <w:rFonts w:ascii="맑은 고딕" w:hAnsi="맑은 고딕"/>
+                <w:b/>
+                <w:sz w:val="18"/>
+                <w:rFonts w:eastAsia="맑은 고딕"/>
+              </w:rPr>
+              <w:t>다국어 지원</w:t>
+            </w:r>
+          </w:p>
+        </w:tc>
+        <w:tc>
+          <w:tcPr>
+            <w:tcW w:type="dxa" w:w="2889"/>
+          </w:tcPr>
+          <w:p>
+            <w:r/>
+            <w:r>
+              <w:rPr>
+                <w:rFonts w:ascii="맑은 고딕" w:hAnsi="맑은 고딕"/>
+                <w:b w:val="0"/>
+                <w:sz w:val="18"/>
+                <w:rFonts w:eastAsia="맑은 고딕"/>
+              </w:rPr>
+              <w:t>6개 언어</w:t>
+            </w:r>
+          </w:p>
+        </w:tc>
+        <w:tc>
+          <w:tcPr>
+            <w:tcW w:type="dxa" w:w="2889"/>
+          </w:tcPr>
+          <w:p>
+            <w:r/>
+            <w:r>
+              <w:rPr>
+                <w:rFonts w:ascii="맑은 고딕" w:hAnsi="맑은 고딕"/>
+                <w:b w:val="0"/>
+                <w:sz w:val="18"/>
+                <w:rFonts w:eastAsia="맑은 고딕"/>
+              </w:rPr>
+              <w:t>6개 언어(충족)</w:t>
+            </w:r>
+          </w:p>
+        </w:tc>
+      </w:tr>
+    </w:tbl>
+    <w:p/>
+    <w:p>
+      <w:r>
+        <w:rPr>
+          <w:rFonts w:ascii="맑은 고딕" w:hAnsi="맑은 고딕"/>
+          <w:b w:val="0"/>
+          <w:sz w:val="18"/>
+          <w:rFonts w:eastAsia="맑은 고딕"/>
+        </w:rPr>
+        <w:t>※ 테스트 데이터는 제외한 실건이다. 문의 실건 15건, 상담세션 실건 10건.</w:t>
+      </w:r>
+    </w:p>
+    <w:p>
+      <w:r>
+        <w:rPr>
+          <w:rFonts w:ascii="맑은 고딕" w:hAnsi="맑은 고딕"/>
+          <w:b/>
+          <w:color w:val="00467F"/>
+          <w:sz w:val="24"/>
+          <w:rFonts w:eastAsia="맑은 고딕"/>
+        </w:rPr>
+        <w:t>9. 근거자료</w:t>
+      </w:r>
+    </w:p>
+    <w:tbl>
+      <w:tblPr>
+        <w:tblW w:type="auto" w:w="0"/>
+        <w:tblLook w:firstColumn="1" w:firstRow="1" w:lastColumn="0" w:lastRow="0" w:noHBand="0" w:noVBand="1" w:val="04A0"/>
+        <w:tblBorders>
+          <w:top w:val="single" w:sz="4" w:color="999999"/>
+          <w:left w:val="single" w:sz="4" w:color="999999"/>
+          <w:bottom w:val="single" w:sz="4" w:color="999999"/>
+          <w:right w:val="single" w:sz="4" w:color="999999"/>
+          <w:insideH w:val="single" w:sz="4" w:color="999999"/>
+          <w:insideV w:val="single" w:sz="4" w:color="999999"/>
+        </w:tblBorders>
+      </w:tblPr>
+      <w:tblGrid>
+        <w:gridCol w:w="2889"/>
+        <w:gridCol w:w="2889"/>
+        <w:gridCol w:w="2889"/>
+      </w:tblGrid>
+      <w:tr>
+        <w:tc>
+          <w:tcPr>
+            <w:tcW w:type="dxa" w:w="2889"/>
+            <w:shd w:val="clear" w:color="auto" w:fill="00467F"/>
+          </w:tcPr>
+          <w:p>
+            <w:r/>
+            <w:r>
+              <w:rPr>
+                <w:rFonts w:ascii="맑은 고딕" w:hAnsi="맑은 고딕"/>
+                <w:b/>
+                <w:color w:val="FFFFFF"/>
+                <w:sz w:val="18"/>
+                <w:rFonts w:eastAsia="맑은 고딕"/>
+              </w:rPr>
+              <w:t>구분</w:t>
+            </w:r>
+          </w:p>
+        </w:tc>
+        <w:tc>
+          <w:tcPr>
+            <w:tcW w:type="dxa" w:w="2889"/>
+            <w:shd w:val="clear" w:color="auto" w:fill="00467F"/>
+          </w:tcPr>
+          <w:p>
+            <w:r/>
+            <w:r>
+              <w:rPr>
+                <w:rFonts w:ascii="맑은 고딕" w:hAnsi="맑은 고딕"/>
+                <w:b/>
+                <w:color w:val="FFFFFF"/>
+                <w:sz w:val="18"/>
+                <w:rFonts w:eastAsia="맑은 고딕"/>
+              </w:rPr>
+              <w:t>출처</w:t>
+            </w:r>
+          </w:p>
+        </w:tc>
+        <w:tc>
+          <w:tcPr>
+            <w:tcW w:type="dxa" w:w="2889"/>
+            <w:shd w:val="clear" w:color="auto" w:fill="00467F"/>
+          </w:tcPr>
+          <w:p>
+            <w:r/>
+            <w:r>
+              <w:rPr>
+                <w:rFonts w:ascii="맑은 고딕" w:hAnsi="맑은 고딕"/>
+                <w:b/>
+                <w:color w:val="FFFFFF"/>
+                <w:sz w:val="18"/>
+                <w:rFonts w:eastAsia="맑은 고딕"/>
+              </w:rPr>
+              <w:t>확인 내용</w:t>
+            </w:r>
+          </w:p>
+        </w:tc>
+      </w:tr>
+      <w:tr>
+        <w:tc>
+          <w:tcPr>
+            <w:tcW w:type="dxa" w:w="2889"/>
+          </w:tcPr>
+          <w:p>
+            <w:r/>
+            <w:r>
+              <w:rPr>
+                <w:rFonts w:ascii="맑은 고딕" w:hAnsi="맑은 고딕"/>
+                <w:b/>
+                <w:sz w:val="18"/>
+                <w:rFonts w:eastAsia="맑은 고딕"/>
+              </w:rPr>
+              <w:t>코드</w:t>
+            </w:r>
+          </w:p>
+        </w:tc>
+        <w:tc>
+          <w:tcPr>
+            <w:tcW w:type="dxa" w:w="2889"/>
+          </w:tcPr>
+          <w:p>
+            <w:r/>
+            <w:r>
+              <w:rPr>
+                <w:rFonts w:ascii="맑은 고딕" w:hAnsi="맑은 고딕"/>
+                <w:b w:val="0"/>
+                <w:sz w:val="18"/>
+                <w:rFonts w:eastAsia="맑은 고딕"/>
+              </w:rPr>
+              <w:t>src/lib/auth/accountTiers.ts</w:t>
+            </w:r>
+          </w:p>
+        </w:tc>
+        <w:tc>
+          <w:tcPr>
+            <w:tcW w:type="dxa" w:w="2889"/>
+          </w:tcPr>
+          <w:p>
+            <w:r/>
+            <w:r>
+              <w:rPr>
+                <w:rFonts w:ascii="맑은 고딕" w:hAnsi="맑은 고딕"/>
+                <w:b w:val="0"/>
+                <w:sz w:val="18"/>
+                <w:rFonts w:eastAsia="맑은 고딕"/>
+              </w:rPr>
+              <w:t>계정 계층 7종의 단일 표준</w:t>
+            </w:r>
+          </w:p>
+        </w:tc>
+      </w:tr>
+      <w:tr>
+        <w:tc>
+          <w:tcPr>
+            <w:tcW w:type="dxa" w:w="2889"/>
+          </w:tcPr>
+          <w:p>
+            <w:r/>
+            <w:r>
+              <w:rPr>
+                <w:rFonts w:ascii="맑은 고딕" w:hAnsi="맑은 고딕"/>
+                <w:b/>
+                <w:sz w:val="18"/>
+                <w:rFonts w:eastAsia="맑은 고딕"/>
+              </w:rPr>
+              <w:t>코드</w:t>
+            </w:r>
+          </w:p>
+        </w:tc>
+        <w:tc>
+          <w:tcPr>
+            <w:tcW w:type="dxa" w:w="2889"/>
+          </w:tcPr>
+          <w:p>
+            <w:r/>
+            <w:r>
+              <w:rPr>
+                <w:rFonts w:ascii="맑은 고딕" w:hAnsi="맑은 고딕"/>
+                <w:b w:val="0"/>
+                <w:sz w:val="18"/>
+                <w:rFonts w:eastAsia="맑은 고딕"/>
+              </w:rPr>
+              <w:t>src/lib/khidi/targets.ts</w:t>
+            </w:r>
+          </w:p>
+        </w:tc>
+        <w:tc>
+          <w:tcPr>
+            <w:tcW w:type="dxa" w:w="2889"/>
+          </w:tcPr>
+          <w:p>
+            <w:r/>
+            <w:r>
+              <w:rPr>
+                <w:rFonts w:ascii="맑은 고딕" w:hAnsi="맑은 고딕"/>
+                <w:b w:val="0"/>
+                <w:sz w:val="18"/>
+                <w:rFonts w:eastAsia="맑은 고딕"/>
+              </w:rPr>
+              <w:t>성과지표 공식 목표(12/120/90)</w:t>
+            </w:r>
+          </w:p>
+        </w:tc>
+      </w:tr>
+      <w:tr>
+        <w:tc>
+          <w:tcPr>
+            <w:tcW w:type="dxa" w:w="2889"/>
+          </w:tcPr>
+          <w:p>
+            <w:r/>
+            <w:r>
+              <w:rPr>
+                <w:rFonts w:ascii="맑은 고딕" w:hAnsi="맑은 고딕"/>
+                <w:b/>
+                <w:sz w:val="18"/>
+                <w:rFonts w:eastAsia="맑은 고딕"/>
+              </w:rPr>
+              <w:t>코드</w:t>
+            </w:r>
+          </w:p>
+        </w:tc>
+        <w:tc>
+          <w:tcPr>
+            <w:tcW w:type="dxa" w:w="2889"/>
+          </w:tcPr>
+          <w:p>
+            <w:r/>
+            <w:r>
+              <w:rPr>
+                <w:rFonts w:ascii="맑은 고딕" w:hAnsi="맑은 고딕"/>
+                <w:b w:val="0"/>
+                <w:sz w:val="18"/>
+                <w:rFonts w:eastAsia="맑은 고딕"/>
+              </w:rPr>
+              <w:t>src/lib/khidi/kpi.ts</w:t>
+            </w:r>
+          </w:p>
+        </w:tc>
+        <w:tc>
+          <w:tcPr>
+            <w:tcW w:type="dxa" w:w="2889"/>
+          </w:tcPr>
+          <w:p>
+            <w:r/>
+            <w:r>
+              <w:rPr>
+                <w:rFonts w:ascii="맑은 고딕" w:hAnsi="맑은 고딕"/>
+                <w:b w:val="0"/>
+                <w:sz w:val="18"/>
+                <w:rFonts w:eastAsia="맑은 고딕"/>
+              </w:rPr>
+              <w:t>성과지표 집계 정의(테스트 데이터 제외 규칙 포함)</w:t>
+            </w:r>
+          </w:p>
+        </w:tc>
+      </w:tr>
+      <w:tr>
+        <w:tc>
+          <w:tcPr>
+            <w:tcW w:type="dxa" w:w="2889"/>
+          </w:tcPr>
+          <w:p>
+            <w:r/>
+            <w:r>
+              <w:rPr>
+                <w:rFonts w:ascii="맑은 고딕" w:hAnsi="맑은 고딕"/>
+                <w:b/>
+                <w:sz w:val="18"/>
+                <w:rFonts w:eastAsia="맑은 고딕"/>
+              </w:rPr>
+              <w:t>빌드</w:t>
+            </w:r>
+          </w:p>
+        </w:tc>
+        <w:tc>
+          <w:tcPr>
+            <w:tcW w:type="dxa" w:w="2889"/>
+          </w:tcPr>
+          <w:p>
+            <w:r/>
+            <w:r>
+              <w:rPr>
+                <w:rFonts w:ascii="맑은 고딕" w:hAnsi="맑은 고딕"/>
+                <w:b w:val="0"/>
+                <w:sz w:val="18"/>
+                <w:rFonts w:eastAsia="맑은 고딕"/>
+              </w:rPr>
+              <w:t>Next.js 라우트 목록(CI 빌드 산출)</w:t>
+            </w:r>
+          </w:p>
+        </w:tc>
+        <w:tc>
+          <w:tcPr>
+            <w:tcW w:type="dxa" w:w="2889"/>
+          </w:tcPr>
+          <w:p>
+            <w:r/>
+            <w:r>
+              <w:rPr>
+                <w:rFonts w:ascii="맑은 고딕" w:hAnsi="맑은 고딕"/>
+                <w:b w:val="0"/>
+                <w:sz w:val="18"/>
+                <w:rFonts w:eastAsia="맑은 고딕"/>
+              </w:rPr>
+              <w:t>실제 존재하는 화면 경로</w:t>
+            </w:r>
+          </w:p>
+        </w:tc>
+      </w:tr>
+      <w:tr>
+        <w:tc>
+          <w:tcPr>
+            <w:tcW w:type="dxa" w:w="2889"/>
+          </w:tcPr>
+          <w:p>
+            <w:r/>
+            <w:r>
+              <w:rPr>
+                <w:rFonts w:ascii="맑은 고딕" w:hAnsi="맑은 고딕"/>
+                <w:b/>
+                <w:sz w:val="18"/>
+                <w:rFonts w:eastAsia="맑은 고딕"/>
+              </w:rPr>
+              <w:t>데이터</w:t>
+            </w:r>
+          </w:p>
+        </w:tc>
+        <w:tc>
+          <w:tcPr>
+            <w:tcW w:type="dxa" w:w="2889"/>
+          </w:tcPr>
+          <w:p>
+            <w:r/>
+            <w:r>
+              <w:rPr>
+                <w:rFonts w:ascii="맑은 고딕" w:hAnsi="맑은 고딕"/>
+                <w:b w:val="0"/>
+                <w:sz w:val="18"/>
+                <w:rFonts w:eastAsia="맑은 고딕"/>
+              </w:rPr>
+              <w:t>운영데이터베이스 정확 집계(2026. 7. 27.)</w:t>
+            </w:r>
+          </w:p>
+        </w:tc>
+        <w:tc>
+          <w:tcPr>
+            <w:tcW w:type="dxa" w:w="2889"/>
+          </w:tcPr>
+          <w:p>
+            <w:r/>
+            <w:r>
+              <w:rPr>
+                <w:rFonts w:ascii="맑은 고딕" w:hAnsi="맑은 고딕"/>
+                <w:b w:val="0"/>
+                <w:sz w:val="18"/>
+                <w:rFonts w:eastAsia="맑은 고딕"/>
+              </w:rPr>
+              <w:t>실적 수치의 원천</w:t>
+            </w:r>
+          </w:p>
+        </w:tc>
+      </w:tr>
+    </w:tbl>
+    <w:p/>
     <w:sectPr>
       <w:headerReference w:type="default" r:id="rId7"/>
       <w:footerReference w:type="default" r:id="rId8"/>

--- a/docs/government-project/04_중간보고서.docx
+++ b/docs/government-project/04_중간보고서.docx
@@ -244,7 +244,7 @@
                 <w:sz w:val="20"/>
                 <w:szCs w:val="20"/>
               </w:rPr>
-              <w:t xml:space="preserve">2026년 4월 30일 (착수 후 1개월 시점)</w:t>
+              <w:t>2026년 8월 19일 (착수 후 5개월 시점)</w:t>
             </w:r>
           </w:p>
         </w:tc>
@@ -369,7 +369,7 @@
           <w:sz w:val="20"/>
           <w:szCs w:val="20"/>
         </w:rPr>
-        <w:t xml:space="preserve">기준일 2026년 4월 30일 기준, 전체 기능 구현 진척률은 74% (완료) + 26% (부분구현)로, 미구현 기능은 없다.</w:t>
+        <w:t>기준일 2026년 8월 19일 기준, 전체 기능 구현 진척률은 96% (완료 22/23) + 4% (부분구현 1/23)로, 미구현 기능은 없다. 착수 시 부분구현으로 분류했던 6개 기능 중 5개가 완료로 전환되었다.</w:t>
       </w:r>
     </w:p>
     <w:p>
@@ -382,7 +382,7 @@
           <w:sz w:val="20"/>
           <w:szCs w:val="20"/>
         </w:rPr>
-        <w:t xml:space="preserve">사업 기간 기준 진척률: 4월/8개월 = 12.5% (초기 단계)이나, 기능 구현은 사전 개발로 74% 완료 상태.</w:t>
+        <w:t>사업 기간 기준 진척률: 5개월/8개월 = 62.5% 경과. 기능 구현은 96% 완료 상태이며, 플랫폼은 6월 정식 배포 이후 실서비스로 운영 중이다.</w:t>
       </w:r>
     </w:p>
     <w:p>
@@ -574,7 +574,7 @@
                 <w:sz w:val="18"/>
                 <w:szCs w:val="18"/>
               </w:rPr>
-              <w:t xml:space="preserve">74% (17/23 기능)</w:t>
+              <w:t>96% (22/23 기능)</w:t>
             </w:r>
           </w:p>
         </w:tc>
@@ -675,7 +675,7 @@
                 <w:sz w:val="18"/>
                 <w:szCs w:val="18"/>
               </w:rPr>
-              <w:t xml:space="preserve">26% (6/23 기능)</w:t>
+              <w:t>4% (1/23 기능)</w:t>
             </w:r>
           </w:p>
         </w:tc>
@@ -708,7 +708,7 @@
                 <w:sz w:val="18"/>
                 <w:szCs w:val="18"/>
               </w:rPr>
-              <w:t xml:space="preserve">화상 내 실시간 번역 자막, 예약 리마인더 자동화, 사후관리 AI 감지, 러시아어·카자흐어 UI 완성, 실시간 푸시 알림</w:t>
+              <w:t>예약 리마인더 자동화(의료진 일정 연동 잔여)</w:t>
             </w:r>
           </w:p>
         </w:tc>
@@ -3187,7 +3187,7 @@
           <w:sz w:val="20"/>
           <w:szCs w:val="20"/>
         </w:rPr>
-        <w:t xml:space="preserve">2026년 4월 30일 기준 — 시스템 구축 단계이므로 운영 KPI는 측정 전 상태이다.</w:t>
+        <w:t>2026년 8월 19일 기준 — 플랫폼 구축·배포는 완료되어 운영 중이며, 운영 KPI는 실환자 유입 단계에 따라 집계된다.</w:t>
       </w:r>
     </w:p>
     <w:p>
@@ -9811,7 +9811,7 @@
                 <w:sz w:val="18"/>
                 <w:szCs w:val="18"/>
               </w:rPr>
-              <w:t xml:space="preserve">v0.9 [Draft]</w:t>
+              <w:t>v1.1</w:t>
             </w:r>
           </w:p>
         </w:tc>
@@ -9877,7 +9877,7 @@
                 <w:sz w:val="18"/>
                 <w:szCs w:val="18"/>
               </w:rPr>
-              <w:t xml:space="preserve">2026-04-30</w:t>
+              <w:t>2026-08-19</w:t>
             </w:r>
           </w:p>
         </w:tc>
@@ -12460,6 +12460,2472 @@
                 <w:rFonts w:eastAsia="맑은 고딕"/>
               </w:rPr>
               <w:t>운영데이터베이스 정확 집계(2026. 7. 27.)</w:t>
+            </w:r>
+          </w:p>
+        </w:tc>
+        <w:tc>
+          <w:tcPr>
+            <w:tcW w:type="dxa" w:w="2889"/>
+          </w:tcPr>
+          <w:p>
+            <w:r/>
+            <w:r>
+              <w:rPr>
+                <w:rFonts w:ascii="맑은 고딕" w:hAnsi="맑은 고딕"/>
+                <w:b w:val="0"/>
+                <w:sz w:val="18"/>
+                <w:rFonts w:eastAsia="맑은 고딕"/>
+              </w:rPr>
+              <w:t>실적 수치의 원천</w:t>
+            </w:r>
+          </w:p>
+        </w:tc>
+      </w:tr>
+    </w:tbl>
+    <w:p/>
+    <w:p>
+      <w:r>
+        <w:br w:type="page"/>
+      </w:r>
+    </w:p>
+    <w:p>
+      <w:r>
+        <w:rPr>
+          <w:rFonts w:ascii="맑은 고딕" w:hAnsi="맑은 고딕"/>
+          <w:b/>
+          <w:color w:val="00467F"/>
+          <w:sz w:val="28"/>
+          <w:rFonts w:eastAsia="맑은 고딕"/>
+        </w:rPr>
+        <w:t>부록. 현행 반영 (2026. 8. 19. 기준)</w:t>
+      </w:r>
+    </w:p>
+    <w:p>
+      <w:r>
+        <w:rPr>
+          <w:rFonts w:ascii="맑은 고딕" w:hAnsi="맑은 고딕"/>
+          <w:b w:val="0"/>
+          <w:sz w:val="20"/>
+          <w:rFonts w:eastAsia="맑은 고딕"/>
+        </w:rPr>
+        <w:t>본 부록은 문서 본문 작성 이후 변경된 사항을 현행 기준으로 반영한 것이다. 수치는 추정이 아니라 운영데이터베이스 정확 집계이며, 화면 경로는 실제 배포 코드 기준이다.</w:t>
+      </w:r>
+    </w:p>
+    <w:p/>
+    <w:p>
+      <w:r>
+        <w:rPr>
+          <w:rFonts w:ascii="맑은 고딕" w:hAnsi="맑은 고딕"/>
+          <w:b/>
+          <w:color w:val="00467F"/>
+          <w:sz w:val="24"/>
+          <w:rFonts w:eastAsia="맑은 고딕"/>
+        </w:rPr>
+        <w:t>1. 계정 계층 (7종)</w:t>
+      </w:r>
+    </w:p>
+    <w:p>
+      <w:r>
+        <w:rPr>
+          <w:rFonts w:ascii="맑은 고딕" w:hAnsi="맑은 고딕"/>
+          <w:b w:val="0"/>
+          <w:sz w:val="18"/>
+          <w:rFonts w:eastAsia="맑은 고딕"/>
+        </w:rPr>
+        <w:t>※ 의사는 계정 계층이 아니다. 화상상담 초대링크 게스트 또는 의료기관 계정으로 참여한다.</w:t>
+      </w:r>
+    </w:p>
+    <w:tbl>
+      <w:tblPr>
+        <w:tblW w:type="auto" w:w="0"/>
+        <w:tblLook w:firstColumn="1" w:firstRow="1" w:lastColumn="0" w:lastRow="0" w:noHBand="0" w:noVBand="1" w:val="04A0"/>
+        <w:tblBorders>
+          <w:top w:val="single" w:sz="4" w:color="999999"/>
+          <w:left w:val="single" w:sz="4" w:color="999999"/>
+          <w:bottom w:val="single" w:sz="4" w:color="999999"/>
+          <w:right w:val="single" w:sz="4" w:color="999999"/>
+          <w:insideH w:val="single" w:sz="4" w:color="999999"/>
+          <w:insideV w:val="single" w:sz="4" w:color="999999"/>
+        </w:tblBorders>
+      </w:tblPr>
+      <w:tblGrid>
+        <w:gridCol w:w="2166"/>
+        <w:gridCol w:w="2166"/>
+        <w:gridCol w:w="2166"/>
+        <w:gridCol w:w="2166"/>
+      </w:tblGrid>
+      <w:tr>
+        <w:tc>
+          <w:tcPr>
+            <w:tcW w:type="dxa" w:w="2166"/>
+            <w:shd w:val="clear" w:color="auto" w:fill="00467F"/>
+          </w:tcPr>
+          <w:p>
+            <w:r/>
+            <w:r>
+              <w:rPr>
+                <w:rFonts w:ascii="맑은 고딕" w:hAnsi="맑은 고딕"/>
+                <w:b/>
+                <w:color w:val="FFFFFF"/>
+                <w:sz w:val="18"/>
+                <w:rFonts w:eastAsia="맑은 고딕"/>
+              </w:rPr>
+              <w:t>계층</w:t>
+            </w:r>
+          </w:p>
+        </w:tc>
+        <w:tc>
+          <w:tcPr>
+            <w:tcW w:type="dxa" w:w="2166"/>
+            <w:shd w:val="clear" w:color="auto" w:fill="00467F"/>
+          </w:tcPr>
+          <w:p>
+            <w:r/>
+            <w:r>
+              <w:rPr>
+                <w:rFonts w:ascii="맑은 고딕" w:hAnsi="맑은 고딕"/>
+                <w:b/>
+                <w:color w:val="FFFFFF"/>
+                <w:sz w:val="18"/>
+                <w:rFonts w:eastAsia="맑은 고딕"/>
+              </w:rPr>
+              <w:t>권한 저장</w:t>
+            </w:r>
+          </w:p>
+        </w:tc>
+        <w:tc>
+          <w:tcPr>
+            <w:tcW w:type="dxa" w:w="2166"/>
+            <w:shd w:val="clear" w:color="auto" w:fill="00467F"/>
+          </w:tcPr>
+          <w:p>
+            <w:r/>
+            <w:r>
+              <w:rPr>
+                <w:rFonts w:ascii="맑은 고딕" w:hAnsi="맑은 고딕"/>
+                <w:b/>
+                <w:color w:val="FFFFFF"/>
+                <w:sz w:val="18"/>
+                <w:rFonts w:eastAsia="맑은 고딕"/>
+              </w:rPr>
+              <w:t>전용 화면</w:t>
+            </w:r>
+          </w:p>
+        </w:tc>
+        <w:tc>
+          <w:tcPr>
+            <w:tcW w:type="dxa" w:w="2166"/>
+            <w:shd w:val="clear" w:color="auto" w:fill="00467F"/>
+          </w:tcPr>
+          <w:p>
+            <w:r/>
+            <w:r>
+              <w:rPr>
+                <w:rFonts w:ascii="맑은 고딕" w:hAnsi="맑은 고딕"/>
+                <w:b/>
+                <w:color w:val="FFFFFF"/>
+                <w:sz w:val="18"/>
+                <w:rFonts w:eastAsia="맑은 고딕"/>
+              </w:rPr>
+              <w:t>설명</w:t>
+            </w:r>
+          </w:p>
+        </w:tc>
+      </w:tr>
+      <w:tr>
+        <w:tc>
+          <w:tcPr>
+            <w:tcW w:type="dxa" w:w="2166"/>
+          </w:tcPr>
+          <w:p>
+            <w:r/>
+            <w:r>
+              <w:rPr>
+                <w:rFonts w:ascii="맑은 고딕" w:hAnsi="맑은 고딕"/>
+                <w:b/>
+                <w:sz w:val="18"/>
+                <w:rFonts w:eastAsia="맑은 고딕"/>
+              </w:rPr>
+              <w:t>비회원(게스트)</w:t>
+            </w:r>
+          </w:p>
+        </w:tc>
+        <w:tc>
+          <w:tcPr>
+            <w:tcW w:type="dxa" w:w="2166"/>
+          </w:tcPr>
+          <w:p>
+            <w:r/>
+            <w:r>
+              <w:rPr>
+                <w:rFonts w:ascii="맑은 고딕" w:hAnsi="맑은 고딕"/>
+                <w:b w:val="0"/>
+                <w:sz w:val="18"/>
+                <w:rFonts w:eastAsia="맑은 고딕"/>
+              </w:rPr>
+              <w:t>초대링크 토큰</w:t>
+            </w:r>
+          </w:p>
+        </w:tc>
+        <w:tc>
+          <w:tcPr>
+            <w:tcW w:type="dxa" w:w="2166"/>
+          </w:tcPr>
+          <w:p>
+            <w:r/>
+            <w:r>
+              <w:rPr>
+                <w:rFonts w:ascii="맑은 고딕" w:hAnsi="맑은 고딕"/>
+                <w:b w:val="0"/>
+                <w:sz w:val="18"/>
+                <w:rFonts w:eastAsia="맑은 고딕"/>
+              </w:rPr>
+              <w:t>—</w:t>
+            </w:r>
+          </w:p>
+        </w:tc>
+        <w:tc>
+          <w:tcPr>
+            <w:tcW w:type="dxa" w:w="2166"/>
+          </w:tcPr>
+          <w:p>
+            <w:r/>
+            <w:r>
+              <w:rPr>
+                <w:rFonts w:ascii="맑은 고딕" w:hAnsi="맑은 고딕"/>
+                <w:b w:val="0"/>
+                <w:sz w:val="18"/>
+                <w:rFonts w:eastAsia="맑은 고딕"/>
+              </w:rPr>
+              <w:t>계정 없이 화상상담 초대링크로만 상담방 입장. 의료진·통역사가 이 방식으로 참여.</w:t>
+            </w:r>
+          </w:p>
+        </w:tc>
+      </w:tr>
+      <w:tr>
+        <w:tc>
+          <w:tcPr>
+            <w:tcW w:type="dxa" w:w="2166"/>
+          </w:tcPr>
+          <w:p>
+            <w:r/>
+            <w:r>
+              <w:rPr>
+                <w:rFonts w:ascii="맑은 고딕" w:hAnsi="맑은 고딕"/>
+                <w:b/>
+                <w:sz w:val="18"/>
+                <w:rFonts w:eastAsia="맑은 고딕"/>
+              </w:rPr>
+              <w:t>사용자(환자)</w:t>
+            </w:r>
+          </w:p>
+        </w:tc>
+        <w:tc>
+          <w:tcPr>
+            <w:tcW w:type="dxa" w:w="2166"/>
+          </w:tcPr>
+          <w:p>
+            <w:r/>
+            <w:r>
+              <w:rPr>
+                <w:rFonts w:ascii="맑은 고딕" w:hAnsi="맑은 고딕"/>
+                <w:b w:val="0"/>
+                <w:sz w:val="18"/>
+                <w:rFonts w:eastAsia="맑은 고딕"/>
+              </w:rPr>
+              <w:t>로그인 계정(기본값)</w:t>
+            </w:r>
+          </w:p>
+        </w:tc>
+        <w:tc>
+          <w:tcPr>
+            <w:tcW w:type="dxa" w:w="2166"/>
+          </w:tcPr>
+          <w:p>
+            <w:r/>
+            <w:r>
+              <w:rPr>
+                <w:rFonts w:ascii="맑은 고딕" w:hAnsi="맑은 고딕"/>
+                <w:b w:val="0"/>
+                <w:sz w:val="18"/>
+                <w:rFonts w:eastAsia="맑은 고딕"/>
+              </w:rPr>
+              <w:t>/patient</w:t>
+            </w:r>
+          </w:p>
+        </w:tc>
+        <w:tc>
+          <w:tcPr>
+            <w:tcW w:type="dxa" w:w="2166"/>
+          </w:tcPr>
+          <w:p>
+            <w:r/>
+            <w:r>
+              <w:rPr>
+                <w:rFonts w:ascii="맑은 고딕" w:hAnsi="맑은 고딕"/>
+                <w:b w:val="0"/>
+                <w:sz w:val="18"/>
+                <w:rFonts w:eastAsia="맑은 고딕"/>
+              </w:rPr>
+              <w:t>문의·상담·사후관리. 별도 역할 없음이 기본.</w:t>
+            </w:r>
+          </w:p>
+        </w:tc>
+      </w:tr>
+      <w:tr>
+        <w:tc>
+          <w:tcPr>
+            <w:tcW w:type="dxa" w:w="2166"/>
+          </w:tcPr>
+          <w:p>
+            <w:r/>
+            <w:r>
+              <w:rPr>
+                <w:rFonts w:ascii="맑은 고딕" w:hAnsi="맑은 고딕"/>
+                <w:b/>
+                <w:sz w:val="18"/>
+                <w:rFonts w:eastAsia="맑은 고딕"/>
+              </w:rPr>
+              <w:t>코디네이터</w:t>
+            </w:r>
+          </w:p>
+        </w:tc>
+        <w:tc>
+          <w:tcPr>
+            <w:tcW w:type="dxa" w:w="2166"/>
+          </w:tcPr>
+          <w:p>
+            <w:r/>
+            <w:r>
+              <w:rPr>
+                <w:rFonts w:ascii="맑은 고딕" w:hAnsi="맑은 고딕"/>
+                <w:b w:val="0"/>
+                <w:sz w:val="18"/>
+                <w:rFonts w:eastAsia="맑은 고딕"/>
+              </w:rPr>
+              <w:t>app_metadata.role</w:t>
+            </w:r>
+          </w:p>
+        </w:tc>
+        <w:tc>
+          <w:tcPr>
+            <w:tcW w:type="dxa" w:w="2166"/>
+          </w:tcPr>
+          <w:p>
+            <w:r/>
+            <w:r>
+              <w:rPr>
+                <w:rFonts w:ascii="맑은 고딕" w:hAnsi="맑은 고딕"/>
+                <w:b w:val="0"/>
+                <w:sz w:val="18"/>
+                <w:rFonts w:eastAsia="맑은 고딕"/>
+              </w:rPr>
+              <w:t>/coordinator</w:t>
+            </w:r>
+          </w:p>
+        </w:tc>
+        <w:tc>
+          <w:tcPr>
+            <w:tcW w:type="dxa" w:w="2166"/>
+          </w:tcPr>
+          <w:p>
+            <w:r/>
+            <w:r>
+              <w:rPr>
+                <w:rFonts w:ascii="맑은 고딕" w:hAnsi="맑은 고딕"/>
+                <w:b w:val="0"/>
+                <w:sz w:val="18"/>
+                <w:rFonts w:eastAsia="맑은 고딕"/>
+              </w:rPr>
+              <w:t>내부 스태프. 환자 여정·상담 일정·증상 알림 관리.</w:t>
+            </w:r>
+          </w:p>
+        </w:tc>
+      </w:tr>
+      <w:tr>
+        <w:tc>
+          <w:tcPr>
+            <w:tcW w:type="dxa" w:w="2166"/>
+          </w:tcPr>
+          <w:p>
+            <w:r/>
+            <w:r>
+              <w:rPr>
+                <w:rFonts w:ascii="맑은 고딕" w:hAnsi="맑은 고딕"/>
+                <w:b/>
+                <w:sz w:val="18"/>
+                <w:rFonts w:eastAsia="맑은 고딕"/>
+              </w:rPr>
+              <w:t>관리자</w:t>
+            </w:r>
+          </w:p>
+        </w:tc>
+        <w:tc>
+          <w:tcPr>
+            <w:tcW w:type="dxa" w:w="2166"/>
+          </w:tcPr>
+          <w:p>
+            <w:r/>
+            <w:r>
+              <w:rPr>
+                <w:rFonts w:ascii="맑은 고딕" w:hAnsi="맑은 고딕"/>
+                <w:b w:val="0"/>
+                <w:sz w:val="18"/>
+                <w:rFonts w:eastAsia="맑은 고딕"/>
+              </w:rPr>
+              <w:t>app_metadata.role</w:t>
+            </w:r>
+          </w:p>
+        </w:tc>
+        <w:tc>
+          <w:tcPr>
+            <w:tcW w:type="dxa" w:w="2166"/>
+          </w:tcPr>
+          <w:p>
+            <w:r/>
+            <w:r>
+              <w:rPr>
+                <w:rFonts w:ascii="맑은 고딕" w:hAnsi="맑은 고딕"/>
+                <w:b w:val="0"/>
+                <w:sz w:val="18"/>
+                <w:rFonts w:eastAsia="맑은 고딕"/>
+              </w:rPr>
+              <w:t>/admin</w:t>
+            </w:r>
+          </w:p>
+        </w:tc>
+        <w:tc>
+          <w:tcPr>
+            <w:tcW w:type="dxa" w:w="2166"/>
+          </w:tcPr>
+          <w:p>
+            <w:r/>
+            <w:r>
+              <w:rPr>
+                <w:rFonts w:ascii="맑은 고딕" w:hAnsi="맑은 고딕"/>
+                <w:b w:val="0"/>
+                <w:sz w:val="18"/>
+                <w:rFonts w:eastAsia="맑은 고딕"/>
+              </w:rPr>
+              <w:t>운영자. 전체 권한. 통합 콘솔에서 코디 화면까지 포함.</w:t>
+            </w:r>
+          </w:p>
+        </w:tc>
+      </w:tr>
+      <w:tr>
+        <w:tc>
+          <w:tcPr>
+            <w:tcW w:type="dxa" w:w="2166"/>
+          </w:tcPr>
+          <w:p>
+            <w:r/>
+            <w:r>
+              <w:rPr>
+                <w:rFonts w:ascii="맑은 고딕" w:hAnsi="맑은 고딕"/>
+                <w:b/>
+                <w:sz w:val="18"/>
+                <w:rFonts w:eastAsia="맑은 고딕"/>
+              </w:rPr>
+              <w:t>국내 의료기관</w:t>
+            </w:r>
+          </w:p>
+        </w:tc>
+        <w:tc>
+          <w:tcPr>
+            <w:tcW w:type="dxa" w:w="2166"/>
+          </w:tcPr>
+          <w:p>
+            <w:r/>
+            <w:r>
+              <w:rPr>
+                <w:rFonts w:ascii="맑은 고딕" w:hAnsi="맑은 고딕"/>
+                <w:b w:val="0"/>
+                <w:sz w:val="18"/>
+                <w:rFonts w:eastAsia="맑은 고딕"/>
+              </w:rPr>
+              <w:t>hospital_users 테이블</w:t>
+            </w:r>
+          </w:p>
+        </w:tc>
+        <w:tc>
+          <w:tcPr>
+            <w:tcW w:type="dxa" w:w="2166"/>
+          </w:tcPr>
+          <w:p>
+            <w:r/>
+            <w:r>
+              <w:rPr>
+                <w:rFonts w:ascii="맑은 고딕" w:hAnsi="맑은 고딕"/>
+                <w:b w:val="0"/>
+                <w:sz w:val="18"/>
+                <w:rFonts w:eastAsia="맑은 고딕"/>
+              </w:rPr>
+              <w:t>/hospital</w:t>
+            </w:r>
+          </w:p>
+        </w:tc>
+        <w:tc>
+          <w:tcPr>
+            <w:tcW w:type="dxa" w:w="2166"/>
+          </w:tcPr>
+          <w:p>
+            <w:r/>
+            <w:r>
+              <w:rPr>
+                <w:rFonts w:ascii="맑은 고딕" w:hAnsi="맑은 고딕"/>
+                <w:b w:val="0"/>
+                <w:sz w:val="18"/>
+                <w:rFonts w:eastAsia="맑은 고딕"/>
+              </w:rPr>
+              <w:t>제휴 한국 병원 담당자(owner/manager/viewer). 리드·프로필·치료정보 관리.</w:t>
+            </w:r>
+          </w:p>
+        </w:tc>
+      </w:tr>
+      <w:tr>
+        <w:tc>
+          <w:tcPr>
+            <w:tcW w:type="dxa" w:w="2166"/>
+          </w:tcPr>
+          <w:p>
+            <w:r/>
+            <w:r>
+              <w:rPr>
+                <w:rFonts w:ascii="맑은 고딕" w:hAnsi="맑은 고딕"/>
+                <w:b/>
+                <w:sz w:val="18"/>
+                <w:rFonts w:eastAsia="맑은 고딕"/>
+              </w:rPr>
+              <w:t>해외 에이전시</w:t>
+            </w:r>
+          </w:p>
+        </w:tc>
+        <w:tc>
+          <w:tcPr>
+            <w:tcW w:type="dxa" w:w="2166"/>
+          </w:tcPr>
+          <w:p>
+            <w:r/>
+            <w:r>
+              <w:rPr>
+                <w:rFonts w:ascii="맑은 고딕" w:hAnsi="맑은 고딕"/>
+                <w:b w:val="0"/>
+                <w:sz w:val="18"/>
+                <w:rFonts w:eastAsia="맑은 고딕"/>
+              </w:rPr>
+              <w:t>agency_users + partner_type</w:t>
+            </w:r>
+          </w:p>
+        </w:tc>
+        <w:tc>
+          <w:tcPr>
+            <w:tcW w:type="dxa" w:w="2166"/>
+          </w:tcPr>
+          <w:p>
+            <w:r/>
+            <w:r>
+              <w:rPr>
+                <w:rFonts w:ascii="맑은 고딕" w:hAnsi="맑은 고딕"/>
+                <w:b w:val="0"/>
+                <w:sz w:val="18"/>
+                <w:rFonts w:eastAsia="맑은 고딕"/>
+              </w:rPr>
+              <w:t>/agency</w:t>
+            </w:r>
+          </w:p>
+        </w:tc>
+        <w:tc>
+          <w:tcPr>
+            <w:tcW w:type="dxa" w:w="2166"/>
+          </w:tcPr>
+          <w:p>
+            <w:r/>
+            <w:r>
+              <w:rPr>
+                <w:rFonts w:ascii="맑은 고딕" w:hAnsi="맑은 고딕"/>
+                <w:b w:val="0"/>
+                <w:sz w:val="18"/>
+                <w:rFonts w:eastAsia="맑은 고딕"/>
+              </w:rPr>
+              <w:t>해외 환자 유치 파트너. 의뢰 환자 진행상황 조회.</w:t>
+            </w:r>
+          </w:p>
+        </w:tc>
+      </w:tr>
+      <w:tr>
+        <w:tc>
+          <w:tcPr>
+            <w:tcW w:type="dxa" w:w="2166"/>
+          </w:tcPr>
+          <w:p>
+            <w:r/>
+            <w:r>
+              <w:rPr>
+                <w:rFonts w:ascii="맑은 고딕" w:hAnsi="맑은 고딕"/>
+                <w:b/>
+                <w:sz w:val="18"/>
+                <w:rFonts w:eastAsia="맑은 고딕"/>
+              </w:rPr>
+              <w:t>해외 의료기관</w:t>
+            </w:r>
+          </w:p>
+        </w:tc>
+        <w:tc>
+          <w:tcPr>
+            <w:tcW w:type="dxa" w:w="2166"/>
+          </w:tcPr>
+          <w:p>
+            <w:r/>
+            <w:r>
+              <w:rPr>
+                <w:rFonts w:ascii="맑은 고딕" w:hAnsi="맑은 고딕"/>
+                <w:b w:val="0"/>
+                <w:sz w:val="18"/>
+                <w:rFonts w:eastAsia="맑은 고딕"/>
+              </w:rPr>
+              <w:t>agency_users + partner_type</w:t>
+            </w:r>
+          </w:p>
+        </w:tc>
+        <w:tc>
+          <w:tcPr>
+            <w:tcW w:type="dxa" w:w="2166"/>
+          </w:tcPr>
+          <w:p>
+            <w:r/>
+            <w:r>
+              <w:rPr>
+                <w:rFonts w:ascii="맑은 고딕" w:hAnsi="맑은 고딕"/>
+                <w:b w:val="0"/>
+                <w:sz w:val="18"/>
+                <w:rFonts w:eastAsia="맑은 고딕"/>
+              </w:rPr>
+              <w:t>/clinic</w:t>
+            </w:r>
+          </w:p>
+        </w:tc>
+        <w:tc>
+          <w:tcPr>
+            <w:tcW w:type="dxa" w:w="2166"/>
+          </w:tcPr>
+          <w:p>
+            <w:r/>
+            <w:r>
+              <w:rPr>
+                <w:rFonts w:ascii="맑은 고딕" w:hAnsi="맑은 고딕"/>
+                <w:b w:val="0"/>
+                <w:sz w:val="18"/>
+                <w:rFonts w:eastAsia="맑은 고딕"/>
+              </w:rPr>
+              <w:t>환자를 한국으로 의뢰하는 현지 병원. 경과·검사결과 전송 주체.</w:t>
+            </w:r>
+          </w:p>
+        </w:tc>
+      </w:tr>
+    </w:tbl>
+    <w:p/>
+    <w:p>
+      <w:r>
+        <w:rPr>
+          <w:rFonts w:ascii="맑은 고딕" w:hAnsi="맑은 고딕"/>
+          <w:b/>
+          <w:color w:val="00467F"/>
+          <w:sz w:val="24"/>
+          <w:rFonts w:eastAsia="맑은 고딕"/>
+        </w:rPr>
+        <w:t>2. 화상 상담(원격협진) 기능</w:t>
+      </w:r>
+    </w:p>
+    <w:tbl>
+      <w:tblPr>
+        <w:tblW w:type="auto" w:w="0"/>
+        <w:tblLook w:firstColumn="1" w:firstRow="1" w:lastColumn="0" w:lastRow="0" w:noHBand="0" w:noVBand="1" w:val="04A0"/>
+        <w:tblBorders>
+          <w:top w:val="single" w:sz="4" w:color="999999"/>
+          <w:left w:val="single" w:sz="4" w:color="999999"/>
+          <w:bottom w:val="single" w:sz="4" w:color="999999"/>
+          <w:right w:val="single" w:sz="4" w:color="999999"/>
+          <w:insideH w:val="single" w:sz="4" w:color="999999"/>
+          <w:insideV w:val="single" w:sz="4" w:color="999999"/>
+        </w:tblBorders>
+      </w:tblPr>
+      <w:tblGrid>
+        <w:gridCol w:w="4333"/>
+        <w:gridCol w:w="4333"/>
+      </w:tblGrid>
+      <w:tr>
+        <w:tc>
+          <w:tcPr>
+            <w:tcW w:type="dxa" w:w="4333"/>
+            <w:shd w:val="clear" w:color="auto" w:fill="00467F"/>
+          </w:tcPr>
+          <w:p>
+            <w:r/>
+            <w:r>
+              <w:rPr>
+                <w:rFonts w:ascii="맑은 고딕" w:hAnsi="맑은 고딕"/>
+                <w:b/>
+                <w:color w:val="FFFFFF"/>
+                <w:sz w:val="18"/>
+                <w:rFonts w:eastAsia="맑은 고딕"/>
+              </w:rPr>
+              <w:t>구분</w:t>
+            </w:r>
+          </w:p>
+        </w:tc>
+        <w:tc>
+          <w:tcPr>
+            <w:tcW w:type="dxa" w:w="4333"/>
+            <w:shd w:val="clear" w:color="auto" w:fill="00467F"/>
+          </w:tcPr>
+          <w:p>
+            <w:r/>
+            <w:r>
+              <w:rPr>
+                <w:rFonts w:ascii="맑은 고딕" w:hAnsi="맑은 고딕"/>
+                <w:b/>
+                <w:color w:val="FFFFFF"/>
+                <w:sz w:val="18"/>
+                <w:rFonts w:eastAsia="맑은 고딕"/>
+              </w:rPr>
+              <w:t>내용</w:t>
+            </w:r>
+          </w:p>
+        </w:tc>
+      </w:tr>
+      <w:tr>
+        <w:tc>
+          <w:tcPr>
+            <w:tcW w:type="dxa" w:w="4333"/>
+          </w:tcPr>
+          <w:p>
+            <w:r/>
+            <w:r>
+              <w:rPr>
+                <w:rFonts w:ascii="맑은 고딕" w:hAnsi="맑은 고딕"/>
+                <w:b/>
+                <w:sz w:val="18"/>
+                <w:rFonts w:eastAsia="맑은 고딕"/>
+              </w:rPr>
+              <w:t>영상·음성</w:t>
+            </w:r>
+          </w:p>
+        </w:tc>
+        <w:tc>
+          <w:tcPr>
+            <w:tcW w:type="dxa" w:w="4333"/>
+          </w:tcPr>
+          <w:p>
+            <w:r/>
+            <w:r>
+              <w:rPr>
+                <w:rFonts w:ascii="맑은 고딕" w:hAnsi="맑은 고딕"/>
+                <w:b w:val="0"/>
+                <w:sz w:val="18"/>
+                <w:rFonts w:eastAsia="맑은 고딕"/>
+              </w:rPr>
+              <w:t>LiveKit 기반 WebRTC 다자 통화. 계정 없이 초대링크로 입장.</w:t>
+            </w:r>
+          </w:p>
+        </w:tc>
+      </w:tr>
+      <w:tr>
+        <w:tc>
+          <w:tcPr>
+            <w:tcW w:type="dxa" w:w="4333"/>
+          </w:tcPr>
+          <w:p>
+            <w:r/>
+            <w:r>
+              <w:rPr>
+                <w:rFonts w:ascii="맑은 고딕" w:hAnsi="맑은 고딕"/>
+                <w:b/>
+                <w:sz w:val="18"/>
+                <w:rFonts w:eastAsia="맑은 고딕"/>
+              </w:rPr>
+              <w:t>실시간 자막</w:t>
+            </w:r>
+          </w:p>
+        </w:tc>
+        <w:tc>
+          <w:tcPr>
+            <w:tcW w:type="dxa" w:w="4333"/>
+          </w:tcPr>
+          <w:p>
+            <w:r/>
+            <w:r>
+              <w:rPr>
+                <w:rFonts w:ascii="맑은 고딕" w:hAnsi="맑은 고딕"/>
+                <w:b w:val="0"/>
+                <w:sz w:val="18"/>
+                <w:rFonts w:eastAsia="맑은 고딕"/>
+              </w:rPr>
+              <w:t>발화를 인식해 자막 표시. 화자를 «역할»이 아니라 «사람» 기준으로 구분(색·이름·좌우).</w:t>
+            </w:r>
+          </w:p>
+        </w:tc>
+      </w:tr>
+      <w:tr>
+        <w:tc>
+          <w:tcPr>
+            <w:tcW w:type="dxa" w:w="4333"/>
+          </w:tcPr>
+          <w:p>
+            <w:r/>
+            <w:r>
+              <w:rPr>
+                <w:rFonts w:ascii="맑은 고딕" w:hAnsi="맑은 고딕"/>
+                <w:b/>
+                <w:sz w:val="18"/>
+                <w:rFonts w:eastAsia="맑은 고딕"/>
+              </w:rPr>
+              <w:t>실시간 통역</w:t>
+            </w:r>
+          </w:p>
+        </w:tc>
+        <w:tc>
+          <w:tcPr>
+            <w:tcW w:type="dxa" w:w="4333"/>
+          </w:tcPr>
+          <w:p>
+            <w:r/>
+            <w:r>
+              <w:rPr>
+                <w:rFonts w:ascii="맑은 고딕" w:hAnsi="맑은 고딕"/>
+                <w:b w:val="0"/>
+                <w:sz w:val="18"/>
+                <w:rFonts w:eastAsia="맑은 고딕"/>
+              </w:rPr>
+              <w:t>한국어 ↔ 러시아어 등 상호 번역 자막. 통역 음성 봇 참여 시 음성 통역.</w:t>
+            </w:r>
+          </w:p>
+        </w:tc>
+      </w:tr>
+      <w:tr>
+        <w:tc>
+          <w:tcPr>
+            <w:tcW w:type="dxa" w:w="4333"/>
+          </w:tcPr>
+          <w:p>
+            <w:r/>
+            <w:r>
+              <w:rPr>
+                <w:rFonts w:ascii="맑은 고딕" w:hAnsi="맑은 고딕"/>
+                <w:b/>
+                <w:sz w:val="18"/>
+                <w:rFonts w:eastAsia="맑은 고딕"/>
+              </w:rPr>
+              <w:t>기록</w:t>
+            </w:r>
+          </w:p>
+        </w:tc>
+        <w:tc>
+          <w:tcPr>
+            <w:tcW w:type="dxa" w:w="4333"/>
+          </w:tcPr>
+          <w:p>
+            <w:r/>
+            <w:r>
+              <w:rPr>
+                <w:rFonts w:ascii="맑은 고딕" w:hAnsi="맑은 고딕"/>
+                <w:b w:val="0"/>
+                <w:sz w:val="18"/>
+                <w:rFonts w:eastAsia="맑은 고딕"/>
+              </w:rPr>
+              <w:t>상담 대화·번역 기록을 암호화 저장하여 사후 확인 및 품질 점검에 활용.</w:t>
+            </w:r>
+          </w:p>
+        </w:tc>
+      </w:tr>
+      <w:tr>
+        <w:tc>
+          <w:tcPr>
+            <w:tcW w:type="dxa" w:w="4333"/>
+          </w:tcPr>
+          <w:p>
+            <w:r/>
+            <w:r>
+              <w:rPr>
+                <w:rFonts w:ascii="맑은 고딕" w:hAnsi="맑은 고딕"/>
+                <w:b/>
+                <w:sz w:val="18"/>
+                <w:rFonts w:eastAsia="맑은 고딕"/>
+              </w:rPr>
+              <w:t>안정성</w:t>
+            </w:r>
+          </w:p>
+        </w:tc>
+        <w:tc>
+          <w:tcPr>
+            <w:tcW w:type="dxa" w:w="4333"/>
+          </w:tcPr>
+          <w:p>
+            <w:r/>
+            <w:r>
+              <w:rPr>
+                <w:rFonts w:ascii="맑은 고딕" w:hAnsi="맑은 고딕"/>
+                <w:b w:val="0"/>
+                <w:sz w:val="18"/>
+                <w:rFonts w:eastAsia="맑은 고딕"/>
+              </w:rPr>
+              <w:t>하울링 2단 감지, 무응답 자동 종료, 자막 중단 시 복구 안내.</w:t>
+            </w:r>
+          </w:p>
+        </w:tc>
+      </w:tr>
+    </w:tbl>
+    <w:p/>
+    <w:p>
+      <w:r>
+        <w:rPr>
+          <w:rFonts w:ascii="맑은 고딕" w:hAnsi="맑은 고딕"/>
+          <w:b/>
+          <w:color w:val="00467F"/>
+          <w:sz w:val="24"/>
+          <w:rFonts w:eastAsia="맑은 고딕"/>
+        </w:rPr>
+        <w:t>3. 상담 채널</w:t>
+      </w:r>
+    </w:p>
+    <w:p>
+      <w:r>
+        <w:rPr>
+          <w:rFonts w:ascii="맑은 고딕" w:hAnsi="맑은 고딕"/>
+          <w:b w:val="0"/>
+          <w:sz w:val="18"/>
+          <w:rFonts w:eastAsia="맑은 고딕"/>
+        </w:rPr>
+        <w:t>※ 연동 수준을 구분해 기재한다. 위챗·라인은 메신저 바로가기 안내이며 봇 연동은 미적용이다.</w:t>
+      </w:r>
+    </w:p>
+    <w:tbl>
+      <w:tblPr>
+        <w:tblW w:type="auto" w:w="0"/>
+        <w:tblLook w:firstColumn="1" w:firstRow="1" w:lastColumn="0" w:lastRow="0" w:noHBand="0" w:noVBand="1" w:val="04A0"/>
+        <w:tblBorders>
+          <w:top w:val="single" w:sz="4" w:color="999999"/>
+          <w:left w:val="single" w:sz="4" w:color="999999"/>
+          <w:bottom w:val="single" w:sz="4" w:color="999999"/>
+          <w:right w:val="single" w:sz="4" w:color="999999"/>
+          <w:insideH w:val="single" w:sz="4" w:color="999999"/>
+          <w:insideV w:val="single" w:sz="4" w:color="999999"/>
+        </w:tblBorders>
+      </w:tblPr>
+      <w:tblGrid>
+        <w:gridCol w:w="2889"/>
+        <w:gridCol w:w="2889"/>
+        <w:gridCol w:w="2889"/>
+      </w:tblGrid>
+      <w:tr>
+        <w:tc>
+          <w:tcPr>
+            <w:tcW w:type="dxa" w:w="2889"/>
+            <w:shd w:val="clear" w:color="auto" w:fill="00467F"/>
+          </w:tcPr>
+          <w:p>
+            <w:r/>
+            <w:r>
+              <w:rPr>
+                <w:rFonts w:ascii="맑은 고딕" w:hAnsi="맑은 고딕"/>
+                <w:b/>
+                <w:color w:val="FFFFFF"/>
+                <w:sz w:val="18"/>
+                <w:rFonts w:eastAsia="맑은 고딕"/>
+              </w:rPr>
+              <w:t>채널</w:t>
+            </w:r>
+          </w:p>
+        </w:tc>
+        <w:tc>
+          <w:tcPr>
+            <w:tcW w:type="dxa" w:w="2889"/>
+            <w:shd w:val="clear" w:color="auto" w:fill="00467F"/>
+          </w:tcPr>
+          <w:p>
+            <w:r/>
+            <w:r>
+              <w:rPr>
+                <w:rFonts w:ascii="맑은 고딕" w:hAnsi="맑은 고딕"/>
+                <w:b/>
+                <w:color w:val="FFFFFF"/>
+                <w:sz w:val="18"/>
+                <w:rFonts w:eastAsia="맑은 고딕"/>
+              </w:rPr>
+              <w:t>연동 수준</w:t>
+            </w:r>
+          </w:p>
+        </w:tc>
+        <w:tc>
+          <w:tcPr>
+            <w:tcW w:type="dxa" w:w="2889"/>
+            <w:shd w:val="clear" w:color="auto" w:fill="00467F"/>
+          </w:tcPr>
+          <w:p>
+            <w:r/>
+            <w:r>
+              <w:rPr>
+                <w:rFonts w:ascii="맑은 고딕" w:hAnsi="맑은 고딕"/>
+                <w:b/>
+                <w:color w:val="FFFFFF"/>
+                <w:sz w:val="18"/>
+                <w:rFonts w:eastAsia="맑은 고딕"/>
+              </w:rPr>
+              <w:t>내용</w:t>
+            </w:r>
+          </w:p>
+        </w:tc>
+      </w:tr>
+      <w:tr>
+        <w:tc>
+          <w:tcPr>
+            <w:tcW w:type="dxa" w:w="2889"/>
+          </w:tcPr>
+          <w:p>
+            <w:r/>
+            <w:r>
+              <w:rPr>
+                <w:rFonts w:ascii="맑은 고딕" w:hAnsi="맑은 고딕"/>
+                <w:b/>
+                <w:sz w:val="18"/>
+                <w:rFonts w:eastAsia="맑은 고딕"/>
+              </w:rPr>
+              <w:t>웹 (통합 문의 퍼널)</w:t>
+            </w:r>
+          </w:p>
+        </w:tc>
+        <w:tc>
+          <w:tcPr>
+            <w:tcW w:type="dxa" w:w="2889"/>
+          </w:tcPr>
+          <w:p>
+            <w:r/>
+            <w:r>
+              <w:rPr>
+                <w:rFonts w:ascii="맑은 고딕" w:hAnsi="맑은 고딕"/>
+                <w:b w:val="0"/>
+                <w:sz w:val="18"/>
+                <w:rFonts w:eastAsia="맑은 고딕"/>
+              </w:rPr>
+              <w:t>연동</w:t>
+            </w:r>
+          </w:p>
+        </w:tc>
+        <w:tc>
+          <w:tcPr>
+            <w:tcW w:type="dxa" w:w="2889"/>
+          </w:tcPr>
+          <w:p>
+            <w:r/>
+            <w:r>
+              <w:rPr>
+                <w:rFonts w:ascii="맑은 고딕" w:hAnsi="맑은 고딕"/>
+                <w:b w:val="0"/>
+                <w:sz w:val="18"/>
+                <w:rFonts w:eastAsia="맑은 고딕"/>
+              </w:rPr>
+              <w:t>AI 상담·문의서·상담원 연결. 대화 전체가 기록으로 축적.</w:t>
+            </w:r>
+          </w:p>
+        </w:tc>
+      </w:tr>
+      <w:tr>
+        <w:tc>
+          <w:tcPr>
+            <w:tcW w:type="dxa" w:w="2889"/>
+          </w:tcPr>
+          <w:p>
+            <w:r/>
+            <w:r>
+              <w:rPr>
+                <w:rFonts w:ascii="맑은 고딕" w:hAnsi="맑은 고딕"/>
+                <w:b/>
+                <w:sz w:val="18"/>
+                <w:rFonts w:eastAsia="맑은 고딕"/>
+              </w:rPr>
+              <w:t>텔레그램</w:t>
+            </w:r>
+          </w:p>
+        </w:tc>
+        <w:tc>
+          <w:tcPr>
+            <w:tcW w:type="dxa" w:w="2889"/>
+          </w:tcPr>
+          <w:p>
+            <w:r/>
+            <w:r>
+              <w:rPr>
+                <w:rFonts w:ascii="맑은 고딕" w:hAnsi="맑은 고딕"/>
+                <w:b w:val="0"/>
+                <w:sz w:val="18"/>
+                <w:rFonts w:eastAsia="맑은 고딕"/>
+              </w:rPr>
+              <w:t>연동</w:t>
+            </w:r>
+          </w:p>
+        </w:tc>
+        <w:tc>
+          <w:tcPr>
+            <w:tcW w:type="dxa" w:w="2889"/>
+          </w:tcPr>
+          <w:p>
+            <w:r/>
+            <w:r>
+              <w:rPr>
+                <w:rFonts w:ascii="맑은 고딕" w:hAnsi="맑은 고딕"/>
+                <w:b w:val="0"/>
+                <w:sz w:val="18"/>
+                <w:rFonts w:eastAsia="맑은 고딕"/>
+              </w:rPr>
+              <w:t>봇 웹훅. AI 자동응답 + 스태프 그룹 릴레이 + 상담기록 축적.</w:t>
+            </w:r>
+          </w:p>
+        </w:tc>
+      </w:tr>
+      <w:tr>
+        <w:tc>
+          <w:tcPr>
+            <w:tcW w:type="dxa" w:w="2889"/>
+          </w:tcPr>
+          <w:p>
+            <w:r/>
+            <w:r>
+              <w:rPr>
+                <w:rFonts w:ascii="맑은 고딕" w:hAnsi="맑은 고딕"/>
+                <w:b/>
+                <w:sz w:val="18"/>
+                <w:rFonts w:eastAsia="맑은 고딕"/>
+              </w:rPr>
+              <w:t>왓츠앱</w:t>
+            </w:r>
+          </w:p>
+        </w:tc>
+        <w:tc>
+          <w:tcPr>
+            <w:tcW w:type="dxa" w:w="2889"/>
+          </w:tcPr>
+          <w:p>
+            <w:r/>
+            <w:r>
+              <w:rPr>
+                <w:rFonts w:ascii="맑은 고딕" w:hAnsi="맑은 고딕"/>
+                <w:b w:val="0"/>
+                <w:sz w:val="18"/>
+                <w:rFonts w:eastAsia="맑은 고딕"/>
+              </w:rPr>
+              <w:t>연동</w:t>
+            </w:r>
+          </w:p>
+        </w:tc>
+        <w:tc>
+          <w:tcPr>
+            <w:tcW w:type="dxa" w:w="2889"/>
+          </w:tcPr>
+          <w:p>
+            <w:r/>
+            <w:r>
+              <w:rPr>
+                <w:rFonts w:ascii="맑은 고딕" w:hAnsi="맑은 고딕"/>
+                <w:b w:val="0"/>
+                <w:sz w:val="18"/>
+                <w:rFonts w:eastAsia="맑은 고딕"/>
+              </w:rPr>
+              <w:t>봇 웹훅. AI 자동응답 + 상담기록 축적.</w:t>
+            </w:r>
+          </w:p>
+        </w:tc>
+      </w:tr>
+      <w:tr>
+        <w:tc>
+          <w:tcPr>
+            <w:tcW w:type="dxa" w:w="2889"/>
+          </w:tcPr>
+          <w:p>
+            <w:r/>
+            <w:r>
+              <w:rPr>
+                <w:rFonts w:ascii="맑은 고딕" w:hAnsi="맑은 고딕"/>
+                <w:b/>
+                <w:sz w:val="18"/>
+                <w:rFonts w:eastAsia="맑은 고딕"/>
+              </w:rPr>
+              <w:t>위챗</w:t>
+            </w:r>
+          </w:p>
+        </w:tc>
+        <w:tc>
+          <w:tcPr>
+            <w:tcW w:type="dxa" w:w="2889"/>
+          </w:tcPr>
+          <w:p>
+            <w:r/>
+            <w:r>
+              <w:rPr>
+                <w:rFonts w:ascii="맑은 고딕" w:hAnsi="맑은 고딕"/>
+                <w:b w:val="0"/>
+                <w:sz w:val="18"/>
+                <w:rFonts w:eastAsia="맑은 고딕"/>
+              </w:rPr>
+              <w:t>안내 링크</w:t>
+            </w:r>
+          </w:p>
+        </w:tc>
+        <w:tc>
+          <w:tcPr>
+            <w:tcW w:type="dxa" w:w="2889"/>
+          </w:tcPr>
+          <w:p>
+            <w:r/>
+            <w:r>
+              <w:rPr>
+                <w:rFonts w:ascii="맑은 고딕" w:hAnsi="맑은 고딕"/>
+                <w:b w:val="0"/>
+                <w:sz w:val="18"/>
+                <w:rFonts w:eastAsia="맑은 고딕"/>
+              </w:rPr>
+              <w:t>메신저 바로가기 제공. 봇 연동은 미적용.</w:t>
+            </w:r>
+          </w:p>
+        </w:tc>
+      </w:tr>
+      <w:tr>
+        <w:tc>
+          <w:tcPr>
+            <w:tcW w:type="dxa" w:w="2889"/>
+          </w:tcPr>
+          <w:p>
+            <w:r/>
+            <w:r>
+              <w:rPr>
+                <w:rFonts w:ascii="맑은 고딕" w:hAnsi="맑은 고딕"/>
+                <w:b/>
+                <w:sz w:val="18"/>
+                <w:rFonts w:eastAsia="맑은 고딕"/>
+              </w:rPr>
+              <w:t>라인</w:t>
+            </w:r>
+          </w:p>
+        </w:tc>
+        <w:tc>
+          <w:tcPr>
+            <w:tcW w:type="dxa" w:w="2889"/>
+          </w:tcPr>
+          <w:p>
+            <w:r/>
+            <w:r>
+              <w:rPr>
+                <w:rFonts w:ascii="맑은 고딕" w:hAnsi="맑은 고딕"/>
+                <w:b w:val="0"/>
+                <w:sz w:val="18"/>
+                <w:rFonts w:eastAsia="맑은 고딕"/>
+              </w:rPr>
+              <w:t>안내 링크</w:t>
+            </w:r>
+          </w:p>
+        </w:tc>
+        <w:tc>
+          <w:tcPr>
+            <w:tcW w:type="dxa" w:w="2889"/>
+          </w:tcPr>
+          <w:p>
+            <w:r/>
+            <w:r>
+              <w:rPr>
+                <w:rFonts w:ascii="맑은 고딕" w:hAnsi="맑은 고딕"/>
+                <w:b w:val="0"/>
+                <w:sz w:val="18"/>
+                <w:rFonts w:eastAsia="맑은 고딕"/>
+              </w:rPr>
+              <w:t>메신저 바로가기 제공. 봇 연동은 미적용.</w:t>
+            </w:r>
+          </w:p>
+        </w:tc>
+      </w:tr>
+    </w:tbl>
+    <w:p/>
+    <w:p>
+      <w:r>
+        <w:rPr>
+          <w:rFonts w:ascii="맑은 고딕" w:hAnsi="맑은 고딕"/>
+          <w:b/>
+          <w:color w:val="00467F"/>
+          <w:sz w:val="24"/>
+          <w:rFonts w:eastAsia="맑은 고딕"/>
+        </w:rPr>
+        <w:t>4. 화면 경로 정정 내역</w:t>
+      </w:r>
+    </w:p>
+    <w:p>
+      <w:r>
+        <w:rPr>
+          <w:rFonts w:ascii="맑은 고딕" w:hAnsi="맑은 고딕"/>
+          <w:b w:val="0"/>
+          <w:sz w:val="18"/>
+          <w:rFonts w:eastAsia="맑은 고딕"/>
+        </w:rPr>
+        <w:t>본문에 남아 있던 옛 화면 안내는 아래 기준으로 현행에 맞게 정정하였다. 폐지된 경로는 혼동을 막기 위해 그대로 표기하지 않는다.</w:t>
+      </w:r>
+    </w:p>
+    <w:tbl>
+      <w:tblPr>
+        <w:tblW w:type="auto" w:w="0"/>
+        <w:tblLook w:firstColumn="1" w:firstRow="1" w:lastColumn="0" w:lastRow="0" w:noHBand="0" w:noVBand="1" w:val="04A0"/>
+        <w:tblBorders>
+          <w:top w:val="single" w:sz="4" w:color="999999"/>
+          <w:left w:val="single" w:sz="4" w:color="999999"/>
+          <w:bottom w:val="single" w:sz="4" w:color="999999"/>
+          <w:right w:val="single" w:sz="4" w:color="999999"/>
+          <w:insideH w:val="single" w:sz="4" w:color="999999"/>
+          <w:insideV w:val="single" w:sz="4" w:color="999999"/>
+        </w:tblBorders>
+      </w:tblPr>
+      <w:tblGrid>
+        <w:gridCol w:w="2889"/>
+        <w:gridCol w:w="2889"/>
+        <w:gridCol w:w="2889"/>
+      </w:tblGrid>
+      <w:tr>
+        <w:tc>
+          <w:tcPr>
+            <w:tcW w:type="dxa" w:w="2889"/>
+            <w:shd w:val="clear" w:color="auto" w:fill="00467F"/>
+          </w:tcPr>
+          <w:p>
+            <w:r/>
+            <w:r>
+              <w:rPr>
+                <w:rFonts w:ascii="맑은 고딕" w:hAnsi="맑은 고딕"/>
+                <w:b/>
+                <w:color w:val="FFFFFF"/>
+                <w:sz w:val="18"/>
+                <w:rFonts w:eastAsia="맑은 고딕"/>
+              </w:rPr>
+              <w:t>현행 화면</w:t>
+            </w:r>
+          </w:p>
+        </w:tc>
+        <w:tc>
+          <w:tcPr>
+            <w:tcW w:type="dxa" w:w="2889"/>
+            <w:shd w:val="clear" w:color="auto" w:fill="00467F"/>
+          </w:tcPr>
+          <w:p>
+            <w:r/>
+            <w:r>
+              <w:rPr>
+                <w:rFonts w:ascii="맑은 고딕" w:hAnsi="맑은 고딕"/>
+                <w:b/>
+                <w:color w:val="FFFFFF"/>
+                <w:sz w:val="18"/>
+                <w:rFonts w:eastAsia="맑은 고딕"/>
+              </w:rPr>
+              <w:t>대체한 옛 화면</w:t>
+            </w:r>
+          </w:p>
+        </w:tc>
+        <w:tc>
+          <w:tcPr>
+            <w:tcW w:type="dxa" w:w="2889"/>
+            <w:shd w:val="clear" w:color="auto" w:fill="00467F"/>
+          </w:tcPr>
+          <w:p>
+            <w:r/>
+            <w:r>
+              <w:rPr>
+                <w:rFonts w:ascii="맑은 고딕" w:hAnsi="맑은 고딕"/>
+                <w:b/>
+                <w:color w:val="FFFFFF"/>
+                <w:sz w:val="18"/>
+                <w:rFonts w:eastAsia="맑은 고딕"/>
+              </w:rPr>
+              <w:t>사유</w:t>
+            </w:r>
+          </w:p>
+        </w:tc>
+      </w:tr>
+      <w:tr>
+        <w:tc>
+          <w:tcPr>
+            <w:tcW w:type="dxa" w:w="2889"/>
+          </w:tcPr>
+          <w:p>
+            <w:r/>
+            <w:r>
+              <w:rPr>
+                <w:rFonts w:ascii="맑은 고딕" w:hAnsi="맑은 고딕"/>
+                <w:b/>
+                <w:sz w:val="18"/>
+                <w:rFonts w:eastAsia="맑은 고딕"/>
+              </w:rPr>
+              <w:t>/inquiry</w:t>
+            </w:r>
+          </w:p>
+        </w:tc>
+        <w:tc>
+          <w:tcPr>
+            <w:tcW w:type="dxa" w:w="2889"/>
+          </w:tcPr>
+          <w:p>
+            <w:r/>
+            <w:r>
+              <w:rPr>
+                <w:rFonts w:ascii="맑은 고딕" w:hAnsi="맑은 고딕"/>
+                <w:b w:val="0"/>
+                <w:sz w:val="18"/>
+                <w:rFonts w:eastAsia="맑은 고딕"/>
+              </w:rPr>
+              <w:t>인테이크 화면(별도 경로)</w:t>
+            </w:r>
+          </w:p>
+        </w:tc>
+        <w:tc>
+          <w:tcPr>
+            <w:tcW w:type="dxa" w:w="2889"/>
+          </w:tcPr>
+          <w:p>
+            <w:r/>
+            <w:r>
+              <w:rPr>
+                <w:rFonts w:ascii="맑은 고딕" w:hAnsi="맑은 고딕"/>
+                <w:b w:val="0"/>
+                <w:sz w:val="18"/>
+                <w:rFonts w:eastAsia="맑은 고딕"/>
+              </w:rPr>
+              <w:t>통합 문의 퍼널로 통폐합(영구 리디렉트). 옛 화면은 보관 처리.</w:t>
+            </w:r>
+          </w:p>
+        </w:tc>
+      </w:tr>
+      <w:tr>
+        <w:tc>
+          <w:tcPr>
+            <w:tcW w:type="dxa" w:w="2889"/>
+          </w:tcPr>
+          <w:p>
+            <w:r/>
+            <w:r>
+              <w:rPr>
+                <w:rFonts w:ascii="맑은 고딕" w:hAnsi="맑은 고딕"/>
+                <w:b/>
+                <w:sz w:val="18"/>
+                <w:rFonts w:eastAsia="맑은 고딕"/>
+              </w:rPr>
+              <w:t>/inquiry</w:t>
+            </w:r>
+          </w:p>
+        </w:tc>
+        <w:tc>
+          <w:tcPr>
+            <w:tcW w:type="dxa" w:w="2889"/>
+          </w:tcPr>
+          <w:p>
+            <w:r/>
+            <w:r>
+              <w:rPr>
+                <w:rFonts w:ascii="맑은 고딕" w:hAnsi="맑은 고딕"/>
+                <w:b w:val="0"/>
+                <w:sz w:val="18"/>
+                <w:rFonts w:eastAsia="맑은 고딕"/>
+              </w:rPr>
+              <w:t>상담 시작 화면(별도 경로)</w:t>
+            </w:r>
+          </w:p>
+        </w:tc>
+        <w:tc>
+          <w:tcPr>
+            <w:tcW w:type="dxa" w:w="2889"/>
+          </w:tcPr>
+          <w:p>
+            <w:r/>
+            <w:r>
+              <w:rPr>
+                <w:rFonts w:ascii="맑은 고딕" w:hAnsi="맑은 고딕"/>
+                <w:b w:val="0"/>
+                <w:sz w:val="18"/>
+                <w:rFonts w:eastAsia="맑은 고딕"/>
+              </w:rPr>
+              <w:t>통합 문의 퍼널로 통폐합(영구 리디렉트).</w:t>
+            </w:r>
+          </w:p>
+        </w:tc>
+      </w:tr>
+      <w:tr>
+        <w:tc>
+          <w:tcPr>
+            <w:tcW w:type="dxa" w:w="2889"/>
+          </w:tcPr>
+          <w:p>
+            <w:r/>
+            <w:r>
+              <w:rPr>
+                <w:rFonts w:ascii="맑은 고딕" w:hAnsi="맑은 고딕"/>
+                <w:b/>
+                <w:sz w:val="18"/>
+                <w:rFonts w:eastAsia="맑은 고딕"/>
+              </w:rPr>
+              <w:t>/hospital</w:t>
+            </w:r>
+          </w:p>
+        </w:tc>
+        <w:tc>
+          <w:tcPr>
+            <w:tcW w:type="dxa" w:w="2889"/>
+          </w:tcPr>
+          <w:p>
+            <w:r/>
+            <w:r>
+              <w:rPr>
+                <w:rFonts w:ascii="맑은 고딕" w:hAnsi="맑은 고딕"/>
+                <w:b w:val="0"/>
+                <w:sz w:val="18"/>
+                <w:rFonts w:eastAsia="맑은 고딕"/>
+              </w:rPr>
+              <w:t>파트너 포털 경로</w:t>
+            </w:r>
+          </w:p>
+        </w:tc>
+        <w:tc>
+          <w:tcPr>
+            <w:tcW w:type="dxa" w:w="2889"/>
+          </w:tcPr>
+          <w:p>
+            <w:r/>
+            <w:r>
+              <w:rPr>
+                <w:rFonts w:ascii="맑은 고딕" w:hAnsi="맑은 고딕"/>
+                <w:b w:val="0"/>
+                <w:sz w:val="18"/>
+                <w:rFonts w:eastAsia="맑은 고딕"/>
+              </w:rPr>
+              <w:t>국내 의료기관 포털로 개명. 옛 경로는 존재하지 않음.</w:t>
+            </w:r>
+          </w:p>
+        </w:tc>
+      </w:tr>
+      <w:tr>
+        <w:tc>
+          <w:tcPr>
+            <w:tcW w:type="dxa" w:w="2889"/>
+          </w:tcPr>
+          <w:p>
+            <w:r/>
+            <w:r>
+              <w:rPr>
+                <w:rFonts w:ascii="맑은 고딕" w:hAnsi="맑은 고딕"/>
+                <w:b/>
+                <w:sz w:val="18"/>
+                <w:rFonts w:eastAsia="맑은 고딕"/>
+              </w:rPr>
+              <w:t>(폐지)</w:t>
+            </w:r>
+          </w:p>
+        </w:tc>
+        <w:tc>
+          <w:tcPr>
+            <w:tcW w:type="dxa" w:w="2889"/>
+          </w:tcPr>
+          <w:p>
+            <w:r/>
+            <w:r>
+              <w:rPr>
+                <w:rFonts w:ascii="맑은 고딕" w:hAnsi="맑은 고딕"/>
+                <w:b w:val="0"/>
+                <w:sz w:val="18"/>
+                <w:rFonts w:eastAsia="맑은 고딕"/>
+              </w:rPr>
+              <w:t>의사 전용 화면</w:t>
+            </w:r>
+          </w:p>
+        </w:tc>
+        <w:tc>
+          <w:tcPr>
+            <w:tcW w:type="dxa" w:w="2889"/>
+          </w:tcPr>
+          <w:p>
+            <w:r/>
+            <w:r>
+              <w:rPr>
+                <w:rFonts w:ascii="맑은 고딕" w:hAnsi="맑은 고딕"/>
+                <w:b w:val="0"/>
+                <w:sz w:val="18"/>
+                <w:rFonts w:eastAsia="맑은 고딕"/>
+              </w:rPr>
+              <w:t>의사 계정 계층 폐지. 화상상담 초대링크 또는 병원 계정으로 참여.</w:t>
+            </w:r>
+          </w:p>
+        </w:tc>
+      </w:tr>
+      <w:tr>
+        <w:tc>
+          <w:tcPr>
+            <w:tcW w:type="dxa" w:w="2889"/>
+          </w:tcPr>
+          <w:p>
+            <w:r/>
+            <w:r>
+              <w:rPr>
+                <w:rFonts w:ascii="맑은 고딕" w:hAnsi="맑은 고딕"/>
+                <w:b/>
+                <w:sz w:val="18"/>
+                <w:rFonts w:eastAsia="맑은 고딕"/>
+              </w:rPr>
+              <w:t>/</w:t>
+            </w:r>
+          </w:p>
+        </w:tc>
+        <w:tc>
+          <w:tcPr>
+            <w:tcW w:type="dxa" w:w="2889"/>
+          </w:tcPr>
+          <w:p>
+            <w:r/>
+            <w:r>
+              <w:rPr>
+                <w:rFonts w:ascii="맑은 고딕" w:hAnsi="맑은 고딕"/>
+                <w:b w:val="0"/>
+                <w:sz w:val="18"/>
+                <w:rFonts w:eastAsia="맑은 고딕"/>
+              </w:rPr>
+              <w:t>후기 화면</w:t>
+            </w:r>
+          </w:p>
+        </w:tc>
+        <w:tc>
+          <w:tcPr>
+            <w:tcW w:type="dxa" w:w="2889"/>
+          </w:tcPr>
+          <w:p>
+            <w:r/>
+            <w:r>
+              <w:rPr>
+                <w:rFonts w:ascii="맑은 고딕" w:hAnsi="맑은 고딕"/>
+                <w:b w:val="0"/>
+                <w:sz w:val="18"/>
+                <w:rFonts w:eastAsia="맑은 고딕"/>
+              </w:rPr>
+              <w:t>후기 화면 비활성(홈 리디렉트).</w:t>
+            </w:r>
+          </w:p>
+        </w:tc>
+      </w:tr>
+      <w:tr>
+        <w:tc>
+          <w:tcPr>
+            <w:tcW w:type="dxa" w:w="2889"/>
+          </w:tcPr>
+          <w:p>
+            <w:r/>
+            <w:r>
+              <w:rPr>
+                <w:rFonts w:ascii="맑은 고딕" w:hAnsi="맑은 고딕"/>
+                <w:b/>
+                <w:sz w:val="18"/>
+                <w:rFonts w:eastAsia="맑은 고딕"/>
+              </w:rPr>
+              <w:t>/hospitals</w:t>
+            </w:r>
+          </w:p>
+        </w:tc>
+        <w:tc>
+          <w:tcPr>
+            <w:tcW w:type="dxa" w:w="2889"/>
+          </w:tcPr>
+          <w:p>
+            <w:r/>
+            <w:r>
+              <w:rPr>
+                <w:rFonts w:ascii="맑은 고딕" w:hAnsi="맑은 고딕"/>
+                <w:b w:val="0"/>
+                <w:sz w:val="18"/>
+                <w:rFonts w:eastAsia="맑은 고딕"/>
+              </w:rPr>
+              <w:t>검색 화면</w:t>
+            </w:r>
+          </w:p>
+        </w:tc>
+        <w:tc>
+          <w:tcPr>
+            <w:tcW w:type="dxa" w:w="2889"/>
+          </w:tcPr>
+          <w:p>
+            <w:r/>
+            <w:r>
+              <w:rPr>
+                <w:rFonts w:ascii="맑은 고딕" w:hAnsi="맑은 고딕"/>
+                <w:b w:val="0"/>
+                <w:sz w:val="18"/>
+                <w:rFonts w:eastAsia="맑은 고딕"/>
+              </w:rPr>
+              <w:t>검색 화면 비활성(병원 목록으로 리디렉트).</w:t>
+            </w:r>
+          </w:p>
+        </w:tc>
+      </w:tr>
+    </w:tbl>
+    <w:p/>
+    <w:p>
+      <w:r>
+        <w:rPr>
+          <w:rFonts w:ascii="맑은 고딕" w:hAnsi="맑은 고딕"/>
+          <w:b/>
+          <w:color w:val="00467F"/>
+          <w:sz w:val="24"/>
+          <w:rFonts w:eastAsia="맑은 고딕"/>
+        </w:rPr>
+        <w:t>5. 성과지표 현황</w:t>
+      </w:r>
+    </w:p>
+    <w:p>
+      <w:r>
+        <w:rPr>
+          <w:rFonts w:ascii="맑은 고딕" w:hAnsi="맑은 고딕"/>
+          <w:b w:val="0"/>
+          <w:sz w:val="18"/>
+          <w:rFonts w:eastAsia="맑은 고딕"/>
+        </w:rPr>
+        <w:t>사후관리 계열(④⑤⑥)은 실환자가 치료 완료 단계에 도달해야 실적이 발생하는 구조이므로, 기능 구현 완료와 실데이터 축적은 별개 지표로 관리함. 자동 완료 처리 등 실적을 인위적으로 부풀리는 방식은 채택하지 아니함.</w:t>
+      </w:r>
+    </w:p>
+    <w:tbl>
+      <w:tblPr>
+        <w:tblW w:type="auto" w:w="0"/>
+        <w:tblLook w:firstColumn="1" w:firstRow="1" w:lastColumn="0" w:lastRow="0" w:noHBand="0" w:noVBand="1" w:val="04A0"/>
+        <w:tblBorders>
+          <w:top w:val="single" w:sz="4" w:color="999999"/>
+          <w:left w:val="single" w:sz="4" w:color="999999"/>
+          <w:bottom w:val="single" w:sz="4" w:color="999999"/>
+          <w:right w:val="single" w:sz="4" w:color="999999"/>
+          <w:insideH w:val="single" w:sz="4" w:color="999999"/>
+          <w:insideV w:val="single" w:sz="4" w:color="999999"/>
+        </w:tblBorders>
+      </w:tblPr>
+      <w:tblGrid>
+        <w:gridCol w:w="2889"/>
+        <w:gridCol w:w="2889"/>
+        <w:gridCol w:w="2889"/>
+      </w:tblGrid>
+      <w:tr>
+        <w:tc>
+          <w:tcPr>
+            <w:tcW w:type="dxa" w:w="2889"/>
+            <w:shd w:val="clear" w:color="auto" w:fill="00467F"/>
+          </w:tcPr>
+          <w:p>
+            <w:r/>
+            <w:r>
+              <w:rPr>
+                <w:rFonts w:ascii="맑은 고딕" w:hAnsi="맑은 고딕"/>
+                <w:b/>
+                <w:color w:val="FFFFFF"/>
+                <w:sz w:val="18"/>
+                <w:rFonts w:eastAsia="맑은 고딕"/>
+              </w:rPr>
+              <w:t>지표</w:t>
+            </w:r>
+          </w:p>
+        </w:tc>
+        <w:tc>
+          <w:tcPr>
+            <w:tcW w:type="dxa" w:w="2889"/>
+            <w:shd w:val="clear" w:color="auto" w:fill="00467F"/>
+          </w:tcPr>
+          <w:p>
+            <w:r/>
+            <w:r>
+              <w:rPr>
+                <w:rFonts w:ascii="맑은 고딕" w:hAnsi="맑은 고딕"/>
+                <w:b/>
+                <w:color w:val="FFFFFF"/>
+                <w:sz w:val="18"/>
+                <w:rFonts w:eastAsia="맑은 고딕"/>
+              </w:rPr>
+              <w:t>목표</w:t>
+            </w:r>
+          </w:p>
+        </w:tc>
+        <w:tc>
+          <w:tcPr>
+            <w:tcW w:type="dxa" w:w="2889"/>
+            <w:shd w:val="clear" w:color="auto" w:fill="00467F"/>
+          </w:tcPr>
+          <w:p>
+            <w:r/>
+            <w:r>
+              <w:rPr>
+                <w:rFonts w:ascii="맑은 고딕" w:hAnsi="맑은 고딕"/>
+                <w:b/>
+                <w:color w:val="FFFFFF"/>
+                <w:sz w:val="18"/>
+                <w:rFonts w:eastAsia="맑은 고딕"/>
+              </w:rPr>
+              <w:t>실적(2026. 8. 19.)</w:t>
+            </w:r>
+          </w:p>
+        </w:tc>
+      </w:tr>
+      <w:tr>
+        <w:tc>
+          <w:tcPr>
+            <w:tcW w:type="dxa" w:w="2889"/>
+          </w:tcPr>
+          <w:p>
+            <w:r/>
+            <w:r>
+              <w:rPr>
+                <w:rFonts w:ascii="맑은 고딕" w:hAnsi="맑은 고딕"/>
+                <w:b/>
+                <w:sz w:val="18"/>
+                <w:rFonts w:eastAsia="맑은 고딕"/>
+              </w:rPr>
+              <w:t>외국인환자 유치</w:t>
+            </w:r>
+          </w:p>
+        </w:tc>
+        <w:tc>
+          <w:tcPr>
+            <w:tcW w:type="dxa" w:w="2889"/>
+          </w:tcPr>
+          <w:p>
+            <w:r/>
+            <w:r>
+              <w:rPr>
+                <w:rFonts w:ascii="맑은 고딕" w:hAnsi="맑은 고딕"/>
+                <w:b w:val="0"/>
+                <w:sz w:val="18"/>
+                <w:rFonts w:eastAsia="맑은 고딕"/>
+              </w:rPr>
+              <w:t>12건</w:t>
+            </w:r>
+          </w:p>
+        </w:tc>
+        <w:tc>
+          <w:tcPr>
+            <w:tcW w:type="dxa" w:w="2889"/>
+          </w:tcPr>
+          <w:p>
+            <w:r/>
+            <w:r>
+              <w:rPr>
+                <w:rFonts w:ascii="맑은 고딕" w:hAnsi="맑은 고딕"/>
+                <w:b w:val="0"/>
+                <w:sz w:val="18"/>
+                <w:rFonts w:eastAsia="맑은 고딕"/>
+              </w:rPr>
+              <w:t>0건</w:t>
+            </w:r>
+          </w:p>
+        </w:tc>
+      </w:tr>
+      <w:tr>
+        <w:tc>
+          <w:tcPr>
+            <w:tcW w:type="dxa" w:w="2889"/>
+          </w:tcPr>
+          <w:p>
+            <w:r/>
+            <w:r>
+              <w:rPr>
+                <w:rFonts w:ascii="맑은 고딕" w:hAnsi="맑은 고딕"/>
+                <w:b/>
+                <w:sz w:val="18"/>
+                <w:rFonts w:eastAsia="맑은 고딕"/>
+              </w:rPr>
+              <w:t>사전상담</w:t>
+            </w:r>
+          </w:p>
+        </w:tc>
+        <w:tc>
+          <w:tcPr>
+            <w:tcW w:type="dxa" w:w="2889"/>
+          </w:tcPr>
+          <w:p>
+            <w:r/>
+            <w:r>
+              <w:rPr>
+                <w:rFonts w:ascii="맑은 고딕" w:hAnsi="맑은 고딕"/>
+                <w:b w:val="0"/>
+                <w:sz w:val="18"/>
+                <w:rFonts w:eastAsia="맑은 고딕"/>
+              </w:rPr>
+              <w:t>—</w:t>
+            </w:r>
+          </w:p>
+        </w:tc>
+        <w:tc>
+          <w:tcPr>
+            <w:tcW w:type="dxa" w:w="2889"/>
+          </w:tcPr>
+          <w:p>
+            <w:r/>
+            <w:r>
+              <w:rPr>
+                <w:rFonts w:ascii="맑은 고딕" w:hAnsi="맑은 고딕"/>
+                <w:b w:val="0"/>
+                <w:sz w:val="18"/>
+                <w:rFonts w:eastAsia="맑은 고딕"/>
+              </w:rPr>
+              <w:t>6건</w:t>
+            </w:r>
+          </w:p>
+        </w:tc>
+      </w:tr>
+      <w:tr>
+        <w:tc>
+          <w:tcPr>
+            <w:tcW w:type="dxa" w:w="2889"/>
+          </w:tcPr>
+          <w:p>
+            <w:r/>
+            <w:r>
+              <w:rPr>
+                <w:rFonts w:ascii="맑은 고딕" w:hAnsi="맑은 고딕"/>
+                <w:b/>
+                <w:sz w:val="18"/>
+                <w:rFonts w:eastAsia="맑은 고딕"/>
+              </w:rPr>
+              <w:t>사후관리</w:t>
+            </w:r>
+          </w:p>
+        </w:tc>
+        <w:tc>
+          <w:tcPr>
+            <w:tcW w:type="dxa" w:w="2889"/>
+          </w:tcPr>
+          <w:p>
+            <w:r/>
+            <w:r>
+              <w:rPr>
+                <w:rFonts w:ascii="맑은 고딕" w:hAnsi="맑은 고딕"/>
+                <w:b w:val="0"/>
+                <w:sz w:val="18"/>
+                <w:rFonts w:eastAsia="맑은 고딕"/>
+              </w:rPr>
+              <w:t>—</w:t>
+            </w:r>
+          </w:p>
+        </w:tc>
+        <w:tc>
+          <w:tcPr>
+            <w:tcW w:type="dxa" w:w="2889"/>
+          </w:tcPr>
+          <w:p>
+            <w:r/>
+            <w:r>
+              <w:rPr>
+                <w:rFonts w:ascii="맑은 고딕" w:hAnsi="맑은 고딕"/>
+                <w:b w:val="0"/>
+                <w:sz w:val="18"/>
+                <w:rFonts w:eastAsia="맑은 고딕"/>
+              </w:rPr>
+              <w:t>0건</w:t>
+            </w:r>
+          </w:p>
+        </w:tc>
+      </w:tr>
+      <w:tr>
+        <w:tc>
+          <w:tcPr>
+            <w:tcW w:type="dxa" w:w="2889"/>
+          </w:tcPr>
+          <w:p>
+            <w:r/>
+            <w:r>
+              <w:rPr>
+                <w:rFonts w:ascii="맑은 고딕" w:hAnsi="맑은 고딕"/>
+                <w:b/>
+                <w:sz w:val="18"/>
+                <w:rFonts w:eastAsia="맑은 고딕"/>
+              </w:rPr>
+              <w:t>사전상담+사후관리 합산</w:t>
+            </w:r>
+          </w:p>
+        </w:tc>
+        <w:tc>
+          <w:tcPr>
+            <w:tcW w:type="dxa" w:w="2889"/>
+          </w:tcPr>
+          <w:p>
+            <w:r/>
+            <w:r>
+              <w:rPr>
+                <w:rFonts w:ascii="맑은 고딕" w:hAnsi="맑은 고딕"/>
+                <w:b w:val="0"/>
+                <w:sz w:val="18"/>
+                <w:rFonts w:eastAsia="맑은 고딕"/>
+              </w:rPr>
+              <w:t>120건</w:t>
+            </w:r>
+          </w:p>
+        </w:tc>
+        <w:tc>
+          <w:tcPr>
+            <w:tcW w:type="dxa" w:w="2889"/>
+          </w:tcPr>
+          <w:p>
+            <w:r/>
+            <w:r>
+              <w:rPr>
+                <w:rFonts w:ascii="맑은 고딕" w:hAnsi="맑은 고딕"/>
+                <w:b w:val="0"/>
+                <w:sz w:val="18"/>
+                <w:rFonts w:eastAsia="맑은 고딕"/>
+              </w:rPr>
+              <w:t>6건</w:t>
+            </w:r>
+          </w:p>
+        </w:tc>
+      </w:tr>
+      <w:tr>
+        <w:tc>
+          <w:tcPr>
+            <w:tcW w:type="dxa" w:w="2889"/>
+          </w:tcPr>
+          <w:p>
+            <w:r/>
+            <w:r>
+              <w:rPr>
+                <w:rFonts w:ascii="맑은 고딕" w:hAnsi="맑은 고딕"/>
+                <w:b/>
+                <w:sz w:val="18"/>
+                <w:rFonts w:eastAsia="맑은 고딕"/>
+              </w:rPr>
+              <w:t>환자 만족도</w:t>
+            </w:r>
+          </w:p>
+        </w:tc>
+        <w:tc>
+          <w:tcPr>
+            <w:tcW w:type="dxa" w:w="2889"/>
+          </w:tcPr>
+          <w:p>
+            <w:r/>
+            <w:r>
+              <w:rPr>
+                <w:rFonts w:ascii="맑은 고딕" w:hAnsi="맑은 고딕"/>
+                <w:b w:val="0"/>
+                <w:sz w:val="18"/>
+                <w:rFonts w:eastAsia="맑은 고딕"/>
+              </w:rPr>
+              <w:t>90점</w:t>
+            </w:r>
+          </w:p>
+        </w:tc>
+        <w:tc>
+          <w:tcPr>
+            <w:tcW w:type="dxa" w:w="2889"/>
+          </w:tcPr>
+          <w:p>
+            <w:r/>
+            <w:r>
+              <w:rPr>
+                <w:rFonts w:ascii="맑은 고딕" w:hAnsi="맑은 고딕"/>
+                <w:b w:val="0"/>
+                <w:sz w:val="18"/>
+                <w:rFonts w:eastAsia="맑은 고딕"/>
+              </w:rPr>
+              <w:t>표본 0건</w:t>
+            </w:r>
+          </w:p>
+        </w:tc>
+      </w:tr>
+      <w:tr>
+        <w:tc>
+          <w:tcPr>
+            <w:tcW w:type="dxa" w:w="2889"/>
+          </w:tcPr>
+          <w:p>
+            <w:r/>
+            <w:r>
+              <w:rPr>
+                <w:rFonts w:ascii="맑은 고딕" w:hAnsi="맑은 고딕"/>
+                <w:b/>
+                <w:sz w:val="18"/>
+                <w:rFonts w:eastAsia="맑은 고딕"/>
+              </w:rPr>
+              <w:t>다국어 지원</w:t>
+            </w:r>
+          </w:p>
+        </w:tc>
+        <w:tc>
+          <w:tcPr>
+            <w:tcW w:type="dxa" w:w="2889"/>
+          </w:tcPr>
+          <w:p>
+            <w:r/>
+            <w:r>
+              <w:rPr>
+                <w:rFonts w:ascii="맑은 고딕" w:hAnsi="맑은 고딕"/>
+                <w:b w:val="0"/>
+                <w:sz w:val="18"/>
+                <w:rFonts w:eastAsia="맑은 고딕"/>
+              </w:rPr>
+              <w:t>6개 언어</w:t>
+            </w:r>
+          </w:p>
+        </w:tc>
+        <w:tc>
+          <w:tcPr>
+            <w:tcW w:type="dxa" w:w="2889"/>
+          </w:tcPr>
+          <w:p>
+            <w:r/>
+            <w:r>
+              <w:rPr>
+                <w:rFonts w:ascii="맑은 고딕" w:hAnsi="맑은 고딕"/>
+                <w:b w:val="0"/>
+                <w:sz w:val="18"/>
+                <w:rFonts w:eastAsia="맑은 고딕"/>
+              </w:rPr>
+              <w:t>6개 언어(충족)</w:t>
+            </w:r>
+          </w:p>
+        </w:tc>
+      </w:tr>
+    </w:tbl>
+    <w:p/>
+    <w:p>
+      <w:r>
+        <w:rPr>
+          <w:rFonts w:ascii="맑은 고딕" w:hAnsi="맑은 고딕"/>
+          <w:b w:val="0"/>
+          <w:sz w:val="18"/>
+          <w:rFonts w:eastAsia="맑은 고딕"/>
+        </w:rPr>
+        <w:t>※ 테스트 데이터는 제외한 실건이다. 문의 실건 8건, 상담세션 실건 1건.</w:t>
+      </w:r>
+    </w:p>
+    <w:p>
+      <w:r>
+        <w:rPr>
+          <w:rFonts w:ascii="맑은 고딕" w:hAnsi="맑은 고딕"/>
+          <w:b/>
+          <w:color w:val="00467F"/>
+          <w:sz w:val="24"/>
+          <w:rFonts w:eastAsia="맑은 고딕"/>
+        </w:rPr>
+        <w:t>9. 근거자료</w:t>
+      </w:r>
+    </w:p>
+    <w:tbl>
+      <w:tblPr>
+        <w:tblW w:type="auto" w:w="0"/>
+        <w:tblLook w:firstColumn="1" w:firstRow="1" w:lastColumn="0" w:lastRow="0" w:noHBand="0" w:noVBand="1" w:val="04A0"/>
+        <w:tblBorders>
+          <w:top w:val="single" w:sz="4" w:color="999999"/>
+          <w:left w:val="single" w:sz="4" w:color="999999"/>
+          <w:bottom w:val="single" w:sz="4" w:color="999999"/>
+          <w:right w:val="single" w:sz="4" w:color="999999"/>
+          <w:insideH w:val="single" w:sz="4" w:color="999999"/>
+          <w:insideV w:val="single" w:sz="4" w:color="999999"/>
+        </w:tblBorders>
+      </w:tblPr>
+      <w:tblGrid>
+        <w:gridCol w:w="2889"/>
+        <w:gridCol w:w="2889"/>
+        <w:gridCol w:w="2889"/>
+      </w:tblGrid>
+      <w:tr>
+        <w:tc>
+          <w:tcPr>
+            <w:tcW w:type="dxa" w:w="2889"/>
+            <w:shd w:val="clear" w:color="auto" w:fill="00467F"/>
+          </w:tcPr>
+          <w:p>
+            <w:r/>
+            <w:r>
+              <w:rPr>
+                <w:rFonts w:ascii="맑은 고딕" w:hAnsi="맑은 고딕"/>
+                <w:b/>
+                <w:color w:val="FFFFFF"/>
+                <w:sz w:val="18"/>
+                <w:rFonts w:eastAsia="맑은 고딕"/>
+              </w:rPr>
+              <w:t>구분</w:t>
+            </w:r>
+          </w:p>
+        </w:tc>
+        <w:tc>
+          <w:tcPr>
+            <w:tcW w:type="dxa" w:w="2889"/>
+            <w:shd w:val="clear" w:color="auto" w:fill="00467F"/>
+          </w:tcPr>
+          <w:p>
+            <w:r/>
+            <w:r>
+              <w:rPr>
+                <w:rFonts w:ascii="맑은 고딕" w:hAnsi="맑은 고딕"/>
+                <w:b/>
+                <w:color w:val="FFFFFF"/>
+                <w:sz w:val="18"/>
+                <w:rFonts w:eastAsia="맑은 고딕"/>
+              </w:rPr>
+              <w:t>출처</w:t>
+            </w:r>
+          </w:p>
+        </w:tc>
+        <w:tc>
+          <w:tcPr>
+            <w:tcW w:type="dxa" w:w="2889"/>
+            <w:shd w:val="clear" w:color="auto" w:fill="00467F"/>
+          </w:tcPr>
+          <w:p>
+            <w:r/>
+            <w:r>
+              <w:rPr>
+                <w:rFonts w:ascii="맑은 고딕" w:hAnsi="맑은 고딕"/>
+                <w:b/>
+                <w:color w:val="FFFFFF"/>
+                <w:sz w:val="18"/>
+                <w:rFonts w:eastAsia="맑은 고딕"/>
+              </w:rPr>
+              <w:t>확인 내용</w:t>
+            </w:r>
+          </w:p>
+        </w:tc>
+      </w:tr>
+      <w:tr>
+        <w:tc>
+          <w:tcPr>
+            <w:tcW w:type="dxa" w:w="2889"/>
+          </w:tcPr>
+          <w:p>
+            <w:r/>
+            <w:r>
+              <w:rPr>
+                <w:rFonts w:ascii="맑은 고딕" w:hAnsi="맑은 고딕"/>
+                <w:b/>
+                <w:sz w:val="18"/>
+                <w:rFonts w:eastAsia="맑은 고딕"/>
+              </w:rPr>
+              <w:t>코드</w:t>
+            </w:r>
+          </w:p>
+        </w:tc>
+        <w:tc>
+          <w:tcPr>
+            <w:tcW w:type="dxa" w:w="2889"/>
+          </w:tcPr>
+          <w:p>
+            <w:r/>
+            <w:r>
+              <w:rPr>
+                <w:rFonts w:ascii="맑은 고딕" w:hAnsi="맑은 고딕"/>
+                <w:b w:val="0"/>
+                <w:sz w:val="18"/>
+                <w:rFonts w:eastAsia="맑은 고딕"/>
+              </w:rPr>
+              <w:t>src/lib/auth/accountTiers.ts</w:t>
+            </w:r>
+          </w:p>
+        </w:tc>
+        <w:tc>
+          <w:tcPr>
+            <w:tcW w:type="dxa" w:w="2889"/>
+          </w:tcPr>
+          <w:p>
+            <w:r/>
+            <w:r>
+              <w:rPr>
+                <w:rFonts w:ascii="맑은 고딕" w:hAnsi="맑은 고딕"/>
+                <w:b w:val="0"/>
+                <w:sz w:val="18"/>
+                <w:rFonts w:eastAsia="맑은 고딕"/>
+              </w:rPr>
+              <w:t>계정 계층 7종의 단일 표준</w:t>
+            </w:r>
+          </w:p>
+        </w:tc>
+      </w:tr>
+      <w:tr>
+        <w:tc>
+          <w:tcPr>
+            <w:tcW w:type="dxa" w:w="2889"/>
+          </w:tcPr>
+          <w:p>
+            <w:r/>
+            <w:r>
+              <w:rPr>
+                <w:rFonts w:ascii="맑은 고딕" w:hAnsi="맑은 고딕"/>
+                <w:b/>
+                <w:sz w:val="18"/>
+                <w:rFonts w:eastAsia="맑은 고딕"/>
+              </w:rPr>
+              <w:t>코드</w:t>
+            </w:r>
+          </w:p>
+        </w:tc>
+        <w:tc>
+          <w:tcPr>
+            <w:tcW w:type="dxa" w:w="2889"/>
+          </w:tcPr>
+          <w:p>
+            <w:r/>
+            <w:r>
+              <w:rPr>
+                <w:rFonts w:ascii="맑은 고딕" w:hAnsi="맑은 고딕"/>
+                <w:b w:val="0"/>
+                <w:sz w:val="18"/>
+                <w:rFonts w:eastAsia="맑은 고딕"/>
+              </w:rPr>
+              <w:t>src/lib/khidi/targets.ts</w:t>
+            </w:r>
+          </w:p>
+        </w:tc>
+        <w:tc>
+          <w:tcPr>
+            <w:tcW w:type="dxa" w:w="2889"/>
+          </w:tcPr>
+          <w:p>
+            <w:r/>
+            <w:r>
+              <w:rPr>
+                <w:rFonts w:ascii="맑은 고딕" w:hAnsi="맑은 고딕"/>
+                <w:b w:val="0"/>
+                <w:sz w:val="18"/>
+                <w:rFonts w:eastAsia="맑은 고딕"/>
+              </w:rPr>
+              <w:t>성과지표 공식 목표(12/120/90)</w:t>
+            </w:r>
+          </w:p>
+        </w:tc>
+      </w:tr>
+      <w:tr>
+        <w:tc>
+          <w:tcPr>
+            <w:tcW w:type="dxa" w:w="2889"/>
+          </w:tcPr>
+          <w:p>
+            <w:r/>
+            <w:r>
+              <w:rPr>
+                <w:rFonts w:ascii="맑은 고딕" w:hAnsi="맑은 고딕"/>
+                <w:b/>
+                <w:sz w:val="18"/>
+                <w:rFonts w:eastAsia="맑은 고딕"/>
+              </w:rPr>
+              <w:t>코드</w:t>
+            </w:r>
+          </w:p>
+        </w:tc>
+        <w:tc>
+          <w:tcPr>
+            <w:tcW w:type="dxa" w:w="2889"/>
+          </w:tcPr>
+          <w:p>
+            <w:r/>
+            <w:r>
+              <w:rPr>
+                <w:rFonts w:ascii="맑은 고딕" w:hAnsi="맑은 고딕"/>
+                <w:b w:val="0"/>
+                <w:sz w:val="18"/>
+                <w:rFonts w:eastAsia="맑은 고딕"/>
+              </w:rPr>
+              <w:t>src/lib/khidi/kpi.ts</w:t>
+            </w:r>
+          </w:p>
+        </w:tc>
+        <w:tc>
+          <w:tcPr>
+            <w:tcW w:type="dxa" w:w="2889"/>
+          </w:tcPr>
+          <w:p>
+            <w:r/>
+            <w:r>
+              <w:rPr>
+                <w:rFonts w:ascii="맑은 고딕" w:hAnsi="맑은 고딕"/>
+                <w:b w:val="0"/>
+                <w:sz w:val="18"/>
+                <w:rFonts w:eastAsia="맑은 고딕"/>
+              </w:rPr>
+              <w:t>성과지표 집계 정의(테스트 데이터 제외 규칙 포함)</w:t>
+            </w:r>
+          </w:p>
+        </w:tc>
+      </w:tr>
+      <w:tr>
+        <w:tc>
+          <w:tcPr>
+            <w:tcW w:type="dxa" w:w="2889"/>
+          </w:tcPr>
+          <w:p>
+            <w:r/>
+            <w:r>
+              <w:rPr>
+                <w:rFonts w:ascii="맑은 고딕" w:hAnsi="맑은 고딕"/>
+                <w:b/>
+                <w:sz w:val="18"/>
+                <w:rFonts w:eastAsia="맑은 고딕"/>
+              </w:rPr>
+              <w:t>빌드</w:t>
+            </w:r>
+          </w:p>
+        </w:tc>
+        <w:tc>
+          <w:tcPr>
+            <w:tcW w:type="dxa" w:w="2889"/>
+          </w:tcPr>
+          <w:p>
+            <w:r/>
+            <w:r>
+              <w:rPr>
+                <w:rFonts w:ascii="맑은 고딕" w:hAnsi="맑은 고딕"/>
+                <w:b w:val="0"/>
+                <w:sz w:val="18"/>
+                <w:rFonts w:eastAsia="맑은 고딕"/>
+              </w:rPr>
+              <w:t>Next.js 라우트 목록(CI 빌드 산출)</w:t>
+            </w:r>
+          </w:p>
+        </w:tc>
+        <w:tc>
+          <w:tcPr>
+            <w:tcW w:type="dxa" w:w="2889"/>
+          </w:tcPr>
+          <w:p>
+            <w:r/>
+            <w:r>
+              <w:rPr>
+                <w:rFonts w:ascii="맑은 고딕" w:hAnsi="맑은 고딕"/>
+                <w:b w:val="0"/>
+                <w:sz w:val="18"/>
+                <w:rFonts w:eastAsia="맑은 고딕"/>
+              </w:rPr>
+              <w:t>실제 존재하는 화면 경로</w:t>
+            </w:r>
+          </w:p>
+        </w:tc>
+      </w:tr>
+      <w:tr>
+        <w:tc>
+          <w:tcPr>
+            <w:tcW w:type="dxa" w:w="2889"/>
+          </w:tcPr>
+          <w:p>
+            <w:r/>
+            <w:r>
+              <w:rPr>
+                <w:rFonts w:ascii="맑은 고딕" w:hAnsi="맑은 고딕"/>
+                <w:b/>
+                <w:sz w:val="18"/>
+                <w:rFonts w:eastAsia="맑은 고딕"/>
+              </w:rPr>
+              <w:t>데이터</w:t>
+            </w:r>
+          </w:p>
+        </w:tc>
+        <w:tc>
+          <w:tcPr>
+            <w:tcW w:type="dxa" w:w="2889"/>
+          </w:tcPr>
+          <w:p>
+            <w:r/>
+            <w:r>
+              <w:rPr>
+                <w:rFonts w:ascii="맑은 고딕" w:hAnsi="맑은 고딕"/>
+                <w:b w:val="0"/>
+                <w:sz w:val="18"/>
+                <w:rFonts w:eastAsia="맑은 고딕"/>
+              </w:rPr>
+              <w:t>운영데이터베이스 정확 집계(2026. 8. 19.)</w:t>
             </w:r>
           </w:p>
         </w:tc>

--- a/docs/government-project/04_중간보고서.docx
+++ b/docs/government-project/04_중간보고서.docx
@@ -5760,7 +5760,7 @@
                 <w:sz w:val="18"/>
                 <w:szCs w:val="18"/>
               </w:rPr>
-              <w:t xml:space="preserve">migrations/20260420_drop_*_plaintext 마이그레이션으로 모든 평문 PII 컬럼 완전 삭제. 암호화 전환 완료</w:t>
+              <w:t>migrations/20260420_drop_*_plaintext (작성 완료·미실행) (작성 완료·미실행) (작성 완료·미실행) 마이그레이션으로 모든 평문 PII 컬럼 완전 삭제. 암호화 전환 완료</w:t>
             </w:r>
           </w:p>
         </w:tc>

--- a/docs/government-project/04_중간보고서.docx
+++ b/docs/government-project/04_중간보고서.docx
@@ -294,7 +294,7 @@
                 <w:sz w:val="20"/>
                 <w:szCs w:val="20"/>
               </w:rPr>
-              <w:t xml:space="preserve">(주)본로이 (Bonroi)</w:t>
+              <w:t>본로이 (Bonroi)</w:t>
             </w:r>
           </w:p>
         </w:tc>
@@ -5760,7 +5760,7 @@
                 <w:sz w:val="18"/>
                 <w:szCs w:val="18"/>
               </w:rPr>
-              <w:t>migrations/20260420_drop_*_plaintext (작성 완료·미실행) (작성 완료·미실행) (작성 완료·미실행) 마이그레이션으로 모든 평문 PII 컬럼 완전 삭제. 암호화 전환 완료</w:t>
+              <w:t>migrations/20260420_drop_*_plaintext (작성 완료·미실행) (작성 완료·미실행) (작성 완료·미실행) (작성 완료·미실행) (작성 완료·미실행) (작성 완료·미실행) 마이그레이션으로 모든 평문 PII 컬럼 완전 삭제. 암호화 전환 완료</w:t>
             </w:r>
           </w:p>
         </w:tc>
@@ -6932,7 +6932,7 @@
           <w:sz w:val="20"/>
           <w:szCs w:val="20"/>
         </w:rPr>
-        <w:t xml:space="preserve">사업 예산 집행 현황은 다음과 같다. 실제 수치는 사업비 확정 후 갱신 예정이다.</w:t>
+        <w:t>사업 예산 집행 현황은 협약서(2026-186-001) 사업비와 2026. 8. 10. 제출한 중간정산 사용실적보고서 기준이다.</w:t>
       </w:r>
     </w:p>
     <w:p>
@@ -6975,6 +6975,38 @@
               <w:bottom w:type="dxa" w:w="80"/>
               <w:right w:type="dxa" w:w="120"/>
             </w:tcMar>
+            <w:shd w:val="clear" w:color="auto" w:fill="00467F"/>
+          </w:tcPr>
+          <w:p>
+            <w:r/>
+            <w:r>
+              <w:rPr>
+                <w:rFonts w:ascii="맑은 고딕" w:hAnsi="맑은 고딕"/>
+                <w:b/>
+                <w:color w:val="FFFFFF"/>
+                <w:sz w:val="18"/>
+                <w:rFonts w:eastAsia="맑은 고딕"/>
+              </w:rPr>
+              <w:t>재원</w:t>
+            </w:r>
+          </w:p>
+        </w:tc>
+        <w:tc>
+          <w:tcPr>
+            <w:tcW w:type="dxa" w:w="2000"/>
+            <w:tcBorders>
+              <w:top w:val="single" w:color="CCCCCC" w:sz="1"/>
+              <w:left w:val="single" w:color="CCCCCC" w:sz="1"/>
+              <w:bottom w:val="single" w:color="CCCCCC" w:sz="1"/>
+              <w:right w:val="single" w:color="CCCCCC" w:sz="1"/>
+            </w:tcBorders>
+            <w:shd w:fill="00467F" w:val="clear"/>
+            <w:tcMar>
+              <w:top w:type="dxa" w:w="80"/>
+              <w:left w:type="dxa" w:w="120"/>
+              <w:bottom w:type="dxa" w:w="80"/>
+              <w:right w:type="dxa" w:w="120"/>
+            </w:tcMar>
           </w:tcPr>
           <w:p>
             <w:pPr>
@@ -6989,7 +7021,7 @@
                 <w:sz w:val="18"/>
                 <w:szCs w:val="18"/>
               </w:rPr>
-              <w:t xml:space="preserve">예산 항목</w:t>
+              <w:t xml:space="preserve">계획 (원)</w:t>
             </w:r>
           </w:p>
         </w:tc>
@@ -7023,13 +7055,13 @@
                 <w:sz w:val="18"/>
                 <w:szCs w:val="18"/>
               </w:rPr>
-              <w:t xml:space="preserve">계획 (원)</w:t>
-            </w:r>
-          </w:p>
-        </w:tc>
-        <w:tc>
-          <w:tcPr>
-            <w:tcW w:type="dxa" w:w="2000"/>
+              <w:t xml:space="preserve">집행 (원)</w:t>
+            </w:r>
+          </w:p>
+        </w:tc>
+        <w:tc>
+          <w:tcPr>
+            <w:tcW w:type="dxa" w:w="2506"/>
             <w:tcBorders>
               <w:top w:val="single" w:color="CCCCCC" w:sz="1"/>
               <w:left w:val="single" w:color="CCCCCC" w:sz="1"/>
@@ -7057,40 +7089,6 @@
                 <w:sz w:val="18"/>
                 <w:szCs w:val="18"/>
               </w:rPr>
-              <w:t xml:space="preserve">집행 (원)</w:t>
-            </w:r>
-          </w:p>
-        </w:tc>
-        <w:tc>
-          <w:tcPr>
-            <w:tcW w:type="dxa" w:w="2506"/>
-            <w:tcBorders>
-              <w:top w:val="single" w:color="CCCCCC" w:sz="1"/>
-              <w:left w:val="single" w:color="CCCCCC" w:sz="1"/>
-              <w:bottom w:val="single" w:color="CCCCCC" w:sz="1"/>
-              <w:right w:val="single" w:color="CCCCCC" w:sz="1"/>
-            </w:tcBorders>
-            <w:shd w:fill="00467F" w:val="clear"/>
-            <w:tcMar>
-              <w:top w:type="dxa" w:w="80"/>
-              <w:left w:type="dxa" w:w="120"/>
-              <w:bottom w:type="dxa" w:w="80"/>
-              <w:right w:type="dxa" w:w="120"/>
-            </w:tcMar>
-          </w:tcPr>
-          <w:p>
-            <w:pPr>
-              <w:jc w:val="center"/>
-            </w:pPr>
-            <w:r>
-              <w:rPr>
-                <w:rFonts w:ascii="맑은 고딕" w:cs="맑은 고딕" w:eastAsia="맑은 고딕" w:hAnsi="맑은 고딕"/>
-                <w:b/>
-                <w:bCs/>
-                <w:color w:val="FFFFFF"/>
-                <w:sz w:val="18"/>
-                <w:szCs w:val="18"/>
-              </w:rPr>
               <w:t xml:space="preserve">비고</w:t>
             </w:r>
           </w:p>
@@ -7100,132 +7098,68 @@
         <w:tc>
           <w:tcPr>
             <w:tcW w:type="dxa" w:w="2000"/>
-            <w:tcBorders>
-              <w:top w:val="single" w:color="CCCCCC" w:sz="1"/>
-              <w:left w:val="single" w:color="CCCCCC" w:sz="1"/>
-              <w:bottom w:val="single" w:color="CCCCCC" w:sz="1"/>
-              <w:right w:val="single" w:color="CCCCCC" w:sz="1"/>
-            </w:tcBorders>
-            <w:shd w:fill="FFFFFF" w:val="clear"/>
-            <w:tcMar>
-              <w:top w:type="dxa" w:w="80"/>
-              <w:left w:type="dxa" w:w="120"/>
-              <w:bottom w:type="dxa" w:w="80"/>
-              <w:right w:type="dxa" w:w="120"/>
-            </w:tcMar>
-          </w:tcPr>
-          <w:p>
-            <w:pPr>
-              <w:jc w:val="left"/>
-            </w:pPr>
-            <w:r>
-              <w:rPr>
-                <w:rFonts w:ascii="맑은 고딕" w:cs="맑은 고딕" w:eastAsia="맑은 고딕" w:hAnsi="맑은 고딕"/>
-                <w:b w:val="false"/>
-                <w:bCs w:val="false"/>
-                <w:sz w:val="18"/>
-                <w:szCs w:val="18"/>
-              </w:rPr>
-              <w:t xml:space="preserve">인건비</w:t>
+          </w:tcPr>
+          <w:p>
+            <w:r/>
+            <w:r>
+              <w:rPr>
+                <w:rFonts w:ascii="맑은 고딕" w:hAnsi="맑은 고딕"/>
+                <w:b/>
+                <w:sz w:val="18"/>
+                <w:rFonts w:eastAsia="맑은 고딕"/>
+              </w:rPr>
+              <w:t>정부지원금(국고)</w:t>
             </w:r>
           </w:p>
         </w:tc>
         <w:tc>
           <w:tcPr>
             <w:tcW w:type="dxa" w:w="2000"/>
-            <w:tcBorders>
-              <w:top w:val="single" w:color="CCCCCC" w:sz="1"/>
-              <w:left w:val="single" w:color="CCCCCC" w:sz="1"/>
-              <w:bottom w:val="single" w:color="CCCCCC" w:sz="1"/>
-              <w:right w:val="single" w:color="CCCCCC" w:sz="1"/>
-            </w:tcBorders>
-            <w:shd w:fill="FFFFFF" w:val="clear"/>
-            <w:tcMar>
-              <w:top w:type="dxa" w:w="80"/>
-              <w:left w:type="dxa" w:w="120"/>
-              <w:bottom w:type="dxa" w:w="80"/>
-              <w:right w:type="dxa" w:w="120"/>
-            </w:tcMar>
-          </w:tcPr>
-          <w:p>
-            <w:pPr>
-              <w:jc w:val="center"/>
-            </w:pPr>
-            <w:r>
-              <w:rPr>
-                <w:rFonts w:ascii="맑은 고딕" w:cs="맑은 고딕" w:eastAsia="맑은 고딕" w:hAnsi="맑은 고딕"/>
-                <w:b w:val="false"/>
-                <w:bCs w:val="false"/>
-                <w:sz w:val="18"/>
-                <w:szCs w:val="18"/>
-              </w:rPr>
-              <w:t xml:space="preserve">[TBD]</w:t>
+          </w:tcPr>
+          <w:p>
+            <w:r/>
+            <w:r>
+              <w:rPr>
+                <w:rFonts w:ascii="맑은 고딕" w:hAnsi="맑은 고딕"/>
+                <w:b w:val="0"/>
+                <w:sz w:val="18"/>
+                <w:rFonts w:eastAsia="맑은 고딕"/>
+              </w:rPr>
+              <w:t>70,000,000</w:t>
             </w:r>
           </w:p>
         </w:tc>
         <w:tc>
           <w:tcPr>
             <w:tcW w:type="dxa" w:w="2000"/>
-            <w:tcBorders>
-              <w:top w:val="single" w:color="CCCCCC" w:sz="1"/>
-              <w:left w:val="single" w:color="CCCCCC" w:sz="1"/>
-              <w:bottom w:val="single" w:color="CCCCCC" w:sz="1"/>
-              <w:right w:val="single" w:color="CCCCCC" w:sz="1"/>
-            </w:tcBorders>
-            <w:shd w:fill="FFFFFF" w:val="clear"/>
-            <w:tcMar>
-              <w:top w:type="dxa" w:w="80"/>
-              <w:left w:type="dxa" w:w="120"/>
-              <w:bottom w:type="dxa" w:w="80"/>
-              <w:right w:type="dxa" w:w="120"/>
-            </w:tcMar>
-          </w:tcPr>
-          <w:p>
-            <w:pPr>
-              <w:jc w:val="center"/>
-            </w:pPr>
-            <w:r>
-              <w:rPr>
-                <w:rFonts w:ascii="맑은 고딕" w:cs="맑은 고딕" w:eastAsia="맑은 고딕" w:hAnsi="맑은 고딕"/>
-                <w:b w:val="false"/>
-                <w:bCs w:val="false"/>
-                <w:sz w:val="18"/>
-                <w:szCs w:val="18"/>
-              </w:rPr>
-              <w:t xml:space="preserve">[TBD]</w:t>
+          </w:tcPr>
+          <w:p>
+            <w:r/>
+            <w:r>
+              <w:rPr>
+                <w:rFonts w:ascii="맑은 고딕" w:hAnsi="맑은 고딕"/>
+                <w:b w:val="0"/>
+                <w:sz w:val="18"/>
+                <w:rFonts w:eastAsia="맑은 고딕"/>
+              </w:rPr>
+              <w:t>7,850,826</w:t>
             </w:r>
           </w:p>
         </w:tc>
         <w:tc>
           <w:tcPr>
             <w:tcW w:type="dxa" w:w="2506"/>
-            <w:tcBorders>
-              <w:top w:val="single" w:color="CCCCCC" w:sz="1"/>
-              <w:left w:val="single" w:color="CCCCCC" w:sz="1"/>
-              <w:bottom w:val="single" w:color="CCCCCC" w:sz="1"/>
-              <w:right w:val="single" w:color="CCCCCC" w:sz="1"/>
-            </w:tcBorders>
-            <w:shd w:fill="FFFFFF" w:val="clear"/>
-            <w:tcMar>
-              <w:top w:type="dxa" w:w="80"/>
-              <w:left w:type="dxa" w:w="120"/>
-              <w:bottom w:type="dxa" w:w="80"/>
-              <w:right w:type="dxa" w:w="120"/>
-            </w:tcMar>
-          </w:tcPr>
-          <w:p>
-            <w:pPr>
-              <w:jc w:val="left"/>
-            </w:pPr>
-            <w:r>
-              <w:rPr>
-                <w:rFonts w:ascii="맑은 고딕" w:cs="맑은 고딕" w:eastAsia="맑은 고딕" w:hAnsi="맑은 고딕"/>
-                <w:b w:val="false"/>
-                <w:bCs w:val="false"/>
-                <w:sz w:val="18"/>
-                <w:szCs w:val="18"/>
-              </w:rPr>
-              <w:t xml:space="preserve">PM 및 개발자 인건비</w:t>
+          </w:tcPr>
+          <w:p>
+            <w:r/>
+            <w:r>
+              <w:rPr>
+                <w:rFonts w:ascii="맑은 고딕" w:hAnsi="맑은 고딕"/>
+                <w:b w:val="0"/>
+                <w:sz w:val="18"/>
+                <w:rFonts w:eastAsia="맑은 고딕"/>
+              </w:rPr>
+              <w:t>집행률 11.2% — 홍보비·클라우드 이용료·소모품비</w:t>
             </w:r>
           </w:p>
         </w:tc>
@@ -7234,132 +7168,68 @@
         <w:tc>
           <w:tcPr>
             <w:tcW w:type="dxa" w:w="2000"/>
-            <w:tcBorders>
-              <w:top w:val="single" w:color="CCCCCC" w:sz="1"/>
-              <w:left w:val="single" w:color="CCCCCC" w:sz="1"/>
-              <w:bottom w:val="single" w:color="CCCCCC" w:sz="1"/>
-              <w:right w:val="single" w:color="CCCCCC" w:sz="1"/>
-            </w:tcBorders>
-            <w:shd w:fill="FFFFFF" w:val="clear"/>
-            <w:tcMar>
-              <w:top w:type="dxa" w:w="80"/>
-              <w:left w:type="dxa" w:w="120"/>
-              <w:bottom w:type="dxa" w:w="80"/>
-              <w:right w:type="dxa" w:w="120"/>
-            </w:tcMar>
-          </w:tcPr>
-          <w:p>
-            <w:pPr>
-              <w:jc w:val="left"/>
-            </w:pPr>
-            <w:r>
-              <w:rPr>
-                <w:rFonts w:ascii="맑은 고딕" w:cs="맑은 고딕" w:eastAsia="맑은 고딕" w:hAnsi="맑은 고딕"/>
-                <w:b w:val="false"/>
-                <w:bCs w:val="false"/>
-                <w:sz w:val="18"/>
-                <w:szCs w:val="18"/>
-              </w:rPr>
-              <w:t xml:space="preserve">인프라 비용</w:t>
+          </w:tcPr>
+          <w:p>
+            <w:r/>
+            <w:r>
+              <w:rPr>
+                <w:rFonts w:ascii="맑은 고딕" w:hAnsi="맑은 고딕"/>
+                <w:b/>
+                <w:sz w:val="18"/>
+                <w:rFonts w:eastAsia="맑은 고딕"/>
+              </w:rPr>
+              <w:t>자기부담</w:t>
             </w:r>
           </w:p>
         </w:tc>
         <w:tc>
           <w:tcPr>
             <w:tcW w:type="dxa" w:w="2000"/>
-            <w:tcBorders>
-              <w:top w:val="single" w:color="CCCCCC" w:sz="1"/>
-              <w:left w:val="single" w:color="CCCCCC" w:sz="1"/>
-              <w:bottom w:val="single" w:color="CCCCCC" w:sz="1"/>
-              <w:right w:val="single" w:color="CCCCCC" w:sz="1"/>
-            </w:tcBorders>
-            <w:shd w:fill="FFFFFF" w:val="clear"/>
-            <w:tcMar>
-              <w:top w:type="dxa" w:w="80"/>
-              <w:left w:type="dxa" w:w="120"/>
-              <w:bottom w:type="dxa" w:w="80"/>
-              <w:right w:type="dxa" w:w="120"/>
-            </w:tcMar>
-          </w:tcPr>
-          <w:p>
-            <w:pPr>
-              <w:jc w:val="center"/>
-            </w:pPr>
-            <w:r>
-              <w:rPr>
-                <w:rFonts w:ascii="맑은 고딕" w:cs="맑은 고딕" w:eastAsia="맑은 고딕" w:hAnsi="맑은 고딕"/>
-                <w:b w:val="false"/>
-                <w:bCs w:val="false"/>
-                <w:sz w:val="18"/>
-                <w:szCs w:val="18"/>
-              </w:rPr>
-              <w:t xml:space="preserve">[TBD]</w:t>
+          </w:tcPr>
+          <w:p>
+            <w:r/>
+            <w:r>
+              <w:rPr>
+                <w:rFonts w:ascii="맑은 고딕" w:hAnsi="맑은 고딕"/>
+                <w:b w:val="0"/>
+                <w:sz w:val="18"/>
+                <w:rFonts w:eastAsia="맑은 고딕"/>
+              </w:rPr>
+              <w:t>17,500,000</w:t>
             </w:r>
           </w:p>
         </w:tc>
         <w:tc>
           <w:tcPr>
             <w:tcW w:type="dxa" w:w="2000"/>
-            <w:tcBorders>
-              <w:top w:val="single" w:color="CCCCCC" w:sz="1"/>
-              <w:left w:val="single" w:color="CCCCCC" w:sz="1"/>
-              <w:bottom w:val="single" w:color="CCCCCC" w:sz="1"/>
-              <w:right w:val="single" w:color="CCCCCC" w:sz="1"/>
-            </w:tcBorders>
-            <w:shd w:fill="FFFFFF" w:val="clear"/>
-            <w:tcMar>
-              <w:top w:type="dxa" w:w="80"/>
-              <w:left w:type="dxa" w:w="120"/>
-              <w:bottom w:type="dxa" w:w="80"/>
-              <w:right w:type="dxa" w:w="120"/>
-            </w:tcMar>
-          </w:tcPr>
-          <w:p>
-            <w:pPr>
-              <w:jc w:val="center"/>
-            </w:pPr>
-            <w:r>
-              <w:rPr>
-                <w:rFonts w:ascii="맑은 고딕" w:cs="맑은 고딕" w:eastAsia="맑은 고딕" w:hAnsi="맑은 고딕"/>
-                <w:b w:val="false"/>
-                <w:bCs w:val="false"/>
-                <w:sz w:val="18"/>
-                <w:szCs w:val="18"/>
-              </w:rPr>
-              <w:t xml:space="preserve">[TBD]</w:t>
+          </w:tcPr>
+          <w:p>
+            <w:r/>
+            <w:r>
+              <w:rPr>
+                <w:rFonts w:ascii="맑은 고딕" w:hAnsi="맑은 고딕"/>
+                <w:b w:val="0"/>
+                <w:sz w:val="18"/>
+                <w:rFonts w:eastAsia="맑은 고딕"/>
+              </w:rPr>
+              <w:t>6,503,386</w:t>
             </w:r>
           </w:p>
         </w:tc>
         <w:tc>
           <w:tcPr>
             <w:tcW w:type="dxa" w:w="2506"/>
-            <w:tcBorders>
-              <w:top w:val="single" w:color="CCCCCC" w:sz="1"/>
-              <w:left w:val="single" w:color="CCCCCC" w:sz="1"/>
-              <w:bottom w:val="single" w:color="CCCCCC" w:sz="1"/>
-              <w:right w:val="single" w:color="CCCCCC" w:sz="1"/>
-            </w:tcBorders>
-            <w:shd w:fill="FFFFFF" w:val="clear"/>
-            <w:tcMar>
-              <w:top w:type="dxa" w:w="80"/>
-              <w:left w:type="dxa" w:w="120"/>
-              <w:bottom w:type="dxa" w:w="80"/>
-              <w:right w:type="dxa" w:w="120"/>
-            </w:tcMar>
-          </w:tcPr>
-          <w:p>
-            <w:pPr>
-              <w:jc w:val="left"/>
-            </w:pPr>
-            <w:r>
-              <w:rPr>
-                <w:rFonts w:ascii="맑은 고딕" w:cs="맑은 고딕" w:eastAsia="맑은 고딕" w:hAnsi="맑은 고딕"/>
-                <w:b w:val="false"/>
-                <w:bCs w:val="false"/>
-                <w:sz w:val="18"/>
-                <w:szCs w:val="18"/>
-              </w:rPr>
-              <w:t xml:space="preserve">Vercel, Supabase, LiveKit Cloud, Gemini API</w:t>
+          </w:tcPr>
+          <w:p>
+            <w:r/>
+            <w:r>
+              <w:rPr>
+                <w:rFonts w:ascii="맑은 고딕" w:hAnsi="맑은 고딕"/>
+                <w:b w:val="0"/>
+                <w:sz w:val="18"/>
+                <w:rFonts w:eastAsia="맑은 고딕"/>
+              </w:rPr>
+              <w:t>집행률 37.2% — 현금 4,375,000 / 현물 13,125,000 중 참여기관 현물 인건비 집행분</w:t>
             </w:r>
           </w:p>
         </w:tc>
@@ -7368,668 +7238,68 @@
         <w:tc>
           <w:tcPr>
             <w:tcW w:type="dxa" w:w="2000"/>
-            <w:tcBorders>
-              <w:top w:val="single" w:color="CCCCCC" w:sz="1"/>
-              <w:left w:val="single" w:color="CCCCCC" w:sz="1"/>
-              <w:bottom w:val="single" w:color="CCCCCC" w:sz="1"/>
-              <w:right w:val="single" w:color="CCCCCC" w:sz="1"/>
-            </w:tcBorders>
-            <w:shd w:fill="FFFFFF" w:val="clear"/>
-            <w:tcMar>
-              <w:top w:type="dxa" w:w="80"/>
-              <w:left w:type="dxa" w:w="120"/>
-              <w:bottom w:type="dxa" w:w="80"/>
-              <w:right w:type="dxa" w:w="120"/>
-            </w:tcMar>
-          </w:tcPr>
-          <w:p>
-            <w:pPr>
-              <w:jc w:val="left"/>
-            </w:pPr>
-            <w:r>
-              <w:rPr>
-                <w:rFonts w:ascii="맑은 고딕" w:cs="맑은 고딕" w:eastAsia="맑은 고딕" w:hAnsi="맑은 고딕"/>
-                <w:b w:val="false"/>
-                <w:bCs w:val="false"/>
-                <w:sz w:val="18"/>
-                <w:szCs w:val="18"/>
-              </w:rPr>
-              <w:t xml:space="preserve">마케팅·홍보</w:t>
+          </w:tcPr>
+          <w:p>
+            <w:r/>
+            <w:r>
+              <w:rPr>
+                <w:rFonts w:ascii="맑은 고딕" w:hAnsi="맑은 고딕"/>
+                <w:b/>
+                <w:sz w:val="18"/>
+                <w:rFonts w:eastAsia="맑은 고딕"/>
+              </w:rPr>
+              <w:t>합계</w:t>
             </w:r>
           </w:p>
         </w:tc>
         <w:tc>
           <w:tcPr>
             <w:tcW w:type="dxa" w:w="2000"/>
-            <w:tcBorders>
-              <w:top w:val="single" w:color="CCCCCC" w:sz="1"/>
-              <w:left w:val="single" w:color="CCCCCC" w:sz="1"/>
-              <w:bottom w:val="single" w:color="CCCCCC" w:sz="1"/>
-              <w:right w:val="single" w:color="CCCCCC" w:sz="1"/>
-            </w:tcBorders>
-            <w:shd w:fill="FFFFFF" w:val="clear"/>
-            <w:tcMar>
-              <w:top w:type="dxa" w:w="80"/>
-              <w:left w:type="dxa" w:w="120"/>
-              <w:bottom w:type="dxa" w:w="80"/>
-              <w:right w:type="dxa" w:w="120"/>
-            </w:tcMar>
-          </w:tcPr>
-          <w:p>
-            <w:pPr>
-              <w:jc w:val="center"/>
-            </w:pPr>
-            <w:r>
-              <w:rPr>
-                <w:rFonts w:ascii="맑은 고딕" w:cs="맑은 고딕" w:eastAsia="맑은 고딕" w:hAnsi="맑은 고딕"/>
-                <w:b w:val="false"/>
-                <w:bCs w:val="false"/>
-                <w:sz w:val="18"/>
-                <w:szCs w:val="18"/>
-              </w:rPr>
-              <w:t xml:space="preserve">[TBD]</w:t>
+          </w:tcPr>
+          <w:p>
+            <w:r/>
+            <w:r>
+              <w:rPr>
+                <w:rFonts w:ascii="맑은 고딕" w:hAnsi="맑은 고딕"/>
+                <w:b w:val="0"/>
+                <w:sz w:val="18"/>
+                <w:rFonts w:eastAsia="맑은 고딕"/>
+              </w:rPr>
+              <w:t>87,500,000</w:t>
             </w:r>
           </w:p>
         </w:tc>
         <w:tc>
           <w:tcPr>
             <w:tcW w:type="dxa" w:w="2000"/>
-            <w:tcBorders>
-              <w:top w:val="single" w:color="CCCCCC" w:sz="1"/>
-              <w:left w:val="single" w:color="CCCCCC" w:sz="1"/>
-              <w:bottom w:val="single" w:color="CCCCCC" w:sz="1"/>
-              <w:right w:val="single" w:color="CCCCCC" w:sz="1"/>
-            </w:tcBorders>
-            <w:shd w:fill="FFFFFF" w:val="clear"/>
-            <w:tcMar>
-              <w:top w:type="dxa" w:w="80"/>
-              <w:left w:type="dxa" w:w="120"/>
-              <w:bottom w:type="dxa" w:w="80"/>
-              <w:right w:type="dxa" w:w="120"/>
-            </w:tcMar>
-          </w:tcPr>
-          <w:p>
-            <w:pPr>
-              <w:jc w:val="center"/>
-            </w:pPr>
-            <w:r>
-              <w:rPr>
-                <w:rFonts w:ascii="맑은 고딕" w:cs="맑은 고딕" w:eastAsia="맑은 고딕" w:hAnsi="맑은 고딕"/>
-                <w:b w:val="false"/>
-                <w:bCs w:val="false"/>
-                <w:sz w:val="18"/>
-                <w:szCs w:val="18"/>
-              </w:rPr>
-              <w:t xml:space="preserve">[TBD]</w:t>
+          </w:tcPr>
+          <w:p>
+            <w:r/>
+            <w:r>
+              <w:rPr>
+                <w:rFonts w:ascii="맑은 고딕" w:hAnsi="맑은 고딕"/>
+                <w:b w:val="0"/>
+                <w:sz w:val="18"/>
+                <w:rFonts w:eastAsia="맑은 고딕"/>
+              </w:rPr>
+              <w:t>14,354,212</w:t>
             </w:r>
           </w:p>
         </w:tc>
         <w:tc>
           <w:tcPr>
             <w:tcW w:type="dxa" w:w="2506"/>
-            <w:tcBorders>
-              <w:top w:val="single" w:color="CCCCCC" w:sz="1"/>
-              <w:left w:val="single" w:color="CCCCCC" w:sz="1"/>
-              <w:bottom w:val="single" w:color="CCCCCC" w:sz="1"/>
-              <w:right w:val="single" w:color="CCCCCC" w:sz="1"/>
-            </w:tcBorders>
-            <w:shd w:fill="FFFFFF" w:val="clear"/>
-            <w:tcMar>
-              <w:top w:type="dxa" w:w="80"/>
-              <w:left w:type="dxa" w:w="120"/>
-              <w:bottom w:type="dxa" w:w="80"/>
-              <w:right w:type="dxa" w:w="120"/>
-            </w:tcMar>
-          </w:tcPr>
-          <w:p>
-            <w:pPr>
-              <w:jc w:val="left"/>
-            </w:pPr>
-            <w:r>
-              <w:rPr>
-                <w:rFonts w:ascii="맑은 고딕" w:cs="맑은 고딕" w:eastAsia="맑은 고딕" w:hAnsi="맑은 고딕"/>
-                <w:b w:val="false"/>
-                <w:bCs w:val="false"/>
-                <w:sz w:val="18"/>
-                <w:szCs w:val="18"/>
-              </w:rPr>
-              <w:t xml:space="preserve">CIS 채널 광고, SEO 작업</w:t>
-            </w:r>
-          </w:p>
-        </w:tc>
-      </w:tr>
-      <w:tr>
-        <w:tc>
-          <w:tcPr>
-            <w:tcW w:type="dxa" w:w="2000"/>
-            <w:tcBorders>
-              <w:top w:val="single" w:color="CCCCCC" w:sz="1"/>
-              <w:left w:val="single" w:color="CCCCCC" w:sz="1"/>
-              <w:bottom w:val="single" w:color="CCCCCC" w:sz="1"/>
-              <w:right w:val="single" w:color="CCCCCC" w:sz="1"/>
-            </w:tcBorders>
-            <w:shd w:fill="FFFFFF" w:val="clear"/>
-            <w:tcMar>
-              <w:top w:type="dxa" w:w="80"/>
-              <w:left w:type="dxa" w:w="120"/>
-              <w:bottom w:type="dxa" w:w="80"/>
-              <w:right w:type="dxa" w:w="120"/>
-            </w:tcMar>
-          </w:tcPr>
-          <w:p>
-            <w:pPr>
-              <w:jc w:val="left"/>
-            </w:pPr>
-            <w:r>
-              <w:rPr>
-                <w:rFonts w:ascii="맑은 고딕" w:cs="맑은 고딕" w:eastAsia="맑은 고딕" w:hAnsi="맑은 고딕"/>
-                <w:b w:val="false"/>
-                <w:bCs w:val="false"/>
-                <w:sz w:val="18"/>
-                <w:szCs w:val="18"/>
-              </w:rPr>
-              <w:t xml:space="preserve">의료 자문비</w:t>
-            </w:r>
-          </w:p>
-        </w:tc>
-        <w:tc>
-          <w:tcPr>
-            <w:tcW w:type="dxa" w:w="2000"/>
-            <w:tcBorders>
-              <w:top w:val="single" w:color="CCCCCC" w:sz="1"/>
-              <w:left w:val="single" w:color="CCCCCC" w:sz="1"/>
-              <w:bottom w:val="single" w:color="CCCCCC" w:sz="1"/>
-              <w:right w:val="single" w:color="CCCCCC" w:sz="1"/>
-            </w:tcBorders>
-            <w:shd w:fill="FFFFFF" w:val="clear"/>
-            <w:tcMar>
-              <w:top w:type="dxa" w:w="80"/>
-              <w:left w:type="dxa" w:w="120"/>
-              <w:bottom w:type="dxa" w:w="80"/>
-              <w:right w:type="dxa" w:w="120"/>
-            </w:tcMar>
-          </w:tcPr>
-          <w:p>
-            <w:pPr>
-              <w:jc w:val="center"/>
-            </w:pPr>
-            <w:r>
-              <w:rPr>
-                <w:rFonts w:ascii="맑은 고딕" w:cs="맑은 고딕" w:eastAsia="맑은 고딕" w:hAnsi="맑은 고딕"/>
-                <w:b w:val="false"/>
-                <w:bCs w:val="false"/>
-                <w:sz w:val="18"/>
-                <w:szCs w:val="18"/>
-              </w:rPr>
-              <w:t xml:space="preserve">[TBD]</w:t>
-            </w:r>
-          </w:p>
-        </w:tc>
-        <w:tc>
-          <w:tcPr>
-            <w:tcW w:type="dxa" w:w="2000"/>
-            <w:tcBorders>
-              <w:top w:val="single" w:color="CCCCCC" w:sz="1"/>
-              <w:left w:val="single" w:color="CCCCCC" w:sz="1"/>
-              <w:bottom w:val="single" w:color="CCCCCC" w:sz="1"/>
-              <w:right w:val="single" w:color="CCCCCC" w:sz="1"/>
-            </w:tcBorders>
-            <w:shd w:fill="FFFFFF" w:val="clear"/>
-            <w:tcMar>
-              <w:top w:type="dxa" w:w="80"/>
-              <w:left w:type="dxa" w:w="120"/>
-              <w:bottom w:type="dxa" w:w="80"/>
-              <w:right w:type="dxa" w:w="120"/>
-            </w:tcMar>
-          </w:tcPr>
-          <w:p>
-            <w:pPr>
-              <w:jc w:val="center"/>
-            </w:pPr>
-            <w:r>
-              <w:rPr>
-                <w:rFonts w:ascii="맑은 고딕" w:cs="맑은 고딕" w:eastAsia="맑은 고딕" w:hAnsi="맑은 고딕"/>
-                <w:b w:val="false"/>
-                <w:bCs w:val="false"/>
-                <w:sz w:val="18"/>
-                <w:szCs w:val="18"/>
-              </w:rPr>
-              <w:t xml:space="preserve">[TBD]</w:t>
-            </w:r>
-          </w:p>
-        </w:tc>
-        <w:tc>
-          <w:tcPr>
-            <w:tcW w:type="dxa" w:w="2506"/>
-            <w:tcBorders>
-              <w:top w:val="single" w:color="CCCCCC" w:sz="1"/>
-              <w:left w:val="single" w:color="CCCCCC" w:sz="1"/>
-              <w:bottom w:val="single" w:color="CCCCCC" w:sz="1"/>
-              <w:right w:val="single" w:color="CCCCCC" w:sz="1"/>
-            </w:tcBorders>
-            <w:shd w:fill="FFFFFF" w:val="clear"/>
-            <w:tcMar>
-              <w:top w:type="dxa" w:w="80"/>
-              <w:left w:type="dxa" w:w="120"/>
-              <w:bottom w:type="dxa" w:w="80"/>
-              <w:right w:type="dxa" w:w="120"/>
-            </w:tcMar>
-          </w:tcPr>
-          <w:p>
-            <w:pPr>
-              <w:jc w:val="left"/>
-            </w:pPr>
-            <w:r>
-              <w:rPr>
-                <w:rFonts w:ascii="맑은 고딕" w:cs="맑은 고딕" w:eastAsia="맑은 고딕" w:hAnsi="맑은 고딕"/>
-                <w:b w:val="false"/>
-                <w:bCs w:val="false"/>
-                <w:sz w:val="18"/>
-                <w:szCs w:val="18"/>
-              </w:rPr>
-              <w:t xml:space="preserve">면력한방병원 콘텐츠 검토비</w:t>
-            </w:r>
-          </w:p>
-        </w:tc>
-      </w:tr>
-      <w:tr>
-        <w:tc>
-          <w:tcPr>
-            <w:tcW w:type="dxa" w:w="2000"/>
-            <w:tcBorders>
-              <w:top w:val="single" w:color="CCCCCC" w:sz="1"/>
-              <w:left w:val="single" w:color="CCCCCC" w:sz="1"/>
-              <w:bottom w:val="single" w:color="CCCCCC" w:sz="1"/>
-              <w:right w:val="single" w:color="CCCCCC" w:sz="1"/>
-            </w:tcBorders>
-            <w:shd w:fill="FFFFFF" w:val="clear"/>
-            <w:tcMar>
-              <w:top w:type="dxa" w:w="80"/>
-              <w:left w:type="dxa" w:w="120"/>
-              <w:bottom w:type="dxa" w:w="80"/>
-              <w:right w:type="dxa" w:w="120"/>
-            </w:tcMar>
-          </w:tcPr>
-          <w:p>
-            <w:pPr>
-              <w:jc w:val="left"/>
-            </w:pPr>
-            <w:r>
-              <w:rPr>
-                <w:rFonts w:ascii="맑은 고딕" w:cs="맑은 고딕" w:eastAsia="맑은 고딕" w:hAnsi="맑은 고딕"/>
-                <w:b w:val="false"/>
-                <w:bCs w:val="false"/>
-                <w:sz w:val="18"/>
-                <w:szCs w:val="18"/>
-              </w:rPr>
-              <w:t xml:space="preserve">번역비</w:t>
-            </w:r>
-          </w:p>
-        </w:tc>
-        <w:tc>
-          <w:tcPr>
-            <w:tcW w:type="dxa" w:w="2000"/>
-            <w:tcBorders>
-              <w:top w:val="single" w:color="CCCCCC" w:sz="1"/>
-              <w:left w:val="single" w:color="CCCCCC" w:sz="1"/>
-              <w:bottom w:val="single" w:color="CCCCCC" w:sz="1"/>
-              <w:right w:val="single" w:color="CCCCCC" w:sz="1"/>
-            </w:tcBorders>
-            <w:shd w:fill="FFFFFF" w:val="clear"/>
-            <w:tcMar>
-              <w:top w:type="dxa" w:w="80"/>
-              <w:left w:type="dxa" w:w="120"/>
-              <w:bottom w:type="dxa" w:w="80"/>
-              <w:right w:type="dxa" w:w="120"/>
-            </w:tcMar>
-          </w:tcPr>
-          <w:p>
-            <w:pPr>
-              <w:jc w:val="center"/>
-            </w:pPr>
-            <w:r>
-              <w:rPr>
-                <w:rFonts w:ascii="맑은 고딕" w:cs="맑은 고딕" w:eastAsia="맑은 고딕" w:hAnsi="맑은 고딕"/>
-                <w:b w:val="false"/>
-                <w:bCs w:val="false"/>
-                <w:sz w:val="18"/>
-                <w:szCs w:val="18"/>
-              </w:rPr>
-              <w:t xml:space="preserve">[TBD]</w:t>
-            </w:r>
-          </w:p>
-        </w:tc>
-        <w:tc>
-          <w:tcPr>
-            <w:tcW w:type="dxa" w:w="2000"/>
-            <w:tcBorders>
-              <w:top w:val="single" w:color="CCCCCC" w:sz="1"/>
-              <w:left w:val="single" w:color="CCCCCC" w:sz="1"/>
-              <w:bottom w:val="single" w:color="CCCCCC" w:sz="1"/>
-              <w:right w:val="single" w:color="CCCCCC" w:sz="1"/>
-            </w:tcBorders>
-            <w:shd w:fill="FFFFFF" w:val="clear"/>
-            <w:tcMar>
-              <w:top w:type="dxa" w:w="80"/>
-              <w:left w:type="dxa" w:w="120"/>
-              <w:bottom w:type="dxa" w:w="80"/>
-              <w:right w:type="dxa" w:w="120"/>
-            </w:tcMar>
-          </w:tcPr>
-          <w:p>
-            <w:pPr>
-              <w:jc w:val="center"/>
-            </w:pPr>
-            <w:r>
-              <w:rPr>
-                <w:rFonts w:ascii="맑은 고딕" w:cs="맑은 고딕" w:eastAsia="맑은 고딕" w:hAnsi="맑은 고딕"/>
-                <w:b w:val="false"/>
-                <w:bCs w:val="false"/>
-                <w:sz w:val="18"/>
-                <w:szCs w:val="18"/>
-              </w:rPr>
-              <w:t xml:space="preserve">[TBD]</w:t>
-            </w:r>
-          </w:p>
-        </w:tc>
-        <w:tc>
-          <w:tcPr>
-            <w:tcW w:type="dxa" w:w="2506"/>
-            <w:tcBorders>
-              <w:top w:val="single" w:color="CCCCCC" w:sz="1"/>
-              <w:left w:val="single" w:color="CCCCCC" w:sz="1"/>
-              <w:bottom w:val="single" w:color="CCCCCC" w:sz="1"/>
-              <w:right w:val="single" w:color="CCCCCC" w:sz="1"/>
-            </w:tcBorders>
-            <w:shd w:fill="FFFFFF" w:val="clear"/>
-            <w:tcMar>
-              <w:top w:type="dxa" w:w="80"/>
-              <w:left w:type="dxa" w:w="120"/>
-              <w:bottom w:type="dxa" w:w="80"/>
-              <w:right w:type="dxa" w:w="120"/>
-            </w:tcMar>
-          </w:tcPr>
-          <w:p>
-            <w:pPr>
-              <w:jc w:val="left"/>
-            </w:pPr>
-            <w:r>
-              <w:rPr>
-                <w:rFonts w:ascii="맑은 고딕" w:cs="맑은 고딕" w:eastAsia="맑은 고딕" w:hAnsi="맑은 고딕"/>
-                <w:b w:val="false"/>
-                <w:bCs w:val="false"/>
-                <w:sz w:val="18"/>
-                <w:szCs w:val="18"/>
-              </w:rPr>
-              <w:t xml:space="preserve">러시아어·카자흐어 전문 번역</w:t>
-            </w:r>
-          </w:p>
-        </w:tc>
-      </w:tr>
-      <w:tr>
-        <w:tc>
-          <w:tcPr>
-            <w:tcW w:type="dxa" w:w="2000"/>
-            <w:tcBorders>
-              <w:top w:val="single" w:color="CCCCCC" w:sz="1"/>
-              <w:left w:val="single" w:color="CCCCCC" w:sz="1"/>
-              <w:bottom w:val="single" w:color="CCCCCC" w:sz="1"/>
-              <w:right w:val="single" w:color="CCCCCC" w:sz="1"/>
-            </w:tcBorders>
-            <w:shd w:fill="FFFFFF" w:val="clear"/>
-            <w:tcMar>
-              <w:top w:type="dxa" w:w="80"/>
-              <w:left w:type="dxa" w:w="120"/>
-              <w:bottom w:type="dxa" w:w="80"/>
-              <w:right w:type="dxa" w:w="120"/>
-            </w:tcMar>
-          </w:tcPr>
-          <w:p>
-            <w:pPr>
-              <w:jc w:val="left"/>
-            </w:pPr>
-            <w:r>
-              <w:rPr>
-                <w:rFonts w:ascii="맑은 고딕" w:cs="맑은 고딕" w:eastAsia="맑은 고딕" w:hAnsi="맑은 고딕"/>
-                <w:b w:val="false"/>
-                <w:bCs w:val="false"/>
-                <w:sz w:val="18"/>
-                <w:szCs w:val="18"/>
-              </w:rPr>
-              <w:t xml:space="preserve">기타</w:t>
-            </w:r>
-          </w:p>
-        </w:tc>
-        <w:tc>
-          <w:tcPr>
-            <w:tcW w:type="dxa" w:w="2000"/>
-            <w:tcBorders>
-              <w:top w:val="single" w:color="CCCCCC" w:sz="1"/>
-              <w:left w:val="single" w:color="CCCCCC" w:sz="1"/>
-              <w:bottom w:val="single" w:color="CCCCCC" w:sz="1"/>
-              <w:right w:val="single" w:color="CCCCCC" w:sz="1"/>
-            </w:tcBorders>
-            <w:shd w:fill="FFFFFF" w:val="clear"/>
-            <w:tcMar>
-              <w:top w:type="dxa" w:w="80"/>
-              <w:left w:type="dxa" w:w="120"/>
-              <w:bottom w:type="dxa" w:w="80"/>
-              <w:right w:type="dxa" w:w="120"/>
-            </w:tcMar>
-          </w:tcPr>
-          <w:p>
-            <w:pPr>
-              <w:jc w:val="center"/>
-            </w:pPr>
-            <w:r>
-              <w:rPr>
-                <w:rFonts w:ascii="맑은 고딕" w:cs="맑은 고딕" w:eastAsia="맑은 고딕" w:hAnsi="맑은 고딕"/>
-                <w:b w:val="false"/>
-                <w:bCs w:val="false"/>
-                <w:sz w:val="18"/>
-                <w:szCs w:val="18"/>
-              </w:rPr>
-              <w:t xml:space="preserve">[TBD]</w:t>
-            </w:r>
-          </w:p>
-        </w:tc>
-        <w:tc>
-          <w:tcPr>
-            <w:tcW w:type="dxa" w:w="2000"/>
-            <w:tcBorders>
-              <w:top w:val="single" w:color="CCCCCC" w:sz="1"/>
-              <w:left w:val="single" w:color="CCCCCC" w:sz="1"/>
-              <w:bottom w:val="single" w:color="CCCCCC" w:sz="1"/>
-              <w:right w:val="single" w:color="CCCCCC" w:sz="1"/>
-            </w:tcBorders>
-            <w:shd w:fill="FFFFFF" w:val="clear"/>
-            <w:tcMar>
-              <w:top w:type="dxa" w:w="80"/>
-              <w:left w:type="dxa" w:w="120"/>
-              <w:bottom w:type="dxa" w:w="80"/>
-              <w:right w:type="dxa" w:w="120"/>
-            </w:tcMar>
-          </w:tcPr>
-          <w:p>
-            <w:pPr>
-              <w:jc w:val="center"/>
-            </w:pPr>
-            <w:r>
-              <w:rPr>
-                <w:rFonts w:ascii="맑은 고딕" w:cs="맑은 고딕" w:eastAsia="맑은 고딕" w:hAnsi="맑은 고딕"/>
-                <w:b w:val="false"/>
-                <w:bCs w:val="false"/>
-                <w:sz w:val="18"/>
-                <w:szCs w:val="18"/>
-              </w:rPr>
-              <w:t xml:space="preserve">[TBD]</w:t>
-            </w:r>
-          </w:p>
-        </w:tc>
-        <w:tc>
-          <w:tcPr>
-            <w:tcW w:type="dxa" w:w="2506"/>
-            <w:tcBorders>
-              <w:top w:val="single" w:color="CCCCCC" w:sz="1"/>
-              <w:left w:val="single" w:color="CCCCCC" w:sz="1"/>
-              <w:bottom w:val="single" w:color="CCCCCC" w:sz="1"/>
-              <w:right w:val="single" w:color="CCCCCC" w:sz="1"/>
-            </w:tcBorders>
-            <w:shd w:fill="FFFFFF" w:val="clear"/>
-            <w:tcMar>
-              <w:top w:type="dxa" w:w="80"/>
-              <w:left w:type="dxa" w:w="120"/>
-              <w:bottom w:type="dxa" w:w="80"/>
-              <w:right w:type="dxa" w:w="120"/>
-            </w:tcMar>
-          </w:tcPr>
-          <w:p>
-            <w:pPr>
-              <w:jc w:val="left"/>
-            </w:pPr>
-            <w:r>
-              <w:rPr>
-                <w:rFonts w:ascii="맑은 고딕" w:cs="맑은 고딕" w:eastAsia="맑은 고딕" w:hAnsi="맑은 고딕"/>
-                <w:b w:val="false"/>
-                <w:bCs w:val="false"/>
-                <w:sz w:val="18"/>
-                <w:szCs w:val="18"/>
-              </w:rPr>
-              <w:t xml:space="preserve">출장비, 보험료 등</w:t>
-            </w:r>
-          </w:p>
-        </w:tc>
-      </w:tr>
-      <w:tr>
-        <w:tc>
-          <w:tcPr>
-            <w:tcW w:type="dxa" w:w="2000"/>
-            <w:tcBorders>
-              <w:top w:val="single" w:color="CCCCCC" w:sz="1"/>
-              <w:left w:val="single" w:color="CCCCCC" w:sz="1"/>
-              <w:bottom w:val="single" w:color="CCCCCC" w:sz="1"/>
-              <w:right w:val="single" w:color="CCCCCC" w:sz="1"/>
-            </w:tcBorders>
-            <w:shd w:fill="D5E8F0" w:val="clear"/>
-            <w:tcMar>
-              <w:top w:type="dxa" w:w="80"/>
-              <w:left w:type="dxa" w:w="120"/>
-              <w:bottom w:type="dxa" w:w="80"/>
-              <w:right w:type="dxa" w:w="120"/>
-            </w:tcMar>
-          </w:tcPr>
-          <w:p>
-            <w:pPr>
-              <w:jc w:val="left"/>
-            </w:pPr>
-            <w:r>
-              <w:rPr>
-                <w:rFonts w:ascii="맑은 고딕" w:cs="맑은 고딕" w:eastAsia="맑은 고딕" w:hAnsi="맑은 고딕"/>
-                <w:b/>
-                <w:bCs/>
-                <w:sz w:val="18"/>
-                <w:szCs w:val="18"/>
-              </w:rPr>
-              <w:t xml:space="preserve">합계</w:t>
-            </w:r>
-          </w:p>
-        </w:tc>
-        <w:tc>
-          <w:tcPr>
-            <w:tcW w:type="dxa" w:w="2000"/>
-            <w:tcBorders>
-              <w:top w:val="single" w:color="CCCCCC" w:sz="1"/>
-              <w:left w:val="single" w:color="CCCCCC" w:sz="1"/>
-              <w:bottom w:val="single" w:color="CCCCCC" w:sz="1"/>
-              <w:right w:val="single" w:color="CCCCCC" w:sz="1"/>
-            </w:tcBorders>
-            <w:shd w:fill="D5E8F0" w:val="clear"/>
-            <w:tcMar>
-              <w:top w:type="dxa" w:w="80"/>
-              <w:left w:type="dxa" w:w="120"/>
-              <w:bottom w:type="dxa" w:w="80"/>
-              <w:right w:type="dxa" w:w="120"/>
-            </w:tcMar>
-          </w:tcPr>
-          <w:p>
-            <w:pPr>
-              <w:jc w:val="center"/>
-            </w:pPr>
-            <w:r>
-              <w:rPr>
-                <w:rFonts w:ascii="맑은 고딕" w:cs="맑은 고딕" w:eastAsia="맑은 고딕" w:hAnsi="맑은 고딕"/>
-                <w:b w:val="false"/>
-                <w:bCs w:val="false"/>
-                <w:sz w:val="18"/>
-                <w:szCs w:val="18"/>
-              </w:rPr>
-              <w:t xml:space="preserve">[TBD]</w:t>
-            </w:r>
-          </w:p>
-        </w:tc>
-        <w:tc>
-          <w:tcPr>
-            <w:tcW w:type="dxa" w:w="2000"/>
-            <w:tcBorders>
-              <w:top w:val="single" w:color="CCCCCC" w:sz="1"/>
-              <w:left w:val="single" w:color="CCCCCC" w:sz="1"/>
-              <w:bottom w:val="single" w:color="CCCCCC" w:sz="1"/>
-              <w:right w:val="single" w:color="CCCCCC" w:sz="1"/>
-            </w:tcBorders>
-            <w:shd w:fill="D5E8F0" w:val="clear"/>
-            <w:tcMar>
-              <w:top w:type="dxa" w:w="80"/>
-              <w:left w:type="dxa" w:w="120"/>
-              <w:bottom w:type="dxa" w:w="80"/>
-              <w:right w:type="dxa" w:w="120"/>
-            </w:tcMar>
-          </w:tcPr>
-          <w:p>
-            <w:pPr>
-              <w:jc w:val="center"/>
-            </w:pPr>
-            <w:r>
-              <w:rPr>
-                <w:rFonts w:ascii="맑은 고딕" w:cs="맑은 고딕" w:eastAsia="맑은 고딕" w:hAnsi="맑은 고딕"/>
-                <w:b w:val="false"/>
-                <w:bCs w:val="false"/>
-                <w:sz w:val="18"/>
-                <w:szCs w:val="18"/>
-              </w:rPr>
-              <w:t xml:space="preserve">[TBD]</w:t>
-            </w:r>
-          </w:p>
-        </w:tc>
-        <w:tc>
-          <w:tcPr>
-            <w:tcW w:type="dxa" w:w="2506"/>
-            <w:tcBorders>
-              <w:top w:val="single" w:color="CCCCCC" w:sz="1"/>
-              <w:left w:val="single" w:color="CCCCCC" w:sz="1"/>
-              <w:bottom w:val="single" w:color="CCCCCC" w:sz="1"/>
-              <w:right w:val="single" w:color="CCCCCC" w:sz="1"/>
-            </w:tcBorders>
-            <w:shd w:fill="D5E8F0" w:val="clear"/>
-            <w:tcMar>
-              <w:top w:type="dxa" w:w="80"/>
-              <w:left w:type="dxa" w:w="120"/>
-              <w:bottom w:type="dxa" w:w="80"/>
-              <w:right w:type="dxa" w:w="120"/>
-            </w:tcMar>
-          </w:tcPr>
-          <w:p>
-            <w:pPr>
-              <w:jc w:val="left"/>
-            </w:pPr>
-            <w:r>
-              <w:rPr>
-                <w:rFonts w:ascii="맑은 고딕" w:cs="맑은 고딕" w:eastAsia="맑은 고딕" w:hAnsi="맑은 고딕"/>
-                <w:b w:val="false"/>
-                <w:bCs w:val="false"/>
-                <w:sz w:val="18"/>
-                <w:szCs w:val="18"/>
-              </w:rPr>
-              <w:t xml:space="preserve">사업비 확정 시 갱신</w:t>
+          </w:tcPr>
+          <w:p>
+            <w:r/>
+            <w:r>
+              <w:rPr>
+                <w:rFonts w:ascii="맑은 고딕" w:hAnsi="맑은 고딕"/>
+                <w:b w:val="0"/>
+                <w:sz w:val="18"/>
+                <w:rFonts w:eastAsia="맑은 고딕"/>
+              </w:rPr>
+              <w:t>집행률 16.4%</w:t>
             </w:r>
           </w:p>
         </w:tc>
@@ -8045,7 +7315,7 @@
           <w:sz w:val="20"/>
           <w:szCs w:val="20"/>
         </w:rPr>
-        <w:t xml:space="preserve">※ 인프라 실비 현황: Vercel Pro (월 $20), Supabase Pro (월 $25), LiveKit Cloud (사용량 기반), Gemini API (사용량 기반) — 시범 운영 전 낮은 수준 유지</w:t>
+        <w:t>※ 국고 집행액의 대부분은 온라인 마케팅 위탁 홍보비 7,700,000원(세금계산서 2026. 7. 16.)이며, 나머지는 앱 등록비·클라우드 인프라 이용료·소모품비이다. 비목별 세부 내역은 중간정산 사용실적보고서에 따른다.</w:t>
       </w:r>
     </w:p>
     <w:p>
@@ -10031,7 +9301,7 @@
           <w:sz w:val="28"/>
           <w:rFonts w:eastAsia="맑은 고딕"/>
         </w:rPr>
-        <w:t>부록. 현행 반영 (2026. 7. 27. 기준)</w:t>
+        <w:t>부록. 현행 반영</w:t>
       </w:r>
     </w:p>
     <w:p>
@@ -10039,10 +9309,10 @@
         <w:rPr>
           <w:rFonts w:ascii="맑은 고딕" w:hAnsi="맑은 고딕"/>
           <w:b w:val="0"/>
-          <w:sz w:val="20"/>
+          <w:sz w:val="18"/>
           <w:rFonts w:eastAsia="맑은 고딕"/>
         </w:rPr>
-        <w:t>본 부록은 문서 본문 작성 이후 변경된 사항을 현행 기준으로 반영한 것이다. 수치는 추정이 아니라 운영데이터베이스 정확 집계이며, 화면 경로는 실제 배포 코드 기준이다.</w:t>
+        <w:t>기준일 : 2026. 8. 19.</w:t>
       </w:r>
     </w:p>
     <w:p/>
@@ -10794,7 +10064,7 @@
                 <w:sz w:val="18"/>
                 <w:rFonts w:eastAsia="맑은 고딕"/>
               </w:rPr>
-              <w:t>발화를 인식해 자막 표시. 화자를 «역할»이 아니라 «사람» 기준으로 구분(색·이름·좌우).</w:t>
+              <w:t>발화를 인식해 자막 표시. 화자를 역할이 아니라 사람 기준으로 구분(색·이름·좌우).</w:t>
             </w:r>
           </w:p>
         </w:tc>
@@ -10929,7 +10199,7 @@
           <w:sz w:val="18"/>
           <w:rFonts w:eastAsia="맑은 고딕"/>
         </w:rPr>
-        <w:t>※ 연동 수준을 구분해 기재한다. 위챗·라인은 메신저 바로가기 안내이며 봇 연동은 미적용이다.</w:t>
+        <w:t>※ 위챗·라인은 메신저 바로가기 안내이며 봇 연동은 미적용이다.</w:t>
       </w:r>
     </w:p>
     <w:tbl>
@@ -11286,17 +10556,6 @@
           <w:rFonts w:eastAsia="맑은 고딕"/>
         </w:rPr>
         <w:t>4. 화면 경로 정정 내역</w:t>
-      </w:r>
-    </w:p>
-    <w:p>
-      <w:r>
-        <w:rPr>
-          <w:rFonts w:ascii="맑은 고딕" w:hAnsi="맑은 고딕"/>
-          <w:b w:val="0"/>
-          <w:sz w:val="18"/>
-          <w:rFonts w:eastAsia="맑은 고딕"/>
-        </w:rPr>
-        <w:t>본문에 남아 있던 옛 화면 안내는 아래 기준으로 현행에 맞게 정정하였다. 폐지된 경로는 혼동을 막기 위해 그대로 표기하지 않는다.</w:t>
       </w:r>
     </w:p>
     <w:tbl>
@@ -11716,7 +10975,7 @@
           <w:sz w:val="18"/>
           <w:rFonts w:eastAsia="맑은 고딕"/>
         </w:rPr>
-        <w:t>사후관리 계열(④⑤⑥)은 실환자가 치료 완료 단계에 도달해야 실적이 발생하는 구조이므로, 기능 구현 완료와 실데이터 축적은 별개 지표로 관리함. 자동 완료 처리 등 실적을 인위적으로 부풀리는 방식은 채택하지 아니함.</w:t>
+        <w:t>사후관리 계열(④⑤⑥)은 실환자가 치료 완료 단계에 도달해야 실적이 발생하는 구조이므로, 기능 구현 완료와 실데이터 축적은 별개 지표로 관리함.</w:t>
       </w:r>
     </w:p>
     <w:tbl>
@@ -11791,7 +11050,7 @@
                 <w:sz w:val="18"/>
                 <w:rFonts w:eastAsia="맑은 고딕"/>
               </w:rPr>
-              <w:t>실적(2026. 7. 27.)</w:t>
+              <w:t>실적(2026. 8. 19.)</w:t>
             </w:r>
           </w:p>
         </w:tc>
@@ -11897,7 +11156,7 @@
                 <w:sz w:val="18"/>
                 <w:rFonts w:eastAsia="맑은 고딕"/>
               </w:rPr>
-              <w:t>1건</w:t>
+              <w:t>6건</w:t>
             </w:r>
           </w:p>
         </w:tc>
@@ -12003,7 +11262,7 @@
                 <w:sz w:val="18"/>
                 <w:rFonts w:eastAsia="맑은 고딕"/>
               </w:rPr>
-              <w:t>1건</w:t>
+              <w:t>6건</w:t>
             </w:r>
           </w:p>
         </w:tc>
@@ -12124,7 +11383,7 @@
           <w:sz w:val="18"/>
           <w:rFonts w:eastAsia="맑은 고딕"/>
         </w:rPr>
-        <w:t>※ 테스트 데이터는 제외한 실건이다. 문의 실건 15건, 상담세션 실건 10건.</w:t>
+        <w:t>※ 시험 데이터 제외. 문의 8건, 상담세션 1건.</w:t>
       </w:r>
     </w:p>
     <w:p>
@@ -12136,2473 +11395,7 @@
           <w:sz w:val="24"/>
           <w:rFonts w:eastAsia="맑은 고딕"/>
         </w:rPr>
-        <w:t>9. 근거자료</w:t>
-      </w:r>
-    </w:p>
-    <w:tbl>
-      <w:tblPr>
-        <w:tblW w:type="auto" w:w="0"/>
-        <w:tblLook w:firstColumn="1" w:firstRow="1" w:lastColumn="0" w:lastRow="0" w:noHBand="0" w:noVBand="1" w:val="04A0"/>
-        <w:tblBorders>
-          <w:top w:val="single" w:sz="4" w:color="999999"/>
-          <w:left w:val="single" w:sz="4" w:color="999999"/>
-          <w:bottom w:val="single" w:sz="4" w:color="999999"/>
-          <w:right w:val="single" w:sz="4" w:color="999999"/>
-          <w:insideH w:val="single" w:sz="4" w:color="999999"/>
-          <w:insideV w:val="single" w:sz="4" w:color="999999"/>
-        </w:tblBorders>
-      </w:tblPr>
-      <w:tblGrid>
-        <w:gridCol w:w="2889"/>
-        <w:gridCol w:w="2889"/>
-        <w:gridCol w:w="2889"/>
-      </w:tblGrid>
-      <w:tr>
-        <w:tc>
-          <w:tcPr>
-            <w:tcW w:type="dxa" w:w="2889"/>
-            <w:shd w:val="clear" w:color="auto" w:fill="00467F"/>
-          </w:tcPr>
-          <w:p>
-            <w:r/>
-            <w:r>
-              <w:rPr>
-                <w:rFonts w:ascii="맑은 고딕" w:hAnsi="맑은 고딕"/>
-                <w:b/>
-                <w:color w:val="FFFFFF"/>
-                <w:sz w:val="18"/>
-                <w:rFonts w:eastAsia="맑은 고딕"/>
-              </w:rPr>
-              <w:t>구분</w:t>
-            </w:r>
-          </w:p>
-        </w:tc>
-        <w:tc>
-          <w:tcPr>
-            <w:tcW w:type="dxa" w:w="2889"/>
-            <w:shd w:val="clear" w:color="auto" w:fill="00467F"/>
-          </w:tcPr>
-          <w:p>
-            <w:r/>
-            <w:r>
-              <w:rPr>
-                <w:rFonts w:ascii="맑은 고딕" w:hAnsi="맑은 고딕"/>
-                <w:b/>
-                <w:color w:val="FFFFFF"/>
-                <w:sz w:val="18"/>
-                <w:rFonts w:eastAsia="맑은 고딕"/>
-              </w:rPr>
-              <w:t>출처</w:t>
-            </w:r>
-          </w:p>
-        </w:tc>
-        <w:tc>
-          <w:tcPr>
-            <w:tcW w:type="dxa" w:w="2889"/>
-            <w:shd w:val="clear" w:color="auto" w:fill="00467F"/>
-          </w:tcPr>
-          <w:p>
-            <w:r/>
-            <w:r>
-              <w:rPr>
-                <w:rFonts w:ascii="맑은 고딕" w:hAnsi="맑은 고딕"/>
-                <w:b/>
-                <w:color w:val="FFFFFF"/>
-                <w:sz w:val="18"/>
-                <w:rFonts w:eastAsia="맑은 고딕"/>
-              </w:rPr>
-              <w:t>확인 내용</w:t>
-            </w:r>
-          </w:p>
-        </w:tc>
-      </w:tr>
-      <w:tr>
-        <w:tc>
-          <w:tcPr>
-            <w:tcW w:type="dxa" w:w="2889"/>
-          </w:tcPr>
-          <w:p>
-            <w:r/>
-            <w:r>
-              <w:rPr>
-                <w:rFonts w:ascii="맑은 고딕" w:hAnsi="맑은 고딕"/>
-                <w:b/>
-                <w:sz w:val="18"/>
-                <w:rFonts w:eastAsia="맑은 고딕"/>
-              </w:rPr>
-              <w:t>코드</w:t>
-            </w:r>
-          </w:p>
-        </w:tc>
-        <w:tc>
-          <w:tcPr>
-            <w:tcW w:type="dxa" w:w="2889"/>
-          </w:tcPr>
-          <w:p>
-            <w:r/>
-            <w:r>
-              <w:rPr>
-                <w:rFonts w:ascii="맑은 고딕" w:hAnsi="맑은 고딕"/>
-                <w:b w:val="0"/>
-                <w:sz w:val="18"/>
-                <w:rFonts w:eastAsia="맑은 고딕"/>
-              </w:rPr>
-              <w:t>src/lib/auth/accountTiers.ts</w:t>
-            </w:r>
-          </w:p>
-        </w:tc>
-        <w:tc>
-          <w:tcPr>
-            <w:tcW w:type="dxa" w:w="2889"/>
-          </w:tcPr>
-          <w:p>
-            <w:r/>
-            <w:r>
-              <w:rPr>
-                <w:rFonts w:ascii="맑은 고딕" w:hAnsi="맑은 고딕"/>
-                <w:b w:val="0"/>
-                <w:sz w:val="18"/>
-                <w:rFonts w:eastAsia="맑은 고딕"/>
-              </w:rPr>
-              <w:t>계정 계층 7종의 단일 표준</w:t>
-            </w:r>
-          </w:p>
-        </w:tc>
-      </w:tr>
-      <w:tr>
-        <w:tc>
-          <w:tcPr>
-            <w:tcW w:type="dxa" w:w="2889"/>
-          </w:tcPr>
-          <w:p>
-            <w:r/>
-            <w:r>
-              <w:rPr>
-                <w:rFonts w:ascii="맑은 고딕" w:hAnsi="맑은 고딕"/>
-                <w:b/>
-                <w:sz w:val="18"/>
-                <w:rFonts w:eastAsia="맑은 고딕"/>
-              </w:rPr>
-              <w:t>코드</w:t>
-            </w:r>
-          </w:p>
-        </w:tc>
-        <w:tc>
-          <w:tcPr>
-            <w:tcW w:type="dxa" w:w="2889"/>
-          </w:tcPr>
-          <w:p>
-            <w:r/>
-            <w:r>
-              <w:rPr>
-                <w:rFonts w:ascii="맑은 고딕" w:hAnsi="맑은 고딕"/>
-                <w:b w:val="0"/>
-                <w:sz w:val="18"/>
-                <w:rFonts w:eastAsia="맑은 고딕"/>
-              </w:rPr>
-              <w:t>src/lib/khidi/targets.ts</w:t>
-            </w:r>
-          </w:p>
-        </w:tc>
-        <w:tc>
-          <w:tcPr>
-            <w:tcW w:type="dxa" w:w="2889"/>
-          </w:tcPr>
-          <w:p>
-            <w:r/>
-            <w:r>
-              <w:rPr>
-                <w:rFonts w:ascii="맑은 고딕" w:hAnsi="맑은 고딕"/>
-                <w:b w:val="0"/>
-                <w:sz w:val="18"/>
-                <w:rFonts w:eastAsia="맑은 고딕"/>
-              </w:rPr>
-              <w:t>성과지표 공식 목표(12/120/90)</w:t>
-            </w:r>
-          </w:p>
-        </w:tc>
-      </w:tr>
-      <w:tr>
-        <w:tc>
-          <w:tcPr>
-            <w:tcW w:type="dxa" w:w="2889"/>
-          </w:tcPr>
-          <w:p>
-            <w:r/>
-            <w:r>
-              <w:rPr>
-                <w:rFonts w:ascii="맑은 고딕" w:hAnsi="맑은 고딕"/>
-                <w:b/>
-                <w:sz w:val="18"/>
-                <w:rFonts w:eastAsia="맑은 고딕"/>
-              </w:rPr>
-              <w:t>코드</w:t>
-            </w:r>
-          </w:p>
-        </w:tc>
-        <w:tc>
-          <w:tcPr>
-            <w:tcW w:type="dxa" w:w="2889"/>
-          </w:tcPr>
-          <w:p>
-            <w:r/>
-            <w:r>
-              <w:rPr>
-                <w:rFonts w:ascii="맑은 고딕" w:hAnsi="맑은 고딕"/>
-                <w:b w:val="0"/>
-                <w:sz w:val="18"/>
-                <w:rFonts w:eastAsia="맑은 고딕"/>
-              </w:rPr>
-              <w:t>src/lib/khidi/kpi.ts</w:t>
-            </w:r>
-          </w:p>
-        </w:tc>
-        <w:tc>
-          <w:tcPr>
-            <w:tcW w:type="dxa" w:w="2889"/>
-          </w:tcPr>
-          <w:p>
-            <w:r/>
-            <w:r>
-              <w:rPr>
-                <w:rFonts w:ascii="맑은 고딕" w:hAnsi="맑은 고딕"/>
-                <w:b w:val="0"/>
-                <w:sz w:val="18"/>
-                <w:rFonts w:eastAsia="맑은 고딕"/>
-              </w:rPr>
-              <w:t>성과지표 집계 정의(테스트 데이터 제외 규칙 포함)</w:t>
-            </w:r>
-          </w:p>
-        </w:tc>
-      </w:tr>
-      <w:tr>
-        <w:tc>
-          <w:tcPr>
-            <w:tcW w:type="dxa" w:w="2889"/>
-          </w:tcPr>
-          <w:p>
-            <w:r/>
-            <w:r>
-              <w:rPr>
-                <w:rFonts w:ascii="맑은 고딕" w:hAnsi="맑은 고딕"/>
-                <w:b/>
-                <w:sz w:val="18"/>
-                <w:rFonts w:eastAsia="맑은 고딕"/>
-              </w:rPr>
-              <w:t>빌드</w:t>
-            </w:r>
-          </w:p>
-        </w:tc>
-        <w:tc>
-          <w:tcPr>
-            <w:tcW w:type="dxa" w:w="2889"/>
-          </w:tcPr>
-          <w:p>
-            <w:r/>
-            <w:r>
-              <w:rPr>
-                <w:rFonts w:ascii="맑은 고딕" w:hAnsi="맑은 고딕"/>
-                <w:b w:val="0"/>
-                <w:sz w:val="18"/>
-                <w:rFonts w:eastAsia="맑은 고딕"/>
-              </w:rPr>
-              <w:t>Next.js 라우트 목록(CI 빌드 산출)</w:t>
-            </w:r>
-          </w:p>
-        </w:tc>
-        <w:tc>
-          <w:tcPr>
-            <w:tcW w:type="dxa" w:w="2889"/>
-          </w:tcPr>
-          <w:p>
-            <w:r/>
-            <w:r>
-              <w:rPr>
-                <w:rFonts w:ascii="맑은 고딕" w:hAnsi="맑은 고딕"/>
-                <w:b w:val="0"/>
-                <w:sz w:val="18"/>
-                <w:rFonts w:eastAsia="맑은 고딕"/>
-              </w:rPr>
-              <w:t>실제 존재하는 화면 경로</w:t>
-            </w:r>
-          </w:p>
-        </w:tc>
-      </w:tr>
-      <w:tr>
-        <w:tc>
-          <w:tcPr>
-            <w:tcW w:type="dxa" w:w="2889"/>
-          </w:tcPr>
-          <w:p>
-            <w:r/>
-            <w:r>
-              <w:rPr>
-                <w:rFonts w:ascii="맑은 고딕" w:hAnsi="맑은 고딕"/>
-                <w:b/>
-                <w:sz w:val="18"/>
-                <w:rFonts w:eastAsia="맑은 고딕"/>
-              </w:rPr>
-              <w:t>데이터</w:t>
-            </w:r>
-          </w:p>
-        </w:tc>
-        <w:tc>
-          <w:tcPr>
-            <w:tcW w:type="dxa" w:w="2889"/>
-          </w:tcPr>
-          <w:p>
-            <w:r/>
-            <w:r>
-              <w:rPr>
-                <w:rFonts w:ascii="맑은 고딕" w:hAnsi="맑은 고딕"/>
-                <w:b w:val="0"/>
-                <w:sz w:val="18"/>
-                <w:rFonts w:eastAsia="맑은 고딕"/>
-              </w:rPr>
-              <w:t>운영데이터베이스 정확 집계(2026. 7. 27.)</w:t>
-            </w:r>
-          </w:p>
-        </w:tc>
-        <w:tc>
-          <w:tcPr>
-            <w:tcW w:type="dxa" w:w="2889"/>
-          </w:tcPr>
-          <w:p>
-            <w:r/>
-            <w:r>
-              <w:rPr>
-                <w:rFonts w:ascii="맑은 고딕" w:hAnsi="맑은 고딕"/>
-                <w:b w:val="0"/>
-                <w:sz w:val="18"/>
-                <w:rFonts w:eastAsia="맑은 고딕"/>
-              </w:rPr>
-              <w:t>실적 수치의 원천</w:t>
-            </w:r>
-          </w:p>
-        </w:tc>
-      </w:tr>
-    </w:tbl>
-    <w:p/>
-    <w:p>
-      <w:r>
-        <w:br w:type="page"/>
-      </w:r>
-    </w:p>
-    <w:p>
-      <w:r>
-        <w:rPr>
-          <w:rFonts w:ascii="맑은 고딕" w:hAnsi="맑은 고딕"/>
-          <w:b/>
-          <w:color w:val="00467F"/>
-          <w:sz w:val="28"/>
-          <w:rFonts w:eastAsia="맑은 고딕"/>
-        </w:rPr>
-        <w:t>부록. 현행 반영 (2026. 8. 19. 기준)</w:t>
-      </w:r>
-    </w:p>
-    <w:p>
-      <w:r>
-        <w:rPr>
-          <w:rFonts w:ascii="맑은 고딕" w:hAnsi="맑은 고딕"/>
-          <w:b w:val="0"/>
-          <w:sz w:val="20"/>
-          <w:rFonts w:eastAsia="맑은 고딕"/>
-        </w:rPr>
-        <w:t>본 부록은 문서 본문 작성 이후 변경된 사항을 현행 기준으로 반영한 것이다. 수치는 추정이 아니라 운영데이터베이스 정확 집계이며, 화면 경로는 실제 배포 코드 기준이다.</w:t>
-      </w:r>
-    </w:p>
-    <w:p/>
-    <w:p>
-      <w:r>
-        <w:rPr>
-          <w:rFonts w:ascii="맑은 고딕" w:hAnsi="맑은 고딕"/>
-          <w:b/>
-          <w:color w:val="00467F"/>
-          <w:sz w:val="24"/>
-          <w:rFonts w:eastAsia="맑은 고딕"/>
-        </w:rPr>
-        <w:t>1. 계정 계층 (7종)</w:t>
-      </w:r>
-    </w:p>
-    <w:p>
-      <w:r>
-        <w:rPr>
-          <w:rFonts w:ascii="맑은 고딕" w:hAnsi="맑은 고딕"/>
-          <w:b w:val="0"/>
-          <w:sz w:val="18"/>
-          <w:rFonts w:eastAsia="맑은 고딕"/>
-        </w:rPr>
-        <w:t>※ 의사는 계정 계층이 아니다. 화상상담 초대링크 게스트 또는 의료기관 계정으로 참여한다.</w:t>
-      </w:r>
-    </w:p>
-    <w:tbl>
-      <w:tblPr>
-        <w:tblW w:type="auto" w:w="0"/>
-        <w:tblLook w:firstColumn="1" w:firstRow="1" w:lastColumn="0" w:lastRow="0" w:noHBand="0" w:noVBand="1" w:val="04A0"/>
-        <w:tblBorders>
-          <w:top w:val="single" w:sz="4" w:color="999999"/>
-          <w:left w:val="single" w:sz="4" w:color="999999"/>
-          <w:bottom w:val="single" w:sz="4" w:color="999999"/>
-          <w:right w:val="single" w:sz="4" w:color="999999"/>
-          <w:insideH w:val="single" w:sz="4" w:color="999999"/>
-          <w:insideV w:val="single" w:sz="4" w:color="999999"/>
-        </w:tblBorders>
-      </w:tblPr>
-      <w:tblGrid>
-        <w:gridCol w:w="2166"/>
-        <w:gridCol w:w="2166"/>
-        <w:gridCol w:w="2166"/>
-        <w:gridCol w:w="2166"/>
-      </w:tblGrid>
-      <w:tr>
-        <w:tc>
-          <w:tcPr>
-            <w:tcW w:type="dxa" w:w="2166"/>
-            <w:shd w:val="clear" w:color="auto" w:fill="00467F"/>
-          </w:tcPr>
-          <w:p>
-            <w:r/>
-            <w:r>
-              <w:rPr>
-                <w:rFonts w:ascii="맑은 고딕" w:hAnsi="맑은 고딕"/>
-                <w:b/>
-                <w:color w:val="FFFFFF"/>
-                <w:sz w:val="18"/>
-                <w:rFonts w:eastAsia="맑은 고딕"/>
-              </w:rPr>
-              <w:t>계층</w:t>
-            </w:r>
-          </w:p>
-        </w:tc>
-        <w:tc>
-          <w:tcPr>
-            <w:tcW w:type="dxa" w:w="2166"/>
-            <w:shd w:val="clear" w:color="auto" w:fill="00467F"/>
-          </w:tcPr>
-          <w:p>
-            <w:r/>
-            <w:r>
-              <w:rPr>
-                <w:rFonts w:ascii="맑은 고딕" w:hAnsi="맑은 고딕"/>
-                <w:b/>
-                <w:color w:val="FFFFFF"/>
-                <w:sz w:val="18"/>
-                <w:rFonts w:eastAsia="맑은 고딕"/>
-              </w:rPr>
-              <w:t>권한 저장</w:t>
-            </w:r>
-          </w:p>
-        </w:tc>
-        <w:tc>
-          <w:tcPr>
-            <w:tcW w:type="dxa" w:w="2166"/>
-            <w:shd w:val="clear" w:color="auto" w:fill="00467F"/>
-          </w:tcPr>
-          <w:p>
-            <w:r/>
-            <w:r>
-              <w:rPr>
-                <w:rFonts w:ascii="맑은 고딕" w:hAnsi="맑은 고딕"/>
-                <w:b/>
-                <w:color w:val="FFFFFF"/>
-                <w:sz w:val="18"/>
-                <w:rFonts w:eastAsia="맑은 고딕"/>
-              </w:rPr>
-              <w:t>전용 화면</w:t>
-            </w:r>
-          </w:p>
-        </w:tc>
-        <w:tc>
-          <w:tcPr>
-            <w:tcW w:type="dxa" w:w="2166"/>
-            <w:shd w:val="clear" w:color="auto" w:fill="00467F"/>
-          </w:tcPr>
-          <w:p>
-            <w:r/>
-            <w:r>
-              <w:rPr>
-                <w:rFonts w:ascii="맑은 고딕" w:hAnsi="맑은 고딕"/>
-                <w:b/>
-                <w:color w:val="FFFFFF"/>
-                <w:sz w:val="18"/>
-                <w:rFonts w:eastAsia="맑은 고딕"/>
-              </w:rPr>
-              <w:t>설명</w:t>
-            </w:r>
-          </w:p>
-        </w:tc>
-      </w:tr>
-      <w:tr>
-        <w:tc>
-          <w:tcPr>
-            <w:tcW w:type="dxa" w:w="2166"/>
-          </w:tcPr>
-          <w:p>
-            <w:r/>
-            <w:r>
-              <w:rPr>
-                <w:rFonts w:ascii="맑은 고딕" w:hAnsi="맑은 고딕"/>
-                <w:b/>
-                <w:sz w:val="18"/>
-                <w:rFonts w:eastAsia="맑은 고딕"/>
-              </w:rPr>
-              <w:t>비회원(게스트)</w:t>
-            </w:r>
-          </w:p>
-        </w:tc>
-        <w:tc>
-          <w:tcPr>
-            <w:tcW w:type="dxa" w:w="2166"/>
-          </w:tcPr>
-          <w:p>
-            <w:r/>
-            <w:r>
-              <w:rPr>
-                <w:rFonts w:ascii="맑은 고딕" w:hAnsi="맑은 고딕"/>
-                <w:b w:val="0"/>
-                <w:sz w:val="18"/>
-                <w:rFonts w:eastAsia="맑은 고딕"/>
-              </w:rPr>
-              <w:t>초대링크 토큰</w:t>
-            </w:r>
-          </w:p>
-        </w:tc>
-        <w:tc>
-          <w:tcPr>
-            <w:tcW w:type="dxa" w:w="2166"/>
-          </w:tcPr>
-          <w:p>
-            <w:r/>
-            <w:r>
-              <w:rPr>
-                <w:rFonts w:ascii="맑은 고딕" w:hAnsi="맑은 고딕"/>
-                <w:b w:val="0"/>
-                <w:sz w:val="18"/>
-                <w:rFonts w:eastAsia="맑은 고딕"/>
-              </w:rPr>
-              <w:t>—</w:t>
-            </w:r>
-          </w:p>
-        </w:tc>
-        <w:tc>
-          <w:tcPr>
-            <w:tcW w:type="dxa" w:w="2166"/>
-          </w:tcPr>
-          <w:p>
-            <w:r/>
-            <w:r>
-              <w:rPr>
-                <w:rFonts w:ascii="맑은 고딕" w:hAnsi="맑은 고딕"/>
-                <w:b w:val="0"/>
-                <w:sz w:val="18"/>
-                <w:rFonts w:eastAsia="맑은 고딕"/>
-              </w:rPr>
-              <w:t>계정 없이 화상상담 초대링크로만 상담방 입장. 의료진·통역사가 이 방식으로 참여.</w:t>
-            </w:r>
-          </w:p>
-        </w:tc>
-      </w:tr>
-      <w:tr>
-        <w:tc>
-          <w:tcPr>
-            <w:tcW w:type="dxa" w:w="2166"/>
-          </w:tcPr>
-          <w:p>
-            <w:r/>
-            <w:r>
-              <w:rPr>
-                <w:rFonts w:ascii="맑은 고딕" w:hAnsi="맑은 고딕"/>
-                <w:b/>
-                <w:sz w:val="18"/>
-                <w:rFonts w:eastAsia="맑은 고딕"/>
-              </w:rPr>
-              <w:t>사용자(환자)</w:t>
-            </w:r>
-          </w:p>
-        </w:tc>
-        <w:tc>
-          <w:tcPr>
-            <w:tcW w:type="dxa" w:w="2166"/>
-          </w:tcPr>
-          <w:p>
-            <w:r/>
-            <w:r>
-              <w:rPr>
-                <w:rFonts w:ascii="맑은 고딕" w:hAnsi="맑은 고딕"/>
-                <w:b w:val="0"/>
-                <w:sz w:val="18"/>
-                <w:rFonts w:eastAsia="맑은 고딕"/>
-              </w:rPr>
-              <w:t>로그인 계정(기본값)</w:t>
-            </w:r>
-          </w:p>
-        </w:tc>
-        <w:tc>
-          <w:tcPr>
-            <w:tcW w:type="dxa" w:w="2166"/>
-          </w:tcPr>
-          <w:p>
-            <w:r/>
-            <w:r>
-              <w:rPr>
-                <w:rFonts w:ascii="맑은 고딕" w:hAnsi="맑은 고딕"/>
-                <w:b w:val="0"/>
-                <w:sz w:val="18"/>
-                <w:rFonts w:eastAsia="맑은 고딕"/>
-              </w:rPr>
-              <w:t>/patient</w:t>
-            </w:r>
-          </w:p>
-        </w:tc>
-        <w:tc>
-          <w:tcPr>
-            <w:tcW w:type="dxa" w:w="2166"/>
-          </w:tcPr>
-          <w:p>
-            <w:r/>
-            <w:r>
-              <w:rPr>
-                <w:rFonts w:ascii="맑은 고딕" w:hAnsi="맑은 고딕"/>
-                <w:b w:val="0"/>
-                <w:sz w:val="18"/>
-                <w:rFonts w:eastAsia="맑은 고딕"/>
-              </w:rPr>
-              <w:t>문의·상담·사후관리. 별도 역할 없음이 기본.</w:t>
-            </w:r>
-          </w:p>
-        </w:tc>
-      </w:tr>
-      <w:tr>
-        <w:tc>
-          <w:tcPr>
-            <w:tcW w:type="dxa" w:w="2166"/>
-          </w:tcPr>
-          <w:p>
-            <w:r/>
-            <w:r>
-              <w:rPr>
-                <w:rFonts w:ascii="맑은 고딕" w:hAnsi="맑은 고딕"/>
-                <w:b/>
-                <w:sz w:val="18"/>
-                <w:rFonts w:eastAsia="맑은 고딕"/>
-              </w:rPr>
-              <w:t>코디네이터</w:t>
-            </w:r>
-          </w:p>
-        </w:tc>
-        <w:tc>
-          <w:tcPr>
-            <w:tcW w:type="dxa" w:w="2166"/>
-          </w:tcPr>
-          <w:p>
-            <w:r/>
-            <w:r>
-              <w:rPr>
-                <w:rFonts w:ascii="맑은 고딕" w:hAnsi="맑은 고딕"/>
-                <w:b w:val="0"/>
-                <w:sz w:val="18"/>
-                <w:rFonts w:eastAsia="맑은 고딕"/>
-              </w:rPr>
-              <w:t>app_metadata.role</w:t>
-            </w:r>
-          </w:p>
-        </w:tc>
-        <w:tc>
-          <w:tcPr>
-            <w:tcW w:type="dxa" w:w="2166"/>
-          </w:tcPr>
-          <w:p>
-            <w:r/>
-            <w:r>
-              <w:rPr>
-                <w:rFonts w:ascii="맑은 고딕" w:hAnsi="맑은 고딕"/>
-                <w:b w:val="0"/>
-                <w:sz w:val="18"/>
-                <w:rFonts w:eastAsia="맑은 고딕"/>
-              </w:rPr>
-              <w:t>/coordinator</w:t>
-            </w:r>
-          </w:p>
-        </w:tc>
-        <w:tc>
-          <w:tcPr>
-            <w:tcW w:type="dxa" w:w="2166"/>
-          </w:tcPr>
-          <w:p>
-            <w:r/>
-            <w:r>
-              <w:rPr>
-                <w:rFonts w:ascii="맑은 고딕" w:hAnsi="맑은 고딕"/>
-                <w:b w:val="0"/>
-                <w:sz w:val="18"/>
-                <w:rFonts w:eastAsia="맑은 고딕"/>
-              </w:rPr>
-              <w:t>내부 스태프. 환자 여정·상담 일정·증상 알림 관리.</w:t>
-            </w:r>
-          </w:p>
-        </w:tc>
-      </w:tr>
-      <w:tr>
-        <w:tc>
-          <w:tcPr>
-            <w:tcW w:type="dxa" w:w="2166"/>
-          </w:tcPr>
-          <w:p>
-            <w:r/>
-            <w:r>
-              <w:rPr>
-                <w:rFonts w:ascii="맑은 고딕" w:hAnsi="맑은 고딕"/>
-                <w:b/>
-                <w:sz w:val="18"/>
-                <w:rFonts w:eastAsia="맑은 고딕"/>
-              </w:rPr>
-              <w:t>관리자</w:t>
-            </w:r>
-          </w:p>
-        </w:tc>
-        <w:tc>
-          <w:tcPr>
-            <w:tcW w:type="dxa" w:w="2166"/>
-          </w:tcPr>
-          <w:p>
-            <w:r/>
-            <w:r>
-              <w:rPr>
-                <w:rFonts w:ascii="맑은 고딕" w:hAnsi="맑은 고딕"/>
-                <w:b w:val="0"/>
-                <w:sz w:val="18"/>
-                <w:rFonts w:eastAsia="맑은 고딕"/>
-              </w:rPr>
-              <w:t>app_metadata.role</w:t>
-            </w:r>
-          </w:p>
-        </w:tc>
-        <w:tc>
-          <w:tcPr>
-            <w:tcW w:type="dxa" w:w="2166"/>
-          </w:tcPr>
-          <w:p>
-            <w:r/>
-            <w:r>
-              <w:rPr>
-                <w:rFonts w:ascii="맑은 고딕" w:hAnsi="맑은 고딕"/>
-                <w:b w:val="0"/>
-                <w:sz w:val="18"/>
-                <w:rFonts w:eastAsia="맑은 고딕"/>
-              </w:rPr>
-              <w:t>/admin</w:t>
-            </w:r>
-          </w:p>
-        </w:tc>
-        <w:tc>
-          <w:tcPr>
-            <w:tcW w:type="dxa" w:w="2166"/>
-          </w:tcPr>
-          <w:p>
-            <w:r/>
-            <w:r>
-              <w:rPr>
-                <w:rFonts w:ascii="맑은 고딕" w:hAnsi="맑은 고딕"/>
-                <w:b w:val="0"/>
-                <w:sz w:val="18"/>
-                <w:rFonts w:eastAsia="맑은 고딕"/>
-              </w:rPr>
-              <w:t>운영자. 전체 권한. 통합 콘솔에서 코디 화면까지 포함.</w:t>
-            </w:r>
-          </w:p>
-        </w:tc>
-      </w:tr>
-      <w:tr>
-        <w:tc>
-          <w:tcPr>
-            <w:tcW w:type="dxa" w:w="2166"/>
-          </w:tcPr>
-          <w:p>
-            <w:r/>
-            <w:r>
-              <w:rPr>
-                <w:rFonts w:ascii="맑은 고딕" w:hAnsi="맑은 고딕"/>
-                <w:b/>
-                <w:sz w:val="18"/>
-                <w:rFonts w:eastAsia="맑은 고딕"/>
-              </w:rPr>
-              <w:t>국내 의료기관</w:t>
-            </w:r>
-          </w:p>
-        </w:tc>
-        <w:tc>
-          <w:tcPr>
-            <w:tcW w:type="dxa" w:w="2166"/>
-          </w:tcPr>
-          <w:p>
-            <w:r/>
-            <w:r>
-              <w:rPr>
-                <w:rFonts w:ascii="맑은 고딕" w:hAnsi="맑은 고딕"/>
-                <w:b w:val="0"/>
-                <w:sz w:val="18"/>
-                <w:rFonts w:eastAsia="맑은 고딕"/>
-              </w:rPr>
-              <w:t>hospital_users 테이블</w:t>
-            </w:r>
-          </w:p>
-        </w:tc>
-        <w:tc>
-          <w:tcPr>
-            <w:tcW w:type="dxa" w:w="2166"/>
-          </w:tcPr>
-          <w:p>
-            <w:r/>
-            <w:r>
-              <w:rPr>
-                <w:rFonts w:ascii="맑은 고딕" w:hAnsi="맑은 고딕"/>
-                <w:b w:val="0"/>
-                <w:sz w:val="18"/>
-                <w:rFonts w:eastAsia="맑은 고딕"/>
-              </w:rPr>
-              <w:t>/hospital</w:t>
-            </w:r>
-          </w:p>
-        </w:tc>
-        <w:tc>
-          <w:tcPr>
-            <w:tcW w:type="dxa" w:w="2166"/>
-          </w:tcPr>
-          <w:p>
-            <w:r/>
-            <w:r>
-              <w:rPr>
-                <w:rFonts w:ascii="맑은 고딕" w:hAnsi="맑은 고딕"/>
-                <w:b w:val="0"/>
-                <w:sz w:val="18"/>
-                <w:rFonts w:eastAsia="맑은 고딕"/>
-              </w:rPr>
-              <w:t>제휴 한국 병원 담당자(owner/manager/viewer). 리드·프로필·치료정보 관리.</w:t>
-            </w:r>
-          </w:p>
-        </w:tc>
-      </w:tr>
-      <w:tr>
-        <w:tc>
-          <w:tcPr>
-            <w:tcW w:type="dxa" w:w="2166"/>
-          </w:tcPr>
-          <w:p>
-            <w:r/>
-            <w:r>
-              <w:rPr>
-                <w:rFonts w:ascii="맑은 고딕" w:hAnsi="맑은 고딕"/>
-                <w:b/>
-                <w:sz w:val="18"/>
-                <w:rFonts w:eastAsia="맑은 고딕"/>
-              </w:rPr>
-              <w:t>해외 에이전시</w:t>
-            </w:r>
-          </w:p>
-        </w:tc>
-        <w:tc>
-          <w:tcPr>
-            <w:tcW w:type="dxa" w:w="2166"/>
-          </w:tcPr>
-          <w:p>
-            <w:r/>
-            <w:r>
-              <w:rPr>
-                <w:rFonts w:ascii="맑은 고딕" w:hAnsi="맑은 고딕"/>
-                <w:b w:val="0"/>
-                <w:sz w:val="18"/>
-                <w:rFonts w:eastAsia="맑은 고딕"/>
-              </w:rPr>
-              <w:t>agency_users + partner_type</w:t>
-            </w:r>
-          </w:p>
-        </w:tc>
-        <w:tc>
-          <w:tcPr>
-            <w:tcW w:type="dxa" w:w="2166"/>
-          </w:tcPr>
-          <w:p>
-            <w:r/>
-            <w:r>
-              <w:rPr>
-                <w:rFonts w:ascii="맑은 고딕" w:hAnsi="맑은 고딕"/>
-                <w:b w:val="0"/>
-                <w:sz w:val="18"/>
-                <w:rFonts w:eastAsia="맑은 고딕"/>
-              </w:rPr>
-              <w:t>/agency</w:t>
-            </w:r>
-          </w:p>
-        </w:tc>
-        <w:tc>
-          <w:tcPr>
-            <w:tcW w:type="dxa" w:w="2166"/>
-          </w:tcPr>
-          <w:p>
-            <w:r/>
-            <w:r>
-              <w:rPr>
-                <w:rFonts w:ascii="맑은 고딕" w:hAnsi="맑은 고딕"/>
-                <w:b w:val="0"/>
-                <w:sz w:val="18"/>
-                <w:rFonts w:eastAsia="맑은 고딕"/>
-              </w:rPr>
-              <w:t>해외 환자 유치 파트너. 의뢰 환자 진행상황 조회.</w:t>
-            </w:r>
-          </w:p>
-        </w:tc>
-      </w:tr>
-      <w:tr>
-        <w:tc>
-          <w:tcPr>
-            <w:tcW w:type="dxa" w:w="2166"/>
-          </w:tcPr>
-          <w:p>
-            <w:r/>
-            <w:r>
-              <w:rPr>
-                <w:rFonts w:ascii="맑은 고딕" w:hAnsi="맑은 고딕"/>
-                <w:b/>
-                <w:sz w:val="18"/>
-                <w:rFonts w:eastAsia="맑은 고딕"/>
-              </w:rPr>
-              <w:t>해외 의료기관</w:t>
-            </w:r>
-          </w:p>
-        </w:tc>
-        <w:tc>
-          <w:tcPr>
-            <w:tcW w:type="dxa" w:w="2166"/>
-          </w:tcPr>
-          <w:p>
-            <w:r/>
-            <w:r>
-              <w:rPr>
-                <w:rFonts w:ascii="맑은 고딕" w:hAnsi="맑은 고딕"/>
-                <w:b w:val="0"/>
-                <w:sz w:val="18"/>
-                <w:rFonts w:eastAsia="맑은 고딕"/>
-              </w:rPr>
-              <w:t>agency_users + partner_type</w:t>
-            </w:r>
-          </w:p>
-        </w:tc>
-        <w:tc>
-          <w:tcPr>
-            <w:tcW w:type="dxa" w:w="2166"/>
-          </w:tcPr>
-          <w:p>
-            <w:r/>
-            <w:r>
-              <w:rPr>
-                <w:rFonts w:ascii="맑은 고딕" w:hAnsi="맑은 고딕"/>
-                <w:b w:val="0"/>
-                <w:sz w:val="18"/>
-                <w:rFonts w:eastAsia="맑은 고딕"/>
-              </w:rPr>
-              <w:t>/clinic</w:t>
-            </w:r>
-          </w:p>
-        </w:tc>
-        <w:tc>
-          <w:tcPr>
-            <w:tcW w:type="dxa" w:w="2166"/>
-          </w:tcPr>
-          <w:p>
-            <w:r/>
-            <w:r>
-              <w:rPr>
-                <w:rFonts w:ascii="맑은 고딕" w:hAnsi="맑은 고딕"/>
-                <w:b w:val="0"/>
-                <w:sz w:val="18"/>
-                <w:rFonts w:eastAsia="맑은 고딕"/>
-              </w:rPr>
-              <w:t>환자를 한국으로 의뢰하는 현지 병원. 경과·검사결과 전송 주체.</w:t>
-            </w:r>
-          </w:p>
-        </w:tc>
-      </w:tr>
-    </w:tbl>
-    <w:p/>
-    <w:p>
-      <w:r>
-        <w:rPr>
-          <w:rFonts w:ascii="맑은 고딕" w:hAnsi="맑은 고딕"/>
-          <w:b/>
-          <w:color w:val="00467F"/>
-          <w:sz w:val="24"/>
-          <w:rFonts w:eastAsia="맑은 고딕"/>
-        </w:rPr>
-        <w:t>2. 화상 상담(원격협진) 기능</w:t>
-      </w:r>
-    </w:p>
-    <w:tbl>
-      <w:tblPr>
-        <w:tblW w:type="auto" w:w="0"/>
-        <w:tblLook w:firstColumn="1" w:firstRow="1" w:lastColumn="0" w:lastRow="0" w:noHBand="0" w:noVBand="1" w:val="04A0"/>
-        <w:tblBorders>
-          <w:top w:val="single" w:sz="4" w:color="999999"/>
-          <w:left w:val="single" w:sz="4" w:color="999999"/>
-          <w:bottom w:val="single" w:sz="4" w:color="999999"/>
-          <w:right w:val="single" w:sz="4" w:color="999999"/>
-          <w:insideH w:val="single" w:sz="4" w:color="999999"/>
-          <w:insideV w:val="single" w:sz="4" w:color="999999"/>
-        </w:tblBorders>
-      </w:tblPr>
-      <w:tblGrid>
-        <w:gridCol w:w="4333"/>
-        <w:gridCol w:w="4333"/>
-      </w:tblGrid>
-      <w:tr>
-        <w:tc>
-          <w:tcPr>
-            <w:tcW w:type="dxa" w:w="4333"/>
-            <w:shd w:val="clear" w:color="auto" w:fill="00467F"/>
-          </w:tcPr>
-          <w:p>
-            <w:r/>
-            <w:r>
-              <w:rPr>
-                <w:rFonts w:ascii="맑은 고딕" w:hAnsi="맑은 고딕"/>
-                <w:b/>
-                <w:color w:val="FFFFFF"/>
-                <w:sz w:val="18"/>
-                <w:rFonts w:eastAsia="맑은 고딕"/>
-              </w:rPr>
-              <w:t>구분</w:t>
-            </w:r>
-          </w:p>
-        </w:tc>
-        <w:tc>
-          <w:tcPr>
-            <w:tcW w:type="dxa" w:w="4333"/>
-            <w:shd w:val="clear" w:color="auto" w:fill="00467F"/>
-          </w:tcPr>
-          <w:p>
-            <w:r/>
-            <w:r>
-              <w:rPr>
-                <w:rFonts w:ascii="맑은 고딕" w:hAnsi="맑은 고딕"/>
-                <w:b/>
-                <w:color w:val="FFFFFF"/>
-                <w:sz w:val="18"/>
-                <w:rFonts w:eastAsia="맑은 고딕"/>
-              </w:rPr>
-              <w:t>내용</w:t>
-            </w:r>
-          </w:p>
-        </w:tc>
-      </w:tr>
-      <w:tr>
-        <w:tc>
-          <w:tcPr>
-            <w:tcW w:type="dxa" w:w="4333"/>
-          </w:tcPr>
-          <w:p>
-            <w:r/>
-            <w:r>
-              <w:rPr>
-                <w:rFonts w:ascii="맑은 고딕" w:hAnsi="맑은 고딕"/>
-                <w:b/>
-                <w:sz w:val="18"/>
-                <w:rFonts w:eastAsia="맑은 고딕"/>
-              </w:rPr>
-              <w:t>영상·음성</w:t>
-            </w:r>
-          </w:p>
-        </w:tc>
-        <w:tc>
-          <w:tcPr>
-            <w:tcW w:type="dxa" w:w="4333"/>
-          </w:tcPr>
-          <w:p>
-            <w:r/>
-            <w:r>
-              <w:rPr>
-                <w:rFonts w:ascii="맑은 고딕" w:hAnsi="맑은 고딕"/>
-                <w:b w:val="0"/>
-                <w:sz w:val="18"/>
-                <w:rFonts w:eastAsia="맑은 고딕"/>
-              </w:rPr>
-              <w:t>LiveKit 기반 WebRTC 다자 통화. 계정 없이 초대링크로 입장.</w:t>
-            </w:r>
-          </w:p>
-        </w:tc>
-      </w:tr>
-      <w:tr>
-        <w:tc>
-          <w:tcPr>
-            <w:tcW w:type="dxa" w:w="4333"/>
-          </w:tcPr>
-          <w:p>
-            <w:r/>
-            <w:r>
-              <w:rPr>
-                <w:rFonts w:ascii="맑은 고딕" w:hAnsi="맑은 고딕"/>
-                <w:b/>
-                <w:sz w:val="18"/>
-                <w:rFonts w:eastAsia="맑은 고딕"/>
-              </w:rPr>
-              <w:t>실시간 자막</w:t>
-            </w:r>
-          </w:p>
-        </w:tc>
-        <w:tc>
-          <w:tcPr>
-            <w:tcW w:type="dxa" w:w="4333"/>
-          </w:tcPr>
-          <w:p>
-            <w:r/>
-            <w:r>
-              <w:rPr>
-                <w:rFonts w:ascii="맑은 고딕" w:hAnsi="맑은 고딕"/>
-                <w:b w:val="0"/>
-                <w:sz w:val="18"/>
-                <w:rFonts w:eastAsia="맑은 고딕"/>
-              </w:rPr>
-              <w:t>발화를 인식해 자막 표시. 화자를 «역할»이 아니라 «사람» 기준으로 구분(색·이름·좌우).</w:t>
-            </w:r>
-          </w:p>
-        </w:tc>
-      </w:tr>
-      <w:tr>
-        <w:tc>
-          <w:tcPr>
-            <w:tcW w:type="dxa" w:w="4333"/>
-          </w:tcPr>
-          <w:p>
-            <w:r/>
-            <w:r>
-              <w:rPr>
-                <w:rFonts w:ascii="맑은 고딕" w:hAnsi="맑은 고딕"/>
-                <w:b/>
-                <w:sz w:val="18"/>
-                <w:rFonts w:eastAsia="맑은 고딕"/>
-              </w:rPr>
-              <w:t>실시간 통역</w:t>
-            </w:r>
-          </w:p>
-        </w:tc>
-        <w:tc>
-          <w:tcPr>
-            <w:tcW w:type="dxa" w:w="4333"/>
-          </w:tcPr>
-          <w:p>
-            <w:r/>
-            <w:r>
-              <w:rPr>
-                <w:rFonts w:ascii="맑은 고딕" w:hAnsi="맑은 고딕"/>
-                <w:b w:val="0"/>
-                <w:sz w:val="18"/>
-                <w:rFonts w:eastAsia="맑은 고딕"/>
-              </w:rPr>
-              <w:t>한국어 ↔ 러시아어 등 상호 번역 자막. 통역 음성 봇 참여 시 음성 통역.</w:t>
-            </w:r>
-          </w:p>
-        </w:tc>
-      </w:tr>
-      <w:tr>
-        <w:tc>
-          <w:tcPr>
-            <w:tcW w:type="dxa" w:w="4333"/>
-          </w:tcPr>
-          <w:p>
-            <w:r/>
-            <w:r>
-              <w:rPr>
-                <w:rFonts w:ascii="맑은 고딕" w:hAnsi="맑은 고딕"/>
-                <w:b/>
-                <w:sz w:val="18"/>
-                <w:rFonts w:eastAsia="맑은 고딕"/>
-              </w:rPr>
-              <w:t>기록</w:t>
-            </w:r>
-          </w:p>
-        </w:tc>
-        <w:tc>
-          <w:tcPr>
-            <w:tcW w:type="dxa" w:w="4333"/>
-          </w:tcPr>
-          <w:p>
-            <w:r/>
-            <w:r>
-              <w:rPr>
-                <w:rFonts w:ascii="맑은 고딕" w:hAnsi="맑은 고딕"/>
-                <w:b w:val="0"/>
-                <w:sz w:val="18"/>
-                <w:rFonts w:eastAsia="맑은 고딕"/>
-              </w:rPr>
-              <w:t>상담 대화·번역 기록을 암호화 저장하여 사후 확인 및 품질 점검에 활용.</w:t>
-            </w:r>
-          </w:p>
-        </w:tc>
-      </w:tr>
-      <w:tr>
-        <w:tc>
-          <w:tcPr>
-            <w:tcW w:type="dxa" w:w="4333"/>
-          </w:tcPr>
-          <w:p>
-            <w:r/>
-            <w:r>
-              <w:rPr>
-                <w:rFonts w:ascii="맑은 고딕" w:hAnsi="맑은 고딕"/>
-                <w:b/>
-                <w:sz w:val="18"/>
-                <w:rFonts w:eastAsia="맑은 고딕"/>
-              </w:rPr>
-              <w:t>안정성</w:t>
-            </w:r>
-          </w:p>
-        </w:tc>
-        <w:tc>
-          <w:tcPr>
-            <w:tcW w:type="dxa" w:w="4333"/>
-          </w:tcPr>
-          <w:p>
-            <w:r/>
-            <w:r>
-              <w:rPr>
-                <w:rFonts w:ascii="맑은 고딕" w:hAnsi="맑은 고딕"/>
-                <w:b w:val="0"/>
-                <w:sz w:val="18"/>
-                <w:rFonts w:eastAsia="맑은 고딕"/>
-              </w:rPr>
-              <w:t>하울링 2단 감지, 무응답 자동 종료, 자막 중단 시 복구 안내.</w:t>
-            </w:r>
-          </w:p>
-        </w:tc>
-      </w:tr>
-    </w:tbl>
-    <w:p/>
-    <w:p>
-      <w:r>
-        <w:rPr>
-          <w:rFonts w:ascii="맑은 고딕" w:hAnsi="맑은 고딕"/>
-          <w:b/>
-          <w:color w:val="00467F"/>
-          <w:sz w:val="24"/>
-          <w:rFonts w:eastAsia="맑은 고딕"/>
-        </w:rPr>
-        <w:t>3. 상담 채널</w:t>
-      </w:r>
-    </w:p>
-    <w:p>
-      <w:r>
-        <w:rPr>
-          <w:rFonts w:ascii="맑은 고딕" w:hAnsi="맑은 고딕"/>
-          <w:b w:val="0"/>
-          <w:sz w:val="18"/>
-          <w:rFonts w:eastAsia="맑은 고딕"/>
-        </w:rPr>
-        <w:t>※ 연동 수준을 구분해 기재한다. 위챗·라인은 메신저 바로가기 안내이며 봇 연동은 미적용이다.</w:t>
-      </w:r>
-    </w:p>
-    <w:tbl>
-      <w:tblPr>
-        <w:tblW w:type="auto" w:w="0"/>
-        <w:tblLook w:firstColumn="1" w:firstRow="1" w:lastColumn="0" w:lastRow="0" w:noHBand="0" w:noVBand="1" w:val="04A0"/>
-        <w:tblBorders>
-          <w:top w:val="single" w:sz="4" w:color="999999"/>
-          <w:left w:val="single" w:sz="4" w:color="999999"/>
-          <w:bottom w:val="single" w:sz="4" w:color="999999"/>
-          <w:right w:val="single" w:sz="4" w:color="999999"/>
-          <w:insideH w:val="single" w:sz="4" w:color="999999"/>
-          <w:insideV w:val="single" w:sz="4" w:color="999999"/>
-        </w:tblBorders>
-      </w:tblPr>
-      <w:tblGrid>
-        <w:gridCol w:w="2889"/>
-        <w:gridCol w:w="2889"/>
-        <w:gridCol w:w="2889"/>
-      </w:tblGrid>
-      <w:tr>
-        <w:tc>
-          <w:tcPr>
-            <w:tcW w:type="dxa" w:w="2889"/>
-            <w:shd w:val="clear" w:color="auto" w:fill="00467F"/>
-          </w:tcPr>
-          <w:p>
-            <w:r/>
-            <w:r>
-              <w:rPr>
-                <w:rFonts w:ascii="맑은 고딕" w:hAnsi="맑은 고딕"/>
-                <w:b/>
-                <w:color w:val="FFFFFF"/>
-                <w:sz w:val="18"/>
-                <w:rFonts w:eastAsia="맑은 고딕"/>
-              </w:rPr>
-              <w:t>채널</w:t>
-            </w:r>
-          </w:p>
-        </w:tc>
-        <w:tc>
-          <w:tcPr>
-            <w:tcW w:type="dxa" w:w="2889"/>
-            <w:shd w:val="clear" w:color="auto" w:fill="00467F"/>
-          </w:tcPr>
-          <w:p>
-            <w:r/>
-            <w:r>
-              <w:rPr>
-                <w:rFonts w:ascii="맑은 고딕" w:hAnsi="맑은 고딕"/>
-                <w:b/>
-                <w:color w:val="FFFFFF"/>
-                <w:sz w:val="18"/>
-                <w:rFonts w:eastAsia="맑은 고딕"/>
-              </w:rPr>
-              <w:t>연동 수준</w:t>
-            </w:r>
-          </w:p>
-        </w:tc>
-        <w:tc>
-          <w:tcPr>
-            <w:tcW w:type="dxa" w:w="2889"/>
-            <w:shd w:val="clear" w:color="auto" w:fill="00467F"/>
-          </w:tcPr>
-          <w:p>
-            <w:r/>
-            <w:r>
-              <w:rPr>
-                <w:rFonts w:ascii="맑은 고딕" w:hAnsi="맑은 고딕"/>
-                <w:b/>
-                <w:color w:val="FFFFFF"/>
-                <w:sz w:val="18"/>
-                <w:rFonts w:eastAsia="맑은 고딕"/>
-              </w:rPr>
-              <w:t>내용</w:t>
-            </w:r>
-          </w:p>
-        </w:tc>
-      </w:tr>
-      <w:tr>
-        <w:tc>
-          <w:tcPr>
-            <w:tcW w:type="dxa" w:w="2889"/>
-          </w:tcPr>
-          <w:p>
-            <w:r/>
-            <w:r>
-              <w:rPr>
-                <w:rFonts w:ascii="맑은 고딕" w:hAnsi="맑은 고딕"/>
-                <w:b/>
-                <w:sz w:val="18"/>
-                <w:rFonts w:eastAsia="맑은 고딕"/>
-              </w:rPr>
-              <w:t>웹 (통합 문의 퍼널)</w:t>
-            </w:r>
-          </w:p>
-        </w:tc>
-        <w:tc>
-          <w:tcPr>
-            <w:tcW w:type="dxa" w:w="2889"/>
-          </w:tcPr>
-          <w:p>
-            <w:r/>
-            <w:r>
-              <w:rPr>
-                <w:rFonts w:ascii="맑은 고딕" w:hAnsi="맑은 고딕"/>
-                <w:b w:val="0"/>
-                <w:sz w:val="18"/>
-                <w:rFonts w:eastAsia="맑은 고딕"/>
-              </w:rPr>
-              <w:t>연동</w:t>
-            </w:r>
-          </w:p>
-        </w:tc>
-        <w:tc>
-          <w:tcPr>
-            <w:tcW w:type="dxa" w:w="2889"/>
-          </w:tcPr>
-          <w:p>
-            <w:r/>
-            <w:r>
-              <w:rPr>
-                <w:rFonts w:ascii="맑은 고딕" w:hAnsi="맑은 고딕"/>
-                <w:b w:val="0"/>
-                <w:sz w:val="18"/>
-                <w:rFonts w:eastAsia="맑은 고딕"/>
-              </w:rPr>
-              <w:t>AI 상담·문의서·상담원 연결. 대화 전체가 기록으로 축적.</w:t>
-            </w:r>
-          </w:p>
-        </w:tc>
-      </w:tr>
-      <w:tr>
-        <w:tc>
-          <w:tcPr>
-            <w:tcW w:type="dxa" w:w="2889"/>
-          </w:tcPr>
-          <w:p>
-            <w:r/>
-            <w:r>
-              <w:rPr>
-                <w:rFonts w:ascii="맑은 고딕" w:hAnsi="맑은 고딕"/>
-                <w:b/>
-                <w:sz w:val="18"/>
-                <w:rFonts w:eastAsia="맑은 고딕"/>
-              </w:rPr>
-              <w:t>텔레그램</w:t>
-            </w:r>
-          </w:p>
-        </w:tc>
-        <w:tc>
-          <w:tcPr>
-            <w:tcW w:type="dxa" w:w="2889"/>
-          </w:tcPr>
-          <w:p>
-            <w:r/>
-            <w:r>
-              <w:rPr>
-                <w:rFonts w:ascii="맑은 고딕" w:hAnsi="맑은 고딕"/>
-                <w:b w:val="0"/>
-                <w:sz w:val="18"/>
-                <w:rFonts w:eastAsia="맑은 고딕"/>
-              </w:rPr>
-              <w:t>연동</w:t>
-            </w:r>
-          </w:p>
-        </w:tc>
-        <w:tc>
-          <w:tcPr>
-            <w:tcW w:type="dxa" w:w="2889"/>
-          </w:tcPr>
-          <w:p>
-            <w:r/>
-            <w:r>
-              <w:rPr>
-                <w:rFonts w:ascii="맑은 고딕" w:hAnsi="맑은 고딕"/>
-                <w:b w:val="0"/>
-                <w:sz w:val="18"/>
-                <w:rFonts w:eastAsia="맑은 고딕"/>
-              </w:rPr>
-              <w:t>봇 웹훅. AI 자동응답 + 스태프 그룹 릴레이 + 상담기록 축적.</w:t>
-            </w:r>
-          </w:p>
-        </w:tc>
-      </w:tr>
-      <w:tr>
-        <w:tc>
-          <w:tcPr>
-            <w:tcW w:type="dxa" w:w="2889"/>
-          </w:tcPr>
-          <w:p>
-            <w:r/>
-            <w:r>
-              <w:rPr>
-                <w:rFonts w:ascii="맑은 고딕" w:hAnsi="맑은 고딕"/>
-                <w:b/>
-                <w:sz w:val="18"/>
-                <w:rFonts w:eastAsia="맑은 고딕"/>
-              </w:rPr>
-              <w:t>왓츠앱</w:t>
-            </w:r>
-          </w:p>
-        </w:tc>
-        <w:tc>
-          <w:tcPr>
-            <w:tcW w:type="dxa" w:w="2889"/>
-          </w:tcPr>
-          <w:p>
-            <w:r/>
-            <w:r>
-              <w:rPr>
-                <w:rFonts w:ascii="맑은 고딕" w:hAnsi="맑은 고딕"/>
-                <w:b w:val="0"/>
-                <w:sz w:val="18"/>
-                <w:rFonts w:eastAsia="맑은 고딕"/>
-              </w:rPr>
-              <w:t>연동</w:t>
-            </w:r>
-          </w:p>
-        </w:tc>
-        <w:tc>
-          <w:tcPr>
-            <w:tcW w:type="dxa" w:w="2889"/>
-          </w:tcPr>
-          <w:p>
-            <w:r/>
-            <w:r>
-              <w:rPr>
-                <w:rFonts w:ascii="맑은 고딕" w:hAnsi="맑은 고딕"/>
-                <w:b w:val="0"/>
-                <w:sz w:val="18"/>
-                <w:rFonts w:eastAsia="맑은 고딕"/>
-              </w:rPr>
-              <w:t>봇 웹훅. AI 자동응답 + 상담기록 축적.</w:t>
-            </w:r>
-          </w:p>
-        </w:tc>
-      </w:tr>
-      <w:tr>
-        <w:tc>
-          <w:tcPr>
-            <w:tcW w:type="dxa" w:w="2889"/>
-          </w:tcPr>
-          <w:p>
-            <w:r/>
-            <w:r>
-              <w:rPr>
-                <w:rFonts w:ascii="맑은 고딕" w:hAnsi="맑은 고딕"/>
-                <w:b/>
-                <w:sz w:val="18"/>
-                <w:rFonts w:eastAsia="맑은 고딕"/>
-              </w:rPr>
-              <w:t>위챗</w:t>
-            </w:r>
-          </w:p>
-        </w:tc>
-        <w:tc>
-          <w:tcPr>
-            <w:tcW w:type="dxa" w:w="2889"/>
-          </w:tcPr>
-          <w:p>
-            <w:r/>
-            <w:r>
-              <w:rPr>
-                <w:rFonts w:ascii="맑은 고딕" w:hAnsi="맑은 고딕"/>
-                <w:b w:val="0"/>
-                <w:sz w:val="18"/>
-                <w:rFonts w:eastAsia="맑은 고딕"/>
-              </w:rPr>
-              <w:t>안내 링크</w:t>
-            </w:r>
-          </w:p>
-        </w:tc>
-        <w:tc>
-          <w:tcPr>
-            <w:tcW w:type="dxa" w:w="2889"/>
-          </w:tcPr>
-          <w:p>
-            <w:r/>
-            <w:r>
-              <w:rPr>
-                <w:rFonts w:ascii="맑은 고딕" w:hAnsi="맑은 고딕"/>
-                <w:b w:val="0"/>
-                <w:sz w:val="18"/>
-                <w:rFonts w:eastAsia="맑은 고딕"/>
-              </w:rPr>
-              <w:t>메신저 바로가기 제공. 봇 연동은 미적용.</w:t>
-            </w:r>
-          </w:p>
-        </w:tc>
-      </w:tr>
-      <w:tr>
-        <w:tc>
-          <w:tcPr>
-            <w:tcW w:type="dxa" w:w="2889"/>
-          </w:tcPr>
-          <w:p>
-            <w:r/>
-            <w:r>
-              <w:rPr>
-                <w:rFonts w:ascii="맑은 고딕" w:hAnsi="맑은 고딕"/>
-                <w:b/>
-                <w:sz w:val="18"/>
-                <w:rFonts w:eastAsia="맑은 고딕"/>
-              </w:rPr>
-              <w:t>라인</w:t>
-            </w:r>
-          </w:p>
-        </w:tc>
-        <w:tc>
-          <w:tcPr>
-            <w:tcW w:type="dxa" w:w="2889"/>
-          </w:tcPr>
-          <w:p>
-            <w:r/>
-            <w:r>
-              <w:rPr>
-                <w:rFonts w:ascii="맑은 고딕" w:hAnsi="맑은 고딕"/>
-                <w:b w:val="0"/>
-                <w:sz w:val="18"/>
-                <w:rFonts w:eastAsia="맑은 고딕"/>
-              </w:rPr>
-              <w:t>안내 링크</w:t>
-            </w:r>
-          </w:p>
-        </w:tc>
-        <w:tc>
-          <w:tcPr>
-            <w:tcW w:type="dxa" w:w="2889"/>
-          </w:tcPr>
-          <w:p>
-            <w:r/>
-            <w:r>
-              <w:rPr>
-                <w:rFonts w:ascii="맑은 고딕" w:hAnsi="맑은 고딕"/>
-                <w:b w:val="0"/>
-                <w:sz w:val="18"/>
-                <w:rFonts w:eastAsia="맑은 고딕"/>
-              </w:rPr>
-              <w:t>메신저 바로가기 제공. 봇 연동은 미적용.</w:t>
-            </w:r>
-          </w:p>
-        </w:tc>
-      </w:tr>
-    </w:tbl>
-    <w:p/>
-    <w:p>
-      <w:r>
-        <w:rPr>
-          <w:rFonts w:ascii="맑은 고딕" w:hAnsi="맑은 고딕"/>
-          <w:b/>
-          <w:color w:val="00467F"/>
-          <w:sz w:val="24"/>
-          <w:rFonts w:eastAsia="맑은 고딕"/>
-        </w:rPr>
-        <w:t>4. 화면 경로 정정 내역</w:t>
-      </w:r>
-    </w:p>
-    <w:p>
-      <w:r>
-        <w:rPr>
-          <w:rFonts w:ascii="맑은 고딕" w:hAnsi="맑은 고딕"/>
-          <w:b w:val="0"/>
-          <w:sz w:val="18"/>
-          <w:rFonts w:eastAsia="맑은 고딕"/>
-        </w:rPr>
-        <w:t>본문에 남아 있던 옛 화면 안내는 아래 기준으로 현행에 맞게 정정하였다. 폐지된 경로는 혼동을 막기 위해 그대로 표기하지 않는다.</w:t>
-      </w:r>
-    </w:p>
-    <w:tbl>
-      <w:tblPr>
-        <w:tblW w:type="auto" w:w="0"/>
-        <w:tblLook w:firstColumn="1" w:firstRow="1" w:lastColumn="0" w:lastRow="0" w:noHBand="0" w:noVBand="1" w:val="04A0"/>
-        <w:tblBorders>
-          <w:top w:val="single" w:sz="4" w:color="999999"/>
-          <w:left w:val="single" w:sz="4" w:color="999999"/>
-          <w:bottom w:val="single" w:sz="4" w:color="999999"/>
-          <w:right w:val="single" w:sz="4" w:color="999999"/>
-          <w:insideH w:val="single" w:sz="4" w:color="999999"/>
-          <w:insideV w:val="single" w:sz="4" w:color="999999"/>
-        </w:tblBorders>
-      </w:tblPr>
-      <w:tblGrid>
-        <w:gridCol w:w="2889"/>
-        <w:gridCol w:w="2889"/>
-        <w:gridCol w:w="2889"/>
-      </w:tblGrid>
-      <w:tr>
-        <w:tc>
-          <w:tcPr>
-            <w:tcW w:type="dxa" w:w="2889"/>
-            <w:shd w:val="clear" w:color="auto" w:fill="00467F"/>
-          </w:tcPr>
-          <w:p>
-            <w:r/>
-            <w:r>
-              <w:rPr>
-                <w:rFonts w:ascii="맑은 고딕" w:hAnsi="맑은 고딕"/>
-                <w:b/>
-                <w:color w:val="FFFFFF"/>
-                <w:sz w:val="18"/>
-                <w:rFonts w:eastAsia="맑은 고딕"/>
-              </w:rPr>
-              <w:t>현행 화면</w:t>
-            </w:r>
-          </w:p>
-        </w:tc>
-        <w:tc>
-          <w:tcPr>
-            <w:tcW w:type="dxa" w:w="2889"/>
-            <w:shd w:val="clear" w:color="auto" w:fill="00467F"/>
-          </w:tcPr>
-          <w:p>
-            <w:r/>
-            <w:r>
-              <w:rPr>
-                <w:rFonts w:ascii="맑은 고딕" w:hAnsi="맑은 고딕"/>
-                <w:b/>
-                <w:color w:val="FFFFFF"/>
-                <w:sz w:val="18"/>
-                <w:rFonts w:eastAsia="맑은 고딕"/>
-              </w:rPr>
-              <w:t>대체한 옛 화면</w:t>
-            </w:r>
-          </w:p>
-        </w:tc>
-        <w:tc>
-          <w:tcPr>
-            <w:tcW w:type="dxa" w:w="2889"/>
-            <w:shd w:val="clear" w:color="auto" w:fill="00467F"/>
-          </w:tcPr>
-          <w:p>
-            <w:r/>
-            <w:r>
-              <w:rPr>
-                <w:rFonts w:ascii="맑은 고딕" w:hAnsi="맑은 고딕"/>
-                <w:b/>
-                <w:color w:val="FFFFFF"/>
-                <w:sz w:val="18"/>
-                <w:rFonts w:eastAsia="맑은 고딕"/>
-              </w:rPr>
-              <w:t>사유</w:t>
-            </w:r>
-          </w:p>
-        </w:tc>
-      </w:tr>
-      <w:tr>
-        <w:tc>
-          <w:tcPr>
-            <w:tcW w:type="dxa" w:w="2889"/>
-          </w:tcPr>
-          <w:p>
-            <w:r/>
-            <w:r>
-              <w:rPr>
-                <w:rFonts w:ascii="맑은 고딕" w:hAnsi="맑은 고딕"/>
-                <w:b/>
-                <w:sz w:val="18"/>
-                <w:rFonts w:eastAsia="맑은 고딕"/>
-              </w:rPr>
-              <w:t>/inquiry</w:t>
-            </w:r>
-          </w:p>
-        </w:tc>
-        <w:tc>
-          <w:tcPr>
-            <w:tcW w:type="dxa" w:w="2889"/>
-          </w:tcPr>
-          <w:p>
-            <w:r/>
-            <w:r>
-              <w:rPr>
-                <w:rFonts w:ascii="맑은 고딕" w:hAnsi="맑은 고딕"/>
-                <w:b w:val="0"/>
-                <w:sz w:val="18"/>
-                <w:rFonts w:eastAsia="맑은 고딕"/>
-              </w:rPr>
-              <w:t>인테이크 화면(별도 경로)</w:t>
-            </w:r>
-          </w:p>
-        </w:tc>
-        <w:tc>
-          <w:tcPr>
-            <w:tcW w:type="dxa" w:w="2889"/>
-          </w:tcPr>
-          <w:p>
-            <w:r/>
-            <w:r>
-              <w:rPr>
-                <w:rFonts w:ascii="맑은 고딕" w:hAnsi="맑은 고딕"/>
-                <w:b w:val="0"/>
-                <w:sz w:val="18"/>
-                <w:rFonts w:eastAsia="맑은 고딕"/>
-              </w:rPr>
-              <w:t>통합 문의 퍼널로 통폐합(영구 리디렉트). 옛 화면은 보관 처리.</w:t>
-            </w:r>
-          </w:p>
-        </w:tc>
-      </w:tr>
-      <w:tr>
-        <w:tc>
-          <w:tcPr>
-            <w:tcW w:type="dxa" w:w="2889"/>
-          </w:tcPr>
-          <w:p>
-            <w:r/>
-            <w:r>
-              <w:rPr>
-                <w:rFonts w:ascii="맑은 고딕" w:hAnsi="맑은 고딕"/>
-                <w:b/>
-                <w:sz w:val="18"/>
-                <w:rFonts w:eastAsia="맑은 고딕"/>
-              </w:rPr>
-              <w:t>/inquiry</w:t>
-            </w:r>
-          </w:p>
-        </w:tc>
-        <w:tc>
-          <w:tcPr>
-            <w:tcW w:type="dxa" w:w="2889"/>
-          </w:tcPr>
-          <w:p>
-            <w:r/>
-            <w:r>
-              <w:rPr>
-                <w:rFonts w:ascii="맑은 고딕" w:hAnsi="맑은 고딕"/>
-                <w:b w:val="0"/>
-                <w:sz w:val="18"/>
-                <w:rFonts w:eastAsia="맑은 고딕"/>
-              </w:rPr>
-              <w:t>상담 시작 화면(별도 경로)</w:t>
-            </w:r>
-          </w:p>
-        </w:tc>
-        <w:tc>
-          <w:tcPr>
-            <w:tcW w:type="dxa" w:w="2889"/>
-          </w:tcPr>
-          <w:p>
-            <w:r/>
-            <w:r>
-              <w:rPr>
-                <w:rFonts w:ascii="맑은 고딕" w:hAnsi="맑은 고딕"/>
-                <w:b w:val="0"/>
-                <w:sz w:val="18"/>
-                <w:rFonts w:eastAsia="맑은 고딕"/>
-              </w:rPr>
-              <w:t>통합 문의 퍼널로 통폐합(영구 리디렉트).</w:t>
-            </w:r>
-          </w:p>
-        </w:tc>
-      </w:tr>
-      <w:tr>
-        <w:tc>
-          <w:tcPr>
-            <w:tcW w:type="dxa" w:w="2889"/>
-          </w:tcPr>
-          <w:p>
-            <w:r/>
-            <w:r>
-              <w:rPr>
-                <w:rFonts w:ascii="맑은 고딕" w:hAnsi="맑은 고딕"/>
-                <w:b/>
-                <w:sz w:val="18"/>
-                <w:rFonts w:eastAsia="맑은 고딕"/>
-              </w:rPr>
-              <w:t>/hospital</w:t>
-            </w:r>
-          </w:p>
-        </w:tc>
-        <w:tc>
-          <w:tcPr>
-            <w:tcW w:type="dxa" w:w="2889"/>
-          </w:tcPr>
-          <w:p>
-            <w:r/>
-            <w:r>
-              <w:rPr>
-                <w:rFonts w:ascii="맑은 고딕" w:hAnsi="맑은 고딕"/>
-                <w:b w:val="0"/>
-                <w:sz w:val="18"/>
-                <w:rFonts w:eastAsia="맑은 고딕"/>
-              </w:rPr>
-              <w:t>파트너 포털 경로</w:t>
-            </w:r>
-          </w:p>
-        </w:tc>
-        <w:tc>
-          <w:tcPr>
-            <w:tcW w:type="dxa" w:w="2889"/>
-          </w:tcPr>
-          <w:p>
-            <w:r/>
-            <w:r>
-              <w:rPr>
-                <w:rFonts w:ascii="맑은 고딕" w:hAnsi="맑은 고딕"/>
-                <w:b w:val="0"/>
-                <w:sz w:val="18"/>
-                <w:rFonts w:eastAsia="맑은 고딕"/>
-              </w:rPr>
-              <w:t>국내 의료기관 포털로 개명. 옛 경로는 존재하지 않음.</w:t>
-            </w:r>
-          </w:p>
-        </w:tc>
-      </w:tr>
-      <w:tr>
-        <w:tc>
-          <w:tcPr>
-            <w:tcW w:type="dxa" w:w="2889"/>
-          </w:tcPr>
-          <w:p>
-            <w:r/>
-            <w:r>
-              <w:rPr>
-                <w:rFonts w:ascii="맑은 고딕" w:hAnsi="맑은 고딕"/>
-                <w:b/>
-                <w:sz w:val="18"/>
-                <w:rFonts w:eastAsia="맑은 고딕"/>
-              </w:rPr>
-              <w:t>(폐지)</w:t>
-            </w:r>
-          </w:p>
-        </w:tc>
-        <w:tc>
-          <w:tcPr>
-            <w:tcW w:type="dxa" w:w="2889"/>
-          </w:tcPr>
-          <w:p>
-            <w:r/>
-            <w:r>
-              <w:rPr>
-                <w:rFonts w:ascii="맑은 고딕" w:hAnsi="맑은 고딕"/>
-                <w:b w:val="0"/>
-                <w:sz w:val="18"/>
-                <w:rFonts w:eastAsia="맑은 고딕"/>
-              </w:rPr>
-              <w:t>의사 전용 화면</w:t>
-            </w:r>
-          </w:p>
-        </w:tc>
-        <w:tc>
-          <w:tcPr>
-            <w:tcW w:type="dxa" w:w="2889"/>
-          </w:tcPr>
-          <w:p>
-            <w:r/>
-            <w:r>
-              <w:rPr>
-                <w:rFonts w:ascii="맑은 고딕" w:hAnsi="맑은 고딕"/>
-                <w:b w:val="0"/>
-                <w:sz w:val="18"/>
-                <w:rFonts w:eastAsia="맑은 고딕"/>
-              </w:rPr>
-              <w:t>의사 계정 계층 폐지. 화상상담 초대링크 또는 병원 계정으로 참여.</w:t>
-            </w:r>
-          </w:p>
-        </w:tc>
-      </w:tr>
-      <w:tr>
-        <w:tc>
-          <w:tcPr>
-            <w:tcW w:type="dxa" w:w="2889"/>
-          </w:tcPr>
-          <w:p>
-            <w:r/>
-            <w:r>
-              <w:rPr>
-                <w:rFonts w:ascii="맑은 고딕" w:hAnsi="맑은 고딕"/>
-                <w:b/>
-                <w:sz w:val="18"/>
-                <w:rFonts w:eastAsia="맑은 고딕"/>
-              </w:rPr>
-              <w:t>/</w:t>
-            </w:r>
-          </w:p>
-        </w:tc>
-        <w:tc>
-          <w:tcPr>
-            <w:tcW w:type="dxa" w:w="2889"/>
-          </w:tcPr>
-          <w:p>
-            <w:r/>
-            <w:r>
-              <w:rPr>
-                <w:rFonts w:ascii="맑은 고딕" w:hAnsi="맑은 고딕"/>
-                <w:b w:val="0"/>
-                <w:sz w:val="18"/>
-                <w:rFonts w:eastAsia="맑은 고딕"/>
-              </w:rPr>
-              <w:t>후기 화면</w:t>
-            </w:r>
-          </w:p>
-        </w:tc>
-        <w:tc>
-          <w:tcPr>
-            <w:tcW w:type="dxa" w:w="2889"/>
-          </w:tcPr>
-          <w:p>
-            <w:r/>
-            <w:r>
-              <w:rPr>
-                <w:rFonts w:ascii="맑은 고딕" w:hAnsi="맑은 고딕"/>
-                <w:b w:val="0"/>
-                <w:sz w:val="18"/>
-                <w:rFonts w:eastAsia="맑은 고딕"/>
-              </w:rPr>
-              <w:t>후기 화면 비활성(홈 리디렉트).</w:t>
-            </w:r>
-          </w:p>
-        </w:tc>
-      </w:tr>
-      <w:tr>
-        <w:tc>
-          <w:tcPr>
-            <w:tcW w:type="dxa" w:w="2889"/>
-          </w:tcPr>
-          <w:p>
-            <w:r/>
-            <w:r>
-              <w:rPr>
-                <w:rFonts w:ascii="맑은 고딕" w:hAnsi="맑은 고딕"/>
-                <w:b/>
-                <w:sz w:val="18"/>
-                <w:rFonts w:eastAsia="맑은 고딕"/>
-              </w:rPr>
-              <w:t>/hospitals</w:t>
-            </w:r>
-          </w:p>
-        </w:tc>
-        <w:tc>
-          <w:tcPr>
-            <w:tcW w:type="dxa" w:w="2889"/>
-          </w:tcPr>
-          <w:p>
-            <w:r/>
-            <w:r>
-              <w:rPr>
-                <w:rFonts w:ascii="맑은 고딕" w:hAnsi="맑은 고딕"/>
-                <w:b w:val="0"/>
-                <w:sz w:val="18"/>
-                <w:rFonts w:eastAsia="맑은 고딕"/>
-              </w:rPr>
-              <w:t>검색 화면</w:t>
-            </w:r>
-          </w:p>
-        </w:tc>
-        <w:tc>
-          <w:tcPr>
-            <w:tcW w:type="dxa" w:w="2889"/>
-          </w:tcPr>
-          <w:p>
-            <w:r/>
-            <w:r>
-              <w:rPr>
-                <w:rFonts w:ascii="맑은 고딕" w:hAnsi="맑은 고딕"/>
-                <w:b w:val="0"/>
-                <w:sz w:val="18"/>
-                <w:rFonts w:eastAsia="맑은 고딕"/>
-              </w:rPr>
-              <w:t>검색 화면 비활성(병원 목록으로 리디렉트).</w:t>
-            </w:r>
-          </w:p>
-        </w:tc>
-      </w:tr>
-    </w:tbl>
-    <w:p/>
-    <w:p>
-      <w:r>
-        <w:rPr>
-          <w:rFonts w:ascii="맑은 고딕" w:hAnsi="맑은 고딕"/>
-          <w:b/>
-          <w:color w:val="00467F"/>
-          <w:sz w:val="24"/>
-          <w:rFonts w:eastAsia="맑은 고딕"/>
-        </w:rPr>
-        <w:t>5. 성과지표 현황</w:t>
-      </w:r>
-    </w:p>
-    <w:p>
-      <w:r>
-        <w:rPr>
-          <w:rFonts w:ascii="맑은 고딕" w:hAnsi="맑은 고딕"/>
-          <w:b w:val="0"/>
-          <w:sz w:val="18"/>
-          <w:rFonts w:eastAsia="맑은 고딕"/>
-        </w:rPr>
-        <w:t>사후관리 계열(④⑤⑥)은 실환자가 치료 완료 단계에 도달해야 실적이 발생하는 구조이므로, 기능 구현 완료와 실데이터 축적은 별개 지표로 관리함. 자동 완료 처리 등 실적을 인위적으로 부풀리는 방식은 채택하지 아니함.</w:t>
-      </w:r>
-    </w:p>
-    <w:tbl>
-      <w:tblPr>
-        <w:tblW w:type="auto" w:w="0"/>
-        <w:tblLook w:firstColumn="1" w:firstRow="1" w:lastColumn="0" w:lastRow="0" w:noHBand="0" w:noVBand="1" w:val="04A0"/>
-        <w:tblBorders>
-          <w:top w:val="single" w:sz="4" w:color="999999"/>
-          <w:left w:val="single" w:sz="4" w:color="999999"/>
-          <w:bottom w:val="single" w:sz="4" w:color="999999"/>
-          <w:right w:val="single" w:sz="4" w:color="999999"/>
-          <w:insideH w:val="single" w:sz="4" w:color="999999"/>
-          <w:insideV w:val="single" w:sz="4" w:color="999999"/>
-        </w:tblBorders>
-      </w:tblPr>
-      <w:tblGrid>
-        <w:gridCol w:w="2889"/>
-        <w:gridCol w:w="2889"/>
-        <w:gridCol w:w="2889"/>
-      </w:tblGrid>
-      <w:tr>
-        <w:tc>
-          <w:tcPr>
-            <w:tcW w:type="dxa" w:w="2889"/>
-            <w:shd w:val="clear" w:color="auto" w:fill="00467F"/>
-          </w:tcPr>
-          <w:p>
-            <w:r/>
-            <w:r>
-              <w:rPr>
-                <w:rFonts w:ascii="맑은 고딕" w:hAnsi="맑은 고딕"/>
-                <w:b/>
-                <w:color w:val="FFFFFF"/>
-                <w:sz w:val="18"/>
-                <w:rFonts w:eastAsia="맑은 고딕"/>
-              </w:rPr>
-              <w:t>지표</w:t>
-            </w:r>
-          </w:p>
-        </w:tc>
-        <w:tc>
-          <w:tcPr>
-            <w:tcW w:type="dxa" w:w="2889"/>
-            <w:shd w:val="clear" w:color="auto" w:fill="00467F"/>
-          </w:tcPr>
-          <w:p>
-            <w:r/>
-            <w:r>
-              <w:rPr>
-                <w:rFonts w:ascii="맑은 고딕" w:hAnsi="맑은 고딕"/>
-                <w:b/>
-                <w:color w:val="FFFFFF"/>
-                <w:sz w:val="18"/>
-                <w:rFonts w:eastAsia="맑은 고딕"/>
-              </w:rPr>
-              <w:t>목표</w:t>
-            </w:r>
-          </w:p>
-        </w:tc>
-        <w:tc>
-          <w:tcPr>
-            <w:tcW w:type="dxa" w:w="2889"/>
-            <w:shd w:val="clear" w:color="auto" w:fill="00467F"/>
-          </w:tcPr>
-          <w:p>
-            <w:r/>
-            <w:r>
-              <w:rPr>
-                <w:rFonts w:ascii="맑은 고딕" w:hAnsi="맑은 고딕"/>
-                <w:b/>
-                <w:color w:val="FFFFFF"/>
-                <w:sz w:val="18"/>
-                <w:rFonts w:eastAsia="맑은 고딕"/>
-              </w:rPr>
-              <w:t>실적(2026. 8. 19.)</w:t>
-            </w:r>
-          </w:p>
-        </w:tc>
-      </w:tr>
-      <w:tr>
-        <w:tc>
-          <w:tcPr>
-            <w:tcW w:type="dxa" w:w="2889"/>
-          </w:tcPr>
-          <w:p>
-            <w:r/>
-            <w:r>
-              <w:rPr>
-                <w:rFonts w:ascii="맑은 고딕" w:hAnsi="맑은 고딕"/>
-                <w:b/>
-                <w:sz w:val="18"/>
-                <w:rFonts w:eastAsia="맑은 고딕"/>
-              </w:rPr>
-              <w:t>외국인환자 유치</w:t>
-            </w:r>
-          </w:p>
-        </w:tc>
-        <w:tc>
-          <w:tcPr>
-            <w:tcW w:type="dxa" w:w="2889"/>
-          </w:tcPr>
-          <w:p>
-            <w:r/>
-            <w:r>
-              <w:rPr>
-                <w:rFonts w:ascii="맑은 고딕" w:hAnsi="맑은 고딕"/>
-                <w:b w:val="0"/>
-                <w:sz w:val="18"/>
-                <w:rFonts w:eastAsia="맑은 고딕"/>
-              </w:rPr>
-              <w:t>12건</w:t>
-            </w:r>
-          </w:p>
-        </w:tc>
-        <w:tc>
-          <w:tcPr>
-            <w:tcW w:type="dxa" w:w="2889"/>
-          </w:tcPr>
-          <w:p>
-            <w:r/>
-            <w:r>
-              <w:rPr>
-                <w:rFonts w:ascii="맑은 고딕" w:hAnsi="맑은 고딕"/>
-                <w:b w:val="0"/>
-                <w:sz w:val="18"/>
-                <w:rFonts w:eastAsia="맑은 고딕"/>
-              </w:rPr>
-              <w:t>0건</w:t>
-            </w:r>
-          </w:p>
-        </w:tc>
-      </w:tr>
-      <w:tr>
-        <w:tc>
-          <w:tcPr>
-            <w:tcW w:type="dxa" w:w="2889"/>
-          </w:tcPr>
-          <w:p>
-            <w:r/>
-            <w:r>
-              <w:rPr>
-                <w:rFonts w:ascii="맑은 고딕" w:hAnsi="맑은 고딕"/>
-                <w:b/>
-                <w:sz w:val="18"/>
-                <w:rFonts w:eastAsia="맑은 고딕"/>
-              </w:rPr>
-              <w:t>사전상담</w:t>
-            </w:r>
-          </w:p>
-        </w:tc>
-        <w:tc>
-          <w:tcPr>
-            <w:tcW w:type="dxa" w:w="2889"/>
-          </w:tcPr>
-          <w:p>
-            <w:r/>
-            <w:r>
-              <w:rPr>
-                <w:rFonts w:ascii="맑은 고딕" w:hAnsi="맑은 고딕"/>
-                <w:b w:val="0"/>
-                <w:sz w:val="18"/>
-                <w:rFonts w:eastAsia="맑은 고딕"/>
-              </w:rPr>
-              <w:t>—</w:t>
-            </w:r>
-          </w:p>
-        </w:tc>
-        <w:tc>
-          <w:tcPr>
-            <w:tcW w:type="dxa" w:w="2889"/>
-          </w:tcPr>
-          <w:p>
-            <w:r/>
-            <w:r>
-              <w:rPr>
-                <w:rFonts w:ascii="맑은 고딕" w:hAnsi="맑은 고딕"/>
-                <w:b w:val="0"/>
-                <w:sz w:val="18"/>
-                <w:rFonts w:eastAsia="맑은 고딕"/>
-              </w:rPr>
-              <w:t>6건</w:t>
-            </w:r>
-          </w:p>
-        </w:tc>
-      </w:tr>
-      <w:tr>
-        <w:tc>
-          <w:tcPr>
-            <w:tcW w:type="dxa" w:w="2889"/>
-          </w:tcPr>
-          <w:p>
-            <w:r/>
-            <w:r>
-              <w:rPr>
-                <w:rFonts w:ascii="맑은 고딕" w:hAnsi="맑은 고딕"/>
-                <w:b/>
-                <w:sz w:val="18"/>
-                <w:rFonts w:eastAsia="맑은 고딕"/>
-              </w:rPr>
-              <w:t>사후관리</w:t>
-            </w:r>
-          </w:p>
-        </w:tc>
-        <w:tc>
-          <w:tcPr>
-            <w:tcW w:type="dxa" w:w="2889"/>
-          </w:tcPr>
-          <w:p>
-            <w:r/>
-            <w:r>
-              <w:rPr>
-                <w:rFonts w:ascii="맑은 고딕" w:hAnsi="맑은 고딕"/>
-                <w:b w:val="0"/>
-                <w:sz w:val="18"/>
-                <w:rFonts w:eastAsia="맑은 고딕"/>
-              </w:rPr>
-              <w:t>—</w:t>
-            </w:r>
-          </w:p>
-        </w:tc>
-        <w:tc>
-          <w:tcPr>
-            <w:tcW w:type="dxa" w:w="2889"/>
-          </w:tcPr>
-          <w:p>
-            <w:r/>
-            <w:r>
-              <w:rPr>
-                <w:rFonts w:ascii="맑은 고딕" w:hAnsi="맑은 고딕"/>
-                <w:b w:val="0"/>
-                <w:sz w:val="18"/>
-                <w:rFonts w:eastAsia="맑은 고딕"/>
-              </w:rPr>
-              <w:t>0건</w:t>
-            </w:r>
-          </w:p>
-        </w:tc>
-      </w:tr>
-      <w:tr>
-        <w:tc>
-          <w:tcPr>
-            <w:tcW w:type="dxa" w:w="2889"/>
-          </w:tcPr>
-          <w:p>
-            <w:r/>
-            <w:r>
-              <w:rPr>
-                <w:rFonts w:ascii="맑은 고딕" w:hAnsi="맑은 고딕"/>
-                <w:b/>
-                <w:sz w:val="18"/>
-                <w:rFonts w:eastAsia="맑은 고딕"/>
-              </w:rPr>
-              <w:t>사전상담+사후관리 합산</w:t>
-            </w:r>
-          </w:p>
-        </w:tc>
-        <w:tc>
-          <w:tcPr>
-            <w:tcW w:type="dxa" w:w="2889"/>
-          </w:tcPr>
-          <w:p>
-            <w:r/>
-            <w:r>
-              <w:rPr>
-                <w:rFonts w:ascii="맑은 고딕" w:hAnsi="맑은 고딕"/>
-                <w:b w:val="0"/>
-                <w:sz w:val="18"/>
-                <w:rFonts w:eastAsia="맑은 고딕"/>
-              </w:rPr>
-              <w:t>120건</w:t>
-            </w:r>
-          </w:p>
-        </w:tc>
-        <w:tc>
-          <w:tcPr>
-            <w:tcW w:type="dxa" w:w="2889"/>
-          </w:tcPr>
-          <w:p>
-            <w:r/>
-            <w:r>
-              <w:rPr>
-                <w:rFonts w:ascii="맑은 고딕" w:hAnsi="맑은 고딕"/>
-                <w:b w:val="0"/>
-                <w:sz w:val="18"/>
-                <w:rFonts w:eastAsia="맑은 고딕"/>
-              </w:rPr>
-              <w:t>6건</w:t>
-            </w:r>
-          </w:p>
-        </w:tc>
-      </w:tr>
-      <w:tr>
-        <w:tc>
-          <w:tcPr>
-            <w:tcW w:type="dxa" w:w="2889"/>
-          </w:tcPr>
-          <w:p>
-            <w:r/>
-            <w:r>
-              <w:rPr>
-                <w:rFonts w:ascii="맑은 고딕" w:hAnsi="맑은 고딕"/>
-                <w:b/>
-                <w:sz w:val="18"/>
-                <w:rFonts w:eastAsia="맑은 고딕"/>
-              </w:rPr>
-              <w:t>환자 만족도</w:t>
-            </w:r>
-          </w:p>
-        </w:tc>
-        <w:tc>
-          <w:tcPr>
-            <w:tcW w:type="dxa" w:w="2889"/>
-          </w:tcPr>
-          <w:p>
-            <w:r/>
-            <w:r>
-              <w:rPr>
-                <w:rFonts w:ascii="맑은 고딕" w:hAnsi="맑은 고딕"/>
-                <w:b w:val="0"/>
-                <w:sz w:val="18"/>
-                <w:rFonts w:eastAsia="맑은 고딕"/>
-              </w:rPr>
-              <w:t>90점</w:t>
-            </w:r>
-          </w:p>
-        </w:tc>
-        <w:tc>
-          <w:tcPr>
-            <w:tcW w:type="dxa" w:w="2889"/>
-          </w:tcPr>
-          <w:p>
-            <w:r/>
-            <w:r>
-              <w:rPr>
-                <w:rFonts w:ascii="맑은 고딕" w:hAnsi="맑은 고딕"/>
-                <w:b w:val="0"/>
-                <w:sz w:val="18"/>
-                <w:rFonts w:eastAsia="맑은 고딕"/>
-              </w:rPr>
-              <w:t>표본 0건</w:t>
-            </w:r>
-          </w:p>
-        </w:tc>
-      </w:tr>
-      <w:tr>
-        <w:tc>
-          <w:tcPr>
-            <w:tcW w:type="dxa" w:w="2889"/>
-          </w:tcPr>
-          <w:p>
-            <w:r/>
-            <w:r>
-              <w:rPr>
-                <w:rFonts w:ascii="맑은 고딕" w:hAnsi="맑은 고딕"/>
-                <w:b/>
-                <w:sz w:val="18"/>
-                <w:rFonts w:eastAsia="맑은 고딕"/>
-              </w:rPr>
-              <w:t>다국어 지원</w:t>
-            </w:r>
-          </w:p>
-        </w:tc>
-        <w:tc>
-          <w:tcPr>
-            <w:tcW w:type="dxa" w:w="2889"/>
-          </w:tcPr>
-          <w:p>
-            <w:r/>
-            <w:r>
-              <w:rPr>
-                <w:rFonts w:ascii="맑은 고딕" w:hAnsi="맑은 고딕"/>
-                <w:b w:val="0"/>
-                <w:sz w:val="18"/>
-                <w:rFonts w:eastAsia="맑은 고딕"/>
-              </w:rPr>
-              <w:t>6개 언어</w:t>
-            </w:r>
-          </w:p>
-        </w:tc>
-        <w:tc>
-          <w:tcPr>
-            <w:tcW w:type="dxa" w:w="2889"/>
-          </w:tcPr>
-          <w:p>
-            <w:r/>
-            <w:r>
-              <w:rPr>
-                <w:rFonts w:ascii="맑은 고딕" w:hAnsi="맑은 고딕"/>
-                <w:b w:val="0"/>
-                <w:sz w:val="18"/>
-                <w:rFonts w:eastAsia="맑은 고딕"/>
-              </w:rPr>
-              <w:t>6개 언어(충족)</w:t>
-            </w:r>
-          </w:p>
-        </w:tc>
-      </w:tr>
-    </w:tbl>
-    <w:p/>
-    <w:p>
-      <w:r>
-        <w:rPr>
-          <w:rFonts w:ascii="맑은 고딕" w:hAnsi="맑은 고딕"/>
-          <w:b w:val="0"/>
-          <w:sz w:val="18"/>
-          <w:rFonts w:eastAsia="맑은 고딕"/>
-        </w:rPr>
-        <w:t>※ 테스트 데이터는 제외한 실건이다. 문의 실건 8건, 상담세션 실건 1건.</w:t>
-      </w:r>
-    </w:p>
-    <w:p>
-      <w:r>
-        <w:rPr>
-          <w:rFonts w:ascii="맑은 고딕" w:hAnsi="맑은 고딕"/>
-          <w:b/>
-          <w:color w:val="00467F"/>
-          <w:sz w:val="24"/>
-          <w:rFonts w:eastAsia="맑은 고딕"/>
-        </w:rPr>
-        <w:t>9. 근거자료</w:t>
+        <w:t>6. 근거자료</w:t>
       </w:r>
     </w:p>
     <w:tbl>

--- a/docs/government-project/04_중간보고서.docx
+++ b/docs/government-project/04_중간보고서.docx
@@ -3438,18 +3438,15 @@
             </w:tcMar>
           </w:tcPr>
           <w:p>
-            <w:pPr>
-              <w:jc w:val="left"/>
-            </w:pPr>
-            <w:r>
-              <w:rPr>
-                <w:rFonts w:ascii="맑은 고딕" w:cs="맑은 고딕" w:eastAsia="맑은 고딕" w:hAnsi="맑은 고딕"/>
-                <w:b/>
-                <w:bCs/>
-                <w:sz w:val="18"/>
-                <w:szCs w:val="18"/>
-              </w:rPr>
-              <w:t xml:space="preserve">외국인 환자 유치 건수</w:t>
+            <w:r/>
+            <w:r>
+              <w:rPr>
+                <w:rFonts w:ascii="맑은 고딕" w:hAnsi="맑은 고딕"/>
+                <w:b w:val="0"/>
+                <w:sz w:val="18"/>
+                <w:rFonts w:eastAsia="맑은 고딕"/>
+              </w:rPr>
+              <w:t>외국인환자 유치 건수</w:t>
             </w:r>
           </w:p>
         </w:tc>
@@ -3471,18 +3468,15 @@
             </w:tcMar>
           </w:tcPr>
           <w:p>
-            <w:pPr>
-              <w:jc w:val="center"/>
-            </w:pPr>
-            <w:r>
-              <w:rPr>
-                <w:rFonts w:ascii="맑은 고딕" w:cs="맑은 고딕" w:eastAsia="맑은 고딕" w:hAnsi="맑은 고딕"/>
-                <w:b w:val="false"/>
-                <w:bCs w:val="false"/>
-                <w:sz w:val="18"/>
-                <w:szCs w:val="18"/>
-              </w:rPr>
-              <w:t xml:space="preserve">10건</w:t>
+            <w:r/>
+            <w:r>
+              <w:rPr>
+                <w:rFonts w:ascii="맑은 고딕" w:hAnsi="맑은 고딕"/>
+                <w:b w:val="0"/>
+                <w:sz w:val="18"/>
+                <w:rFonts w:eastAsia="맑은 고딕"/>
+              </w:rPr>
+              <w:t>12건</w:t>
             </w:r>
           </w:p>
         </w:tc>
@@ -3504,18 +3498,15 @@
             </w:tcMar>
           </w:tcPr>
           <w:p>
-            <w:pPr>
-              <w:jc w:val="center"/>
-            </w:pPr>
-            <w:r>
-              <w:rPr>
-                <w:rFonts w:ascii="맑은 고딕" w:cs="맑은 고딕" w:eastAsia="맑은 고딕" w:hAnsi="맑은 고딕"/>
-                <w:b w:val="false"/>
-                <w:bCs w:val="false"/>
-                <w:sz w:val="18"/>
-                <w:szCs w:val="18"/>
-              </w:rPr>
-              <w:t xml:space="preserve">0건</w:t>
+            <w:r/>
+            <w:r>
+              <w:rPr>
+                <w:rFonts w:ascii="맑은 고딕" w:hAnsi="맑은 고딕"/>
+                <w:b w:val="0"/>
+                <w:sz w:val="18"/>
+                <w:rFonts w:eastAsia="맑은 고딕"/>
+              </w:rPr>
+              <w:t>0건</w:t>
             </w:r>
           </w:p>
         </w:tc>
@@ -3537,18 +3528,15 @@
             </w:tcMar>
           </w:tcPr>
           <w:p>
-            <w:pPr>
-              <w:jc w:val="left"/>
-            </w:pPr>
-            <w:r>
-              <w:rPr>
-                <w:rFonts w:ascii="맑은 고딕" w:cs="맑은 고딕" w:eastAsia="맑은 고딕" w:hAnsi="맑은 고딕"/>
-                <w:b w:val="false"/>
-                <w:bCs w:val="false"/>
-                <w:sz w:val="18"/>
-                <w:szCs w:val="18"/>
-              </w:rPr>
-              <w:t xml:space="preserve">7월 시범 운영 개시 후 집중 달성</w:t>
+            <w:r/>
+            <w:r>
+              <w:rPr>
+                <w:rFonts w:ascii="맑은 고딕" w:hAnsi="맑은 고딕"/>
+                <w:b w:val="0"/>
+                <w:sz w:val="18"/>
+                <w:rFonts w:eastAsia="맑은 고딕"/>
+              </w:rPr>
+              <w:t>유치 파이프라인 가동 중 — 8~10월 유입 필요</w:t>
             </w:r>
           </w:p>
         </w:tc>
@@ -3605,18 +3593,15 @@
             </w:tcMar>
           </w:tcPr>
           <w:p>
-            <w:pPr>
-              <w:jc w:val="left"/>
-            </w:pPr>
-            <w:r>
-              <w:rPr>
-                <w:rFonts w:ascii="맑은 고딕" w:cs="맑은 고딕" w:eastAsia="맑은 고딕" w:hAnsi="맑은 고딕"/>
-                <w:b/>
-                <w:bCs/>
-                <w:sz w:val="18"/>
-                <w:szCs w:val="18"/>
-              </w:rPr>
-              <w:t xml:space="preserve">원격 상담 건수</w:t>
+            <w:r/>
+            <w:r>
+              <w:rPr>
+                <w:rFonts w:ascii="맑은 고딕" w:hAnsi="맑은 고딕"/>
+                <w:b w:val="0"/>
+                <w:sz w:val="18"/>
+                <w:rFonts w:eastAsia="맑은 고딕"/>
+              </w:rPr>
+              <w:t>사전상담·사후관리 건수</w:t>
             </w:r>
           </w:p>
         </w:tc>
@@ -3638,18 +3623,15 @@
             </w:tcMar>
           </w:tcPr>
           <w:p>
-            <w:pPr>
-              <w:jc w:val="center"/>
-            </w:pPr>
-            <w:r>
-              <w:rPr>
-                <w:rFonts w:ascii="맑은 고딕" w:cs="맑은 고딕" w:eastAsia="맑은 고딕" w:hAnsi="맑은 고딕"/>
-                <w:b w:val="false"/>
-                <w:bCs w:val="false"/>
-                <w:sz w:val="18"/>
-                <w:szCs w:val="18"/>
-              </w:rPr>
-              <w:t xml:space="preserve">80건</w:t>
+            <w:r/>
+            <w:r>
+              <w:rPr>
+                <w:rFonts w:ascii="맑은 고딕" w:hAnsi="맑은 고딕"/>
+                <w:b w:val="0"/>
+                <w:sz w:val="18"/>
+                <w:rFonts w:eastAsia="맑은 고딕"/>
+              </w:rPr>
+              <w:t>120건</w:t>
             </w:r>
           </w:p>
         </w:tc>
@@ -3671,18 +3653,15 @@
             </w:tcMar>
           </w:tcPr>
           <w:p>
-            <w:pPr>
-              <w:jc w:val="center"/>
-            </w:pPr>
-            <w:r>
-              <w:rPr>
-                <w:rFonts w:ascii="맑은 고딕" w:cs="맑은 고딕" w:eastAsia="맑은 고딕" w:hAnsi="맑은 고딕"/>
-                <w:b w:val="false"/>
-                <w:bCs w:val="false"/>
-                <w:sz w:val="18"/>
-                <w:szCs w:val="18"/>
-              </w:rPr>
-              <w:t xml:space="preserve">0건</w:t>
+            <w:r/>
+            <w:r>
+              <w:rPr>
+                <w:rFonts w:ascii="맑은 고딕" w:hAnsi="맑은 고딕"/>
+                <w:b w:val="0"/>
+                <w:sz w:val="18"/>
+                <w:rFonts w:eastAsia="맑은 고딕"/>
+              </w:rPr>
+              <w:t>6건</w:t>
             </w:r>
           </w:p>
         </w:tc>
@@ -3704,18 +3683,15 @@
             </w:tcMar>
           </w:tcPr>
           <w:p>
-            <w:pPr>
-              <w:jc w:val="left"/>
-            </w:pPr>
-            <w:r>
-              <w:rPr>
-                <w:rFonts w:ascii="맑은 고딕" w:cs="맑은 고딕" w:eastAsia="맑은 고딕" w:hAnsi="맑은 고딕"/>
-                <w:b w:val="false"/>
-                <w:bCs w:val="false"/>
-                <w:sz w:val="18"/>
-                <w:szCs w:val="18"/>
-              </w:rPr>
-              <w:t xml:space="preserve">9~10월 운영 기간 집중 달성 계획</w:t>
+            <w:r/>
+            <w:r>
+              <w:rPr>
+                <w:rFonts w:ascii="맑은 고딕" w:hAnsi="맑은 고딕"/>
+                <w:b w:val="0"/>
+                <w:sz w:val="18"/>
+                <w:rFonts w:eastAsia="맑은 고딕"/>
+              </w:rPr>
+              <w:t>영상 사전상담 1건 + 환자에게 전달된 소견 5건</w:t>
             </w:r>
           </w:p>
         </w:tc>
@@ -3772,18 +3748,15 @@
             </w:tcMar>
           </w:tcPr>
           <w:p>
-            <w:pPr>
-              <w:jc w:val="left"/>
-            </w:pPr>
-            <w:r>
-              <w:rPr>
-                <w:rFonts w:ascii="맑은 고딕" w:cs="맑은 고딕" w:eastAsia="맑은 고딕" w:hAnsi="맑은 고딕"/>
-                <w:b/>
-                <w:bCs/>
-                <w:sz w:val="18"/>
-                <w:szCs w:val="18"/>
-              </w:rPr>
-              <w:t xml:space="preserve">서비스 만족도</w:t>
+            <w:r/>
+            <w:r>
+              <w:rPr>
+                <w:rFonts w:ascii="맑은 고딕" w:hAnsi="맑은 고딕"/>
+                <w:b w:val="0"/>
+                <w:sz w:val="18"/>
+                <w:rFonts w:eastAsia="맑은 고딕"/>
+              </w:rPr>
+              <w:t>서비스 만족도</w:t>
             </w:r>
           </w:p>
         </w:tc>
@@ -3805,18 +3778,15 @@
             </w:tcMar>
           </w:tcPr>
           <w:p>
-            <w:pPr>
-              <w:jc w:val="center"/>
-            </w:pPr>
-            <w:r>
-              <w:rPr>
-                <w:rFonts w:ascii="맑은 고딕" w:cs="맑은 고딕" w:eastAsia="맑은 고딕" w:hAnsi="맑은 고딕"/>
-                <w:b w:val="false"/>
-                <w:bCs w:val="false"/>
-                <w:sz w:val="18"/>
-                <w:szCs w:val="18"/>
-              </w:rPr>
-              <w:t xml:space="preserve">80점</w:t>
+            <w:r/>
+            <w:r>
+              <w:rPr>
+                <w:rFonts w:ascii="맑은 고딕" w:hAnsi="맑은 고딕"/>
+                <w:b w:val="0"/>
+                <w:sz w:val="18"/>
+                <w:rFonts w:eastAsia="맑은 고딕"/>
+              </w:rPr>
+              <w:t>90점</w:t>
             </w:r>
           </w:p>
         </w:tc>
@@ -3838,18 +3808,15 @@
             </w:tcMar>
           </w:tcPr>
           <w:p>
-            <w:pPr>
-              <w:jc w:val="center"/>
-            </w:pPr>
-            <w:r>
-              <w:rPr>
-                <w:rFonts w:ascii="맑은 고딕" w:cs="맑은 고딕" w:eastAsia="맑은 고딕" w:hAnsi="맑은 고딕"/>
-                <w:b w:val="false"/>
-                <w:bCs w:val="false"/>
-                <w:sz w:val="18"/>
-                <w:szCs w:val="18"/>
-              </w:rPr>
-              <w:t xml:space="preserve">[TBD]</w:t>
+            <w:r/>
+            <w:r>
+              <w:rPr>
+                <w:rFonts w:ascii="맑은 고딕" w:hAnsi="맑은 고딕"/>
+                <w:b w:val="0"/>
+                <w:sz w:val="18"/>
+                <w:rFonts w:eastAsia="맑은 고딕"/>
+              </w:rPr>
+              <w:t>표본 0건</w:t>
             </w:r>
           </w:p>
         </w:tc>
@@ -3871,18 +3838,15 @@
             </w:tcMar>
           </w:tcPr>
           <w:p>
-            <w:pPr>
-              <w:jc w:val="left"/>
-            </w:pPr>
-            <w:r>
-              <w:rPr>
-                <w:rFonts w:ascii="맑은 고딕" w:cs="맑은 고딕" w:eastAsia="맑은 고딕" w:hAnsi="맑은 고딕"/>
-                <w:b w:val="false"/>
-                <w:bCs w:val="false"/>
-                <w:sz w:val="18"/>
-                <w:szCs w:val="18"/>
-              </w:rPr>
-              <w:t xml:space="preserve">운영 시작 후 설문 측정 예정</w:t>
+            <w:r/>
+            <w:r>
+              <w:rPr>
+                <w:rFonts w:ascii="맑은 고딕" w:hAnsi="맑은 고딕"/>
+                <w:b w:val="0"/>
+                <w:sz w:val="18"/>
+                <w:rFonts w:eastAsia="맑은 고딕"/>
+              </w:rPr>
+              <w:t>완료 상담 증가에 연동</w:t>
             </w:r>
           </w:p>
         </w:tc>
@@ -3903,7 +3867,7 @@
           <w:sz w:val="20"/>
           <w:szCs w:val="20"/>
         </w:rPr>
-        <w:t xml:space="preserve">현 단계 KPI 미달성은 정상 — 사업 초기(착수 1개월) 시스템 구축 집중 기간이며, 7월 시범 운영 개시를 통해 KPI 달성 기간 진입 예정.</w:t>
+        <w:t>플랫폼 구축·배포는 완료되어 운영 중이며, 운영 KPI 는 실환자가 상담·치료 단계에 도달해야 발생하는 구조다. 잔여 기간(8~10월) 환자 유입이 달성의 관건이다.</w:t>
       </w:r>
     </w:p>
     <w:p>
@@ -4169,18 +4133,15 @@
             </w:tcMar>
           </w:tcPr>
           <w:p>
-            <w:pPr>
-              <w:jc w:val="center"/>
-            </w:pPr>
-            <w:r>
-              <w:rPr>
-                <w:rFonts w:ascii="맑은 고딕" w:cs="맑은 고딕" w:eastAsia="맑은 고딕" w:hAnsi="맑은 고딕"/>
-                <w:b w:val="false"/>
-                <w:bCs w:val="false"/>
-                <w:sz w:val="18"/>
-                <w:szCs w:val="18"/>
-              </w:rPr>
-              <w:t xml:space="preserve">90% 이상</w:t>
+            <w:r/>
+            <w:r>
+              <w:rPr>
+                <w:rFonts w:ascii="맑은 고딕" w:hAnsi="맑은 고딕"/>
+                <w:b w:val="0"/>
+                <w:sz w:val="18"/>
+                <w:rFonts w:eastAsia="맑은 고딕"/>
+              </w:rPr>
+              <w:t>레드라인 위반 0건 유지</w:t>
             </w:r>
           </w:p>
         </w:tc>
@@ -4202,18 +4163,15 @@
             </w:tcMar>
           </w:tcPr>
           <w:p>
-            <w:pPr>
-              <w:jc w:val="left"/>
-            </w:pPr>
-            <w:r>
-              <w:rPr>
-                <w:rFonts w:ascii="맑은 고딕" w:cs="맑은 고딕" w:eastAsia="맑은 고딕" w:hAnsi="맑은 고딕"/>
-                <w:b w:val="false"/>
-                <w:bCs w:val="false"/>
-                <w:sz w:val="18"/>
-                <w:szCs w:val="18"/>
-              </w:rPr>
-              <w:t xml:space="preserve">내부 샘플 테스트 진행 중 [TBD]</w:t>
+            <w:r/>
+            <w:r>
+              <w:rPr>
+                <w:rFonts w:ascii="맑은 고딕" w:hAnsi="맑은 고딕"/>
+                <w:b w:val="0"/>
+                <w:sz w:val="18"/>
+                <w:rFonts w:eastAsia="맑은 고딕"/>
+              </w:rPr>
+              <w:t>매일 자동 시험 가동 — 위반 자동 검출·경보</w:t>
             </w:r>
           </w:p>
         </w:tc>

--- a/docs/government-project/04_중간보고서.docx
+++ b/docs/government-project/04_중간보고서.docx
@@ -3536,7 +3536,7 @@
                 <w:sz w:val="18"/>
                 <w:rFonts w:eastAsia="맑은 고딕"/>
               </w:rPr>
-              <w:t>유치 파이프라인 가동 중 — 8~10월 유입 필요</w:t>
+              <w:t>유치 파이프라인 가동 중. 8~10월 유입 필요</w:t>
             </w:r>
           </w:p>
         </w:tc>
@@ -4171,7 +4171,7 @@
                 <w:sz w:val="18"/>
                 <w:rFonts w:eastAsia="맑은 고딕"/>
               </w:rPr>
-              <w:t>매일 자동 시험 가동 — 위반 자동 검출·경보</w:t>
+              <w:t>매일 자동 시험 가동(위반 자동 검출·경보)</w:t>
             </w:r>
           </w:p>
         </w:tc>

--- a/docs/government-project/04_중간보고서.docx
+++ b/docs/government-project/04_중간보고서.docx
@@ -244,7 +244,7 @@
                 <w:sz w:val="20"/>
                 <w:szCs w:val="20"/>
               </w:rPr>
-              <w:t xml:space="preserve">2026년 4월 30일 (착수 후 1개월 시점)</w:t>
+              <w:t>2026년 8월 19일 (착수 후 5개월 시점)</w:t>
             </w:r>
           </w:p>
         </w:tc>
@@ -294,7 +294,7 @@
                 <w:sz w:val="20"/>
                 <w:szCs w:val="20"/>
               </w:rPr>
-              <w:t xml:space="preserve">(주)본로이 (Bonroi)</w:t>
+              <w:t>본로이 (Bonroi)</w:t>
             </w:r>
           </w:p>
         </w:tc>
@@ -369,7 +369,7 @@
           <w:sz w:val="20"/>
           <w:szCs w:val="20"/>
         </w:rPr>
-        <w:t xml:space="preserve">기준일 2026년 4월 30일 기준, 전체 기능 구현 진척률은 74% (완료) + 26% (부분구현)로, 미구현 기능은 없다.</w:t>
+        <w:t>기준일 2026년 8월 19일 기준, 전체 기능 구현 진척률은 96% (완료 22/23) + 4% (부분구현 1/23)로, 미구현 기능은 없다. 착수 시 부분구현으로 분류했던 6개 기능 중 5개가 완료로 전환되었다.</w:t>
       </w:r>
     </w:p>
     <w:p>
@@ -382,7 +382,7 @@
           <w:sz w:val="20"/>
           <w:szCs w:val="20"/>
         </w:rPr>
-        <w:t xml:space="preserve">사업 기간 기준 진척률: 4월/8개월 = 12.5% (초기 단계)이나, 기능 구현은 사전 개발로 74% 완료 상태.</w:t>
+        <w:t>사업 기간 기준 진척률: 5개월/8개월 = 62.5% 경과. 기능 구현은 96% 완료 상태이며, 플랫폼은 6월 정식 배포 이후 실서비스로 운영 중이다.</w:t>
       </w:r>
     </w:p>
     <w:p>
@@ -574,7 +574,7 @@
                 <w:sz w:val="18"/>
                 <w:szCs w:val="18"/>
               </w:rPr>
-              <w:t xml:space="preserve">74% (17/23 기능)</w:t>
+              <w:t>96% (22/23 기능)</w:t>
             </w:r>
           </w:p>
         </w:tc>
@@ -675,7 +675,7 @@
                 <w:sz w:val="18"/>
                 <w:szCs w:val="18"/>
               </w:rPr>
-              <w:t xml:space="preserve">26% (6/23 기능)</w:t>
+              <w:t>4% (1/23 기능)</w:t>
             </w:r>
           </w:p>
         </w:tc>
@@ -708,7 +708,7 @@
                 <w:sz w:val="18"/>
                 <w:szCs w:val="18"/>
               </w:rPr>
-              <w:t xml:space="preserve">화상 내 실시간 번역 자막, 예약 리마인더 자동화, 사후관리 AI 감지, 러시아어·카자흐어 UI 완성, 실시간 푸시 알림</w:t>
+              <w:t>예약 리마인더 자동화(의료진 일정 연동 잔여)</w:t>
             </w:r>
           </w:p>
         </w:tc>
@@ -3187,7 +3187,7 @@
           <w:sz w:val="20"/>
           <w:szCs w:val="20"/>
         </w:rPr>
-        <w:t xml:space="preserve">2026년 4월 30일 기준 — 시스템 구축 단계이므로 운영 KPI는 측정 전 상태이다.</w:t>
+        <w:t>2026년 8월 19일 기준 — 플랫폼 구축·배포는 완료되어 운영 중이며, 운영 KPI는 실환자 유입 단계에 따라 집계된다.</w:t>
       </w:r>
     </w:p>
     <w:p>
@@ -3438,18 +3438,15 @@
             </w:tcMar>
           </w:tcPr>
           <w:p>
-            <w:pPr>
-              <w:jc w:val="left"/>
-            </w:pPr>
-            <w:r>
-              <w:rPr>
-                <w:rFonts w:ascii="맑은 고딕" w:cs="맑은 고딕" w:eastAsia="맑은 고딕" w:hAnsi="맑은 고딕"/>
-                <w:b/>
-                <w:bCs/>
-                <w:sz w:val="18"/>
-                <w:szCs w:val="18"/>
-              </w:rPr>
-              <w:t xml:space="preserve">외국인 환자 유치 건수</w:t>
+            <w:r/>
+            <w:r>
+              <w:rPr>
+                <w:rFonts w:ascii="맑은 고딕" w:hAnsi="맑은 고딕"/>
+                <w:b w:val="0"/>
+                <w:sz w:val="18"/>
+                <w:rFonts w:eastAsia="맑은 고딕"/>
+              </w:rPr>
+              <w:t>외국인환자 유치 건수</w:t>
             </w:r>
           </w:p>
         </w:tc>
@@ -3471,18 +3468,15 @@
             </w:tcMar>
           </w:tcPr>
           <w:p>
-            <w:pPr>
-              <w:jc w:val="center"/>
-            </w:pPr>
-            <w:r>
-              <w:rPr>
-                <w:rFonts w:ascii="맑은 고딕" w:cs="맑은 고딕" w:eastAsia="맑은 고딕" w:hAnsi="맑은 고딕"/>
-                <w:b w:val="false"/>
-                <w:bCs w:val="false"/>
-                <w:sz w:val="18"/>
-                <w:szCs w:val="18"/>
-              </w:rPr>
-              <w:t xml:space="preserve">10건</w:t>
+            <w:r/>
+            <w:r>
+              <w:rPr>
+                <w:rFonts w:ascii="맑은 고딕" w:hAnsi="맑은 고딕"/>
+                <w:b w:val="0"/>
+                <w:sz w:val="18"/>
+                <w:rFonts w:eastAsia="맑은 고딕"/>
+              </w:rPr>
+              <w:t>12건</w:t>
             </w:r>
           </w:p>
         </w:tc>
@@ -3504,18 +3498,15 @@
             </w:tcMar>
           </w:tcPr>
           <w:p>
-            <w:pPr>
-              <w:jc w:val="center"/>
-            </w:pPr>
-            <w:r>
-              <w:rPr>
-                <w:rFonts w:ascii="맑은 고딕" w:cs="맑은 고딕" w:eastAsia="맑은 고딕" w:hAnsi="맑은 고딕"/>
-                <w:b w:val="false"/>
-                <w:bCs w:val="false"/>
-                <w:sz w:val="18"/>
-                <w:szCs w:val="18"/>
-              </w:rPr>
-              <w:t xml:space="preserve">0건</w:t>
+            <w:r/>
+            <w:r>
+              <w:rPr>
+                <w:rFonts w:ascii="맑은 고딕" w:hAnsi="맑은 고딕"/>
+                <w:b w:val="0"/>
+                <w:sz w:val="18"/>
+                <w:rFonts w:eastAsia="맑은 고딕"/>
+              </w:rPr>
+              <w:t>0건</w:t>
             </w:r>
           </w:p>
         </w:tc>
@@ -3537,18 +3528,15 @@
             </w:tcMar>
           </w:tcPr>
           <w:p>
-            <w:pPr>
-              <w:jc w:val="left"/>
-            </w:pPr>
-            <w:r>
-              <w:rPr>
-                <w:rFonts w:ascii="맑은 고딕" w:cs="맑은 고딕" w:eastAsia="맑은 고딕" w:hAnsi="맑은 고딕"/>
-                <w:b w:val="false"/>
-                <w:bCs w:val="false"/>
-                <w:sz w:val="18"/>
-                <w:szCs w:val="18"/>
-              </w:rPr>
-              <w:t xml:space="preserve">7월 시범 운영 개시 후 집중 달성</w:t>
+            <w:r/>
+            <w:r>
+              <w:rPr>
+                <w:rFonts w:ascii="맑은 고딕" w:hAnsi="맑은 고딕"/>
+                <w:b w:val="0"/>
+                <w:sz w:val="18"/>
+                <w:rFonts w:eastAsia="맑은 고딕"/>
+              </w:rPr>
+              <w:t>유치 파이프라인 가동 중. 8~10월 유입 필요</w:t>
             </w:r>
           </w:p>
         </w:tc>
@@ -3605,18 +3593,15 @@
             </w:tcMar>
           </w:tcPr>
           <w:p>
-            <w:pPr>
-              <w:jc w:val="left"/>
-            </w:pPr>
-            <w:r>
-              <w:rPr>
-                <w:rFonts w:ascii="맑은 고딕" w:cs="맑은 고딕" w:eastAsia="맑은 고딕" w:hAnsi="맑은 고딕"/>
-                <w:b/>
-                <w:bCs/>
-                <w:sz w:val="18"/>
-                <w:szCs w:val="18"/>
-              </w:rPr>
-              <w:t xml:space="preserve">원격 상담 건수</w:t>
+            <w:r/>
+            <w:r>
+              <w:rPr>
+                <w:rFonts w:ascii="맑은 고딕" w:hAnsi="맑은 고딕"/>
+                <w:b w:val="0"/>
+                <w:sz w:val="18"/>
+                <w:rFonts w:eastAsia="맑은 고딕"/>
+              </w:rPr>
+              <w:t>사전상담·사후관리 건수</w:t>
             </w:r>
           </w:p>
         </w:tc>
@@ -3638,18 +3623,15 @@
             </w:tcMar>
           </w:tcPr>
           <w:p>
-            <w:pPr>
-              <w:jc w:val="center"/>
-            </w:pPr>
-            <w:r>
-              <w:rPr>
-                <w:rFonts w:ascii="맑은 고딕" w:cs="맑은 고딕" w:eastAsia="맑은 고딕" w:hAnsi="맑은 고딕"/>
-                <w:b w:val="false"/>
-                <w:bCs w:val="false"/>
-                <w:sz w:val="18"/>
-                <w:szCs w:val="18"/>
-              </w:rPr>
-              <w:t xml:space="preserve">80건</w:t>
+            <w:r/>
+            <w:r>
+              <w:rPr>
+                <w:rFonts w:ascii="맑은 고딕" w:hAnsi="맑은 고딕"/>
+                <w:b w:val="0"/>
+                <w:sz w:val="18"/>
+                <w:rFonts w:eastAsia="맑은 고딕"/>
+              </w:rPr>
+              <w:t>120건</w:t>
             </w:r>
           </w:p>
         </w:tc>
@@ -3671,18 +3653,15 @@
             </w:tcMar>
           </w:tcPr>
           <w:p>
-            <w:pPr>
-              <w:jc w:val="center"/>
-            </w:pPr>
-            <w:r>
-              <w:rPr>
-                <w:rFonts w:ascii="맑은 고딕" w:cs="맑은 고딕" w:eastAsia="맑은 고딕" w:hAnsi="맑은 고딕"/>
-                <w:b w:val="false"/>
-                <w:bCs w:val="false"/>
-                <w:sz w:val="18"/>
-                <w:szCs w:val="18"/>
-              </w:rPr>
-              <w:t xml:space="preserve">0건</w:t>
+            <w:r/>
+            <w:r>
+              <w:rPr>
+                <w:rFonts w:ascii="맑은 고딕" w:hAnsi="맑은 고딕"/>
+                <w:b w:val="0"/>
+                <w:sz w:val="18"/>
+                <w:rFonts w:eastAsia="맑은 고딕"/>
+              </w:rPr>
+              <w:t>6건</w:t>
             </w:r>
           </w:p>
         </w:tc>
@@ -3704,18 +3683,15 @@
             </w:tcMar>
           </w:tcPr>
           <w:p>
-            <w:pPr>
-              <w:jc w:val="left"/>
-            </w:pPr>
-            <w:r>
-              <w:rPr>
-                <w:rFonts w:ascii="맑은 고딕" w:cs="맑은 고딕" w:eastAsia="맑은 고딕" w:hAnsi="맑은 고딕"/>
-                <w:b w:val="false"/>
-                <w:bCs w:val="false"/>
-                <w:sz w:val="18"/>
-                <w:szCs w:val="18"/>
-              </w:rPr>
-              <w:t xml:space="preserve">9~10월 운영 기간 집중 달성 계획</w:t>
+            <w:r/>
+            <w:r>
+              <w:rPr>
+                <w:rFonts w:ascii="맑은 고딕" w:hAnsi="맑은 고딕"/>
+                <w:b w:val="0"/>
+                <w:sz w:val="18"/>
+                <w:rFonts w:eastAsia="맑은 고딕"/>
+              </w:rPr>
+              <w:t>영상 사전상담 1건 + 환자에게 전달된 소견 5건</w:t>
             </w:r>
           </w:p>
         </w:tc>
@@ -3772,18 +3748,15 @@
             </w:tcMar>
           </w:tcPr>
           <w:p>
-            <w:pPr>
-              <w:jc w:val="left"/>
-            </w:pPr>
-            <w:r>
-              <w:rPr>
-                <w:rFonts w:ascii="맑은 고딕" w:cs="맑은 고딕" w:eastAsia="맑은 고딕" w:hAnsi="맑은 고딕"/>
-                <w:b/>
-                <w:bCs/>
-                <w:sz w:val="18"/>
-                <w:szCs w:val="18"/>
-              </w:rPr>
-              <w:t xml:space="preserve">서비스 만족도</w:t>
+            <w:r/>
+            <w:r>
+              <w:rPr>
+                <w:rFonts w:ascii="맑은 고딕" w:hAnsi="맑은 고딕"/>
+                <w:b w:val="0"/>
+                <w:sz w:val="18"/>
+                <w:rFonts w:eastAsia="맑은 고딕"/>
+              </w:rPr>
+              <w:t>서비스 만족도</w:t>
             </w:r>
           </w:p>
         </w:tc>
@@ -3805,18 +3778,15 @@
             </w:tcMar>
           </w:tcPr>
           <w:p>
-            <w:pPr>
-              <w:jc w:val="center"/>
-            </w:pPr>
-            <w:r>
-              <w:rPr>
-                <w:rFonts w:ascii="맑은 고딕" w:cs="맑은 고딕" w:eastAsia="맑은 고딕" w:hAnsi="맑은 고딕"/>
-                <w:b w:val="false"/>
-                <w:bCs w:val="false"/>
-                <w:sz w:val="18"/>
-                <w:szCs w:val="18"/>
-              </w:rPr>
-              <w:t xml:space="preserve">80점</w:t>
+            <w:r/>
+            <w:r>
+              <w:rPr>
+                <w:rFonts w:ascii="맑은 고딕" w:hAnsi="맑은 고딕"/>
+                <w:b w:val="0"/>
+                <w:sz w:val="18"/>
+                <w:rFonts w:eastAsia="맑은 고딕"/>
+              </w:rPr>
+              <w:t>90점</w:t>
             </w:r>
           </w:p>
         </w:tc>
@@ -3838,18 +3808,15 @@
             </w:tcMar>
           </w:tcPr>
           <w:p>
-            <w:pPr>
-              <w:jc w:val="center"/>
-            </w:pPr>
-            <w:r>
-              <w:rPr>
-                <w:rFonts w:ascii="맑은 고딕" w:cs="맑은 고딕" w:eastAsia="맑은 고딕" w:hAnsi="맑은 고딕"/>
-                <w:b w:val="false"/>
-                <w:bCs w:val="false"/>
-                <w:sz w:val="18"/>
-                <w:szCs w:val="18"/>
-              </w:rPr>
-              <w:t xml:space="preserve">[TBD]</w:t>
+            <w:r/>
+            <w:r>
+              <w:rPr>
+                <w:rFonts w:ascii="맑은 고딕" w:hAnsi="맑은 고딕"/>
+                <w:b w:val="0"/>
+                <w:sz w:val="18"/>
+                <w:rFonts w:eastAsia="맑은 고딕"/>
+              </w:rPr>
+              <w:t>표본 0건</w:t>
             </w:r>
           </w:p>
         </w:tc>
@@ -3871,18 +3838,15 @@
             </w:tcMar>
           </w:tcPr>
           <w:p>
-            <w:pPr>
-              <w:jc w:val="left"/>
-            </w:pPr>
-            <w:r>
-              <w:rPr>
-                <w:rFonts w:ascii="맑은 고딕" w:cs="맑은 고딕" w:eastAsia="맑은 고딕" w:hAnsi="맑은 고딕"/>
-                <w:b w:val="false"/>
-                <w:bCs w:val="false"/>
-                <w:sz w:val="18"/>
-                <w:szCs w:val="18"/>
-              </w:rPr>
-              <w:t xml:space="preserve">운영 시작 후 설문 측정 예정</w:t>
+            <w:r/>
+            <w:r>
+              <w:rPr>
+                <w:rFonts w:ascii="맑은 고딕" w:hAnsi="맑은 고딕"/>
+                <w:b w:val="0"/>
+                <w:sz w:val="18"/>
+                <w:rFonts w:eastAsia="맑은 고딕"/>
+              </w:rPr>
+              <w:t>완료 상담 증가에 연동</w:t>
             </w:r>
           </w:p>
         </w:tc>
@@ -3903,7 +3867,7 @@
           <w:sz w:val="20"/>
           <w:szCs w:val="20"/>
         </w:rPr>
-        <w:t xml:space="preserve">현 단계 KPI 미달성은 정상 — 사업 초기(착수 1개월) 시스템 구축 집중 기간이며, 7월 시범 운영 개시를 통해 KPI 달성 기간 진입 예정.</w:t>
+        <w:t>플랫폼 구축·배포는 완료되어 운영 중이며, 운영 KPI 는 실환자가 상담·치료 단계에 도달해야 발생하는 구조다. 잔여 기간(8~10월) 환자 유입이 달성의 관건이다.</w:t>
       </w:r>
     </w:p>
     <w:p>
@@ -4169,18 +4133,15 @@
             </w:tcMar>
           </w:tcPr>
           <w:p>
-            <w:pPr>
-              <w:jc w:val="center"/>
-            </w:pPr>
-            <w:r>
-              <w:rPr>
-                <w:rFonts w:ascii="맑은 고딕" w:cs="맑은 고딕" w:eastAsia="맑은 고딕" w:hAnsi="맑은 고딕"/>
-                <w:b w:val="false"/>
-                <w:bCs w:val="false"/>
-                <w:sz w:val="18"/>
-                <w:szCs w:val="18"/>
-              </w:rPr>
-              <w:t xml:space="preserve">90% 이상</w:t>
+            <w:r/>
+            <w:r>
+              <w:rPr>
+                <w:rFonts w:ascii="맑은 고딕" w:hAnsi="맑은 고딕"/>
+                <w:b w:val="0"/>
+                <w:sz w:val="18"/>
+                <w:rFonts w:eastAsia="맑은 고딕"/>
+              </w:rPr>
+              <w:t>레드라인 위반 0건 유지</w:t>
             </w:r>
           </w:p>
         </w:tc>
@@ -4202,18 +4163,15 @@
             </w:tcMar>
           </w:tcPr>
           <w:p>
-            <w:pPr>
-              <w:jc w:val="left"/>
-            </w:pPr>
-            <w:r>
-              <w:rPr>
-                <w:rFonts w:ascii="맑은 고딕" w:cs="맑은 고딕" w:eastAsia="맑은 고딕" w:hAnsi="맑은 고딕"/>
-                <w:b w:val="false"/>
-                <w:bCs w:val="false"/>
-                <w:sz w:val="18"/>
-                <w:szCs w:val="18"/>
-              </w:rPr>
-              <w:t xml:space="preserve">내부 샘플 테스트 진행 중 [TBD]</w:t>
+            <w:r/>
+            <w:r>
+              <w:rPr>
+                <w:rFonts w:ascii="맑은 고딕" w:hAnsi="맑은 고딕"/>
+                <w:b w:val="0"/>
+                <w:sz w:val="18"/>
+                <w:rFonts w:eastAsia="맑은 고딕"/>
+              </w:rPr>
+              <w:t>매일 자동 시험 가동(위반 자동 검출·경보)</w:t>
             </w:r>
           </w:p>
         </w:tc>
@@ -5760,7 +5718,7 @@
                 <w:sz w:val="18"/>
                 <w:szCs w:val="18"/>
               </w:rPr>
-              <w:t xml:space="preserve">migrations/20260420_drop_*_plaintext 마이그레이션으로 모든 평문 PII 컬럼 완전 삭제. 암호화 전환 완료</w:t>
+              <w:t>migrations/20260420_drop_*_plaintext (작성 완료·미실행) (작성 완료·미실행) (작성 완료·미실행) (작성 완료·미실행) (작성 완료·미실행) (작성 완료·미실행) 마이그레이션으로 모든 평문 PII 컬럼 완전 삭제. 암호화 전환 완료</w:t>
             </w:r>
           </w:p>
         </w:tc>
@@ -6932,7 +6890,7 @@
           <w:sz w:val="20"/>
           <w:szCs w:val="20"/>
         </w:rPr>
-        <w:t xml:space="preserve">사업 예산 집행 현황은 다음과 같다. 실제 수치는 사업비 확정 후 갱신 예정이다.</w:t>
+        <w:t>사업 예산 집행 현황은 협약서(2026-186-001) 사업비와 2026. 8. 10. 제출한 중간정산 사용실적보고서 기준이다.</w:t>
       </w:r>
     </w:p>
     <w:p>
@@ -6975,6 +6933,38 @@
               <w:bottom w:type="dxa" w:w="80"/>
               <w:right w:type="dxa" w:w="120"/>
             </w:tcMar>
+            <w:shd w:val="clear" w:color="auto" w:fill="00467F"/>
+          </w:tcPr>
+          <w:p>
+            <w:r/>
+            <w:r>
+              <w:rPr>
+                <w:rFonts w:ascii="맑은 고딕" w:hAnsi="맑은 고딕"/>
+                <w:b/>
+                <w:color w:val="FFFFFF"/>
+                <w:sz w:val="18"/>
+                <w:rFonts w:eastAsia="맑은 고딕"/>
+              </w:rPr>
+              <w:t>재원</w:t>
+            </w:r>
+          </w:p>
+        </w:tc>
+        <w:tc>
+          <w:tcPr>
+            <w:tcW w:type="dxa" w:w="2000"/>
+            <w:tcBorders>
+              <w:top w:val="single" w:color="CCCCCC" w:sz="1"/>
+              <w:left w:val="single" w:color="CCCCCC" w:sz="1"/>
+              <w:bottom w:val="single" w:color="CCCCCC" w:sz="1"/>
+              <w:right w:val="single" w:color="CCCCCC" w:sz="1"/>
+            </w:tcBorders>
+            <w:shd w:fill="00467F" w:val="clear"/>
+            <w:tcMar>
+              <w:top w:type="dxa" w:w="80"/>
+              <w:left w:type="dxa" w:w="120"/>
+              <w:bottom w:type="dxa" w:w="80"/>
+              <w:right w:type="dxa" w:w="120"/>
+            </w:tcMar>
           </w:tcPr>
           <w:p>
             <w:pPr>
@@ -6989,7 +6979,7 @@
                 <w:sz w:val="18"/>
                 <w:szCs w:val="18"/>
               </w:rPr>
-              <w:t xml:space="preserve">예산 항목</w:t>
+              <w:t xml:space="preserve">계획 (원)</w:t>
             </w:r>
           </w:p>
         </w:tc>
@@ -7023,13 +7013,13 @@
                 <w:sz w:val="18"/>
                 <w:szCs w:val="18"/>
               </w:rPr>
-              <w:t xml:space="preserve">계획 (원)</w:t>
-            </w:r>
-          </w:p>
-        </w:tc>
-        <w:tc>
-          <w:tcPr>
-            <w:tcW w:type="dxa" w:w="2000"/>
+              <w:t xml:space="preserve">집행 (원)</w:t>
+            </w:r>
+          </w:p>
+        </w:tc>
+        <w:tc>
+          <w:tcPr>
+            <w:tcW w:type="dxa" w:w="2506"/>
             <w:tcBorders>
               <w:top w:val="single" w:color="CCCCCC" w:sz="1"/>
               <w:left w:val="single" w:color="CCCCCC" w:sz="1"/>
@@ -7057,40 +7047,6 @@
                 <w:sz w:val="18"/>
                 <w:szCs w:val="18"/>
               </w:rPr>
-              <w:t xml:space="preserve">집행 (원)</w:t>
-            </w:r>
-          </w:p>
-        </w:tc>
-        <w:tc>
-          <w:tcPr>
-            <w:tcW w:type="dxa" w:w="2506"/>
-            <w:tcBorders>
-              <w:top w:val="single" w:color="CCCCCC" w:sz="1"/>
-              <w:left w:val="single" w:color="CCCCCC" w:sz="1"/>
-              <w:bottom w:val="single" w:color="CCCCCC" w:sz="1"/>
-              <w:right w:val="single" w:color="CCCCCC" w:sz="1"/>
-            </w:tcBorders>
-            <w:shd w:fill="00467F" w:val="clear"/>
-            <w:tcMar>
-              <w:top w:type="dxa" w:w="80"/>
-              <w:left w:type="dxa" w:w="120"/>
-              <w:bottom w:type="dxa" w:w="80"/>
-              <w:right w:type="dxa" w:w="120"/>
-            </w:tcMar>
-          </w:tcPr>
-          <w:p>
-            <w:pPr>
-              <w:jc w:val="center"/>
-            </w:pPr>
-            <w:r>
-              <w:rPr>
-                <w:rFonts w:ascii="맑은 고딕" w:cs="맑은 고딕" w:eastAsia="맑은 고딕" w:hAnsi="맑은 고딕"/>
-                <w:b/>
-                <w:bCs/>
-                <w:color w:val="FFFFFF"/>
-                <w:sz w:val="18"/>
-                <w:szCs w:val="18"/>
-              </w:rPr>
               <w:t xml:space="preserve">비고</w:t>
             </w:r>
           </w:p>
@@ -7100,132 +7056,68 @@
         <w:tc>
           <w:tcPr>
             <w:tcW w:type="dxa" w:w="2000"/>
-            <w:tcBorders>
-              <w:top w:val="single" w:color="CCCCCC" w:sz="1"/>
-              <w:left w:val="single" w:color="CCCCCC" w:sz="1"/>
-              <w:bottom w:val="single" w:color="CCCCCC" w:sz="1"/>
-              <w:right w:val="single" w:color="CCCCCC" w:sz="1"/>
-            </w:tcBorders>
-            <w:shd w:fill="FFFFFF" w:val="clear"/>
-            <w:tcMar>
-              <w:top w:type="dxa" w:w="80"/>
-              <w:left w:type="dxa" w:w="120"/>
-              <w:bottom w:type="dxa" w:w="80"/>
-              <w:right w:type="dxa" w:w="120"/>
-            </w:tcMar>
-          </w:tcPr>
-          <w:p>
-            <w:pPr>
-              <w:jc w:val="left"/>
-            </w:pPr>
-            <w:r>
-              <w:rPr>
-                <w:rFonts w:ascii="맑은 고딕" w:cs="맑은 고딕" w:eastAsia="맑은 고딕" w:hAnsi="맑은 고딕"/>
-                <w:b w:val="false"/>
-                <w:bCs w:val="false"/>
-                <w:sz w:val="18"/>
-                <w:szCs w:val="18"/>
-              </w:rPr>
-              <w:t xml:space="preserve">인건비</w:t>
+          </w:tcPr>
+          <w:p>
+            <w:r/>
+            <w:r>
+              <w:rPr>
+                <w:rFonts w:ascii="맑은 고딕" w:hAnsi="맑은 고딕"/>
+                <w:b/>
+                <w:sz w:val="18"/>
+                <w:rFonts w:eastAsia="맑은 고딕"/>
+              </w:rPr>
+              <w:t>정부지원금(국고)</w:t>
             </w:r>
           </w:p>
         </w:tc>
         <w:tc>
           <w:tcPr>
             <w:tcW w:type="dxa" w:w="2000"/>
-            <w:tcBorders>
-              <w:top w:val="single" w:color="CCCCCC" w:sz="1"/>
-              <w:left w:val="single" w:color="CCCCCC" w:sz="1"/>
-              <w:bottom w:val="single" w:color="CCCCCC" w:sz="1"/>
-              <w:right w:val="single" w:color="CCCCCC" w:sz="1"/>
-            </w:tcBorders>
-            <w:shd w:fill="FFFFFF" w:val="clear"/>
-            <w:tcMar>
-              <w:top w:type="dxa" w:w="80"/>
-              <w:left w:type="dxa" w:w="120"/>
-              <w:bottom w:type="dxa" w:w="80"/>
-              <w:right w:type="dxa" w:w="120"/>
-            </w:tcMar>
-          </w:tcPr>
-          <w:p>
-            <w:pPr>
-              <w:jc w:val="center"/>
-            </w:pPr>
-            <w:r>
-              <w:rPr>
-                <w:rFonts w:ascii="맑은 고딕" w:cs="맑은 고딕" w:eastAsia="맑은 고딕" w:hAnsi="맑은 고딕"/>
-                <w:b w:val="false"/>
-                <w:bCs w:val="false"/>
-                <w:sz w:val="18"/>
-                <w:szCs w:val="18"/>
-              </w:rPr>
-              <w:t xml:space="preserve">[TBD]</w:t>
+          </w:tcPr>
+          <w:p>
+            <w:r/>
+            <w:r>
+              <w:rPr>
+                <w:rFonts w:ascii="맑은 고딕" w:hAnsi="맑은 고딕"/>
+                <w:b w:val="0"/>
+                <w:sz w:val="18"/>
+                <w:rFonts w:eastAsia="맑은 고딕"/>
+              </w:rPr>
+              <w:t>70,000,000</w:t>
             </w:r>
           </w:p>
         </w:tc>
         <w:tc>
           <w:tcPr>
             <w:tcW w:type="dxa" w:w="2000"/>
-            <w:tcBorders>
-              <w:top w:val="single" w:color="CCCCCC" w:sz="1"/>
-              <w:left w:val="single" w:color="CCCCCC" w:sz="1"/>
-              <w:bottom w:val="single" w:color="CCCCCC" w:sz="1"/>
-              <w:right w:val="single" w:color="CCCCCC" w:sz="1"/>
-            </w:tcBorders>
-            <w:shd w:fill="FFFFFF" w:val="clear"/>
-            <w:tcMar>
-              <w:top w:type="dxa" w:w="80"/>
-              <w:left w:type="dxa" w:w="120"/>
-              <w:bottom w:type="dxa" w:w="80"/>
-              <w:right w:type="dxa" w:w="120"/>
-            </w:tcMar>
-          </w:tcPr>
-          <w:p>
-            <w:pPr>
-              <w:jc w:val="center"/>
-            </w:pPr>
-            <w:r>
-              <w:rPr>
-                <w:rFonts w:ascii="맑은 고딕" w:cs="맑은 고딕" w:eastAsia="맑은 고딕" w:hAnsi="맑은 고딕"/>
-                <w:b w:val="false"/>
-                <w:bCs w:val="false"/>
-                <w:sz w:val="18"/>
-                <w:szCs w:val="18"/>
-              </w:rPr>
-              <w:t xml:space="preserve">[TBD]</w:t>
+          </w:tcPr>
+          <w:p>
+            <w:r/>
+            <w:r>
+              <w:rPr>
+                <w:rFonts w:ascii="맑은 고딕" w:hAnsi="맑은 고딕"/>
+                <w:b w:val="0"/>
+                <w:sz w:val="18"/>
+                <w:rFonts w:eastAsia="맑은 고딕"/>
+              </w:rPr>
+              <w:t>7,850,826</w:t>
             </w:r>
           </w:p>
         </w:tc>
         <w:tc>
           <w:tcPr>
             <w:tcW w:type="dxa" w:w="2506"/>
-            <w:tcBorders>
-              <w:top w:val="single" w:color="CCCCCC" w:sz="1"/>
-              <w:left w:val="single" w:color="CCCCCC" w:sz="1"/>
-              <w:bottom w:val="single" w:color="CCCCCC" w:sz="1"/>
-              <w:right w:val="single" w:color="CCCCCC" w:sz="1"/>
-            </w:tcBorders>
-            <w:shd w:fill="FFFFFF" w:val="clear"/>
-            <w:tcMar>
-              <w:top w:type="dxa" w:w="80"/>
-              <w:left w:type="dxa" w:w="120"/>
-              <w:bottom w:type="dxa" w:w="80"/>
-              <w:right w:type="dxa" w:w="120"/>
-            </w:tcMar>
-          </w:tcPr>
-          <w:p>
-            <w:pPr>
-              <w:jc w:val="left"/>
-            </w:pPr>
-            <w:r>
-              <w:rPr>
-                <w:rFonts w:ascii="맑은 고딕" w:cs="맑은 고딕" w:eastAsia="맑은 고딕" w:hAnsi="맑은 고딕"/>
-                <w:b w:val="false"/>
-                <w:bCs w:val="false"/>
-                <w:sz w:val="18"/>
-                <w:szCs w:val="18"/>
-              </w:rPr>
-              <w:t xml:space="preserve">PM 및 개발자 인건비</w:t>
+          </w:tcPr>
+          <w:p>
+            <w:r/>
+            <w:r>
+              <w:rPr>
+                <w:rFonts w:ascii="맑은 고딕" w:hAnsi="맑은 고딕"/>
+                <w:b w:val="0"/>
+                <w:sz w:val="18"/>
+                <w:rFonts w:eastAsia="맑은 고딕"/>
+              </w:rPr>
+              <w:t>집행률 11.2% — 홍보비·클라우드 이용료·소모품비</w:t>
             </w:r>
           </w:p>
         </w:tc>
@@ -7234,132 +7126,68 @@
         <w:tc>
           <w:tcPr>
             <w:tcW w:type="dxa" w:w="2000"/>
-            <w:tcBorders>
-              <w:top w:val="single" w:color="CCCCCC" w:sz="1"/>
-              <w:left w:val="single" w:color="CCCCCC" w:sz="1"/>
-              <w:bottom w:val="single" w:color="CCCCCC" w:sz="1"/>
-              <w:right w:val="single" w:color="CCCCCC" w:sz="1"/>
-            </w:tcBorders>
-            <w:shd w:fill="FFFFFF" w:val="clear"/>
-            <w:tcMar>
-              <w:top w:type="dxa" w:w="80"/>
-              <w:left w:type="dxa" w:w="120"/>
-              <w:bottom w:type="dxa" w:w="80"/>
-              <w:right w:type="dxa" w:w="120"/>
-            </w:tcMar>
-          </w:tcPr>
-          <w:p>
-            <w:pPr>
-              <w:jc w:val="left"/>
-            </w:pPr>
-            <w:r>
-              <w:rPr>
-                <w:rFonts w:ascii="맑은 고딕" w:cs="맑은 고딕" w:eastAsia="맑은 고딕" w:hAnsi="맑은 고딕"/>
-                <w:b w:val="false"/>
-                <w:bCs w:val="false"/>
-                <w:sz w:val="18"/>
-                <w:szCs w:val="18"/>
-              </w:rPr>
-              <w:t xml:space="preserve">인프라 비용</w:t>
+          </w:tcPr>
+          <w:p>
+            <w:r/>
+            <w:r>
+              <w:rPr>
+                <w:rFonts w:ascii="맑은 고딕" w:hAnsi="맑은 고딕"/>
+                <w:b/>
+                <w:sz w:val="18"/>
+                <w:rFonts w:eastAsia="맑은 고딕"/>
+              </w:rPr>
+              <w:t>자기부담</w:t>
             </w:r>
           </w:p>
         </w:tc>
         <w:tc>
           <w:tcPr>
             <w:tcW w:type="dxa" w:w="2000"/>
-            <w:tcBorders>
-              <w:top w:val="single" w:color="CCCCCC" w:sz="1"/>
-              <w:left w:val="single" w:color="CCCCCC" w:sz="1"/>
-              <w:bottom w:val="single" w:color="CCCCCC" w:sz="1"/>
-              <w:right w:val="single" w:color="CCCCCC" w:sz="1"/>
-            </w:tcBorders>
-            <w:shd w:fill="FFFFFF" w:val="clear"/>
-            <w:tcMar>
-              <w:top w:type="dxa" w:w="80"/>
-              <w:left w:type="dxa" w:w="120"/>
-              <w:bottom w:type="dxa" w:w="80"/>
-              <w:right w:type="dxa" w:w="120"/>
-            </w:tcMar>
-          </w:tcPr>
-          <w:p>
-            <w:pPr>
-              <w:jc w:val="center"/>
-            </w:pPr>
-            <w:r>
-              <w:rPr>
-                <w:rFonts w:ascii="맑은 고딕" w:cs="맑은 고딕" w:eastAsia="맑은 고딕" w:hAnsi="맑은 고딕"/>
-                <w:b w:val="false"/>
-                <w:bCs w:val="false"/>
-                <w:sz w:val="18"/>
-                <w:szCs w:val="18"/>
-              </w:rPr>
-              <w:t xml:space="preserve">[TBD]</w:t>
+          </w:tcPr>
+          <w:p>
+            <w:r/>
+            <w:r>
+              <w:rPr>
+                <w:rFonts w:ascii="맑은 고딕" w:hAnsi="맑은 고딕"/>
+                <w:b w:val="0"/>
+                <w:sz w:val="18"/>
+                <w:rFonts w:eastAsia="맑은 고딕"/>
+              </w:rPr>
+              <w:t>17,500,000</w:t>
             </w:r>
           </w:p>
         </w:tc>
         <w:tc>
           <w:tcPr>
             <w:tcW w:type="dxa" w:w="2000"/>
-            <w:tcBorders>
-              <w:top w:val="single" w:color="CCCCCC" w:sz="1"/>
-              <w:left w:val="single" w:color="CCCCCC" w:sz="1"/>
-              <w:bottom w:val="single" w:color="CCCCCC" w:sz="1"/>
-              <w:right w:val="single" w:color="CCCCCC" w:sz="1"/>
-            </w:tcBorders>
-            <w:shd w:fill="FFFFFF" w:val="clear"/>
-            <w:tcMar>
-              <w:top w:type="dxa" w:w="80"/>
-              <w:left w:type="dxa" w:w="120"/>
-              <w:bottom w:type="dxa" w:w="80"/>
-              <w:right w:type="dxa" w:w="120"/>
-            </w:tcMar>
-          </w:tcPr>
-          <w:p>
-            <w:pPr>
-              <w:jc w:val="center"/>
-            </w:pPr>
-            <w:r>
-              <w:rPr>
-                <w:rFonts w:ascii="맑은 고딕" w:cs="맑은 고딕" w:eastAsia="맑은 고딕" w:hAnsi="맑은 고딕"/>
-                <w:b w:val="false"/>
-                <w:bCs w:val="false"/>
-                <w:sz w:val="18"/>
-                <w:szCs w:val="18"/>
-              </w:rPr>
-              <w:t xml:space="preserve">[TBD]</w:t>
+          </w:tcPr>
+          <w:p>
+            <w:r/>
+            <w:r>
+              <w:rPr>
+                <w:rFonts w:ascii="맑은 고딕" w:hAnsi="맑은 고딕"/>
+                <w:b w:val="0"/>
+                <w:sz w:val="18"/>
+                <w:rFonts w:eastAsia="맑은 고딕"/>
+              </w:rPr>
+              <w:t>6,503,386</w:t>
             </w:r>
           </w:p>
         </w:tc>
         <w:tc>
           <w:tcPr>
             <w:tcW w:type="dxa" w:w="2506"/>
-            <w:tcBorders>
-              <w:top w:val="single" w:color="CCCCCC" w:sz="1"/>
-              <w:left w:val="single" w:color="CCCCCC" w:sz="1"/>
-              <w:bottom w:val="single" w:color="CCCCCC" w:sz="1"/>
-              <w:right w:val="single" w:color="CCCCCC" w:sz="1"/>
-            </w:tcBorders>
-            <w:shd w:fill="FFFFFF" w:val="clear"/>
-            <w:tcMar>
-              <w:top w:type="dxa" w:w="80"/>
-              <w:left w:type="dxa" w:w="120"/>
-              <w:bottom w:type="dxa" w:w="80"/>
-              <w:right w:type="dxa" w:w="120"/>
-            </w:tcMar>
-          </w:tcPr>
-          <w:p>
-            <w:pPr>
-              <w:jc w:val="left"/>
-            </w:pPr>
-            <w:r>
-              <w:rPr>
-                <w:rFonts w:ascii="맑은 고딕" w:cs="맑은 고딕" w:eastAsia="맑은 고딕" w:hAnsi="맑은 고딕"/>
-                <w:b w:val="false"/>
-                <w:bCs w:val="false"/>
-                <w:sz w:val="18"/>
-                <w:szCs w:val="18"/>
-              </w:rPr>
-              <w:t xml:space="preserve">Vercel, Supabase, LiveKit Cloud, Gemini API</w:t>
+          </w:tcPr>
+          <w:p>
+            <w:r/>
+            <w:r>
+              <w:rPr>
+                <w:rFonts w:ascii="맑은 고딕" w:hAnsi="맑은 고딕"/>
+                <w:b w:val="0"/>
+                <w:sz w:val="18"/>
+                <w:rFonts w:eastAsia="맑은 고딕"/>
+              </w:rPr>
+              <w:t>집행률 37.2% — 현금 4,375,000 / 현물 13,125,000 중 참여기관 현물 인건비 집행분</w:t>
             </w:r>
           </w:p>
         </w:tc>
@@ -7368,668 +7196,68 @@
         <w:tc>
           <w:tcPr>
             <w:tcW w:type="dxa" w:w="2000"/>
-            <w:tcBorders>
-              <w:top w:val="single" w:color="CCCCCC" w:sz="1"/>
-              <w:left w:val="single" w:color="CCCCCC" w:sz="1"/>
-              <w:bottom w:val="single" w:color="CCCCCC" w:sz="1"/>
-              <w:right w:val="single" w:color="CCCCCC" w:sz="1"/>
-            </w:tcBorders>
-            <w:shd w:fill="FFFFFF" w:val="clear"/>
-            <w:tcMar>
-              <w:top w:type="dxa" w:w="80"/>
-              <w:left w:type="dxa" w:w="120"/>
-              <w:bottom w:type="dxa" w:w="80"/>
-              <w:right w:type="dxa" w:w="120"/>
-            </w:tcMar>
-          </w:tcPr>
-          <w:p>
-            <w:pPr>
-              <w:jc w:val="left"/>
-            </w:pPr>
-            <w:r>
-              <w:rPr>
-                <w:rFonts w:ascii="맑은 고딕" w:cs="맑은 고딕" w:eastAsia="맑은 고딕" w:hAnsi="맑은 고딕"/>
-                <w:b w:val="false"/>
-                <w:bCs w:val="false"/>
-                <w:sz w:val="18"/>
-                <w:szCs w:val="18"/>
-              </w:rPr>
-              <w:t xml:space="preserve">마케팅·홍보</w:t>
+          </w:tcPr>
+          <w:p>
+            <w:r/>
+            <w:r>
+              <w:rPr>
+                <w:rFonts w:ascii="맑은 고딕" w:hAnsi="맑은 고딕"/>
+                <w:b/>
+                <w:sz w:val="18"/>
+                <w:rFonts w:eastAsia="맑은 고딕"/>
+              </w:rPr>
+              <w:t>합계</w:t>
             </w:r>
           </w:p>
         </w:tc>
         <w:tc>
           <w:tcPr>
             <w:tcW w:type="dxa" w:w="2000"/>
-            <w:tcBorders>
-              <w:top w:val="single" w:color="CCCCCC" w:sz="1"/>
-              <w:left w:val="single" w:color="CCCCCC" w:sz="1"/>
-              <w:bottom w:val="single" w:color="CCCCCC" w:sz="1"/>
-              <w:right w:val="single" w:color="CCCCCC" w:sz="1"/>
-            </w:tcBorders>
-            <w:shd w:fill="FFFFFF" w:val="clear"/>
-            <w:tcMar>
-              <w:top w:type="dxa" w:w="80"/>
-              <w:left w:type="dxa" w:w="120"/>
-              <w:bottom w:type="dxa" w:w="80"/>
-              <w:right w:type="dxa" w:w="120"/>
-            </w:tcMar>
-          </w:tcPr>
-          <w:p>
-            <w:pPr>
-              <w:jc w:val="center"/>
-            </w:pPr>
-            <w:r>
-              <w:rPr>
-                <w:rFonts w:ascii="맑은 고딕" w:cs="맑은 고딕" w:eastAsia="맑은 고딕" w:hAnsi="맑은 고딕"/>
-                <w:b w:val="false"/>
-                <w:bCs w:val="false"/>
-                <w:sz w:val="18"/>
-                <w:szCs w:val="18"/>
-              </w:rPr>
-              <w:t xml:space="preserve">[TBD]</w:t>
+          </w:tcPr>
+          <w:p>
+            <w:r/>
+            <w:r>
+              <w:rPr>
+                <w:rFonts w:ascii="맑은 고딕" w:hAnsi="맑은 고딕"/>
+                <w:b w:val="0"/>
+                <w:sz w:val="18"/>
+                <w:rFonts w:eastAsia="맑은 고딕"/>
+              </w:rPr>
+              <w:t>87,500,000</w:t>
             </w:r>
           </w:p>
         </w:tc>
         <w:tc>
           <w:tcPr>
             <w:tcW w:type="dxa" w:w="2000"/>
-            <w:tcBorders>
-              <w:top w:val="single" w:color="CCCCCC" w:sz="1"/>
-              <w:left w:val="single" w:color="CCCCCC" w:sz="1"/>
-              <w:bottom w:val="single" w:color="CCCCCC" w:sz="1"/>
-              <w:right w:val="single" w:color="CCCCCC" w:sz="1"/>
-            </w:tcBorders>
-            <w:shd w:fill="FFFFFF" w:val="clear"/>
-            <w:tcMar>
-              <w:top w:type="dxa" w:w="80"/>
-              <w:left w:type="dxa" w:w="120"/>
-              <w:bottom w:type="dxa" w:w="80"/>
-              <w:right w:type="dxa" w:w="120"/>
-            </w:tcMar>
-          </w:tcPr>
-          <w:p>
-            <w:pPr>
-              <w:jc w:val="center"/>
-            </w:pPr>
-            <w:r>
-              <w:rPr>
-                <w:rFonts w:ascii="맑은 고딕" w:cs="맑은 고딕" w:eastAsia="맑은 고딕" w:hAnsi="맑은 고딕"/>
-                <w:b w:val="false"/>
-                <w:bCs w:val="false"/>
-                <w:sz w:val="18"/>
-                <w:szCs w:val="18"/>
-              </w:rPr>
-              <w:t xml:space="preserve">[TBD]</w:t>
+          </w:tcPr>
+          <w:p>
+            <w:r/>
+            <w:r>
+              <w:rPr>
+                <w:rFonts w:ascii="맑은 고딕" w:hAnsi="맑은 고딕"/>
+                <w:b w:val="0"/>
+                <w:sz w:val="18"/>
+                <w:rFonts w:eastAsia="맑은 고딕"/>
+              </w:rPr>
+              <w:t>14,354,212</w:t>
             </w:r>
           </w:p>
         </w:tc>
         <w:tc>
           <w:tcPr>
             <w:tcW w:type="dxa" w:w="2506"/>
-            <w:tcBorders>
-              <w:top w:val="single" w:color="CCCCCC" w:sz="1"/>
-              <w:left w:val="single" w:color="CCCCCC" w:sz="1"/>
-              <w:bottom w:val="single" w:color="CCCCCC" w:sz="1"/>
-              <w:right w:val="single" w:color="CCCCCC" w:sz="1"/>
-            </w:tcBorders>
-            <w:shd w:fill="FFFFFF" w:val="clear"/>
-            <w:tcMar>
-              <w:top w:type="dxa" w:w="80"/>
-              <w:left w:type="dxa" w:w="120"/>
-              <w:bottom w:type="dxa" w:w="80"/>
-              <w:right w:type="dxa" w:w="120"/>
-            </w:tcMar>
-          </w:tcPr>
-          <w:p>
-            <w:pPr>
-              <w:jc w:val="left"/>
-            </w:pPr>
-            <w:r>
-              <w:rPr>
-                <w:rFonts w:ascii="맑은 고딕" w:cs="맑은 고딕" w:eastAsia="맑은 고딕" w:hAnsi="맑은 고딕"/>
-                <w:b w:val="false"/>
-                <w:bCs w:val="false"/>
-                <w:sz w:val="18"/>
-                <w:szCs w:val="18"/>
-              </w:rPr>
-              <w:t xml:space="preserve">CIS 채널 광고, SEO 작업</w:t>
-            </w:r>
-          </w:p>
-        </w:tc>
-      </w:tr>
-      <w:tr>
-        <w:tc>
-          <w:tcPr>
-            <w:tcW w:type="dxa" w:w="2000"/>
-            <w:tcBorders>
-              <w:top w:val="single" w:color="CCCCCC" w:sz="1"/>
-              <w:left w:val="single" w:color="CCCCCC" w:sz="1"/>
-              <w:bottom w:val="single" w:color="CCCCCC" w:sz="1"/>
-              <w:right w:val="single" w:color="CCCCCC" w:sz="1"/>
-            </w:tcBorders>
-            <w:shd w:fill="FFFFFF" w:val="clear"/>
-            <w:tcMar>
-              <w:top w:type="dxa" w:w="80"/>
-              <w:left w:type="dxa" w:w="120"/>
-              <w:bottom w:type="dxa" w:w="80"/>
-              <w:right w:type="dxa" w:w="120"/>
-            </w:tcMar>
-          </w:tcPr>
-          <w:p>
-            <w:pPr>
-              <w:jc w:val="left"/>
-            </w:pPr>
-            <w:r>
-              <w:rPr>
-                <w:rFonts w:ascii="맑은 고딕" w:cs="맑은 고딕" w:eastAsia="맑은 고딕" w:hAnsi="맑은 고딕"/>
-                <w:b w:val="false"/>
-                <w:bCs w:val="false"/>
-                <w:sz w:val="18"/>
-                <w:szCs w:val="18"/>
-              </w:rPr>
-              <w:t xml:space="preserve">의료 자문비</w:t>
-            </w:r>
-          </w:p>
-        </w:tc>
-        <w:tc>
-          <w:tcPr>
-            <w:tcW w:type="dxa" w:w="2000"/>
-            <w:tcBorders>
-              <w:top w:val="single" w:color="CCCCCC" w:sz="1"/>
-              <w:left w:val="single" w:color="CCCCCC" w:sz="1"/>
-              <w:bottom w:val="single" w:color="CCCCCC" w:sz="1"/>
-              <w:right w:val="single" w:color="CCCCCC" w:sz="1"/>
-            </w:tcBorders>
-            <w:shd w:fill="FFFFFF" w:val="clear"/>
-            <w:tcMar>
-              <w:top w:type="dxa" w:w="80"/>
-              <w:left w:type="dxa" w:w="120"/>
-              <w:bottom w:type="dxa" w:w="80"/>
-              <w:right w:type="dxa" w:w="120"/>
-            </w:tcMar>
-          </w:tcPr>
-          <w:p>
-            <w:pPr>
-              <w:jc w:val="center"/>
-            </w:pPr>
-            <w:r>
-              <w:rPr>
-                <w:rFonts w:ascii="맑은 고딕" w:cs="맑은 고딕" w:eastAsia="맑은 고딕" w:hAnsi="맑은 고딕"/>
-                <w:b w:val="false"/>
-                <w:bCs w:val="false"/>
-                <w:sz w:val="18"/>
-                <w:szCs w:val="18"/>
-              </w:rPr>
-              <w:t xml:space="preserve">[TBD]</w:t>
-            </w:r>
-          </w:p>
-        </w:tc>
-        <w:tc>
-          <w:tcPr>
-            <w:tcW w:type="dxa" w:w="2000"/>
-            <w:tcBorders>
-              <w:top w:val="single" w:color="CCCCCC" w:sz="1"/>
-              <w:left w:val="single" w:color="CCCCCC" w:sz="1"/>
-              <w:bottom w:val="single" w:color="CCCCCC" w:sz="1"/>
-              <w:right w:val="single" w:color="CCCCCC" w:sz="1"/>
-            </w:tcBorders>
-            <w:shd w:fill="FFFFFF" w:val="clear"/>
-            <w:tcMar>
-              <w:top w:type="dxa" w:w="80"/>
-              <w:left w:type="dxa" w:w="120"/>
-              <w:bottom w:type="dxa" w:w="80"/>
-              <w:right w:type="dxa" w:w="120"/>
-            </w:tcMar>
-          </w:tcPr>
-          <w:p>
-            <w:pPr>
-              <w:jc w:val="center"/>
-            </w:pPr>
-            <w:r>
-              <w:rPr>
-                <w:rFonts w:ascii="맑은 고딕" w:cs="맑은 고딕" w:eastAsia="맑은 고딕" w:hAnsi="맑은 고딕"/>
-                <w:b w:val="false"/>
-                <w:bCs w:val="false"/>
-                <w:sz w:val="18"/>
-                <w:szCs w:val="18"/>
-              </w:rPr>
-              <w:t xml:space="preserve">[TBD]</w:t>
-            </w:r>
-          </w:p>
-        </w:tc>
-        <w:tc>
-          <w:tcPr>
-            <w:tcW w:type="dxa" w:w="2506"/>
-            <w:tcBorders>
-              <w:top w:val="single" w:color="CCCCCC" w:sz="1"/>
-              <w:left w:val="single" w:color="CCCCCC" w:sz="1"/>
-              <w:bottom w:val="single" w:color="CCCCCC" w:sz="1"/>
-              <w:right w:val="single" w:color="CCCCCC" w:sz="1"/>
-            </w:tcBorders>
-            <w:shd w:fill="FFFFFF" w:val="clear"/>
-            <w:tcMar>
-              <w:top w:type="dxa" w:w="80"/>
-              <w:left w:type="dxa" w:w="120"/>
-              <w:bottom w:type="dxa" w:w="80"/>
-              <w:right w:type="dxa" w:w="120"/>
-            </w:tcMar>
-          </w:tcPr>
-          <w:p>
-            <w:pPr>
-              <w:jc w:val="left"/>
-            </w:pPr>
-            <w:r>
-              <w:rPr>
-                <w:rFonts w:ascii="맑은 고딕" w:cs="맑은 고딕" w:eastAsia="맑은 고딕" w:hAnsi="맑은 고딕"/>
-                <w:b w:val="false"/>
-                <w:bCs w:val="false"/>
-                <w:sz w:val="18"/>
-                <w:szCs w:val="18"/>
-              </w:rPr>
-              <w:t xml:space="preserve">면력한방병원 콘텐츠 검토비</w:t>
-            </w:r>
-          </w:p>
-        </w:tc>
-      </w:tr>
-      <w:tr>
-        <w:tc>
-          <w:tcPr>
-            <w:tcW w:type="dxa" w:w="2000"/>
-            <w:tcBorders>
-              <w:top w:val="single" w:color="CCCCCC" w:sz="1"/>
-              <w:left w:val="single" w:color="CCCCCC" w:sz="1"/>
-              <w:bottom w:val="single" w:color="CCCCCC" w:sz="1"/>
-              <w:right w:val="single" w:color="CCCCCC" w:sz="1"/>
-            </w:tcBorders>
-            <w:shd w:fill="FFFFFF" w:val="clear"/>
-            <w:tcMar>
-              <w:top w:type="dxa" w:w="80"/>
-              <w:left w:type="dxa" w:w="120"/>
-              <w:bottom w:type="dxa" w:w="80"/>
-              <w:right w:type="dxa" w:w="120"/>
-            </w:tcMar>
-          </w:tcPr>
-          <w:p>
-            <w:pPr>
-              <w:jc w:val="left"/>
-            </w:pPr>
-            <w:r>
-              <w:rPr>
-                <w:rFonts w:ascii="맑은 고딕" w:cs="맑은 고딕" w:eastAsia="맑은 고딕" w:hAnsi="맑은 고딕"/>
-                <w:b w:val="false"/>
-                <w:bCs w:val="false"/>
-                <w:sz w:val="18"/>
-                <w:szCs w:val="18"/>
-              </w:rPr>
-              <w:t xml:space="preserve">번역비</w:t>
-            </w:r>
-          </w:p>
-        </w:tc>
-        <w:tc>
-          <w:tcPr>
-            <w:tcW w:type="dxa" w:w="2000"/>
-            <w:tcBorders>
-              <w:top w:val="single" w:color="CCCCCC" w:sz="1"/>
-              <w:left w:val="single" w:color="CCCCCC" w:sz="1"/>
-              <w:bottom w:val="single" w:color="CCCCCC" w:sz="1"/>
-              <w:right w:val="single" w:color="CCCCCC" w:sz="1"/>
-            </w:tcBorders>
-            <w:shd w:fill="FFFFFF" w:val="clear"/>
-            <w:tcMar>
-              <w:top w:type="dxa" w:w="80"/>
-              <w:left w:type="dxa" w:w="120"/>
-              <w:bottom w:type="dxa" w:w="80"/>
-              <w:right w:type="dxa" w:w="120"/>
-            </w:tcMar>
-          </w:tcPr>
-          <w:p>
-            <w:pPr>
-              <w:jc w:val="center"/>
-            </w:pPr>
-            <w:r>
-              <w:rPr>
-                <w:rFonts w:ascii="맑은 고딕" w:cs="맑은 고딕" w:eastAsia="맑은 고딕" w:hAnsi="맑은 고딕"/>
-                <w:b w:val="false"/>
-                <w:bCs w:val="false"/>
-                <w:sz w:val="18"/>
-                <w:szCs w:val="18"/>
-              </w:rPr>
-              <w:t xml:space="preserve">[TBD]</w:t>
-            </w:r>
-          </w:p>
-        </w:tc>
-        <w:tc>
-          <w:tcPr>
-            <w:tcW w:type="dxa" w:w="2000"/>
-            <w:tcBorders>
-              <w:top w:val="single" w:color="CCCCCC" w:sz="1"/>
-              <w:left w:val="single" w:color="CCCCCC" w:sz="1"/>
-              <w:bottom w:val="single" w:color="CCCCCC" w:sz="1"/>
-              <w:right w:val="single" w:color="CCCCCC" w:sz="1"/>
-            </w:tcBorders>
-            <w:shd w:fill="FFFFFF" w:val="clear"/>
-            <w:tcMar>
-              <w:top w:type="dxa" w:w="80"/>
-              <w:left w:type="dxa" w:w="120"/>
-              <w:bottom w:type="dxa" w:w="80"/>
-              <w:right w:type="dxa" w:w="120"/>
-            </w:tcMar>
-          </w:tcPr>
-          <w:p>
-            <w:pPr>
-              <w:jc w:val="center"/>
-            </w:pPr>
-            <w:r>
-              <w:rPr>
-                <w:rFonts w:ascii="맑은 고딕" w:cs="맑은 고딕" w:eastAsia="맑은 고딕" w:hAnsi="맑은 고딕"/>
-                <w:b w:val="false"/>
-                <w:bCs w:val="false"/>
-                <w:sz w:val="18"/>
-                <w:szCs w:val="18"/>
-              </w:rPr>
-              <w:t xml:space="preserve">[TBD]</w:t>
-            </w:r>
-          </w:p>
-        </w:tc>
-        <w:tc>
-          <w:tcPr>
-            <w:tcW w:type="dxa" w:w="2506"/>
-            <w:tcBorders>
-              <w:top w:val="single" w:color="CCCCCC" w:sz="1"/>
-              <w:left w:val="single" w:color="CCCCCC" w:sz="1"/>
-              <w:bottom w:val="single" w:color="CCCCCC" w:sz="1"/>
-              <w:right w:val="single" w:color="CCCCCC" w:sz="1"/>
-            </w:tcBorders>
-            <w:shd w:fill="FFFFFF" w:val="clear"/>
-            <w:tcMar>
-              <w:top w:type="dxa" w:w="80"/>
-              <w:left w:type="dxa" w:w="120"/>
-              <w:bottom w:type="dxa" w:w="80"/>
-              <w:right w:type="dxa" w:w="120"/>
-            </w:tcMar>
-          </w:tcPr>
-          <w:p>
-            <w:pPr>
-              <w:jc w:val="left"/>
-            </w:pPr>
-            <w:r>
-              <w:rPr>
-                <w:rFonts w:ascii="맑은 고딕" w:cs="맑은 고딕" w:eastAsia="맑은 고딕" w:hAnsi="맑은 고딕"/>
-                <w:b w:val="false"/>
-                <w:bCs w:val="false"/>
-                <w:sz w:val="18"/>
-                <w:szCs w:val="18"/>
-              </w:rPr>
-              <w:t xml:space="preserve">러시아어·카자흐어 전문 번역</w:t>
-            </w:r>
-          </w:p>
-        </w:tc>
-      </w:tr>
-      <w:tr>
-        <w:tc>
-          <w:tcPr>
-            <w:tcW w:type="dxa" w:w="2000"/>
-            <w:tcBorders>
-              <w:top w:val="single" w:color="CCCCCC" w:sz="1"/>
-              <w:left w:val="single" w:color="CCCCCC" w:sz="1"/>
-              <w:bottom w:val="single" w:color="CCCCCC" w:sz="1"/>
-              <w:right w:val="single" w:color="CCCCCC" w:sz="1"/>
-            </w:tcBorders>
-            <w:shd w:fill="FFFFFF" w:val="clear"/>
-            <w:tcMar>
-              <w:top w:type="dxa" w:w="80"/>
-              <w:left w:type="dxa" w:w="120"/>
-              <w:bottom w:type="dxa" w:w="80"/>
-              <w:right w:type="dxa" w:w="120"/>
-            </w:tcMar>
-          </w:tcPr>
-          <w:p>
-            <w:pPr>
-              <w:jc w:val="left"/>
-            </w:pPr>
-            <w:r>
-              <w:rPr>
-                <w:rFonts w:ascii="맑은 고딕" w:cs="맑은 고딕" w:eastAsia="맑은 고딕" w:hAnsi="맑은 고딕"/>
-                <w:b w:val="false"/>
-                <w:bCs w:val="false"/>
-                <w:sz w:val="18"/>
-                <w:szCs w:val="18"/>
-              </w:rPr>
-              <w:t xml:space="preserve">기타</w:t>
-            </w:r>
-          </w:p>
-        </w:tc>
-        <w:tc>
-          <w:tcPr>
-            <w:tcW w:type="dxa" w:w="2000"/>
-            <w:tcBorders>
-              <w:top w:val="single" w:color="CCCCCC" w:sz="1"/>
-              <w:left w:val="single" w:color="CCCCCC" w:sz="1"/>
-              <w:bottom w:val="single" w:color="CCCCCC" w:sz="1"/>
-              <w:right w:val="single" w:color="CCCCCC" w:sz="1"/>
-            </w:tcBorders>
-            <w:shd w:fill="FFFFFF" w:val="clear"/>
-            <w:tcMar>
-              <w:top w:type="dxa" w:w="80"/>
-              <w:left w:type="dxa" w:w="120"/>
-              <w:bottom w:type="dxa" w:w="80"/>
-              <w:right w:type="dxa" w:w="120"/>
-            </w:tcMar>
-          </w:tcPr>
-          <w:p>
-            <w:pPr>
-              <w:jc w:val="center"/>
-            </w:pPr>
-            <w:r>
-              <w:rPr>
-                <w:rFonts w:ascii="맑은 고딕" w:cs="맑은 고딕" w:eastAsia="맑은 고딕" w:hAnsi="맑은 고딕"/>
-                <w:b w:val="false"/>
-                <w:bCs w:val="false"/>
-                <w:sz w:val="18"/>
-                <w:szCs w:val="18"/>
-              </w:rPr>
-              <w:t xml:space="preserve">[TBD]</w:t>
-            </w:r>
-          </w:p>
-        </w:tc>
-        <w:tc>
-          <w:tcPr>
-            <w:tcW w:type="dxa" w:w="2000"/>
-            <w:tcBorders>
-              <w:top w:val="single" w:color="CCCCCC" w:sz="1"/>
-              <w:left w:val="single" w:color="CCCCCC" w:sz="1"/>
-              <w:bottom w:val="single" w:color="CCCCCC" w:sz="1"/>
-              <w:right w:val="single" w:color="CCCCCC" w:sz="1"/>
-            </w:tcBorders>
-            <w:shd w:fill="FFFFFF" w:val="clear"/>
-            <w:tcMar>
-              <w:top w:type="dxa" w:w="80"/>
-              <w:left w:type="dxa" w:w="120"/>
-              <w:bottom w:type="dxa" w:w="80"/>
-              <w:right w:type="dxa" w:w="120"/>
-            </w:tcMar>
-          </w:tcPr>
-          <w:p>
-            <w:pPr>
-              <w:jc w:val="center"/>
-            </w:pPr>
-            <w:r>
-              <w:rPr>
-                <w:rFonts w:ascii="맑은 고딕" w:cs="맑은 고딕" w:eastAsia="맑은 고딕" w:hAnsi="맑은 고딕"/>
-                <w:b w:val="false"/>
-                <w:bCs w:val="false"/>
-                <w:sz w:val="18"/>
-                <w:szCs w:val="18"/>
-              </w:rPr>
-              <w:t xml:space="preserve">[TBD]</w:t>
-            </w:r>
-          </w:p>
-        </w:tc>
-        <w:tc>
-          <w:tcPr>
-            <w:tcW w:type="dxa" w:w="2506"/>
-            <w:tcBorders>
-              <w:top w:val="single" w:color="CCCCCC" w:sz="1"/>
-              <w:left w:val="single" w:color="CCCCCC" w:sz="1"/>
-              <w:bottom w:val="single" w:color="CCCCCC" w:sz="1"/>
-              <w:right w:val="single" w:color="CCCCCC" w:sz="1"/>
-            </w:tcBorders>
-            <w:shd w:fill="FFFFFF" w:val="clear"/>
-            <w:tcMar>
-              <w:top w:type="dxa" w:w="80"/>
-              <w:left w:type="dxa" w:w="120"/>
-              <w:bottom w:type="dxa" w:w="80"/>
-              <w:right w:type="dxa" w:w="120"/>
-            </w:tcMar>
-          </w:tcPr>
-          <w:p>
-            <w:pPr>
-              <w:jc w:val="left"/>
-            </w:pPr>
-            <w:r>
-              <w:rPr>
-                <w:rFonts w:ascii="맑은 고딕" w:cs="맑은 고딕" w:eastAsia="맑은 고딕" w:hAnsi="맑은 고딕"/>
-                <w:b w:val="false"/>
-                <w:bCs w:val="false"/>
-                <w:sz w:val="18"/>
-                <w:szCs w:val="18"/>
-              </w:rPr>
-              <w:t xml:space="preserve">출장비, 보험료 등</w:t>
-            </w:r>
-          </w:p>
-        </w:tc>
-      </w:tr>
-      <w:tr>
-        <w:tc>
-          <w:tcPr>
-            <w:tcW w:type="dxa" w:w="2000"/>
-            <w:tcBorders>
-              <w:top w:val="single" w:color="CCCCCC" w:sz="1"/>
-              <w:left w:val="single" w:color="CCCCCC" w:sz="1"/>
-              <w:bottom w:val="single" w:color="CCCCCC" w:sz="1"/>
-              <w:right w:val="single" w:color="CCCCCC" w:sz="1"/>
-            </w:tcBorders>
-            <w:shd w:fill="D5E8F0" w:val="clear"/>
-            <w:tcMar>
-              <w:top w:type="dxa" w:w="80"/>
-              <w:left w:type="dxa" w:w="120"/>
-              <w:bottom w:type="dxa" w:w="80"/>
-              <w:right w:type="dxa" w:w="120"/>
-            </w:tcMar>
-          </w:tcPr>
-          <w:p>
-            <w:pPr>
-              <w:jc w:val="left"/>
-            </w:pPr>
-            <w:r>
-              <w:rPr>
-                <w:rFonts w:ascii="맑은 고딕" w:cs="맑은 고딕" w:eastAsia="맑은 고딕" w:hAnsi="맑은 고딕"/>
-                <w:b/>
-                <w:bCs/>
-                <w:sz w:val="18"/>
-                <w:szCs w:val="18"/>
-              </w:rPr>
-              <w:t xml:space="preserve">합계</w:t>
-            </w:r>
-          </w:p>
-        </w:tc>
-        <w:tc>
-          <w:tcPr>
-            <w:tcW w:type="dxa" w:w="2000"/>
-            <w:tcBorders>
-              <w:top w:val="single" w:color="CCCCCC" w:sz="1"/>
-              <w:left w:val="single" w:color="CCCCCC" w:sz="1"/>
-              <w:bottom w:val="single" w:color="CCCCCC" w:sz="1"/>
-              <w:right w:val="single" w:color="CCCCCC" w:sz="1"/>
-            </w:tcBorders>
-            <w:shd w:fill="D5E8F0" w:val="clear"/>
-            <w:tcMar>
-              <w:top w:type="dxa" w:w="80"/>
-              <w:left w:type="dxa" w:w="120"/>
-              <w:bottom w:type="dxa" w:w="80"/>
-              <w:right w:type="dxa" w:w="120"/>
-            </w:tcMar>
-          </w:tcPr>
-          <w:p>
-            <w:pPr>
-              <w:jc w:val="center"/>
-            </w:pPr>
-            <w:r>
-              <w:rPr>
-                <w:rFonts w:ascii="맑은 고딕" w:cs="맑은 고딕" w:eastAsia="맑은 고딕" w:hAnsi="맑은 고딕"/>
-                <w:b w:val="false"/>
-                <w:bCs w:val="false"/>
-                <w:sz w:val="18"/>
-                <w:szCs w:val="18"/>
-              </w:rPr>
-              <w:t xml:space="preserve">[TBD]</w:t>
-            </w:r>
-          </w:p>
-        </w:tc>
-        <w:tc>
-          <w:tcPr>
-            <w:tcW w:type="dxa" w:w="2000"/>
-            <w:tcBorders>
-              <w:top w:val="single" w:color="CCCCCC" w:sz="1"/>
-              <w:left w:val="single" w:color="CCCCCC" w:sz="1"/>
-              <w:bottom w:val="single" w:color="CCCCCC" w:sz="1"/>
-              <w:right w:val="single" w:color="CCCCCC" w:sz="1"/>
-            </w:tcBorders>
-            <w:shd w:fill="D5E8F0" w:val="clear"/>
-            <w:tcMar>
-              <w:top w:type="dxa" w:w="80"/>
-              <w:left w:type="dxa" w:w="120"/>
-              <w:bottom w:type="dxa" w:w="80"/>
-              <w:right w:type="dxa" w:w="120"/>
-            </w:tcMar>
-          </w:tcPr>
-          <w:p>
-            <w:pPr>
-              <w:jc w:val="center"/>
-            </w:pPr>
-            <w:r>
-              <w:rPr>
-                <w:rFonts w:ascii="맑은 고딕" w:cs="맑은 고딕" w:eastAsia="맑은 고딕" w:hAnsi="맑은 고딕"/>
-                <w:b w:val="false"/>
-                <w:bCs w:val="false"/>
-                <w:sz w:val="18"/>
-                <w:szCs w:val="18"/>
-              </w:rPr>
-              <w:t xml:space="preserve">[TBD]</w:t>
-            </w:r>
-          </w:p>
-        </w:tc>
-        <w:tc>
-          <w:tcPr>
-            <w:tcW w:type="dxa" w:w="2506"/>
-            <w:tcBorders>
-              <w:top w:val="single" w:color="CCCCCC" w:sz="1"/>
-              <w:left w:val="single" w:color="CCCCCC" w:sz="1"/>
-              <w:bottom w:val="single" w:color="CCCCCC" w:sz="1"/>
-              <w:right w:val="single" w:color="CCCCCC" w:sz="1"/>
-            </w:tcBorders>
-            <w:shd w:fill="D5E8F0" w:val="clear"/>
-            <w:tcMar>
-              <w:top w:type="dxa" w:w="80"/>
-              <w:left w:type="dxa" w:w="120"/>
-              <w:bottom w:type="dxa" w:w="80"/>
-              <w:right w:type="dxa" w:w="120"/>
-            </w:tcMar>
-          </w:tcPr>
-          <w:p>
-            <w:pPr>
-              <w:jc w:val="left"/>
-            </w:pPr>
-            <w:r>
-              <w:rPr>
-                <w:rFonts w:ascii="맑은 고딕" w:cs="맑은 고딕" w:eastAsia="맑은 고딕" w:hAnsi="맑은 고딕"/>
-                <w:b w:val="false"/>
-                <w:bCs w:val="false"/>
-                <w:sz w:val="18"/>
-                <w:szCs w:val="18"/>
-              </w:rPr>
-              <w:t xml:space="preserve">사업비 확정 시 갱신</w:t>
+          </w:tcPr>
+          <w:p>
+            <w:r/>
+            <w:r>
+              <w:rPr>
+                <w:rFonts w:ascii="맑은 고딕" w:hAnsi="맑은 고딕"/>
+                <w:b w:val="0"/>
+                <w:sz w:val="18"/>
+                <w:rFonts w:eastAsia="맑은 고딕"/>
+              </w:rPr>
+              <w:t>집행률 16.4%</w:t>
             </w:r>
           </w:p>
         </w:tc>
@@ -8045,7 +7273,7 @@
           <w:sz w:val="20"/>
           <w:szCs w:val="20"/>
         </w:rPr>
-        <w:t xml:space="preserve">※ 인프라 실비 현황: Vercel Pro (월 $20), Supabase Pro (월 $25), LiveKit Cloud (사용량 기반), Gemini API (사용량 기반) — 시범 운영 전 낮은 수준 유지</w:t>
+        <w:t>※ 국고 집행액의 대부분은 온라인 마케팅 위탁 홍보비 7,700,000원(세금계산서 2026. 7. 16.)이며, 나머지는 앱 등록비·클라우드 인프라 이용료·소모품비이다. 비목별 세부 내역은 중간정산 사용실적보고서에 따른다.</w:t>
       </w:r>
     </w:p>
     <w:p>
@@ -9811,7 +9039,7 @@
                 <w:sz w:val="18"/>
                 <w:szCs w:val="18"/>
               </w:rPr>
-              <w:t xml:space="preserve">v0.9 [Draft]</w:t>
+              <w:t>v1.1</w:t>
             </w:r>
           </w:p>
         </w:tc>
@@ -9877,7 +9105,7 @@
                 <w:sz w:val="18"/>
                 <w:szCs w:val="18"/>
               </w:rPr>
-              <w:t xml:space="preserve">2026-04-30</w:t>
+              <w:t>2026-08-19</w:t>
             </w:r>
           </w:p>
         </w:tc>
@@ -10031,7 +9259,7 @@
           <w:sz w:val="28"/>
           <w:rFonts w:eastAsia="맑은 고딕"/>
         </w:rPr>
-        <w:t>부록. 현행 반영 (2026. 7. 27. 기준)</w:t>
+        <w:t>부록. 현행 반영</w:t>
       </w:r>
     </w:p>
     <w:p>
@@ -10039,10 +9267,10 @@
         <w:rPr>
           <w:rFonts w:ascii="맑은 고딕" w:hAnsi="맑은 고딕"/>
           <w:b w:val="0"/>
-          <w:sz w:val="20"/>
+          <w:sz w:val="18"/>
           <w:rFonts w:eastAsia="맑은 고딕"/>
         </w:rPr>
-        <w:t>본 부록은 문서 본문 작성 이후 변경된 사항을 현행 기준으로 반영한 것이다. 수치는 추정이 아니라 운영데이터베이스 정확 집계이며, 화면 경로는 실제 배포 코드 기준이다.</w:t>
+        <w:t>기준일 : 2026. 8. 19.</w:t>
       </w:r>
     </w:p>
     <w:p/>
@@ -10794,7 +10022,7 @@
                 <w:sz w:val="18"/>
                 <w:rFonts w:eastAsia="맑은 고딕"/>
               </w:rPr>
-              <w:t>발화를 인식해 자막 표시. 화자를 «역할»이 아니라 «사람» 기준으로 구분(색·이름·좌우).</w:t>
+              <w:t>발화를 인식해 자막 표시. 화자를 역할이 아니라 사람 기준으로 구분(색·이름·좌우).</w:t>
             </w:r>
           </w:p>
         </w:tc>
@@ -10929,7 +10157,7 @@
           <w:sz w:val="18"/>
           <w:rFonts w:eastAsia="맑은 고딕"/>
         </w:rPr>
-        <w:t>※ 연동 수준을 구분해 기재한다. 위챗·라인은 메신저 바로가기 안내이며 봇 연동은 미적용이다.</w:t>
+        <w:t>※ 위챗·라인은 메신저 바로가기 안내이며 봇 연동은 미적용이다.</w:t>
       </w:r>
     </w:p>
     <w:tbl>
@@ -11286,17 +10514,6 @@
           <w:rFonts w:eastAsia="맑은 고딕"/>
         </w:rPr>
         <w:t>4. 화면 경로 정정 내역</w:t>
-      </w:r>
-    </w:p>
-    <w:p>
-      <w:r>
-        <w:rPr>
-          <w:rFonts w:ascii="맑은 고딕" w:hAnsi="맑은 고딕"/>
-          <w:b w:val="0"/>
-          <w:sz w:val="18"/>
-          <w:rFonts w:eastAsia="맑은 고딕"/>
-        </w:rPr>
-        <w:t>본문에 남아 있던 옛 화면 안내는 아래 기준으로 현행에 맞게 정정하였다. 폐지된 경로는 혼동을 막기 위해 그대로 표기하지 않는다.</w:t>
       </w:r>
     </w:p>
     <w:tbl>
@@ -11716,7 +10933,7 @@
           <w:sz w:val="18"/>
           <w:rFonts w:eastAsia="맑은 고딕"/>
         </w:rPr>
-        <w:t>사후관리 계열(④⑤⑥)은 실환자가 치료 완료 단계에 도달해야 실적이 발생하는 구조이므로, 기능 구현 완료와 실데이터 축적은 별개 지표로 관리함. 자동 완료 처리 등 실적을 인위적으로 부풀리는 방식은 채택하지 아니함.</w:t>
+        <w:t>사후관리 계열(④⑤⑥)은 실환자가 치료 완료 단계에 도달해야 실적이 발생하는 구조이므로, 기능 구현 완료와 실데이터 축적은 별개 지표로 관리함.</w:t>
       </w:r>
     </w:p>
     <w:tbl>
@@ -11791,7 +11008,7 @@
                 <w:sz w:val="18"/>
                 <w:rFonts w:eastAsia="맑은 고딕"/>
               </w:rPr>
-              <w:t>실적(2026. 7. 27.)</w:t>
+              <w:t>실적(2026. 8. 19.)</w:t>
             </w:r>
           </w:p>
         </w:tc>
@@ -11897,7 +11114,7 @@
                 <w:sz w:val="18"/>
                 <w:rFonts w:eastAsia="맑은 고딕"/>
               </w:rPr>
-              <w:t>1건</w:t>
+              <w:t>6건</w:t>
             </w:r>
           </w:p>
         </w:tc>
@@ -12003,7 +11220,7 @@
                 <w:sz w:val="18"/>
                 <w:rFonts w:eastAsia="맑은 고딕"/>
               </w:rPr>
-              <w:t>1건</w:t>
+              <w:t>6건</w:t>
             </w:r>
           </w:p>
         </w:tc>
@@ -12124,7 +11341,7 @@
           <w:sz w:val="18"/>
           <w:rFonts w:eastAsia="맑은 고딕"/>
         </w:rPr>
-        <w:t>※ 테스트 데이터는 제외한 실건이다. 문의 실건 15건, 상담세션 실건 10건.</w:t>
+        <w:t>※ 시험 데이터 제외. 문의 8건, 상담세션 1건.</w:t>
       </w:r>
     </w:p>
     <w:p>
@@ -12136,7 +11353,7 @@
           <w:sz w:val="24"/>
           <w:rFonts w:eastAsia="맑은 고딕"/>
         </w:rPr>
-        <w:t>9. 근거자료</w:t>
+        <w:t>6. 근거자료</w:t>
       </w:r>
     </w:p>
     <w:tbl>
@@ -12459,7 +11676,7 @@
                 <w:sz w:val="18"/>
                 <w:rFonts w:eastAsia="맑은 고딕"/>
               </w:rPr>
-              <w:t>운영데이터베이스 정확 집계(2026. 7. 27.)</w:t>
+              <w:t>운영데이터베이스 정확 집계(2026. 8. 19.)</w:t>
             </w:r>
           </w:p>
         </w:tc>

--- a/docs/government-project/04_중간보고서.docx
+++ b/docs/government-project/04_중간보고서.docx
@@ -194,7 +194,7 @@
                 <w:sz w:val="20"/>
                 <w:szCs w:val="20"/>
               </w:rPr>
-              <w:t xml:space="preserve">2026년 8월 [예정 — 실제 제출 시 갱신]</w:t>
+              <w:t>2026년 8월 27일 (중간평가일)</w:t>
             </w:r>
           </w:p>
         </w:tc>
@@ -244,7 +244,7 @@
                 <w:sz w:val="20"/>
                 <w:szCs w:val="20"/>
               </w:rPr>
-              <w:t>2026년 8월 19일 (착수 후 5개월 시점)</w:t>
+              <w:t>2026년 8월 20일 (착수 후 5개월 시점)</w:t>
             </w:r>
           </w:p>
         </w:tc>
@@ -3661,7 +3661,7 @@
                 <w:sz w:val="18"/>
                 <w:rFonts w:eastAsia="맑은 고딕"/>
               </w:rPr>
-              <w:t>6건</w:t>
+              <w:t>7건</w:t>
             </w:r>
           </w:p>
         </w:tc>
@@ -3691,7 +3691,7 @@
                 <w:sz w:val="18"/>
                 <w:rFonts w:eastAsia="맑은 고딕"/>
               </w:rPr>
-              <w:t>영상 사전상담 1건 + 환자에게 전달된 소견 5건</w:t>
+              <w:t>영상 사전상담 1건 + 환자에게 전달된 소견 6건</w:t>
             </w:r>
           </w:p>
         </w:tc>
@@ -11114,7 +11114,7 @@
                 <w:sz w:val="18"/>
                 <w:rFonts w:eastAsia="맑은 고딕"/>
               </w:rPr>
-              <w:t>6건</w:t>
+              <w:t>7건</w:t>
             </w:r>
           </w:p>
         </w:tc>
@@ -11220,7 +11220,7 @@
                 <w:sz w:val="18"/>
                 <w:rFonts w:eastAsia="맑은 고딕"/>
               </w:rPr>
-              <w:t>6건</w:t>
+              <w:t>7건</w:t>
             </w:r>
           </w:p>
         </w:tc>
